--- a/Projektbericht/Bericht_FuE_RoboterTetris_V06.docx
+++ b/Projektbericht/Bericht_FuE_RoboterTetris_V06.docx
@@ -480,6 +480,93 @@
     <w:p>
       <w:pPr>
         <w:spacing w:after="0" w:line="240" w:lineRule="auto"/>
+        <w:jc w:val="center"/>
+        <w:textAlignment w:val="baseline"/>
+        <w:rPr>
+          <w:rFonts w:eastAsia="Times New Roman" w:cstheme="minorHAnsi"/>
+          <w:b/>
+          <w:bCs/>
+          <w:kern w:val="0"/>
+          <w:szCs w:val="24"/>
+          <w:lang w:val="de-DE" w:eastAsia="de-DE"/>
+          <w14:ligatures w14:val="none"/>
+        </w:rPr>
+      </w:pPr>
+    </w:p>
+    <w:p>
+      <w:pPr>
+        <w:spacing w:after="0" w:line="240" w:lineRule="auto"/>
+        <w:jc w:val="center"/>
+        <w:textAlignment w:val="baseline"/>
+        <w:rPr>
+          <w:rFonts w:eastAsia="Times New Roman" w:cstheme="minorHAnsi"/>
+          <w:b/>
+          <w:bCs/>
+          <w:kern w:val="0"/>
+          <w:szCs w:val="24"/>
+          <w:lang w:val="de-DE" w:eastAsia="de-DE"/>
+          <w14:ligatures w14:val="none"/>
+        </w:rPr>
+      </w:pPr>
+      <w:r>
+        <w:rPr>
+          <w:rFonts w:eastAsia="Times New Roman" w:cstheme="minorHAnsi"/>
+          <w:b/>
+          <w:bCs/>
+          <w:kern w:val="0"/>
+          <w:szCs w:val="24"/>
+          <w:lang w:val="de-DE" w:eastAsia="de-DE"/>
+          <w14:ligatures w14:val="none"/>
+        </w:rPr>
+        <w:t xml:space="preserve">Betreuer: </w:t>
+      </w:r>
+      <w:r>
+        <w:rPr>
+          <w:rFonts w:eastAsia="Times New Roman" w:cstheme="minorHAnsi"/>
+          <w:kern w:val="0"/>
+          <w:szCs w:val="24"/>
+          <w:lang w:val="de-DE" w:eastAsia="de-DE"/>
+          <w14:ligatures w14:val="none"/>
+        </w:rPr>
+        <w:t>Prof. Björn Hein</w:t>
+      </w:r>
+      <w:r>
+        <w:rPr>
+          <w:rFonts w:eastAsia="Times New Roman" w:cstheme="minorHAnsi"/>
+          <w:kern w:val="0"/>
+          <w:szCs w:val="24"/>
+          <w:lang w:val="de-DE" w:eastAsia="de-DE"/>
+          <w14:ligatures w14:val="none"/>
+        </w:rPr>
+        <w:t xml:space="preserve">; </w:t>
+      </w:r>
+      <w:hyperlink r:id="rId9" w:history="1">
+        <w:r>
+          <w:rPr>
+            <w:rStyle w:val="Hyperlink"/>
+            <w:rFonts w:eastAsia="Times New Roman" w:cstheme="minorHAnsi"/>
+            <w:kern w:val="0"/>
+            <w:szCs w:val="24"/>
+            <w:lang w:val="de-DE" w:eastAsia="de-DE"/>
+            <w14:ligatures w14:val="none"/>
+          </w:rPr>
+          <w:t>bjoern.hein@h-ka.de</w:t>
+        </w:r>
+      </w:hyperlink>
+      <w:r>
+        <w:rPr>
+          <w:rFonts w:eastAsia="Times New Roman" w:cstheme="minorHAnsi"/>
+          <w:kern w:val="0"/>
+          <w:szCs w:val="24"/>
+          <w:lang w:val="de-DE" w:eastAsia="de-DE"/>
+          <w14:ligatures w14:val="none"/>
+        </w:rPr>
+        <w:t xml:space="preserve"> </w:t>
+      </w:r>
+    </w:p>
+    <w:p>
+      <w:pPr>
+        <w:spacing w:after="0" w:line="240" w:lineRule="auto"/>
         <w:jc w:val="left"/>
         <w:textAlignment w:val="baseline"/>
         <w:rPr>
@@ -641,7 +728,7 @@
         </w:rPr>
         <w:t>.-Nr. 67328; </w:t>
       </w:r>
-      <w:hyperlink r:id="rId9" w:tgtFrame="_blank" w:history="1">
+      <w:hyperlink r:id="rId10" w:tgtFrame="_blank" w:history="1">
         <w:r>
           <w:rPr>
             <w:rStyle w:val="Hyperlink"/>
@@ -737,7 +824,7 @@
         </w:rPr>
         <w:t xml:space="preserve"> </w:t>
       </w:r>
-      <w:hyperlink r:id="rId10" w:history="1">
+      <w:hyperlink r:id="rId11" w:history="1">
         <w:r>
           <w:rPr>
             <w:rStyle w:val="Hyperlink"/>
@@ -816,7 +903,7 @@
         </w:rPr>
         <w:t>; </w:t>
       </w:r>
-      <w:hyperlink r:id="rId11" w:history="1">
+      <w:hyperlink r:id="rId12" w:history="1">
         <w:r>
           <w:rPr>
             <w:rStyle w:val="Hyperlink"/>
@@ -1211,6 +1298,7 @@
           <w:docPartUnique/>
         </w:docPartObj>
       </w:sdtPr>
+      <w:sdtEndPr/>
       <w:sdtContent>
         <w:p>
           <w:pPr>
@@ -7165,7 +7253,13 @@
         <w:rPr>
           <w:lang w:val="de-DE"/>
         </w:rPr>
-        <w:t>Neben dem Greifvorgang soll das System die Klötze nach Form und Farbe kategorisieren. Die Kategorisierung dient der flexiblen Objektbeschreibung, nicht einer Ablageaufgabe. Sie soll die Übertragbarkeit des Konzepts auf weitere vergleichbare Anwendungsfälle ermöglichen. Befinden sich mehrere Klötze gleichzeitig auf dem Förderband, soll das System selbstständig einen noch erreichbaren Klotz auswählen. Klötze, die innerhalb des verbleibenden Arbeitsbereichs nicht sicher erreichbar sind, werden nicht mehr als Ziel verfolgt.</w:t>
+        <w:t>Neben dem Greifvorgang soll das System die Klötze nach Form und Farbe kategorisieren. Die Kategorisierung dient der flexiblen Objektbeschreibung, nicht einer Ablageaufgabe. Sie soll die Übertragbarkeit des Konzepts auf weitere vergleichbare Anwendungsfälle ermöglichen. Befinden sich mehrere Klötze gleichzeitig auf dem Förderband, soll das System selbstständig einen noch erreichbaren Klotz auswählen. Klötze, die innerhalb des verbleibenden Arbeitsbereichs nicht sicher erreichbar sind, werden nicht mehr als Z</w:t>
+      </w:r>
+      <w:r>
+        <w:rPr>
+          <w:lang w:val="de-DE"/>
+        </w:rPr>
+        <w:t>iel verfolgt.</w:t>
       </w:r>
     </w:p>
     <w:p>
@@ -7372,10 +7466,14 @@
           <w:rFonts w:asciiTheme="majorHAnsi" w:eastAsiaTheme="majorEastAsia" w:hAnsiTheme="majorHAnsi" w:cstheme="majorBidi"/>
           <w:sz w:val="40"/>
           <w:szCs w:val="40"/>
+          <w:lang w:val="de-DE"/>
         </w:rPr>
       </w:pPr>
       <w:bookmarkStart w:id="14" w:name="ch_2"/>
       <w:r>
+        <w:rPr>
+          <w:lang w:val="de-DE"/>
+        </w:rPr>
         <w:br w:type="page"/>
       </w:r>
     </w:p>
@@ -7598,7 +7696,13 @@
         <w:rPr>
           <w:lang w:val="de-DE"/>
         </w:rPr>
-        <w:t>Die nutzbare gerade Förderstrecke beträgt ungefähr 1,50 m bei einer Breite von etwa 0,80 m. Das Förderband ist physisch etwas länger. Die gekrümmten Bereiche über den Bandrollen stehen jedoch nicht als Greifbereich zur Verfügung. Die Bandkanten liegen im globalen System ungefähr bei x = -1,275 m und x = -0,480 m. Der für das Greifen nutzbare rechteckige Bereich reicht von x = -1,000 m bis -0,530 m sowie von y = -0,320 m bis 0,445 m. Er wird in der Draufsicht als Arbeitsbereich dargestellt. Der festgelegte Arbeitsraum des Flansches erweitert diesen Bereich für die Ablage der Objekte auf x = -1,000 m bis -0,300 m und y = -0,320 m bis 0,480 m.</w:t>
+        <w:t>Die nutzbare gerade Förderstrecke beträgt ungefähr 1,50 m bei einer Breite von etwa 0,80 m. Das Förderband ist physisch etwas länger. Die gekrümmten Bereiche über den Bandrollen stehen jedoch nicht als Greifbereich zur Verfügung. Die Bandkanten liegen im globalen System ungefähr bei x = -1,275 m und x = -0,480 m. Der für das Greifen nutzbare rechteckige Bereich reicht von x = -1,000 m bis -0,530 m sowie von y = -0,320 m bis 0,445 m. Er wird in der Draufsicht als Arbeitsbereich dargestellt. Der festgelegte A</w:t>
+      </w:r>
+      <w:r>
+        <w:rPr>
+          <w:lang w:val="de-DE"/>
+        </w:rPr>
+        <w:t>rbeitsraum des Flansches erweitert diesen Bereich für die Ablage der Objekte auf x = -1,000 m bis -0,300 m und y = -0,320 m bis 0,480 m.</w:t>
       </w:r>
     </w:p>
     <w:p>
@@ -7628,66 +7732,6 @@
             <wp:extent cx="4199466" cy="3149600"/>
             <wp:effectExtent l="0" t="0" r="0" b="0"/>
             <wp:docPr id="755115071" name="Picture 755115071"/>
-            <wp:cNvGraphicFramePr>
-              <a:graphicFrameLocks xmlns:a="http://schemas.openxmlformats.org/drawingml/2006/main" noChangeAspect="1"/>
-            </wp:cNvGraphicFramePr>
-            <a:graphic xmlns:a="http://schemas.openxmlformats.org/drawingml/2006/main">
-              <a:graphicData uri="http://schemas.openxmlformats.org/drawingml/2006/picture">
-                <pic:pic xmlns:pic="http://schemas.openxmlformats.org/drawingml/2006/picture">
-                  <pic:nvPicPr>
-                    <pic:cNvPr id="0" name="image.jpg"/>
-                    <pic:cNvPicPr/>
-                  </pic:nvPicPr>
-                  <pic:blipFill>
-                    <a:blip r:embed="rId12"/>
-                    <a:stretch>
-                      <a:fillRect/>
-                    </a:stretch>
-                  </pic:blipFill>
-                  <pic:spPr>
-                    <a:xfrm>
-                      <a:off x="0" y="0"/>
-                      <a:ext cx="4204909" cy="3153682"/>
-                    </a:xfrm>
-                    <a:prstGeom prst="rect">
-                      <a:avLst/>
-                    </a:prstGeom>
-                  </pic:spPr>
-                </pic:pic>
-              </a:graphicData>
-            </a:graphic>
-          </wp:inline>
-        </w:drawing>
-      </w:r>
-    </w:p>
-    <w:p>
-      <w:pPr>
-        <w:pStyle w:val="Beschriftung"/>
-        <w:jc w:val="center"/>
-        <w:rPr>
-          <w:lang w:val="de-DE"/>
-        </w:rPr>
-      </w:pPr>
-      <w:r>
-        <w:rPr>
-          <w:lang w:val="de-DE"/>
-        </w:rPr>
-        <w:t>Abbildung 1: Versuchsaufbau mit Förderband, UR10e und Ablagekiste.</w:t>
-      </w:r>
-    </w:p>
-    <w:p>
-      <w:pPr>
-        <w:jc w:val="center"/>
-      </w:pPr>
-      <w:r>
-        <w:rPr>
-          <w:noProof/>
-        </w:rPr>
-        <w:drawing>
-          <wp:inline distT="0" distB="0" distL="0" distR="0" wp14:anchorId="08B3CCBA" wp14:editId="5C5E885C">
-            <wp:extent cx="4121150" cy="3090863"/>
-            <wp:effectExtent l="0" t="0" r="0" b="0"/>
-            <wp:docPr id="755115072" name="Picture 755115072"/>
             <wp:cNvGraphicFramePr>
               <a:graphicFrameLocks xmlns:a="http://schemas.openxmlformats.org/drawingml/2006/main" noChangeAspect="1"/>
             </wp:cNvGraphicFramePr>
@@ -7707,6 +7751,66 @@
                   <pic:spPr>
                     <a:xfrm>
                       <a:off x="0" y="0"/>
+                      <a:ext cx="4204909" cy="3153682"/>
+                    </a:xfrm>
+                    <a:prstGeom prst="rect">
+                      <a:avLst/>
+                    </a:prstGeom>
+                  </pic:spPr>
+                </pic:pic>
+              </a:graphicData>
+            </a:graphic>
+          </wp:inline>
+        </w:drawing>
+      </w:r>
+    </w:p>
+    <w:p>
+      <w:pPr>
+        <w:pStyle w:val="Beschriftung"/>
+        <w:jc w:val="center"/>
+        <w:rPr>
+          <w:lang w:val="de-DE"/>
+        </w:rPr>
+      </w:pPr>
+      <w:r>
+        <w:rPr>
+          <w:lang w:val="de-DE"/>
+        </w:rPr>
+        <w:t>Abbildung 1: Versuchsaufbau mit Förderband, UR10e und Ablagekiste.</w:t>
+      </w:r>
+    </w:p>
+    <w:p>
+      <w:pPr>
+        <w:jc w:val="center"/>
+      </w:pPr>
+      <w:r>
+        <w:rPr>
+          <w:noProof/>
+        </w:rPr>
+        <w:drawing>
+          <wp:inline distT="0" distB="0" distL="0" distR="0" wp14:anchorId="08B3CCBA" wp14:editId="5C5E885C">
+            <wp:extent cx="4121150" cy="3090863"/>
+            <wp:effectExtent l="0" t="0" r="0" b="0"/>
+            <wp:docPr id="755115072" name="Picture 755115072"/>
+            <wp:cNvGraphicFramePr>
+              <a:graphicFrameLocks xmlns:a="http://schemas.openxmlformats.org/drawingml/2006/main" noChangeAspect="1"/>
+            </wp:cNvGraphicFramePr>
+            <a:graphic xmlns:a="http://schemas.openxmlformats.org/drawingml/2006/main">
+              <a:graphicData uri="http://schemas.openxmlformats.org/drawingml/2006/picture">
+                <pic:pic xmlns:pic="http://schemas.openxmlformats.org/drawingml/2006/picture">
+                  <pic:nvPicPr>
+                    <pic:cNvPr id="0" name="image.jpg"/>
+                    <pic:cNvPicPr/>
+                  </pic:nvPicPr>
+                  <pic:blipFill>
+                    <a:blip r:embed="rId14"/>
+                    <a:stretch>
+                      <a:fillRect/>
+                    </a:stretch>
+                  </pic:blipFill>
+                  <pic:spPr>
+                    <a:xfrm>
+                      <a:off x="0" y="0"/>
                       <a:ext cx="4126152" cy="3094614"/>
                     </a:xfrm>
                     <a:prstGeom prst="rect">
@@ -7740,6 +7844,9 @@
         <w:jc w:val="center"/>
       </w:pPr>
       <w:r>
+        <w:rPr>
+          <w:noProof/>
+        </w:rPr>
         <w:lastRenderedPageBreak/>
         <w:drawing>
           <wp:inline distT="0" distB="0" distL="0" distR="0" wp14:anchorId="4F8A2E1A" wp14:editId="503E0681">
@@ -7757,7 +7864,7 @@
                     <pic:cNvPicPr/>
                   </pic:nvPicPr>
                   <pic:blipFill>
-                    <a:blip r:embed="rId14"/>
+                    <a:blip r:embed="rId15"/>
                     <a:stretch>
                       <a:fillRect/>
                     </a:stretch>
@@ -7866,6 +7973,9 @@
         <w:jc w:val="center"/>
       </w:pPr>
       <w:r>
+        <w:rPr>
+          <w:noProof/>
+        </w:rPr>
         <w:lastRenderedPageBreak/>
         <w:drawing>
           <wp:inline distT="0" distB="0" distL="0" distR="0" wp14:anchorId="5143271B" wp14:editId="337E74F1">
@@ -7883,7 +7993,7 @@
                     <pic:cNvPicPr/>
                   </pic:nvPicPr>
                   <pic:blipFill>
-                    <a:blip r:embed="rId15"/>
+                    <a:blip r:embed="rId16"/>
                     <a:stretch>
                       <a:fillRect/>
                     </a:stretch>
@@ -7975,7 +8085,13 @@
         <w:rPr>
           <w:lang w:val="de-DE"/>
         </w:rPr>
-        <w:t>Der UR10e ist für kollaborative Anwendungen ausgelegt. Seine Sicherheitsfunktionen können unter anderem Grenzen für Geschwindigkeit, Kraft, Impuls und Leistung überwachen. Wird eine konfigurierte Grenze überschritten oder ein Sicherheitsfehler erkannt, wird die Roboterbewegung sicher unterbrochen [7]. Ob der Aufbau ohne trennende Schutzeinrichtung betrieben werden darf, ergibt sich jedoch erst aus der Risikobeurteilung des gesamten Systems. Dabei müssen insbesondere Greifer, Klötze, Bewegungen und Quetschstellen berücksichtigt werden. Der Endeffektor ist nicht automatisch durch die Sicherheitsfunktionen des Roboterarms abgedeckt [8].</w:t>
+        <w:t>Der UR10e ist für kollaborative Anwendungen ausgelegt. Seine Sicherheitsfunktionen können unter anderem Grenzen für Geschwindigkeit, Kraft, Impuls und Leistung überwachen. Wird eine konfigurierte Grenze überschritten oder ein Sicherheitsfehler erkannt, wird die Roboterbewegung sicher unterbrochen [7]. Ob der Aufbau ohne trennende Schutzeinrichtung betrieben werden darf, ergibt sich jedoch erst aus der Risikobeurteilung des gesamten Systems. Dabei müssen insbesondere Greifer, Klötze, Bewegungen und Quetschst</w:t>
+      </w:r>
+      <w:r>
+        <w:rPr>
+          <w:lang w:val="de-DE"/>
+        </w:rPr>
+        <w:t>ellen berücksichtigt werden. Der Endeffektor ist nicht automatisch durch die Sicherheitsfunktionen des Roboterarms abgedeckt [8].</w:t>
       </w:r>
       <w:r>
         <w:rPr>
@@ -8041,7 +8157,15 @@
       </w:r>
       <w:proofErr w:type="spellEnd"/>
       <w:r>
-        <w:t xml:space="preserve"> Greifers zeigt Abbildung 5 [9].</w:t>
+        <w:t xml:space="preserve"> </w:t>
+      </w:r>
+      <w:proofErr w:type="spellStart"/>
+      <w:r>
+        <w:t>Greifers</w:t>
+      </w:r>
+      <w:proofErr w:type="spellEnd"/>
+      <w:r>
+        <w:t xml:space="preserve"> zeigt Abbildung 5 [9].</w:t>
       </w:r>
     </w:p>
     <w:p>
@@ -8058,620 +8182,6 @@
             <wp:extent cx="5580000" cy="5083117"/>
             <wp:effectExtent l="0" t="0" r="0" b="0"/>
             <wp:docPr id="755115075" name="Picture 755115075"/>
-            <wp:cNvGraphicFramePr>
-              <a:graphicFrameLocks xmlns:a="http://schemas.openxmlformats.org/drawingml/2006/main" noChangeAspect="1"/>
-            </wp:cNvGraphicFramePr>
-            <a:graphic xmlns:a="http://schemas.openxmlformats.org/drawingml/2006/main">
-              <a:graphicData uri="http://schemas.openxmlformats.org/drawingml/2006/picture">
-                <pic:pic xmlns:pic="http://schemas.openxmlformats.org/drawingml/2006/picture">
-                  <pic:nvPicPr>
-                    <pic:cNvPr id="0" name="image.png"/>
-                    <pic:cNvPicPr/>
-                  </pic:nvPicPr>
-                  <pic:blipFill>
-                    <a:blip r:embed="rId16"/>
-                    <a:stretch>
-                      <a:fillRect/>
-                    </a:stretch>
-                  </pic:blipFill>
-                  <pic:spPr>
-                    <a:xfrm>
-                      <a:off x="0" y="0"/>
-                      <a:ext cx="5580000" cy="5083117"/>
-                    </a:xfrm>
-                    <a:prstGeom prst="rect">
-                      <a:avLst/>
-                    </a:prstGeom>
-                  </pic:spPr>
-                </pic:pic>
-              </a:graphicData>
-            </a:graphic>
-          </wp:inline>
-        </w:drawing>
-      </w:r>
-    </w:p>
-    <w:p>
-      <w:pPr>
-        <w:pStyle w:val="Beschriftung"/>
-        <w:jc w:val="center"/>
-        <w:rPr>
-          <w:lang w:val="de-DE"/>
-        </w:rPr>
-      </w:pPr>
-      <w:r>
-        <w:rPr>
-          <w:lang w:val="de-DE"/>
-        </w:rPr>
-        <w:t>Abbildung 5: Herstellerabmessungen des geöffneten Robotiq-2F-140-Greifers (Quelle: [9]).</w:t>
-      </w:r>
-    </w:p>
-    <w:p>
-      <w:pPr>
-        <w:rPr>
-          <w:lang w:val="de-DE"/>
-        </w:rPr>
-      </w:pPr>
-      <w:r>
-        <w:rPr>
-          <w:lang w:val="de-DE"/>
-        </w:rPr>
-        <w:t>Jeder Finger besteht aus zwei starren Abschnitten. Diese Abschnitte werden Phalangen genannt und sind über ein Gelenk verbunden. Ein einziger Antrieb bewegt beide Finger. Der Greifer besitzt damit weniger Antriebe als Gelenke. Beim Schließen drehen sich die Phalangen um ihre Gelenke. Die Greifflächen folgen deshalb einer gekrümmten Bahn und nicht einer geraden parallelen Bewegung. Abhängig von Geometrie und Lage des Klotzes entsteht ein paralleler oder umschließender Griff [10].</w:t>
-      </w:r>
-    </w:p>
-    <w:p>
-      <w:pPr>
-        <w:rPr>
-          <w:lang w:val="de-DE"/>
-        </w:rPr>
-      </w:pPr>
-      <w:r>
-        <w:rPr>
-          <w:lang w:val="de-DE"/>
-        </w:rPr>
-        <w:t>Ein Klotz kann deshalb an seinen Seiten nicht beliebig tief gegriffen werden. Bei einem zu tiefen seitlichen Eingriff würden die Phalangen beim Schließen mit der Oberseite des Klotzes kollidieren. Die Greiftiefe ist somit durch die Fingergeometrie begrenzt. Außerdem verändert sich die räumliche Höhe des Greifers zwischen offenem und geschlossenem Zustand. Der zulässige Arbeitsraum und die Greifhöhe müssen diese Zustandsänderung berücksichtigen.</w:t>
-      </w:r>
-    </w:p>
-    <w:p>
-      <w:pPr>
-        <w:rPr>
-          <w:lang w:val="de-DE"/>
-        </w:rPr>
-      </w:pPr>
-      <w:r>
-        <w:rPr>
-          <w:lang w:val="de-DE"/>
-        </w:rPr>
-        <w:t xml:space="preserve">Schließgeschwindigkeit und Schließkraft sind einstellbar. Der Kraftwert begrenzt den maximalen Motorstrom und damit die beim Schließen verfügbare Greifkraft. Treffen die Finger auf einen Widerstand und wird diese Grenze erreicht, hält der Greifer an. Sein Gerätestatus meldet den Kontakt als erkannte Objektaufnahme. Bei geeigneter Kraftkonfiguration kann die </w:t>
-      </w:r>
-      <w:r>
-        <w:rPr>
-          <w:lang w:val="de-DE"/>
-        </w:rPr>
-        <w:lastRenderedPageBreak/>
-        <w:t>integrierte Nachgreiffunktion einen späteren Objektverlust erkennen und die Finger weiter schließen [10].</w:t>
-      </w:r>
-    </w:p>
-    <w:p>
-      <w:pPr>
-        <w:rPr>
-          <w:lang w:val="de-DE"/>
-        </w:rPr>
-      </w:pPr>
-      <w:r>
-        <w:rPr>
-          <w:lang w:val="de-DE"/>
-        </w:rPr>
-        <w:t>Die tatsächlich nutzbare Öffnungsweite wurde am aufgebauten System mit 127 mm gemessen. An den Fingerendgliedern sind 3D-gedruckte Aufsätze mit Gummi-</w:t>
-      </w:r>
-      <w:proofErr w:type="spellStart"/>
-      <w:r>
-        <w:rPr>
-          <w:lang w:val="de-DE"/>
-        </w:rPr>
-        <w:t>Grippmatten</w:t>
-      </w:r>
-      <w:proofErr w:type="spellEnd"/>
-      <w:r>
-        <w:rPr>
-          <w:lang w:val="de-DE"/>
-        </w:rPr>
-        <w:t xml:space="preserve"> montiert. Die Greiffläche jeder Matte beträgt 20 mm × 15 mm.</w:t>
-      </w:r>
-    </w:p>
-    <w:p>
-      <w:pPr>
-        <w:rPr>
-          <w:lang w:val="de-DE"/>
-        </w:rPr>
-      </w:pPr>
-      <w:r>
-        <w:rPr>
-          <w:lang w:val="de-DE"/>
-        </w:rPr>
-        <w:t>Vor dem Betrieb wird der Öffnungsbereich des Greifers kalibriert. Dadurch ist die Öffnungsweite im aufgebauten System als Millimeterwert verfügbar. Der Greifer ist über USB mit dem Rechner verbunden. Er wird damit extern angesteuert und nicht über die direkte Roboteransteuerung bedient.</w:t>
-      </w:r>
-      <w:r>
-        <w:rPr>
-          <w:lang w:val="de-DE"/>
-        </w:rPr>
-        <w:t xml:space="preserve"> </w:t>
-      </w:r>
-    </w:p>
-    <w:p>
-      <w:pPr>
-        <w:rPr>
-          <w:lang w:val="de-DE"/>
-        </w:rPr>
-      </w:pPr>
-    </w:p>
-    <w:p>
-      <w:pPr>
-        <w:pStyle w:val="berschrift3"/>
-      </w:pPr>
-      <w:bookmarkStart w:id="24" w:name="ch_2_1_4"/>
-      <w:bookmarkStart w:id="25" w:name="_Toc241704879"/>
-      <w:proofErr w:type="spellStart"/>
-      <w:r>
-        <w:t>Förderband</w:t>
-      </w:r>
-      <w:proofErr w:type="spellEnd"/>
-      <w:r>
-        <w:t xml:space="preserve"> und </w:t>
-      </w:r>
-      <w:proofErr w:type="spellStart"/>
-      <w:r>
-        <w:t>Klötze</w:t>
-      </w:r>
-      <w:bookmarkEnd w:id="24"/>
-      <w:bookmarkEnd w:id="25"/>
-      <w:proofErr w:type="spellEnd"/>
-    </w:p>
-    <w:p>
-      <w:pPr>
-        <w:rPr>
-          <w:lang w:val="de-DE"/>
-        </w:rPr>
-      </w:pPr>
-      <w:r>
-        <w:rPr>
-          <w:lang w:val="de-DE"/>
-        </w:rPr>
-        <w:t>Das Förderband führt die Klötze vom manuellen Auflagepunkt am Bandanfang durch den Erfassungsbereich der Basiskamera zur Greifzone. Die Geschwindigkeit bleibt während eines Versuchs konstant. Vor Versuchsbeginn können verschiedene Geschwindigkeitsstufen eingestellt werden. Eine Stoppuhrmessung der niedrigsten Einstellung, Stufe 1, ergab Werte zwischen 125 mm/s und 133 mm/s [11]. Die gemessene Geschwindigkeit dient später als Gegenprobe für die aus den Bilddaten geschätzte Bandgeschwindigkeit.</w:t>
-      </w:r>
-    </w:p>
-    <w:p>
-      <w:pPr>
-        <w:rPr>
-          <w:lang w:val="de-DE"/>
-        </w:rPr>
-      </w:pPr>
-      <w:r>
-        <w:rPr>
-          <w:lang w:val="de-DE"/>
-        </w:rPr>
-        <w:t>Für die Versuche wurden ausschließlich quaderförmige, 3D-gedruckte Klötze verwendet. Der am häufigsten verwendete flache Klotz besitzt die Abmessungen 25 mm × 50 mm × 75 mm. Daneben kamen ein großer Quader mit 100 mm × 50 mm × 50 mm sowie Würfel mit einer Kantenlänge von 50 mm zum Einsatz. Die Klötze sind rot, blau, weiß oder schwarz. Ihre Oberseiten sind überwiegend matt, während einzelne Seitenflächen stärker reflektieren [11].</w:t>
-      </w:r>
-    </w:p>
-    <w:p>
-      <w:pPr>
-        <w:rPr>
-          <w:lang w:val="de-DE"/>
-        </w:rPr>
-      </w:pPr>
-      <w:r>
-        <w:rPr>
-          <w:lang w:val="de-DE"/>
-        </w:rPr>
-        <w:t>Die Klötze können stehend, liegend, flach oder gedreht auf dem Band liegen. Runde Klötze wurden bewusst ausgeschlossen. Ihre Orientierung lässt sich mit dem gewählten Ansatz nicht eindeutig erfassen und ist für den vorgesehenen Greifablauf nicht erforderlich. Die verwendeten Geometrien begrenzen den Funktionsnachweis damit auf quaderförmige Objekte.</w:t>
-      </w:r>
-      <w:r>
-        <w:rPr>
-          <w:lang w:val="de-DE"/>
-        </w:rPr>
-        <w:t xml:space="preserve"> </w:t>
-      </w:r>
-    </w:p>
-    <w:p>
-      <w:pPr>
-        <w:rPr>
-          <w:lang w:val="de-DE"/>
-        </w:rPr>
-      </w:pPr>
-    </w:p>
-    <w:p>
-      <w:pPr>
-        <w:pStyle w:val="berschrift3"/>
-      </w:pPr>
-      <w:bookmarkStart w:id="26" w:name="ch_2_1_5"/>
-      <w:bookmarkStart w:id="27" w:name="_Toc241704880"/>
-      <w:r>
-        <w:t>Basiskamera</w:t>
-      </w:r>
-      <w:bookmarkEnd w:id="26"/>
-      <w:bookmarkEnd w:id="27"/>
-    </w:p>
-    <w:p>
-      <w:pPr>
-        <w:rPr>
-          <w:lang w:val="de-DE"/>
-        </w:rPr>
-      </w:pPr>
-      <w:r>
-        <w:rPr>
-          <w:lang w:val="de-DE"/>
-        </w:rPr>
-        <w:t>Die Basiskamera ist die zentrale Sensorik des finalen Greifablaufs. Die L515 liefert ein RGB-Bild mit 1.280 × 720 Pixel bei 15 Hz und ein Tiefenbild mit 640 × 480 Pixel bei 30 Hz. Die unterschiedliche Rate ergibt sich aus dem verwendeten Tiefenprofil der L515 [12].</w:t>
-      </w:r>
-    </w:p>
-    <w:p>
-      <w:pPr>
-        <w:rPr>
-          <w:lang w:val="de-DE"/>
-        </w:rPr>
-      </w:pPr>
-      <w:r>
-        <w:rPr>
-          <w:lang w:val="de-DE"/>
-        </w:rPr>
-        <w:t xml:space="preserve">Der sichtbare Bandbereich reicht im Bezugssystem </w:t>
-      </w:r>
-      <w:proofErr w:type="spellStart"/>
-      <w:r>
-        <w:rPr>
-          <w:lang w:val="de-DE"/>
-        </w:rPr>
-        <w:t>world</w:t>
-      </w:r>
-      <w:proofErr w:type="spellEnd"/>
-      <w:r>
-        <w:rPr>
-          <w:lang w:val="de-DE"/>
-        </w:rPr>
-        <w:t xml:space="preserve"> ungefähr von y = +1,03 m bis y = +0,46 m. Die Greifzone beginnt unmittelbar hinter diesem Bildbereich. Der Roboter und sein Greifer verdecken die Kamera damit während des Greifvorgangs nicht. Die weitere Führung eines erkannten Klotzes bis zur Greifzone wird erst im Kapitel zum Greifkonzept beschrieben.</w:t>
-      </w:r>
-    </w:p>
-    <w:p>
-      <w:r>
-        <w:rPr>
-          <w:lang w:val="de-DE"/>
-        </w:rPr>
-        <w:t xml:space="preserve">Das Gestell der Kamera ist nicht ausreichend steif, um ihre Lage nach Änderungen am Aufbau dauerhaft als unveränderlich anzunehmen. Bereits kleine Lageänderungen beeinflussen die </w:t>
-      </w:r>
-      <w:r>
-        <w:rPr>
-          <w:lang w:val="de-DE"/>
-        </w:rPr>
-        <w:lastRenderedPageBreak/>
-        <w:t xml:space="preserve">Umrechnung der Kameramessung in das Bezugssystem </w:t>
-      </w:r>
-      <w:proofErr w:type="spellStart"/>
-      <w:r>
-        <w:rPr>
-          <w:lang w:val="de-DE"/>
-        </w:rPr>
-        <w:t>world</w:t>
-      </w:r>
-      <w:proofErr w:type="spellEnd"/>
-      <w:r>
-        <w:rPr>
-          <w:lang w:val="de-DE"/>
-        </w:rPr>
-        <w:t xml:space="preserve">. Deshalb ist ein einfach ausführbares und wiederholbares Kalibrierverfahren für den Aufbau erforderlich. </w:t>
-      </w:r>
-      <w:r>
-        <w:t xml:space="preserve">Das </w:t>
-      </w:r>
-      <w:proofErr w:type="spellStart"/>
-      <w:r>
-        <w:t>Kalibrierverfahren</w:t>
-      </w:r>
-      <w:proofErr w:type="spellEnd"/>
-      <w:r>
-        <w:t xml:space="preserve"> </w:t>
-      </w:r>
-      <w:proofErr w:type="spellStart"/>
-      <w:r>
-        <w:t>selbst</w:t>
-      </w:r>
-      <w:proofErr w:type="spellEnd"/>
-      <w:r>
-        <w:t xml:space="preserve"> </w:t>
-      </w:r>
-      <w:proofErr w:type="spellStart"/>
-      <w:r>
-        <w:t>wird</w:t>
-      </w:r>
-      <w:proofErr w:type="spellEnd"/>
-      <w:r>
-        <w:t xml:space="preserve"> in </w:t>
-      </w:r>
-      <w:proofErr w:type="spellStart"/>
-      <w:r>
-        <w:t>Kapitel</w:t>
-      </w:r>
-      <w:proofErr w:type="spellEnd"/>
-      <w:r>
-        <w:t xml:space="preserve"> 4 </w:t>
-      </w:r>
-      <w:proofErr w:type="spellStart"/>
-      <w:r>
-        <w:t>erläutert</w:t>
-      </w:r>
-      <w:proofErr w:type="spellEnd"/>
-      <w:r>
-        <w:t xml:space="preserve"> [12].</w:t>
-      </w:r>
-      <w:r>
-        <w:t xml:space="preserve"> </w:t>
-      </w:r>
-    </w:p>
-    <w:p/>
-    <w:p>
-      <w:pPr>
-        <w:pStyle w:val="berschrift3"/>
-      </w:pPr>
-      <w:bookmarkStart w:id="28" w:name="ch_2_1_6"/>
-      <w:bookmarkStart w:id="29" w:name="_Toc241704881"/>
-      <w:r>
-        <w:t>Roboterkamera</w:t>
-      </w:r>
-      <w:bookmarkEnd w:id="28"/>
-      <w:bookmarkEnd w:id="29"/>
-    </w:p>
-    <w:p>
-      <w:pPr>
-        <w:rPr>
-          <w:lang w:val="de-DE"/>
-        </w:rPr>
-      </w:pPr>
-      <w:r>
-        <w:rPr>
-          <w:lang w:val="de-DE"/>
-        </w:rPr>
-        <w:t xml:space="preserve">Die in Abschnitt </w:t>
-      </w:r>
-      <w:r>
-        <w:fldChar w:fldCharType="begin"/>
-      </w:r>
-      <w:r>
-        <w:rPr>
-          <w:lang w:val="de-DE"/>
-        </w:rPr>
-        <w:instrText xml:space="preserve"> REF ch_2_1_1 \n \h </w:instrText>
-      </w:r>
-      <w:r>
-        <w:fldChar w:fldCharType="separate"/>
-      </w:r>
-      <w:r>
-        <w:rPr>
-          <w:lang w:val="de-DE"/>
-        </w:rPr>
-        <w:t>2.1.1</w:t>
-      </w:r>
-      <w:r>
-        <w:fldChar w:fldCharType="end"/>
-      </w:r>
-      <w:r>
-        <w:rPr>
-          <w:lang w:val="de-DE"/>
-        </w:rPr>
-        <w:t xml:space="preserve"> beschriebene Roboterkamera bewegt sich gemeinsam mit dem Flansch. Im finalen Greifablauf ist sie nicht in den aktiven Regelpfad eingebunden. Die Gründe für diese Entscheidung erläutert Abschnitt 3.1. Die für einen späteren Einsatz vorbereitete Kalibrierung der Roboterkamera beschreibt Abschnitt 4.3 [13].</w:t>
-      </w:r>
-      <w:r>
-        <w:rPr>
-          <w:lang w:val="de-DE"/>
-        </w:rPr>
-        <w:t xml:space="preserve"> </w:t>
-      </w:r>
-    </w:p>
-    <w:p>
-      <w:pPr>
-        <w:rPr>
-          <w:lang w:val="de-DE"/>
-        </w:rPr>
-      </w:pPr>
-    </w:p>
-    <w:p>
-      <w:pPr>
-        <w:pStyle w:val="berschrift2"/>
-      </w:pPr>
-      <w:bookmarkStart w:id="30" w:name="ch_2_2"/>
-      <w:bookmarkStart w:id="31" w:name="_Toc241704882"/>
-      <w:proofErr w:type="spellStart"/>
-      <w:r>
-        <w:t>Koordinatensysteme</w:t>
-      </w:r>
-      <w:proofErr w:type="spellEnd"/>
-      <w:r>
-        <w:t xml:space="preserve"> und </w:t>
-      </w:r>
-      <w:proofErr w:type="spellStart"/>
-      <w:r>
-        <w:t>Greifgeometrie</w:t>
-      </w:r>
-      <w:bookmarkEnd w:id="30"/>
-      <w:bookmarkEnd w:id="31"/>
-      <w:proofErr w:type="spellEnd"/>
-    </w:p>
-    <w:p>
-      <w:pPr>
-        <w:pStyle w:val="berschrift3"/>
-        <w:rPr>
-          <w:lang w:val="de-DE"/>
-        </w:rPr>
-      </w:pPr>
-      <w:bookmarkStart w:id="32" w:name="ch_2_2_1"/>
-      <w:bookmarkStart w:id="33" w:name="_Toc241704883"/>
-      <w:r>
-        <w:rPr>
-          <w:lang w:val="de-DE"/>
-        </w:rPr>
-        <w:t xml:space="preserve">Bezugssystem </w:t>
-      </w:r>
-      <w:proofErr w:type="spellStart"/>
-      <w:r>
-        <w:rPr>
-          <w:lang w:val="de-DE"/>
-        </w:rPr>
-        <w:t>world</w:t>
-      </w:r>
-      <w:proofErr w:type="spellEnd"/>
-      <w:r>
-        <w:rPr>
-          <w:lang w:val="de-DE"/>
-        </w:rPr>
-        <w:t>, Roboterbasis und Flansch ur_tool0</w:t>
-      </w:r>
-      <w:bookmarkEnd w:id="32"/>
-      <w:bookmarkEnd w:id="33"/>
-    </w:p>
-    <w:p>
-      <w:pPr>
-        <w:rPr>
-          <w:lang w:val="de-DE"/>
-        </w:rPr>
-      </w:pPr>
-      <w:r>
-        <w:rPr>
-          <w:lang w:val="de-DE"/>
-        </w:rPr>
-        <w:t xml:space="preserve">Alle Positionsangaben des Regelpfads beziehen sich auf das globale Bezugssystem </w:t>
-      </w:r>
-      <w:proofErr w:type="spellStart"/>
-      <w:r>
-        <w:rPr>
-          <w:lang w:val="de-DE"/>
-        </w:rPr>
-        <w:t>world</w:t>
-      </w:r>
-      <w:proofErr w:type="spellEnd"/>
-      <w:r>
-        <w:rPr>
-          <w:lang w:val="de-DE"/>
-        </w:rPr>
-        <w:t xml:space="preserve"> (Abschnitt </w:t>
-      </w:r>
-      <w:r>
-        <w:fldChar w:fldCharType="begin"/>
-      </w:r>
-      <w:r>
-        <w:rPr>
-          <w:lang w:val="de-DE"/>
-        </w:rPr>
-        <w:instrText xml:space="preserve"> REF ch_2_1_1 \n \h </w:instrText>
-      </w:r>
-      <w:r>
-        <w:fldChar w:fldCharType="separate"/>
-      </w:r>
-      <w:r>
-        <w:rPr>
-          <w:lang w:val="de-DE"/>
-        </w:rPr>
-        <w:t>2.1.1</w:t>
-      </w:r>
-      <w:r>
-        <w:fldChar w:fldCharType="end"/>
-      </w:r>
-      <w:r>
-        <w:rPr>
-          <w:lang w:val="de-DE"/>
-        </w:rPr>
-        <w:t xml:space="preserve">). Das System ist fest mit dem Roboter verbunden und bewegt sich nicht mit dem Förderband. Die Förderbewegung erfolgt im Aufbau näherungsweise in negative Y-Richtung von </w:t>
-      </w:r>
-      <w:proofErr w:type="spellStart"/>
-      <w:r>
-        <w:rPr>
-          <w:lang w:val="de-DE"/>
-        </w:rPr>
-        <w:t>world</w:t>
-      </w:r>
-      <w:proofErr w:type="spellEnd"/>
-      <w:r>
-        <w:rPr>
-          <w:lang w:val="de-DE"/>
-        </w:rPr>
-        <w:t>. Das Förderband liegt gemäß Abbildung 3 seitlich der Roboterbasis im Bereich negativer X-Koordinaten. Die Z-Achse zeigt nach oben. Die Bandoberfläche liegt bei z = 0,054 m [14].</w:t>
-      </w:r>
-    </w:p>
-    <w:p>
-      <w:pPr>
-        <w:rPr>
-          <w:lang w:val="de-DE"/>
-        </w:rPr>
-      </w:pPr>
-      <w:r>
-        <w:rPr>
-          <w:lang w:val="de-DE"/>
-        </w:rPr>
-        <w:t xml:space="preserve">Das Bezugssystem </w:t>
-      </w:r>
-      <w:proofErr w:type="spellStart"/>
-      <w:r>
-        <w:rPr>
-          <w:lang w:val="de-DE"/>
-        </w:rPr>
-        <w:t>conveyor_frame</w:t>
-      </w:r>
-      <w:proofErr w:type="spellEnd"/>
-      <w:r>
-        <w:rPr>
-          <w:lang w:val="de-DE"/>
-        </w:rPr>
-        <w:t xml:space="preserve"> aus Abschnitt </w:t>
-      </w:r>
-      <w:r>
-        <w:fldChar w:fldCharType="begin"/>
-      </w:r>
-      <w:r>
-        <w:rPr>
-          <w:lang w:val="de-DE"/>
-        </w:rPr>
-        <w:instrText xml:space="preserve"> REF ch_2_1_1 \n \h </w:instrText>
-      </w:r>
-      <w:r>
-        <w:fldChar w:fldCharType="separate"/>
-      </w:r>
-      <w:r>
-        <w:rPr>
-          <w:lang w:val="de-DE"/>
-        </w:rPr>
-        <w:t>2.1.1</w:t>
-      </w:r>
-      <w:r>
-        <w:fldChar w:fldCharType="end"/>
-      </w:r>
-      <w:r>
-        <w:rPr>
-          <w:lang w:val="de-DE"/>
-        </w:rPr>
-        <w:t xml:space="preserve"> wird im finalen Betrieb nicht verwendet. Dadurch entfällt im Regelpfad eine zusätzliche Umrechnung zwischen Band und Roboter.</w:t>
-      </w:r>
-      <w:r>
-        <w:rPr>
-          <w:lang w:val="de-DE"/>
-        </w:rPr>
-        <w:t xml:space="preserve"> </w:t>
-      </w:r>
-      <w:r>
-        <w:rPr>
-          <w:lang w:val="de-DE"/>
-        </w:rPr>
-        <w:t>Die Robotersteuerung liefert als geregelte Pose die Lage des Flansches ur_tool0. Sie ist von einem in der UR-Steuerung konfigurierten TCP zu unterscheiden. Die daraus folgende Lage des tatsächlichen Griffpunkts wird im nächsten Abschnitt bestimmt. Die räumliche Zuordnung von Roboterbasis, Flansch ur_tool0 und Griffpunkt zeigt Abbildung 6.</w:t>
-      </w:r>
-    </w:p>
-    <w:p>
-      <w:pPr>
-        <w:jc w:val="center"/>
-      </w:pPr>
-      <w:r>
-        <w:rPr>
-          <w:noProof/>
-        </w:rPr>
-        <w:drawing>
-          <wp:inline distT="0" distB="0" distL="0" distR="0" wp14:anchorId="46118D63" wp14:editId="2A69F6E4">
-            <wp:extent cx="5580000" cy="2703392"/>
-            <wp:effectExtent l="0" t="0" r="0" b="0"/>
-            <wp:docPr id="755115076" name="Picture 755115076"/>
             <wp:cNvGraphicFramePr>
               <a:graphicFrameLocks xmlns:a="http://schemas.openxmlformats.org/drawingml/2006/main" noChangeAspect="1"/>
             </wp:cNvGraphicFramePr>
@@ -8691,6 +8201,620 @@
                   <pic:spPr>
                     <a:xfrm>
                       <a:off x="0" y="0"/>
+                      <a:ext cx="5580000" cy="5083117"/>
+                    </a:xfrm>
+                    <a:prstGeom prst="rect">
+                      <a:avLst/>
+                    </a:prstGeom>
+                  </pic:spPr>
+                </pic:pic>
+              </a:graphicData>
+            </a:graphic>
+          </wp:inline>
+        </w:drawing>
+      </w:r>
+    </w:p>
+    <w:p>
+      <w:pPr>
+        <w:pStyle w:val="Beschriftung"/>
+        <w:jc w:val="center"/>
+        <w:rPr>
+          <w:lang w:val="de-DE"/>
+        </w:rPr>
+      </w:pPr>
+      <w:r>
+        <w:rPr>
+          <w:lang w:val="de-DE"/>
+        </w:rPr>
+        <w:t>Abbildung 5: Herstellerabmessungen des geöffneten Robotiq-2F-140-Greifers (Quelle: [9]).</w:t>
+      </w:r>
+    </w:p>
+    <w:p>
+      <w:pPr>
+        <w:rPr>
+          <w:lang w:val="de-DE"/>
+        </w:rPr>
+      </w:pPr>
+      <w:r>
+        <w:rPr>
+          <w:lang w:val="de-DE"/>
+        </w:rPr>
+        <w:t>Jeder Finger besteht aus zwei starren Abschnitten. Diese Abschnitte werden Phalangen genannt und sind über ein Gelenk verbunden. Ein einziger Antrieb bewegt beide Finger. Der Greifer besitzt damit weniger Antriebe als Gelenke. Beim Schließen drehen sich die Phalangen um ihre Gelenke. Die Greifflächen folgen deshalb einer gekrümmten Bahn und nicht einer geraden parallelen Bewegung. Abhängig von Geometrie und Lage des Klotzes entsteht ein paralleler oder umschließender Griff [10].</w:t>
+      </w:r>
+    </w:p>
+    <w:p>
+      <w:pPr>
+        <w:rPr>
+          <w:lang w:val="de-DE"/>
+        </w:rPr>
+      </w:pPr>
+      <w:r>
+        <w:rPr>
+          <w:lang w:val="de-DE"/>
+        </w:rPr>
+        <w:t>Ein Klotz kann deshalb an seinen Seiten nicht beliebig tief gegriffen werden. Bei einem zu tiefen seitlichen Eingriff würden die Phalangen beim Schließen mit der Oberseite des Klotzes kollidieren. Die Greiftiefe ist somit durch die Fingergeometrie begrenzt. Außerdem verändert sich die räumliche Höhe des Greifers zwischen offenem und geschlossenem Zustand. Der zulässige Arbeitsraum und die Greifhöhe müssen diese Zustandsänderung berücksichtigen.</w:t>
+      </w:r>
+    </w:p>
+    <w:p>
+      <w:pPr>
+        <w:rPr>
+          <w:lang w:val="de-DE"/>
+        </w:rPr>
+      </w:pPr>
+      <w:r>
+        <w:rPr>
+          <w:lang w:val="de-DE"/>
+        </w:rPr>
+        <w:t xml:space="preserve">Schließgeschwindigkeit und Schließkraft sind einstellbar. Der Kraftwert begrenzt den maximalen Motorstrom und damit die beim Schließen verfügbare Greifkraft. Treffen die Finger auf einen Widerstand und wird diese Grenze erreicht, hält der Greifer an. Sein Gerätestatus meldet den Kontakt als erkannte Objektaufnahme. Bei geeigneter Kraftkonfiguration kann die </w:t>
+      </w:r>
+      <w:r>
+        <w:rPr>
+          <w:lang w:val="de-DE"/>
+        </w:rPr>
+        <w:lastRenderedPageBreak/>
+        <w:t>integrierte Nachgreiffunktion einen späteren Objektverlust erkennen und die Finger weiter schließen [10].</w:t>
+      </w:r>
+    </w:p>
+    <w:p>
+      <w:pPr>
+        <w:rPr>
+          <w:lang w:val="de-DE"/>
+        </w:rPr>
+      </w:pPr>
+      <w:r>
+        <w:rPr>
+          <w:lang w:val="de-DE"/>
+        </w:rPr>
+        <w:t>Die tatsächlich nutzbare Öffnungsweite wurde am aufgebauten System mit 127 mm gemessen. An den Fingerendgliedern sind 3D-gedruckte Aufsätze mit Gummi-</w:t>
+      </w:r>
+      <w:proofErr w:type="spellStart"/>
+      <w:r>
+        <w:rPr>
+          <w:lang w:val="de-DE"/>
+        </w:rPr>
+        <w:t>Grippmatten</w:t>
+      </w:r>
+      <w:proofErr w:type="spellEnd"/>
+      <w:r>
+        <w:rPr>
+          <w:lang w:val="de-DE"/>
+        </w:rPr>
+        <w:t xml:space="preserve"> montiert. Die Greiffläche jeder Matte beträgt 20 mm × 15 mm.</w:t>
+      </w:r>
+    </w:p>
+    <w:p>
+      <w:pPr>
+        <w:rPr>
+          <w:lang w:val="de-DE"/>
+        </w:rPr>
+      </w:pPr>
+      <w:r>
+        <w:rPr>
+          <w:lang w:val="de-DE"/>
+        </w:rPr>
+        <w:t>Vor dem Betrieb wird der Öffnungsbereich des Greifers kalibriert. Dadurch ist die Öffnungsweite im aufgebauten System als Millimeterwert verfügbar. Der Greifer ist über USB mit dem Rechner verbunden. Er wird damit extern angesteuert und nicht über die direkte Roboteransteuerung bedient.</w:t>
+      </w:r>
+      <w:r>
+        <w:rPr>
+          <w:lang w:val="de-DE"/>
+        </w:rPr>
+        <w:t xml:space="preserve"> </w:t>
+      </w:r>
+    </w:p>
+    <w:p>
+      <w:pPr>
+        <w:rPr>
+          <w:lang w:val="de-DE"/>
+        </w:rPr>
+      </w:pPr>
+    </w:p>
+    <w:p>
+      <w:pPr>
+        <w:pStyle w:val="berschrift3"/>
+      </w:pPr>
+      <w:bookmarkStart w:id="24" w:name="ch_2_1_4"/>
+      <w:bookmarkStart w:id="25" w:name="_Toc241704879"/>
+      <w:proofErr w:type="spellStart"/>
+      <w:r>
+        <w:t>Förderband</w:t>
+      </w:r>
+      <w:proofErr w:type="spellEnd"/>
+      <w:r>
+        <w:t xml:space="preserve"> und </w:t>
+      </w:r>
+      <w:proofErr w:type="spellStart"/>
+      <w:r>
+        <w:t>Klötze</w:t>
+      </w:r>
+      <w:bookmarkEnd w:id="24"/>
+      <w:bookmarkEnd w:id="25"/>
+      <w:proofErr w:type="spellEnd"/>
+    </w:p>
+    <w:p>
+      <w:pPr>
+        <w:rPr>
+          <w:lang w:val="de-DE"/>
+        </w:rPr>
+      </w:pPr>
+      <w:r>
+        <w:rPr>
+          <w:lang w:val="de-DE"/>
+        </w:rPr>
+        <w:t>Das Förderband führt die Klötze vom manuellen Auflagepunkt am Bandanfang durch den Erfassungsbereich der Basiskamera zur Greifzone. Die Geschwindigkeit bleibt während eines Versuchs konstant. Vor Versuchsbeginn können verschiedene Geschwindigkeitsstufen eingestellt werden. Eine Stoppuhrmessung der niedrigsten Einstellung, Stufe 1, ergab Werte zwischen 125 mm/s und 133 mm/s [11]. Die gemessene Geschwindigkeit dient später als Gegenprobe für die aus den Bilddaten geschätzte Bandgeschwindigkeit.</w:t>
+      </w:r>
+    </w:p>
+    <w:p>
+      <w:pPr>
+        <w:rPr>
+          <w:lang w:val="de-DE"/>
+        </w:rPr>
+      </w:pPr>
+      <w:r>
+        <w:rPr>
+          <w:lang w:val="de-DE"/>
+        </w:rPr>
+        <w:t>Für die Versuche wurden ausschließlich quaderförmige, 3D-gedruckte Klötze verwendet. Der am häufigsten verwendete flache Klotz besitzt die Abmessungen 25 mm × 50 mm × 75 mm. Daneben kamen ein großer Quader mit 100 mm × 50 mm × 50 mm sowie Würfel mit einer Kantenlänge von 50 mm zum Einsatz. Die Klötze sind rot, blau, weiß oder schwarz. Ihre Oberseiten sind überwiegend matt, während einzelne Seitenflächen stärker reflektieren [11].</w:t>
+      </w:r>
+    </w:p>
+    <w:p>
+      <w:pPr>
+        <w:rPr>
+          <w:lang w:val="de-DE"/>
+        </w:rPr>
+      </w:pPr>
+      <w:r>
+        <w:rPr>
+          <w:lang w:val="de-DE"/>
+        </w:rPr>
+        <w:t>Die Klötze können stehend, liegend, flach oder gedreht auf dem Band liegen. Runde Klötze wurden bewusst ausgeschlossen. Ihre Orientierung lässt sich mit dem gewählten Ansatz nicht eindeutig erfassen und ist für den vorgesehenen Greifablauf nicht erforderlich. Die verwendeten Geometrien begrenzen den Funktionsnachweis damit auf quaderförmige Objekte.</w:t>
+      </w:r>
+      <w:r>
+        <w:rPr>
+          <w:lang w:val="de-DE"/>
+        </w:rPr>
+        <w:t xml:space="preserve"> </w:t>
+      </w:r>
+    </w:p>
+    <w:p>
+      <w:pPr>
+        <w:rPr>
+          <w:lang w:val="de-DE"/>
+        </w:rPr>
+      </w:pPr>
+    </w:p>
+    <w:p>
+      <w:pPr>
+        <w:pStyle w:val="berschrift3"/>
+      </w:pPr>
+      <w:bookmarkStart w:id="26" w:name="ch_2_1_5"/>
+      <w:bookmarkStart w:id="27" w:name="_Toc241704880"/>
+      <w:r>
+        <w:t>Basiskamera</w:t>
+      </w:r>
+      <w:bookmarkEnd w:id="26"/>
+      <w:bookmarkEnd w:id="27"/>
+    </w:p>
+    <w:p>
+      <w:pPr>
+        <w:rPr>
+          <w:lang w:val="de-DE"/>
+        </w:rPr>
+      </w:pPr>
+      <w:r>
+        <w:rPr>
+          <w:lang w:val="de-DE"/>
+        </w:rPr>
+        <w:t>Die Basiskamera ist die zentrale Sensorik des finalen Greifablaufs. Die L515 liefert ein RGB-Bild mit 1.280 × 720 Pixel bei 15 Hz und ein Tiefenbild mit 640 × 480 Pixel bei 30 Hz. Die unterschiedliche Rate ergibt sich aus dem verwendeten Tiefenprofil der L515 [12].</w:t>
+      </w:r>
+    </w:p>
+    <w:p>
+      <w:pPr>
+        <w:rPr>
+          <w:lang w:val="de-DE"/>
+        </w:rPr>
+      </w:pPr>
+      <w:r>
+        <w:rPr>
+          <w:lang w:val="de-DE"/>
+        </w:rPr>
+        <w:t xml:space="preserve">Der sichtbare Bandbereich reicht im Bezugssystem </w:t>
+      </w:r>
+      <w:proofErr w:type="spellStart"/>
+      <w:r>
+        <w:rPr>
+          <w:lang w:val="de-DE"/>
+        </w:rPr>
+        <w:t>world</w:t>
+      </w:r>
+      <w:proofErr w:type="spellEnd"/>
+      <w:r>
+        <w:rPr>
+          <w:lang w:val="de-DE"/>
+        </w:rPr>
+        <w:t xml:space="preserve"> ungefähr von y = +1,03 m bis y = +0,46 m. Die Greifzone beginnt unmittelbar hinter diesem Bildbereich. Der Roboter und sein Greifer verdecken die Kamera damit während des Greifvorgangs nicht. Die weitere Führung eines erkannten Klotzes bis zur Greifzone wird erst im Kapitel zum Greifkonzept beschrieben.</w:t>
+      </w:r>
+    </w:p>
+    <w:p>
+      <w:r>
+        <w:rPr>
+          <w:lang w:val="de-DE"/>
+        </w:rPr>
+        <w:t xml:space="preserve">Das Gestell der Kamera ist nicht ausreichend steif, um ihre Lage nach Änderungen am Aufbau dauerhaft als unveränderlich anzunehmen. Bereits kleine Lageänderungen beeinflussen die </w:t>
+      </w:r>
+      <w:r>
+        <w:rPr>
+          <w:lang w:val="de-DE"/>
+        </w:rPr>
+        <w:lastRenderedPageBreak/>
+        <w:t xml:space="preserve">Umrechnung der Kameramessung in das Bezugssystem </w:t>
+      </w:r>
+      <w:proofErr w:type="spellStart"/>
+      <w:r>
+        <w:rPr>
+          <w:lang w:val="de-DE"/>
+        </w:rPr>
+        <w:t>world</w:t>
+      </w:r>
+      <w:proofErr w:type="spellEnd"/>
+      <w:r>
+        <w:rPr>
+          <w:lang w:val="de-DE"/>
+        </w:rPr>
+        <w:t xml:space="preserve">. Deshalb ist ein einfach ausführbares und wiederholbares Kalibrierverfahren für den Aufbau erforderlich. </w:t>
+      </w:r>
+      <w:r>
+        <w:t xml:space="preserve">Das </w:t>
+      </w:r>
+      <w:proofErr w:type="spellStart"/>
+      <w:r>
+        <w:t>Kalibrierverfahren</w:t>
+      </w:r>
+      <w:proofErr w:type="spellEnd"/>
+      <w:r>
+        <w:t xml:space="preserve"> </w:t>
+      </w:r>
+      <w:proofErr w:type="spellStart"/>
+      <w:r>
+        <w:t>selbst</w:t>
+      </w:r>
+      <w:proofErr w:type="spellEnd"/>
+      <w:r>
+        <w:t xml:space="preserve"> </w:t>
+      </w:r>
+      <w:proofErr w:type="spellStart"/>
+      <w:r>
+        <w:t>wird</w:t>
+      </w:r>
+      <w:proofErr w:type="spellEnd"/>
+      <w:r>
+        <w:t xml:space="preserve"> in </w:t>
+      </w:r>
+      <w:proofErr w:type="spellStart"/>
+      <w:r>
+        <w:t>Kapitel</w:t>
+      </w:r>
+      <w:proofErr w:type="spellEnd"/>
+      <w:r>
+        <w:t xml:space="preserve"> 4 </w:t>
+      </w:r>
+      <w:proofErr w:type="spellStart"/>
+      <w:r>
+        <w:t>erläutert</w:t>
+      </w:r>
+      <w:proofErr w:type="spellEnd"/>
+      <w:r>
+        <w:t xml:space="preserve"> [12].</w:t>
+      </w:r>
+      <w:r>
+        <w:t xml:space="preserve"> </w:t>
+      </w:r>
+    </w:p>
+    <w:p/>
+    <w:p>
+      <w:pPr>
+        <w:pStyle w:val="berschrift3"/>
+      </w:pPr>
+      <w:bookmarkStart w:id="28" w:name="ch_2_1_6"/>
+      <w:bookmarkStart w:id="29" w:name="_Toc241704881"/>
+      <w:r>
+        <w:t>Roboterkamera</w:t>
+      </w:r>
+      <w:bookmarkEnd w:id="28"/>
+      <w:bookmarkEnd w:id="29"/>
+    </w:p>
+    <w:p>
+      <w:pPr>
+        <w:rPr>
+          <w:lang w:val="de-DE"/>
+        </w:rPr>
+      </w:pPr>
+      <w:r>
+        <w:rPr>
+          <w:lang w:val="de-DE"/>
+        </w:rPr>
+        <w:t xml:space="preserve">Die in Abschnitt </w:t>
+      </w:r>
+      <w:r>
+        <w:fldChar w:fldCharType="begin"/>
+      </w:r>
+      <w:r>
+        <w:rPr>
+          <w:lang w:val="de-DE"/>
+        </w:rPr>
+        <w:instrText xml:space="preserve"> REF ch_2_1_1 \n \h </w:instrText>
+      </w:r>
+      <w:r>
+        <w:fldChar w:fldCharType="separate"/>
+      </w:r>
+      <w:r>
+        <w:rPr>
+          <w:lang w:val="de-DE"/>
+        </w:rPr>
+        <w:t>2.1.1</w:t>
+      </w:r>
+      <w:r>
+        <w:fldChar w:fldCharType="end"/>
+      </w:r>
+      <w:r>
+        <w:rPr>
+          <w:lang w:val="de-DE"/>
+        </w:rPr>
+        <w:t xml:space="preserve"> beschriebene Roboterkamera bewegt sich gemeinsam mit dem Flansch. Im finalen Greifablauf ist sie nicht in den aktiven Regelpfad eingebunden. Die Gründe für diese Entscheidung erläutert Abschnitt 3.1. Die für einen späteren Einsatz vorbereitete Kalibrierung der Roboterkamera beschreibt Abschnitt 4.3 [13].</w:t>
+      </w:r>
+      <w:r>
+        <w:rPr>
+          <w:lang w:val="de-DE"/>
+        </w:rPr>
+        <w:t xml:space="preserve"> </w:t>
+      </w:r>
+    </w:p>
+    <w:p>
+      <w:pPr>
+        <w:rPr>
+          <w:lang w:val="de-DE"/>
+        </w:rPr>
+      </w:pPr>
+    </w:p>
+    <w:p>
+      <w:pPr>
+        <w:pStyle w:val="berschrift2"/>
+      </w:pPr>
+      <w:bookmarkStart w:id="30" w:name="ch_2_2"/>
+      <w:bookmarkStart w:id="31" w:name="_Toc241704882"/>
+      <w:proofErr w:type="spellStart"/>
+      <w:r>
+        <w:t>Koordinatensysteme</w:t>
+      </w:r>
+      <w:proofErr w:type="spellEnd"/>
+      <w:r>
+        <w:t xml:space="preserve"> und </w:t>
+      </w:r>
+      <w:proofErr w:type="spellStart"/>
+      <w:r>
+        <w:t>Greifgeometrie</w:t>
+      </w:r>
+      <w:bookmarkEnd w:id="30"/>
+      <w:bookmarkEnd w:id="31"/>
+      <w:proofErr w:type="spellEnd"/>
+    </w:p>
+    <w:p>
+      <w:pPr>
+        <w:pStyle w:val="berschrift3"/>
+        <w:rPr>
+          <w:lang w:val="de-DE"/>
+        </w:rPr>
+      </w:pPr>
+      <w:bookmarkStart w:id="32" w:name="ch_2_2_1"/>
+      <w:bookmarkStart w:id="33" w:name="_Toc241704883"/>
+      <w:r>
+        <w:rPr>
+          <w:lang w:val="de-DE"/>
+        </w:rPr>
+        <w:t xml:space="preserve">Bezugssystem </w:t>
+      </w:r>
+      <w:proofErr w:type="spellStart"/>
+      <w:r>
+        <w:rPr>
+          <w:lang w:val="de-DE"/>
+        </w:rPr>
+        <w:t>world</w:t>
+      </w:r>
+      <w:proofErr w:type="spellEnd"/>
+      <w:r>
+        <w:rPr>
+          <w:lang w:val="de-DE"/>
+        </w:rPr>
+        <w:t>, Roboterbasis und Flansch ur_tool0</w:t>
+      </w:r>
+      <w:bookmarkEnd w:id="32"/>
+      <w:bookmarkEnd w:id="33"/>
+    </w:p>
+    <w:p>
+      <w:pPr>
+        <w:rPr>
+          <w:lang w:val="de-DE"/>
+        </w:rPr>
+      </w:pPr>
+      <w:r>
+        <w:rPr>
+          <w:lang w:val="de-DE"/>
+        </w:rPr>
+        <w:t xml:space="preserve">Alle Positionsangaben des Regelpfads beziehen sich auf das globale Bezugssystem </w:t>
+      </w:r>
+      <w:proofErr w:type="spellStart"/>
+      <w:r>
+        <w:rPr>
+          <w:lang w:val="de-DE"/>
+        </w:rPr>
+        <w:t>world</w:t>
+      </w:r>
+      <w:proofErr w:type="spellEnd"/>
+      <w:r>
+        <w:rPr>
+          <w:lang w:val="de-DE"/>
+        </w:rPr>
+        <w:t xml:space="preserve"> (Abschnitt </w:t>
+      </w:r>
+      <w:r>
+        <w:fldChar w:fldCharType="begin"/>
+      </w:r>
+      <w:r>
+        <w:rPr>
+          <w:lang w:val="de-DE"/>
+        </w:rPr>
+        <w:instrText xml:space="preserve"> REF ch_2_1_1 \n \h </w:instrText>
+      </w:r>
+      <w:r>
+        <w:fldChar w:fldCharType="separate"/>
+      </w:r>
+      <w:r>
+        <w:rPr>
+          <w:lang w:val="de-DE"/>
+        </w:rPr>
+        <w:t>2.1.1</w:t>
+      </w:r>
+      <w:r>
+        <w:fldChar w:fldCharType="end"/>
+      </w:r>
+      <w:r>
+        <w:rPr>
+          <w:lang w:val="de-DE"/>
+        </w:rPr>
+        <w:t xml:space="preserve">). Das System ist fest mit dem Roboter verbunden und bewegt sich nicht mit dem Förderband. Die Förderbewegung erfolgt im Aufbau näherungsweise in negative Y-Richtung von </w:t>
+      </w:r>
+      <w:proofErr w:type="spellStart"/>
+      <w:r>
+        <w:rPr>
+          <w:lang w:val="de-DE"/>
+        </w:rPr>
+        <w:t>world</w:t>
+      </w:r>
+      <w:proofErr w:type="spellEnd"/>
+      <w:r>
+        <w:rPr>
+          <w:lang w:val="de-DE"/>
+        </w:rPr>
+        <w:t>. Das Förderband liegt gemäß Abbildung 3 seitlich der Roboterbasis im Bereich negativer X-Koordinaten. Die Z-Achse zeigt nach oben. Die Bandoberfläche liegt bei z = 0,054 m [14].</w:t>
+      </w:r>
+    </w:p>
+    <w:p>
+      <w:pPr>
+        <w:rPr>
+          <w:lang w:val="de-DE"/>
+        </w:rPr>
+      </w:pPr>
+      <w:r>
+        <w:rPr>
+          <w:lang w:val="de-DE"/>
+        </w:rPr>
+        <w:t xml:space="preserve">Das Bezugssystem </w:t>
+      </w:r>
+      <w:proofErr w:type="spellStart"/>
+      <w:r>
+        <w:rPr>
+          <w:lang w:val="de-DE"/>
+        </w:rPr>
+        <w:t>conveyor_frame</w:t>
+      </w:r>
+      <w:proofErr w:type="spellEnd"/>
+      <w:r>
+        <w:rPr>
+          <w:lang w:val="de-DE"/>
+        </w:rPr>
+        <w:t xml:space="preserve"> aus Abschnitt </w:t>
+      </w:r>
+      <w:r>
+        <w:fldChar w:fldCharType="begin"/>
+      </w:r>
+      <w:r>
+        <w:rPr>
+          <w:lang w:val="de-DE"/>
+        </w:rPr>
+        <w:instrText xml:space="preserve"> REF ch_2_1_1 \n \h </w:instrText>
+      </w:r>
+      <w:r>
+        <w:fldChar w:fldCharType="separate"/>
+      </w:r>
+      <w:r>
+        <w:rPr>
+          <w:lang w:val="de-DE"/>
+        </w:rPr>
+        <w:t>2.1.1</w:t>
+      </w:r>
+      <w:r>
+        <w:fldChar w:fldCharType="end"/>
+      </w:r>
+      <w:r>
+        <w:rPr>
+          <w:lang w:val="de-DE"/>
+        </w:rPr>
+        <w:t xml:space="preserve"> wird im finalen Betrieb nicht verwendet. Dadurch entfällt im Regelpfad eine zusätzliche Umrechnung zwischen Band und Roboter.</w:t>
+      </w:r>
+      <w:r>
+        <w:rPr>
+          <w:lang w:val="de-DE"/>
+        </w:rPr>
+        <w:t xml:space="preserve"> </w:t>
+      </w:r>
+      <w:r>
+        <w:rPr>
+          <w:lang w:val="de-DE"/>
+        </w:rPr>
+        <w:t>Die Robotersteuerung liefert als geregelte Pose die Lage des Flansches ur_tool0. Sie ist von einem in der UR-Steuerung konfigurierten TCP zu unterscheiden. Die daraus folgende Lage des tatsächlichen Griffpunkts wird im nächsten Abschnitt bestimmt. Die räumliche Zuordnung von Roboterbasis, Flansch ur_tool0 und Griffpunkt zeigt Abbildung 6.</w:t>
+      </w:r>
+    </w:p>
+    <w:p>
+      <w:pPr>
+        <w:jc w:val="center"/>
+      </w:pPr>
+      <w:r>
+        <w:rPr>
+          <w:noProof/>
+        </w:rPr>
+        <w:drawing>
+          <wp:inline distT="0" distB="0" distL="0" distR="0" wp14:anchorId="46118D63" wp14:editId="2A69F6E4">
+            <wp:extent cx="5580000" cy="2703392"/>
+            <wp:effectExtent l="0" t="0" r="0" b="0"/>
+            <wp:docPr id="755115076" name="Picture 755115076"/>
+            <wp:cNvGraphicFramePr>
+              <a:graphicFrameLocks xmlns:a="http://schemas.openxmlformats.org/drawingml/2006/main" noChangeAspect="1"/>
+            </wp:cNvGraphicFramePr>
+            <a:graphic xmlns:a="http://schemas.openxmlformats.org/drawingml/2006/main">
+              <a:graphicData uri="http://schemas.openxmlformats.org/drawingml/2006/picture">
+                <pic:pic xmlns:pic="http://schemas.openxmlformats.org/drawingml/2006/picture">
+                  <pic:nvPicPr>
+                    <pic:cNvPr id="0" name="image.png"/>
+                    <pic:cNvPicPr/>
+                  </pic:nvPicPr>
+                  <pic:blipFill>
+                    <a:blip r:embed="rId18"/>
+                    <a:stretch>
+                      <a:fillRect/>
+                    </a:stretch>
+                  </pic:blipFill>
+                  <pic:spPr>
+                    <a:xfrm>
+                      <a:off x="0" y="0"/>
                       <a:ext cx="5580000" cy="2703392"/>
                     </a:xfrm>
                     <a:prstGeom prst="rect">
@@ -9294,10 +9418,14 @@
           <w:rFonts w:asciiTheme="majorHAnsi" w:eastAsiaTheme="majorEastAsia" w:hAnsiTheme="majorHAnsi" w:cstheme="majorBidi"/>
           <w:sz w:val="40"/>
           <w:szCs w:val="40"/>
+          <w:lang w:val="de-DE"/>
         </w:rPr>
       </w:pPr>
       <w:bookmarkStart w:id="46" w:name="ch_3"/>
       <w:r>
+        <w:rPr>
+          <w:lang w:val="de-DE"/>
+        </w:rPr>
         <w:br w:type="page"/>
       </w:r>
     </w:p>
@@ -10244,7 +10372,13 @@
         <w:rPr>
           <w:lang w:val="de-DE"/>
         </w:rPr>
-        <w:t xml:space="preserve"> wertet Farb- und Tiefenbild der Basiskamera aus. Im Tiefenbild gilt alles als Objekt, was innerhalb eines festgelegten Bildausschnitts eine Mindesthöhe über der Bandoberfläche überschreitet. Aus dem Umriss jedes Objekts wird das kleinste umschließende Rechteck bestimmt. Es liefert Mittelpunkt, Länge, Breite und Drehwinkel des Klotzes. Die Tiefe der Oberseite ergibt sich als Median über den Umriss. Randpixel, die bereits das Band messen, verfälschen die Höhe dadurch nicht. Die Farbe wird im Farbbild über den Farbton bestimmt.</w:t>
+        <w:t xml:space="preserve"> wertet Farb- und Tiefenbild der Basiskamera aus. Im Tiefenbild gilt alles als Objekt, was innerhalb eines festgelegten Bildausschnitts eine Mindesthöhe über der Bandoberfläche überschreitet. Aus dem Umriss jedes Objekts wird das kleinste umschließende Rechteck bestimmt. Es liefert Mittelpunkt, Länge, Breite und Drehwinkel des Klotzes. Die Tiefe der Oberseite ergibt sich als Median über den Umriss. Randpixel, die bereits das Band messen, verfälschen die Höhe dadurch nicht. Die Farbe wird im Farbbild über de</w:t>
+      </w:r>
+      <w:r>
+        <w:rPr>
+          <w:lang w:val="de-DE"/>
+        </w:rPr>
+        <w:t>n Farbton bestimmt.</w:t>
       </w:r>
     </w:p>
     <w:p>
@@ -10370,10 +10504,15 @@
       </w:r>
       <w:proofErr w:type="spellEnd"/>
       <w:r>
-        <w:t>- und Positionsschätzung</w:t>
+        <w:t xml:space="preserve">- und </w:t>
+      </w:r>
+      <w:proofErr w:type="spellStart"/>
+      <w:r>
+        <w:t>Positionsschätzung</w:t>
       </w:r>
       <w:bookmarkEnd w:id="54"/>
       <w:bookmarkEnd w:id="55"/>
+      <w:proofErr w:type="spellEnd"/>
     </w:p>
     <w:p>
       <w:pPr>
@@ -10636,7 +10775,13 @@
         <w:rPr>
           <w:lang w:val="de-DE"/>
         </w:rPr>
-        <w:t>Ein Klotz kommt als Ziel in Frage, wenn er drei Bedingungen erfüllt. Er muss eingeschwungen sein und seine Spur muss in die Greifzone führen. Er muss greifbar sein: Seine Höhe beträgt mindestens 20 mm, und seine Diagonale passt mit 10 mm Reserve in die Greiferöffnung von 127 mm. Die Diagonale deckt dabei jede Greifrichtung ab. Außerdem muss er rechtzeitig erreichbar sein. Die Zeit, bis der Klotz die Greifebene erreicht, muss länger sein als die Zeit, die der Roboter bis zur Freigabe des Absenkens benötigt. Diese setzt sich aus dem waagerechten Anfahrweg bei Höchstgeschwindigkeit und dem Einschwingen der Bewegung zusammen.</w:t>
+        <w:t xml:space="preserve">Ein Klotz kommt als Ziel in Frage, wenn er drei Bedingungen erfüllt. Er muss eingeschwungen sein und seine Spur muss in die Greifzone führen. Er muss greifbar sein: Seine Höhe beträgt mindestens 20 mm, und seine Diagonale passt mit 10 mm Reserve in die Greiferöffnung von 127 mm. Die Diagonale deckt dabei jede Greifrichtung ab. Außerdem muss er rechtzeitig erreichbar sein. Die Zeit, bis der Klotz die Greifebene erreicht, muss länger sein als die Zeit, die der Roboter bis zur Freigabe des Absenkens benötigt. </w:t>
+      </w:r>
+      <w:r>
+        <w:rPr>
+          <w:lang w:val="de-DE"/>
+        </w:rPr>
+        <w:t>Diese setzt sich aus dem waagerechten Anfahrweg bei Höchstgeschwindigkeit und dem Einschwingen der Bewegung zusammen.</w:t>
       </w:r>
     </w:p>
     <w:p>
@@ -10791,7 +10936,7 @@
                     <pic:cNvPicPr/>
                   </pic:nvPicPr>
                   <pic:blipFill>
-                    <a:blip r:embed="rId18"/>
+                    <a:blip r:embed="rId19"/>
                     <a:stretch>
                       <a:fillRect/>
                     </a:stretch>
@@ -10968,7 +11113,13 @@
         <w:rPr>
           <w:lang w:val="de-DE"/>
         </w:rPr>
-        <w:t xml:space="preserve"> ist die vorhergesagte Position des Klotzes, ergänzt um einen Vorhalt in Bandrichtung (Abschnitt 3.5.1). Liegt der Klotz noch vor der Greifzone, wartet der Flansch am Zonenrand auf der Spur des Klotzes in Bandrichtung. Sobald der Klotz die Greifzone erreicht, folgt der Flansch ihm (FOLGEN). Dabei dreht sich der Greifer in den Winkel des Klotzes. Ein Quader kann über beide Seitenpaare gegriffen werden. Eine Drehung um höchstens ±45° genügt deshalb für jede Lage und stellt sicher, dass der vorhandene Kameraaufbau nicht beschädigt wird.</w:t>
+        <w:t xml:space="preserve"> ist die vorhergesagte Position des Klotzes, ergänzt um einen Vorhalt in Bandrichtung (Abschnitt 3.5.1). Liegt der Klotz noch vor der Greifzone, wartet der Flansch am Zonenrand auf der Spur des Klotzes in Bandrichtung. Sobald der Klotz die Greifzone erreicht, folgt der Flansch ihm (FOLGEN). Dabei dreht sich der Greifer in den Winkel des Klotzes. Ein Quader kann über beide Seitenpaare gegriffen werden. Eine Drehung um höchstens ±45° genügt deshalb für jede Lage und stellt sicher, dass der vorhandene Kameraau</w:t>
+      </w:r>
+      <w:r>
+        <w:rPr>
+          <w:lang w:val="de-DE"/>
+        </w:rPr>
+        <w:t>fbau nicht beschädigt wird.</w:t>
       </w:r>
     </w:p>
     <w:p>
@@ -11384,7 +11535,15 @@
       </w:r>
       <w:proofErr w:type="spellEnd"/>
       <w:r>
-        <w:t xml:space="preserve"> berücksichtigt der </w:t>
+        <w:t xml:space="preserve"> </w:t>
+      </w:r>
+      <w:proofErr w:type="spellStart"/>
+      <w:r>
+        <w:t>berücksichtigt</w:t>
+      </w:r>
+      <w:proofErr w:type="spellEnd"/>
+      <w:r>
+        <w:t xml:space="preserve"> der </w:t>
       </w:r>
       <w:proofErr w:type="spellStart"/>
       <w:r>
@@ -11670,7 +11829,7 @@
                     <pic:cNvPicPr/>
                   </pic:nvPicPr>
                   <pic:blipFill>
-                    <a:blip r:embed="rId19"/>
+                    <a:blip r:embed="rId20"/>
                     <a:stretch>
                       <a:fillRect/>
                     </a:stretch>
@@ -11785,7 +11944,7 @@
                     <pic:cNvPicPr/>
                   </pic:nvPicPr>
                   <pic:blipFill>
-                    <a:blip r:embed="rId20"/>
+                    <a:blip r:embed="rId21"/>
                     <a:stretch>
                       <a:fillRect/>
                     </a:stretch>
@@ -11842,10 +12001,14 @@
           <w:rFonts w:asciiTheme="majorHAnsi" w:eastAsiaTheme="majorEastAsia" w:hAnsiTheme="majorHAnsi" w:cstheme="majorBidi"/>
           <w:sz w:val="40"/>
           <w:szCs w:val="40"/>
+          <w:lang w:val="de-DE"/>
         </w:rPr>
       </w:pPr>
       <w:bookmarkStart w:id="82" w:name="ch_4"/>
       <w:r>
+        <w:rPr>
+          <w:lang w:val="de-DE"/>
+        </w:rPr>
         <w:br w:type="page"/>
       </w:r>
     </w:p>
@@ -12363,7 +12526,7 @@
                     <pic:cNvPicPr/>
                   </pic:nvPicPr>
                   <pic:blipFill>
-                    <a:blip r:embed="rId21"/>
+                    <a:blip r:embed="rId22"/>
                     <a:stretch>
                       <a:fillRect/>
                     </a:stretch>
@@ -13103,7 +13266,7 @@
                     <pic:cNvPicPr/>
                   </pic:nvPicPr>
                   <pic:blipFill>
-                    <a:blip r:embed="rId22"/>
+                    <a:blip r:embed="rId23"/>
                     <a:stretch>
                       <a:fillRect/>
                     </a:stretch>
@@ -13875,10 +14038,14 @@
           <w:rFonts w:asciiTheme="majorHAnsi" w:eastAsiaTheme="majorEastAsia" w:hAnsiTheme="majorHAnsi" w:cstheme="majorBidi"/>
           <w:sz w:val="40"/>
           <w:szCs w:val="40"/>
+          <w:lang w:val="de-DE"/>
         </w:rPr>
       </w:pPr>
       <w:bookmarkStart w:id="92" w:name="ch_5"/>
       <w:r>
+        <w:rPr>
+          <w:lang w:val="de-DE"/>
+        </w:rPr>
         <w:br w:type="page"/>
       </w:r>
     </w:p>
@@ -13946,10 +14113,15 @@
       </w:r>
       <w:proofErr w:type="spellEnd"/>
       <w:r>
-        <w:t xml:space="preserve"> des Regelpfads</w:t>
+        <w:t xml:space="preserve"> des </w:t>
+      </w:r>
+      <w:proofErr w:type="spellStart"/>
+      <w:r>
+        <w:t>Regelpfads</w:t>
       </w:r>
       <w:bookmarkEnd w:id="94"/>
       <w:bookmarkEnd w:id="95"/>
+      <w:proofErr w:type="spellEnd"/>
     </w:p>
     <w:p>
       <w:pPr>
@@ -14171,7 +14343,7 @@
                     <pic:cNvPicPr/>
                   </pic:nvPicPr>
                   <pic:blipFill>
-                    <a:blip r:embed="rId23"/>
+                    <a:blip r:embed="rId24"/>
                     <a:stretch>
                       <a:fillRect/>
                     </a:stretch>
@@ -14337,10 +14509,14 @@
           <w:rFonts w:asciiTheme="majorHAnsi" w:eastAsiaTheme="majorEastAsia" w:hAnsiTheme="majorHAnsi" w:cstheme="majorBidi"/>
           <w:sz w:val="32"/>
           <w:szCs w:val="32"/>
+          <w:lang w:val="de-DE"/>
         </w:rPr>
       </w:pPr>
       <w:bookmarkStart w:id="96" w:name="ch_5_2"/>
       <w:r>
+        <w:rPr>
+          <w:lang w:val="de-DE"/>
+        </w:rPr>
         <w:br w:type="page"/>
       </w:r>
     </w:p>
@@ -15443,7 +15619,13 @@
         <w:rPr>
           <w:lang w:val="de-DE"/>
         </w:rPr>
-        <w:t>. Die untere Grenze für die erkannte Höhe wurde auf 10 mm gesetzt. Damit bleiben auch die flachen verwendeten Klötze im Kandidatenpool. Die niedrigeren Grenzen erhöhen zugleich die Gefahr von Störungen durch Reflexionen und unvollständige Tiefenwerte. Die Beschränkung auf den erreichbaren Bildausschnitt und die zeitliche Glättung der Messwerte begrenzen diesen Effekt. Die nachgelagerte Zielauswahl bewertet weiterhin nur Objekte, die innerhalb der Greifzone liegen und rechtzeitig erreichbar sind. Die Bilderkennung muss daher nicht jedes sichtbare Objekt perfekt klassifizieren, sondern ausreichend verlässliche Messungen für die bewegungsabhängige Auswahl bereitstellen.</w:t>
+        <w:t>. Die untere Grenze für die erkannte Höhe wurde auf 10 mm gesetzt. Damit bleiben auch die flachen verwendeten Klötze im Kandidatenpool. Die niedrigeren Grenzen erhöhen zugleich die Gefahr von Störungen durch Reflexionen und unvollständige Tiefenwerte. Die Beschränkung auf den erreichbaren Bildausschnitt und die zeitliche Glättung der Messwerte begrenzen diesen Effekt. Die nachgelagerte Zielauswahl bewertet weiterhin nur Objekte, die innerhalb der Greifzone liegen und rechtzeitig erreichbar sind. Die Bilderk</w:t>
+      </w:r>
+      <w:r>
+        <w:rPr>
+          <w:lang w:val="de-DE"/>
+        </w:rPr>
+        <w:t>ennung muss daher nicht jedes sichtbare Objekt perfekt klassifizieren, sondern ausreichend verlässliche Messungen für die bewegungsabhängige Auswahl bereitstellen.</w:t>
       </w:r>
     </w:p>
     <w:p>
@@ -15486,10 +15668,14 @@
           <w:rFonts w:asciiTheme="majorHAnsi" w:eastAsiaTheme="majorEastAsia" w:hAnsiTheme="majorHAnsi" w:cstheme="majorBidi"/>
           <w:sz w:val="40"/>
           <w:szCs w:val="40"/>
+          <w:lang w:val="de-DE"/>
         </w:rPr>
       </w:pPr>
       <w:bookmarkStart w:id="100" w:name="ch_6"/>
       <w:r>
+        <w:rPr>
+          <w:lang w:val="de-DE"/>
+        </w:rPr>
         <w:br w:type="page"/>
       </w:r>
     </w:p>
@@ -15580,7 +15766,13 @@
         <w:rPr>
           <w:lang w:val="de-DE"/>
         </w:rPr>
-        <w:t>Als erfolgreicher Greifvorgang gilt, dass ein auf dem laufenden Band erkannter Klotz ausgewählt, angefahren, während der Bewegung gegriffen, angehoben und in der Ablagebox abgelegt wird. Die Dokumentation enthält Zustandsprotokolle, Beobachtungen am Aufbau und Messwerte der Regelabweichung. Die einzelnen Läufe unterscheiden sich in Geschwindigkeitsgrenzen, Zeitparametern und Bildverarbeitung. Ihre Ergebnisse dürfen daher nicht zu einer gemeinsamen Erfolgsquote addiert werden. Tabelle 5 fasst die dokumentierten Entwicklungsläufe getrennt zusammen [32].</w:t>
+        <w:t>Als erfolgreicher Greifvorgang gilt, dass ein auf dem laufenden Band erkannter Klotz ausgewählt, angefahren, während der Bewegung gegriffen, angehoben und in der Ablagebox abgelegt wird. Die Dokumentation enthält Zustandsprotokolle, Beobachtungen am Aufbau und Messwerte der Regelabweichung. Die einzelnen Läufe unterscheiden sich in Geschwindigkeitsgrenzen, Zeitparametern und Bildverarbeitung. Ihre Ergebnisse dürfen daher nicht zu einer gemeinsamen Erfolgsquote addiert werden. Tabelle 5 fasst die dokumentier</w:t>
+      </w:r>
+      <w:r>
+        <w:rPr>
+          <w:lang w:val="de-DE"/>
+        </w:rPr>
+        <w:t>ten Entwicklungsläufe getrennt zusammen [32].</w:t>
       </w:r>
     </w:p>
     <w:p>
@@ -16372,7 +16564,13 @@
         <w:rPr>
           <w:lang w:val="de-DE"/>
         </w:rPr>
-        <w:t>Der umfangreichste Dauerlauf wurde mit einer horizontalen Geschwindigkeitsgrenze von 0,500 m/s und einer Absenkgeschwindigkeit von 0,250 m/s durchgeführt. In rund zwei Minuten wurden 15 Klötze abgelegt. Ein Fehlgriff und neun durchgelaufene Klötze traten auf. Die durchgelaufenen Klötze lagen jeweils kurz hinter einem gerade gegriffenen Objekt. Der Roboter war dadurch noch mit Heben, Ablage, Öffnen oder Rückfahrt beschäftigt. Das System wählte diese Klötze nicht fehlerhaft aus, sondern konnte sie innerhalb der verbleibenden Zeit nicht mehr sicher erreichen. Der knappste erfolgreiche Griff begann 0,340 s vor der Greifebene [32].</w:t>
+        <w:t>Der umfangreichste Dauerlauf wurde mit einer horizontalen Geschwindigkeitsgrenze von 0,500 m/s und einer Absenkgeschwindigkeit von 0,250 m/s durchgeführt. In rund zwei Minuten wurden 15 Klötze abgelegt. Ein Fehlgriff und neun durchgelaufene Klötze traten auf. Die durchgelaufenen Klötze lagen jeweils kurz hinter einem gerade gegriffenen Objekt. Der Roboter war dadurch noch mit Heben, Ablage, Öffnen oder Rückfahrt beschäftigt. Das System wählte diese Klötze nicht fehlerhaft aus, sondern konnte sie innerhalb d</w:t>
+      </w:r>
+      <w:r>
+        <w:rPr>
+          <w:lang w:val="de-DE"/>
+        </w:rPr>
+        <w:t>er verbleibenden Zeit nicht mehr sicher erreichen. Der knappste erfolgreiche Griff begann 0,340 s vor der Greifebene [32].</w:t>
       </w:r>
     </w:p>
     <w:p>
@@ -16582,7 +16780,13 @@
         <w:rPr>
           <w:lang w:val="de-DE"/>
         </w:rPr>
-        <w:t>Die dokumentierten Läufe zeigen außerdem, dass das System nicht jeden sichtbaren Klotz zwingend erreichen muss. Liegt ein Klotz zu dicht hinter einem bereits gewählten Objekt, ist er wegen des laufenden Ablagezyklus nicht mehr sicher erreichbar. Er läuft dann durch, statt einen unsicheren Greifversuch zu erzwingen. Bei veralteten Messdaten oder einer nicht mehr erreichbaren Greifebene bricht der Follower kontrolliert ab. Die Korrektur der Roboter-Nutzlast und der Beschleunigungsbegrenzung beseitigte einen beim schnellen Anfahren beobachteten Schutzstopp.</w:t>
+        <w:t>Die dokumentierten Läufe zeigen außerdem, dass das System nicht jeden sichtbaren Klotz zwingend erreichen muss. Liegt ein Klotz zu dicht hinter einem bereits gewählten Objekt, ist er wegen des laufenden Ablagezyklus nicht mehr sicher erreichbar. Er läuft dann durch, statt einen unsicheren Greifversuch zu erzwingen. Bei veralteten Messdaten oder einer nicht mehr erreichbaren Greifebene bricht der Follower kontrolliert ab. Die Korrektur der Roboter-Nutzlast und der Beschleunigungsbegrenzung beseitigte einen b</w:t>
+      </w:r>
+      <w:r>
+        <w:rPr>
+          <w:lang w:val="de-DE"/>
+        </w:rPr>
+        <w:t>eim schnellen Anfahren beobachteten Schutzstopp.</w:t>
       </w:r>
     </w:p>
     <w:p>
@@ -16614,7 +16818,15 @@
       </w:r>
       <w:proofErr w:type="spellEnd"/>
       <w:r>
-        <w:t xml:space="preserve"> für diese </w:t>
+        <w:t xml:space="preserve"> für </w:t>
+      </w:r>
+      <w:proofErr w:type="spellStart"/>
+      <w:r>
+        <w:t>diese</w:t>
+      </w:r>
+      <w:proofErr w:type="spellEnd"/>
+      <w:r>
+        <w:t xml:space="preserve"> </w:t>
       </w:r>
       <w:proofErr w:type="spellStart"/>
       <w:r>
@@ -18206,7 +18418,7 @@
                     <pic:cNvPicPr/>
                   </pic:nvPicPr>
                   <pic:blipFill>
-                    <a:blip r:embed="rId24"/>
+                    <a:blip r:embed="rId25"/>
                     <a:stretch>
                       <a:fillRect/>
                     </a:stretch>
@@ -18266,7 +18478,7 @@
                     <pic:cNvPicPr/>
                   </pic:nvPicPr>
                   <pic:blipFill>
-                    <a:blip r:embed="rId25"/>
+                    <a:blip r:embed="rId26"/>
                     <a:stretch>
                       <a:fillRect/>
                     </a:stretch>
@@ -18326,7 +18538,7 @@
                     <pic:cNvPicPr/>
                   </pic:nvPicPr>
                   <pic:blipFill>
-                    <a:blip r:embed="rId26"/>
+                    <a:blip r:embed="rId27"/>
                     <a:stretch>
                       <a:fillRect/>
                     </a:stretch>
@@ -18401,7 +18613,7 @@
                     <pic:cNvPicPr/>
                   </pic:nvPicPr>
                   <pic:blipFill>
-                    <a:blip r:embed="rId27"/>
+                    <a:blip r:embed="rId28"/>
                     <a:stretch>
                       <a:fillRect/>
                     </a:stretch>
@@ -18503,7 +18715,7 @@
                     <pic:cNvPicPr/>
                   </pic:nvPicPr>
                   <pic:blipFill>
-                    <a:blip r:embed="rId28"/>
+                    <a:blip r:embed="rId29"/>
                     <a:stretch>
                       <a:fillRect/>
                     </a:stretch>
@@ -18582,10 +18794,10 @@
       </w:r>
     </w:p>
     <w:sectPr>
-      <w:headerReference w:type="even" r:id="rId29"/>
-      <w:headerReference w:type="default" r:id="rId30"/>
-      <w:footerReference w:type="even" r:id="rId31"/>
-      <w:footerReference w:type="default" r:id="rId32"/>
+      <w:headerReference w:type="even" r:id="rId30"/>
+      <w:headerReference w:type="default" r:id="rId31"/>
+      <w:footerReference w:type="even" r:id="rId32"/>
+      <w:footerReference w:type="default" r:id="rId33"/>
       <w:pgSz w:w="11906" w:h="16838"/>
       <w:pgMar w:top="1843" w:right="1417" w:bottom="1134" w:left="1417" w:header="708" w:footer="419" w:gutter="0"/>
       <w:cols w:space="708"/>
@@ -18633,6 +18845,7 @@
           <w:docPartUnique/>
         </w:docPartObj>
       </w:sdtPr>
+      <w:sdtEndPr/>
       <w:sdtContent>
         <w:r>
           <w:fldChar w:fldCharType="begin"/>
@@ -18665,6 +18878,7 @@
         <w:docPartUnique/>
       </w:docPartObj>
     </w:sdtPr>
+    <w:sdtEndPr/>
     <w:sdtContent>
       <w:p>
         <w:pPr>
@@ -21041,7 +21255,6 @@
   <w:style w:type="character" w:default="1" w:styleId="Absatz-Standardschriftart">
     <w:name w:val="Default Paragraph Font"/>
     <w:uiPriority w:val="1"/>
-    <w:semiHidden/>
     <w:unhideWhenUsed/>
   </w:style>
   <w:style w:type="table" w:default="1" w:styleId="NormaleTabelle">

--- a/Projektbericht/Bericht_FuE_RoboterTetris_V06.docx
+++ b/Projektbericht/Bericht_FuE_RoboterTetris_V06.docx
@@ -712,21 +712,12 @@
         </w:rPr>
         <w:t xml:space="preserve">RKIM; </w:t>
       </w:r>
-      <w:proofErr w:type="spellStart"/>
       <w:r>
         <w:rPr>
           <w:szCs w:val="20"/>
           <w:lang w:val="de-DE"/>
         </w:rPr>
-        <w:t>Matr</w:t>
-      </w:r>
-      <w:proofErr w:type="spellEnd"/>
-      <w:r>
-        <w:rPr>
-          <w:szCs w:val="20"/>
-          <w:lang w:val="de-DE"/>
-        </w:rPr>
-        <w:t>.-Nr. 67328; </w:t>
+        <w:t>Matr.-Nr. 67328; </w:t>
       </w:r>
       <w:hyperlink r:id="rId10" w:tgtFrame="_blank" w:history="1">
         <w:r>
@@ -754,25 +745,23 @@
           <w:szCs w:val="20"/>
           <w:lang w:val="de-DE"/>
         </w:rPr>
-        <w:t xml:space="preserve">Lukas </w:t>
-      </w:r>
-      <w:proofErr w:type="spellStart"/>
+        <w:t>Lukas Norz</w:t>
+      </w:r>
       <w:r>
         <w:rPr>
           <w:bCs/>
           <w:szCs w:val="20"/>
           <w:lang w:val="de-DE"/>
         </w:rPr>
-        <w:t>Norz</w:t>
-      </w:r>
-      <w:proofErr w:type="spellEnd"/>
+        <w:t xml:space="preserve">; </w:t>
+      </w:r>
       <w:r>
         <w:rPr>
           <w:bCs/>
           <w:szCs w:val="20"/>
           <w:lang w:val="de-DE"/>
         </w:rPr>
-        <w:t xml:space="preserve">; </w:t>
+        <w:t xml:space="preserve">RKIM; </w:t>
       </w:r>
       <w:r>
         <w:rPr>
@@ -780,25 +769,7 @@
           <w:szCs w:val="20"/>
           <w:lang w:val="de-DE"/>
         </w:rPr>
-        <w:t xml:space="preserve">RKIM; </w:t>
-      </w:r>
-      <w:proofErr w:type="spellStart"/>
-      <w:r>
-        <w:rPr>
-          <w:bCs/>
-          <w:szCs w:val="20"/>
-          <w:lang w:val="de-DE"/>
-        </w:rPr>
-        <w:t>Matr</w:t>
-      </w:r>
-      <w:proofErr w:type="spellEnd"/>
-      <w:r>
-        <w:rPr>
-          <w:bCs/>
-          <w:szCs w:val="20"/>
-          <w:lang w:val="de-DE"/>
-        </w:rPr>
-        <w:t>.-Nr. 7</w:t>
+        <w:t>Matr.-Nr. 7</w:t>
       </w:r>
       <w:r>
         <w:rPr>
@@ -873,21 +844,12 @@
         </w:rPr>
         <w:t xml:space="preserve">RKIM; </w:t>
       </w:r>
-      <w:proofErr w:type="gramStart"/>
       <w:r>
         <w:rPr>
           <w:bCs/>
           <w:szCs w:val="20"/>
         </w:rPr>
-        <w:t>Matr.-</w:t>
-      </w:r>
-      <w:proofErr w:type="gramEnd"/>
-      <w:r>
-        <w:rPr>
-          <w:bCs/>
-          <w:szCs w:val="20"/>
-        </w:rPr>
-        <w:t xml:space="preserve">Nr. </w:t>
+        <w:t xml:space="preserve">Matr.-Nr. </w:t>
       </w:r>
       <w:r>
         <w:rPr>
@@ -947,64 +909,24 @@
       </w:pPr>
       <w:bookmarkStart w:id="0" w:name="_Toc177689009"/>
       <w:bookmarkStart w:id="1" w:name="_Toc241704866"/>
-      <w:proofErr w:type="spellStart"/>
       <w:r>
         <w:lastRenderedPageBreak/>
-        <w:t>Erklärung</w:t>
-      </w:r>
-      <w:proofErr w:type="spellEnd"/>
-      <w:r>
-        <w:t xml:space="preserve"> </w:t>
-      </w:r>
-      <w:proofErr w:type="spellStart"/>
-      <w:r>
-        <w:t>zur</w:t>
-      </w:r>
-      <w:proofErr w:type="spellEnd"/>
-      <w:r>
-        <w:t xml:space="preserve"> </w:t>
-      </w:r>
-      <w:proofErr w:type="spellStart"/>
-      <w:r>
-        <w:t>selbstständigen</w:t>
-      </w:r>
-      <w:proofErr w:type="spellEnd"/>
-      <w:r>
-        <w:t xml:space="preserve"> </w:t>
-      </w:r>
-      <w:proofErr w:type="spellStart"/>
-      <w:r>
-        <w:t>Anfertigung</w:t>
+        <w:t>Erklärung zur selbstständigen Anfertigung</w:t>
       </w:r>
       <w:bookmarkEnd w:id="0"/>
       <w:bookmarkEnd w:id="1"/>
-      <w:proofErr w:type="spellEnd"/>
-    </w:p>
-    <w:p>
-      <w:pPr>
-        <w:rPr>
-          <w:lang w:val="de-DE"/>
-        </w:rPr>
-      </w:pPr>
-      <w:r>
-        <w:rPr>
-          <w:lang w:val="de-DE"/>
-        </w:rPr>
-        <w:t>Hiermit erklären wir ehrenwörtlich, dass wir die vorliegende Projektarbeit mit dem Titel „</w:t>
-      </w:r>
-      <w:proofErr w:type="spellStart"/>
-      <w:r>
-        <w:rPr>
-          <w:lang w:val="de-DE"/>
-        </w:rPr>
-        <w:t>Robotertetris</w:t>
-      </w:r>
-      <w:proofErr w:type="spellEnd"/>
-      <w:r>
-        <w:rPr>
-          <w:lang w:val="de-DE"/>
-        </w:rPr>
-        <w:t xml:space="preserve"> – Greifen farbiger Klötze von einem laufenden Förderband“ selbstständig und ohne unzulässige fremde Hilfe angefertigt haben. Andere als die angegebenen Quellen und Hilfsmittel wurden nicht verwendet.</w:t>
+    </w:p>
+    <w:p>
+      <w:pPr>
+        <w:rPr>
+          <w:lang w:val="de-DE"/>
+        </w:rPr>
+      </w:pPr>
+      <w:r>
+        <w:rPr>
+          <w:lang w:val="de-DE"/>
+        </w:rPr>
+        <w:t>Hiermit erklären wir ehrenwörtlich, dass wir die vorliegende Projektarbeit mit dem Titel „Robotertetris – Greifen farbiger Klötze von einem laufenden Förderband“ selbstständig und ohne unzulässige fremde Hilfe angefertigt haben. Andere als die angegebenen Quellen und Hilfsmittel wurden nicht verwendet.</w:t>
       </w:r>
     </w:p>
     <w:p>
@@ -1298,7 +1220,6 @@
           <w:docPartUnique/>
         </w:docPartObj>
       </w:sdtPr>
-      <w:sdtEndPr/>
       <w:sdtContent>
         <w:p>
           <w:pPr>
@@ -1308,12 +1229,10 @@
               <w:numId w:val="3"/>
             </w:numPr>
           </w:pPr>
-          <w:proofErr w:type="spellStart"/>
           <w:r>
             <w:t>Inhaltsverzeichnis</w:t>
           </w:r>
           <w:bookmarkEnd w:id="3"/>
-          <w:proofErr w:type="spellEnd"/>
           <w:r>
             <w:rPr>
               <w:lang w:val="de-DE"/>
@@ -7088,14 +7007,12 @@
       </w:pPr>
       <w:bookmarkStart w:id="4" w:name="ch_1"/>
       <w:bookmarkStart w:id="5" w:name="_Toc241704869"/>
-      <w:proofErr w:type="spellStart"/>
       <w:r>
         <w:lastRenderedPageBreak/>
         <w:t>Einleitung</w:t>
       </w:r>
       <w:bookmarkEnd w:id="4"/>
       <w:bookmarkEnd w:id="5"/>
-      <w:proofErr w:type="spellEnd"/>
     </w:p>
     <w:p/>
     <w:p>
@@ -7104,13 +7021,8 @@
       </w:pPr>
       <w:bookmarkStart w:id="6" w:name="ch_1_1"/>
       <w:bookmarkStart w:id="7" w:name="_Toc241704870"/>
-      <w:proofErr w:type="spellStart"/>
-      <w:r>
-        <w:t>Ausgangslage</w:t>
-      </w:r>
-      <w:proofErr w:type="spellEnd"/>
-      <w:r>
-        <w:t xml:space="preserve"> und Motivation</w:t>
+      <w:r>
+        <w:t>Ausgangslage und Motivation</w:t>
       </w:r>
       <w:bookmarkEnd w:id="6"/>
       <w:bookmarkEnd w:id="7"/>
@@ -7125,48 +7037,20 @@
         <w:rPr>
           <w:lang w:val="de-DE"/>
         </w:rPr>
-        <w:t xml:space="preserve">Das Projekt erweitert ein bestehendes System zum Greifen und Sortieren von Klötzen auf einem bewegten Förderband. Ein duales Kamerasystem ermittelt die Positionen und Geschwindigkeiten der ankommenden Objekte. Das ursprüngliche System berechnete daraus einen festen </w:t>
-      </w:r>
-      <w:proofErr w:type="spellStart"/>
-      <w:r>
-        <w:rPr>
-          <w:lang w:val="de-DE"/>
-        </w:rPr>
-        <w:t>Abgriffpunkt</w:t>
-      </w:r>
-      <w:proofErr w:type="spellEnd"/>
-      <w:r>
-        <w:rPr>
-          <w:lang w:val="de-DE"/>
-        </w:rPr>
-        <w:t>. Der Roboter fuhr diese Position an und wartete dort auf das Objekt.</w:t>
-      </w:r>
-    </w:p>
-    <w:p>
-      <w:pPr>
-        <w:rPr>
-          <w:lang w:val="de-DE"/>
-        </w:rPr>
-      </w:pPr>
-      <w:r>
-        <w:rPr>
-          <w:lang w:val="de-DE"/>
-        </w:rPr>
-        <w:t xml:space="preserve">Diese Prozessführung begrenzt die Zahl der Klötze, die der Roboter verarbeiten kann. Besonders bei kurzen Abständen zwischen den Klötzen bleibt wenig Zeit für die nächste Positionierung. Der Roboter soll deshalb nicht an einem festen Punkt warten. Er soll sich mit dem ausgewählten Klotz mitbewegen und ihn aus der Bewegung </w:t>
-      </w:r>
-      <w:proofErr w:type="gramStart"/>
-      <w:r>
-        <w:rPr>
-          <w:lang w:val="de-DE"/>
-        </w:rPr>
-        <w:t>heraus greifen</w:t>
-      </w:r>
-      <w:proofErr w:type="gramEnd"/>
-      <w:r>
-        <w:rPr>
-          <w:lang w:val="de-DE"/>
-        </w:rPr>
-        <w:t>.</w:t>
+        <w:t>Das Projekt erweitert ein bestehendes System zum Greifen und Sortieren von Klötzen auf einem bewegten Förderband. Ein duales Kamerasystem ermittelt die Positionen und Geschwindigkeiten der ankommenden Objekte. Das ursprüngliche System berechnete daraus einen festen Abgriffpunkt. Der Roboter fuhr diese Position an und wartete dort auf das Objekt.</w:t>
+      </w:r>
+    </w:p>
+    <w:p>
+      <w:pPr>
+        <w:rPr>
+          <w:lang w:val="de-DE"/>
+        </w:rPr>
+      </w:pPr>
+      <w:r>
+        <w:rPr>
+          <w:lang w:val="de-DE"/>
+        </w:rPr>
+        <w:t>Diese Prozessführung begrenzt die Zahl der Klötze, die der Roboter verarbeiten kann. Besonders bei kurzen Abständen zwischen den Klötzen bleibt wenig Zeit für die nächste Positionierung. Der Roboter soll deshalb nicht an einem festen Punkt warten. Er soll sich mit dem ausgewählten Klotz mitbewegen und ihn aus der Bewegung heraus greifen.</w:t>
       </w:r>
     </w:p>
     <w:p>
@@ -7214,21 +7098,11 @@
       </w:pPr>
       <w:bookmarkStart w:id="8" w:name="ch_1_2"/>
       <w:bookmarkStart w:id="9" w:name="_Toc241704871"/>
-      <w:proofErr w:type="spellStart"/>
-      <w:r>
-        <w:t>Zielsetzung</w:t>
-      </w:r>
-      <w:proofErr w:type="spellEnd"/>
-      <w:r>
-        <w:t xml:space="preserve"> des </w:t>
-      </w:r>
-      <w:proofErr w:type="spellStart"/>
-      <w:r>
-        <w:t>Projekts</w:t>
+      <w:r>
+        <w:t>Zielsetzung des Projekts</w:t>
       </w:r>
       <w:bookmarkEnd w:id="8"/>
       <w:bookmarkEnd w:id="9"/>
-      <w:proofErr w:type="spellEnd"/>
     </w:p>
     <w:p>
       <w:pPr>
@@ -7253,13 +7127,7 @@
         <w:rPr>
           <w:lang w:val="de-DE"/>
         </w:rPr>
-        <w:t>Neben dem Greifvorgang soll das System die Klötze nach Form und Farbe kategorisieren. Die Kategorisierung dient der flexiblen Objektbeschreibung, nicht einer Ablageaufgabe. Sie soll die Übertragbarkeit des Konzepts auf weitere vergleichbare Anwendungsfälle ermöglichen. Befinden sich mehrere Klötze gleichzeitig auf dem Förderband, soll das System selbstständig einen noch erreichbaren Klotz auswählen. Klötze, die innerhalb des verbleibenden Arbeitsbereichs nicht sicher erreichbar sind, werden nicht mehr als Z</w:t>
-      </w:r>
-      <w:r>
-        <w:rPr>
-          <w:lang w:val="de-DE"/>
-        </w:rPr>
-        <w:t>iel verfolgt.</w:t>
+        <w:t>Neben dem Greifvorgang soll das System die Klötze nach Form und Farbe kategorisieren. Die Kategorisierung dient der flexiblen Objektbeschreibung, nicht einer Ablageaufgabe. Sie soll die Übertragbarkeit des Konzepts auf weitere vergleichbare Anwendungsfälle ermöglichen. Befinden sich mehrere Klötze gleichzeitig auf dem Förderband, soll das System selbstständig einen noch erreichbaren Klotz auswählen. Klötze, die innerhalb des verbleibenden Arbeitsbereichs nicht sicher erreichbar sind, werden nicht mehr als Ziel verfolgt.</w:t>
       </w:r>
     </w:p>
     <w:p>
@@ -7308,21 +7176,11 @@
       </w:pPr>
       <w:bookmarkStart w:id="10" w:name="ch_1_3"/>
       <w:bookmarkStart w:id="11" w:name="_Toc241704872"/>
-      <w:proofErr w:type="spellStart"/>
-      <w:r>
-        <w:t>Abgrenzung</w:t>
-      </w:r>
-      <w:proofErr w:type="spellEnd"/>
-      <w:r>
-        <w:t xml:space="preserve"> und </w:t>
-      </w:r>
-      <w:proofErr w:type="spellStart"/>
-      <w:r>
-        <w:t>Rahmenbedingungen</w:t>
+      <w:r>
+        <w:t>Abgrenzung und Rahmenbedingungen</w:t>
       </w:r>
       <w:bookmarkEnd w:id="10"/>
       <w:bookmarkEnd w:id="11"/>
-      <w:proofErr w:type="spellEnd"/>
     </w:p>
     <w:p>
       <w:pPr>
@@ -7410,15 +7268,10 @@
       <w:bookmarkStart w:id="12" w:name="ch_1_4"/>
       <w:bookmarkStart w:id="13" w:name="_Toc241704873"/>
       <w:r>
-        <w:t xml:space="preserve">Aufbau des </w:t>
-      </w:r>
-      <w:proofErr w:type="spellStart"/>
-      <w:r>
-        <w:t>Berichts</w:t>
+        <w:t>Aufbau des Berichts</w:t>
       </w:r>
       <w:bookmarkEnd w:id="12"/>
       <w:bookmarkEnd w:id="13"/>
-      <w:proofErr w:type="spellEnd"/>
     </w:p>
     <w:p>
       <w:pPr>
@@ -7484,15 +7337,10 @@
       <w:bookmarkStart w:id="15" w:name="_Toc241704874"/>
       <w:r>
         <w:lastRenderedPageBreak/>
-        <w:t xml:space="preserve">System und </w:t>
-      </w:r>
-      <w:proofErr w:type="spellStart"/>
-      <w:r>
-        <w:t>Versuchsaufbau</w:t>
+        <w:t>System und Versuchsaufbau</w:t>
       </w:r>
       <w:bookmarkEnd w:id="14"/>
       <w:bookmarkEnd w:id="15"/>
-      <w:proofErr w:type="spellEnd"/>
     </w:p>
     <w:p/>
     <w:p>
@@ -7501,13 +7349,11 @@
       </w:pPr>
       <w:bookmarkStart w:id="16" w:name="ch_2_1"/>
       <w:bookmarkStart w:id="17" w:name="_Toc241704875"/>
-      <w:proofErr w:type="spellStart"/>
       <w:r>
         <w:t>Hardwareaufbau</w:t>
       </w:r>
       <w:bookmarkEnd w:id="16"/>
       <w:bookmarkEnd w:id="17"/>
-      <w:proofErr w:type="spellEnd"/>
       <w:r>
         <w:t xml:space="preserve"> </w:t>
       </w:r>
@@ -7523,15 +7369,7 @@
       <w:bookmarkStart w:id="18" w:name="ch_2_1_1"/>
       <w:bookmarkStart w:id="19" w:name="_Toc241704876"/>
       <w:r>
-        <w:t xml:space="preserve">Allgemeine </w:t>
-      </w:r>
-      <w:proofErr w:type="spellStart"/>
-      <w:r>
-        <w:t>Geometrie</w:t>
-      </w:r>
-      <w:proofErr w:type="spellEnd"/>
-      <w:r>
-        <w:t xml:space="preserve"> und Aufbau</w:t>
+        <w:t>Allgemeine Geometrie und Aufbau</w:t>
       </w:r>
       <w:bookmarkEnd w:id="18"/>
       <w:bookmarkEnd w:id="19"/>
@@ -7546,163 +7384,59 @@
         <w:rPr>
           <w:lang w:val="de-DE"/>
         </w:rPr>
-        <w:t xml:space="preserve">Der Versuchsaufbau besteht aus einem Förderband, dem seitlich angeordneten UR10e mit Greifer, einer Basiskamera und einer Ablagekiste. In Bandlaufrichtung steht der Roboter auf der linken Seite nahe dem Bandende. Die Ablagekiste liegt links neben dem Förderband und in Bandlaufrichtung vor dem Roboter. Ihre Ablageposition beträgt im globalen Bezugssystem </w:t>
-      </w:r>
-      <w:proofErr w:type="spellStart"/>
-      <w:r>
-        <w:rPr>
-          <w:lang w:val="de-DE"/>
-        </w:rPr>
-        <w:t>world</w:t>
-      </w:r>
-      <w:proofErr w:type="spellEnd"/>
-      <w:r>
-        <w:rPr>
-          <w:lang w:val="de-DE"/>
-        </w:rPr>
-        <w:t xml:space="preserve"> x = -0,316 m, y = 0,476 m und z = 0,420 m.</w:t>
-      </w:r>
-    </w:p>
-    <w:p>
-      <w:pPr>
-        <w:rPr>
-          <w:lang w:val="de-DE"/>
-        </w:rPr>
-      </w:pPr>
-      <w:r>
-        <w:rPr>
-          <w:lang w:val="de-DE"/>
-        </w:rPr>
-        <w:t xml:space="preserve">Als Basiskamera wird eine Intel </w:t>
-      </w:r>
-      <w:proofErr w:type="spellStart"/>
-      <w:r>
-        <w:rPr>
-          <w:lang w:val="de-DE"/>
-        </w:rPr>
-        <w:t>RealSense</w:t>
-      </w:r>
-      <w:proofErr w:type="spellEnd"/>
-      <w:r>
-        <w:rPr>
-          <w:lang w:val="de-DE"/>
-        </w:rPr>
-        <w:t xml:space="preserve"> L515 eingesetzt. Sie kombiniert eine RGB-Kamera mit einem LiDAR-Tiefensensor. Die Tiefenmessung basiert auf einem abtastenden Infrarotlaser. Damit stehen Farbinformationen zur Kategorisierung und Tiefeninformationen zur räumlichen Einordnung der Klötze zur Verfügung [2], [3]. Die Kamera ist mittig über dem Bandanfang montiert. Ihr Abstand zur Bandebene beträgt etwa 0,85 m. Sie erfasst die Klötze vor dem Greifbereich.</w:t>
-      </w:r>
-    </w:p>
-    <w:p>
-      <w:pPr>
-        <w:rPr>
-          <w:lang w:val="de-DE"/>
-        </w:rPr>
-      </w:pPr>
-      <w:r>
-        <w:rPr>
-          <w:lang w:val="de-DE"/>
-        </w:rPr>
-        <w:t xml:space="preserve">Zusätzlich ist eine Intel </w:t>
-      </w:r>
-      <w:proofErr w:type="spellStart"/>
-      <w:r>
-        <w:rPr>
-          <w:lang w:val="de-DE"/>
-        </w:rPr>
-        <w:t>RealSense</w:t>
-      </w:r>
-      <w:proofErr w:type="spellEnd"/>
-      <w:r>
-        <w:rPr>
-          <w:lang w:val="de-DE"/>
-        </w:rPr>
-        <w:t xml:space="preserve"> D435i am Roboterflansch neben der Aufnahme für den Greifer montiert. Ihre optische Achse ist gegenüber der Flanschmitte parallel versetzt und erfasst den Bereich unmittelbar vor dem Greifer. Die Kamera besitzt neben einem RGB-Sensor ein aktives Infrarot-Stereosystem zur Tiefenmessung sowie eine integrierte inertiale Messeinheit. Sie kann die Basiskamera bei der Feinortung ergänzen, ist für den nachgewiesenen Greifablauf jedoch nicht erforderlich [4], [5].</w:t>
-      </w:r>
-    </w:p>
-    <w:p>
-      <w:pPr>
-        <w:rPr>
-          <w:lang w:val="de-DE"/>
-        </w:rPr>
-      </w:pPr>
-      <w:r>
-        <w:rPr>
-          <w:lang w:val="de-DE"/>
-        </w:rPr>
-        <w:t xml:space="preserve">Für die anfängliche Kalibrierung wurde das Bezugssystem </w:t>
-      </w:r>
-      <w:proofErr w:type="spellStart"/>
-      <w:r>
-        <w:rPr>
-          <w:lang w:val="de-DE"/>
-        </w:rPr>
-        <w:t>conveyor_frame</w:t>
-      </w:r>
-      <w:proofErr w:type="spellEnd"/>
-      <w:r>
-        <w:rPr>
-          <w:lang w:val="de-DE"/>
-        </w:rPr>
-        <w:t xml:space="preserve"> definiert. Sein Ursprung liegt mittig am Bandanfang. Die X-Achse zeigt, in Bandlaufrichtung betrachtet, nach rechts. Die Y-Achse zeigt in Bandlaufrichtung, die Z-Achse von der Bandebene nach oben. Im Rahmen der Anwendung werden ausschließlich die globalen Koordinaten des Bezugssystems </w:t>
-      </w:r>
-      <w:proofErr w:type="spellStart"/>
-      <w:r>
-        <w:rPr>
-          <w:lang w:val="de-DE"/>
-        </w:rPr>
-        <w:t>world</w:t>
-      </w:r>
-      <w:proofErr w:type="spellEnd"/>
-      <w:r>
-        <w:rPr>
-          <w:lang w:val="de-DE"/>
-        </w:rPr>
-        <w:t xml:space="preserve"> verwendet. Dieses ist das von der UR10e-Steuerung verwendete System, dessen Ursprung in der Roboterbasis liegt. Alle folgenden Koordinaten beziehen sich auf dieses System. Die unterschiedlichen Koordinatenkonventionen von </w:t>
-      </w:r>
-      <w:proofErr w:type="spellStart"/>
-      <w:r>
-        <w:rPr>
-          <w:lang w:val="de-DE"/>
-        </w:rPr>
-        <w:t>conveyor_frame</w:t>
-      </w:r>
-      <w:proofErr w:type="spellEnd"/>
-      <w:r>
-        <w:rPr>
-          <w:lang w:val="de-DE"/>
-        </w:rPr>
-        <w:t xml:space="preserve"> und </w:t>
-      </w:r>
-      <w:proofErr w:type="spellStart"/>
-      <w:r>
-        <w:rPr>
-          <w:lang w:val="de-DE"/>
-        </w:rPr>
-        <w:t>world</w:t>
-      </w:r>
-      <w:proofErr w:type="spellEnd"/>
-      <w:r>
-        <w:rPr>
-          <w:lang w:val="de-DE"/>
-        </w:rPr>
-        <w:t xml:space="preserve"> ergeben sich aus der zeitlichen Zusammenführung der Teilprojekte.</w:t>
-      </w:r>
-    </w:p>
-    <w:p>
-      <w:pPr>
-        <w:rPr>
-          <w:lang w:val="de-DE"/>
-        </w:rPr>
-      </w:pPr>
-      <w:r>
-        <w:rPr>
-          <w:lang w:val="de-DE"/>
-        </w:rPr>
-        <w:t>Die nutzbare gerade Förderstrecke beträgt ungefähr 1,50 m bei einer Breite von etwa 0,80 m. Das Förderband ist physisch etwas länger. Die gekrümmten Bereiche über den Bandrollen stehen jedoch nicht als Greifbereich zur Verfügung. Die Bandkanten liegen im globalen System ungefähr bei x = -1,275 m und x = -0,480 m. Der für das Greifen nutzbare rechteckige Bereich reicht von x = -1,000 m bis -0,530 m sowie von y = -0,320 m bis 0,445 m. Er wird in der Draufsicht als Arbeitsbereich dargestellt. Der festgelegte A</w:t>
-      </w:r>
-      <w:r>
-        <w:rPr>
-          <w:lang w:val="de-DE"/>
-        </w:rPr>
-        <w:t>rbeitsraum des Flansches erweitert diesen Bereich für die Ablage der Objekte auf x = -1,000 m bis -0,300 m und y = -0,320 m bis 0,480 m.</w:t>
+        <w:t>Der Versuchsaufbau besteht aus einem Förderband, dem seitlich angeordneten UR10e mit Greifer, einer Basiskamera und einer Ablagekiste. In Bandlaufrichtung steht der Roboter auf der linken Seite nahe dem Bandende. Die Ablagekiste liegt links neben dem Förderband und in Bandlaufrichtung vor dem Roboter. Ihre Ablageposition beträgt im globalen Bezugssystem world x = -0,316 m, y = 0,476 m und z = 0,420 m.</w:t>
+      </w:r>
+    </w:p>
+    <w:p>
+      <w:pPr>
+        <w:rPr>
+          <w:lang w:val="de-DE"/>
+        </w:rPr>
+      </w:pPr>
+      <w:r>
+        <w:rPr>
+          <w:lang w:val="de-DE"/>
+        </w:rPr>
+        <w:t>Als Basiskamera wird eine Intel RealSense L515 eingesetzt. Sie kombiniert eine RGB-Kamera mit einem LiDAR-Tiefensensor. Die Tiefenmessung basiert auf einem abtastenden Infrarotlaser. Damit stehen Farbinformationen zur Kategorisierung und Tiefeninformationen zur räumlichen Einordnung der Klötze zur Verfügung [2], [3]. Die Kamera ist mittig über dem Bandanfang montiert. Ihr Abstand zur Bandebene beträgt etwa 0,85 m. Sie erfasst die Klötze vor dem Greifbereich.</w:t>
+      </w:r>
+    </w:p>
+    <w:p>
+      <w:pPr>
+        <w:rPr>
+          <w:lang w:val="de-DE"/>
+        </w:rPr>
+      </w:pPr>
+      <w:r>
+        <w:rPr>
+          <w:lang w:val="de-DE"/>
+        </w:rPr>
+        <w:t>Zusätzlich ist eine Intel RealSense D435i am Roboterflansch neben der Aufnahme für den Greifer montiert. Ihre optische Achse ist gegenüber der Flanschmitte parallel versetzt und erfasst den Bereich unmittelbar vor dem Greifer. Die Kamera besitzt neben einem RGB-Sensor ein aktives Infrarot-Stereosystem zur Tiefenmessung sowie eine integrierte inertiale Messeinheit. Sie kann die Basiskamera bei der Feinortung ergänzen, ist für den nachgewiesenen Greifablauf jedoch nicht erforderlich [4], [5].</w:t>
+      </w:r>
+    </w:p>
+    <w:p>
+      <w:pPr>
+        <w:rPr>
+          <w:lang w:val="de-DE"/>
+        </w:rPr>
+      </w:pPr>
+      <w:r>
+        <w:rPr>
+          <w:lang w:val="de-DE"/>
+        </w:rPr>
+        <w:t>Für die anfängliche Kalibrierung wurde das Bezugssystem conveyor_frame definiert. Sein Ursprung liegt mittig am Bandanfang. Die X-Achse zeigt, in Bandlaufrichtung betrachtet, nach rechts. Die Y-Achse zeigt in Bandlaufrichtung, die Z-Achse von der Bandebene nach oben. Im Rahmen der Anwendung werden ausschließlich die globalen Koordinaten des Bezugssystems world verwendet. Dieses ist das von der UR10e-Steuerung verwendete System, dessen Ursprung in der Roboterbasis liegt. Alle folgenden Koordinaten beziehen sich auf dieses System. Die unterschiedlichen Koordinatenkonventionen von conveyor_frame und world ergeben sich aus der zeitlichen Zusammenführung der Teilprojekte.</w:t>
+      </w:r>
+    </w:p>
+    <w:p>
+      <w:pPr>
+        <w:rPr>
+          <w:lang w:val="de-DE"/>
+        </w:rPr>
+      </w:pPr>
+      <w:r>
+        <w:rPr>
+          <w:lang w:val="de-DE"/>
+        </w:rPr>
+        <w:t>Die nutzbare gerade Förderstrecke beträgt ungefähr 1,50 m bei einer Breite von etwa 0,80 m. Das Förderband ist physisch etwas länger. Die gekrümmten Bereiche über den Bandrollen stehen jedoch nicht als Greifbereich zur Verfügung. Die Bandkanten liegen im globalen System ungefähr bei x = -1,275 m und x = -0,480 m. Der für das Greifen nutzbare rechteckige Bereich reicht von x = -1,000 m bis -0,530 m sowie von y = -0,320 m bis 0,445 m. Er wird in der Draufsicht als Arbeitsbereich dargestellt. Der festgelegte Arbeitsraum des Flansches erweitert diesen Bereich für die Ablage der Objekte auf x = -1,000 m bis -0,300 m und y = -0,320 m bis 0,480 m.</w:t>
       </w:r>
     </w:p>
     <w:p>
@@ -7897,62 +7631,20 @@
         <w:rPr>
           <w:lang w:val="de-DE"/>
         </w:rPr>
-        <w:t xml:space="preserve">Abbildung 3: Draufsicht mit Förderband, Basiskamera, Ablagekiste, Arbeitsbereich sowie den Bezugssystemen </w:t>
-      </w:r>
-      <w:proofErr w:type="spellStart"/>
-      <w:r>
-        <w:rPr>
-          <w:lang w:val="de-DE"/>
-        </w:rPr>
-        <w:t>conveyor_frame</w:t>
-      </w:r>
-      <w:proofErr w:type="spellEnd"/>
-      <w:r>
-        <w:rPr>
-          <w:lang w:val="de-DE"/>
-        </w:rPr>
-        <w:t xml:space="preserve"> und </w:t>
-      </w:r>
-      <w:proofErr w:type="spellStart"/>
-      <w:r>
-        <w:rPr>
-          <w:lang w:val="de-DE"/>
-        </w:rPr>
-        <w:t>world</w:t>
-      </w:r>
-      <w:proofErr w:type="spellEnd"/>
-      <w:r>
-        <w:rPr>
-          <w:lang w:val="de-DE"/>
-        </w:rPr>
-        <w:t>.</w:t>
-      </w:r>
-    </w:p>
-    <w:p>
-      <w:pPr>
-        <w:rPr>
-          <w:lang w:val="de-DE"/>
-        </w:rPr>
-      </w:pPr>
-      <w:r>
-        <w:rPr>
-          <w:lang w:val="de-DE"/>
-        </w:rPr>
-        <w:t xml:space="preserve">Die festgelegten zulässigen Höhen im Arbeitsbereich des Flansches betragen z = 0,299 m und z = 0,600 m. An der unteren Grenze erreicht die geschlossene Backenspitze die Oberfläche des Förderbandes. Die Bewegung, mit der den fahrenden Objekten auf dem Förderband gefolgt wird, erfolgt auf z = 0,450 m. Für den Transfer zur Ablage wird eine </w:t>
-      </w:r>
-      <w:proofErr w:type="spellStart"/>
-      <w:r>
-        <w:rPr>
-          <w:lang w:val="de-DE"/>
-        </w:rPr>
-        <w:t>Freihöhe</w:t>
-      </w:r>
-      <w:proofErr w:type="spellEnd"/>
-      <w:r>
-        <w:rPr>
-          <w:lang w:val="de-DE"/>
-        </w:rPr>
-        <w:t xml:space="preserve"> von z = 0,490 m verwendet. Oberhalb von z = 0,600 m wurde im hinteren Bereich des Arbeitsraums eine mögliche Singularität beobachtet. Zudem wird die Höhe durch die über dem Förderband befindliche Basiskamera begrenzt.</w:t>
+        <w:t>Abbildung 3: Draufsicht mit Förderband, Basiskamera, Ablagekiste, Arbeitsbereich sowie den Bezugssystemen conveyor_frame und world.</w:t>
+      </w:r>
+    </w:p>
+    <w:p>
+      <w:pPr>
+        <w:rPr>
+          <w:lang w:val="de-DE"/>
+        </w:rPr>
+      </w:pPr>
+      <w:r>
+        <w:rPr>
+          <w:lang w:val="de-DE"/>
+        </w:rPr>
+        <w:t>Die festgelegten zulässigen Höhen im Arbeitsbereich des Flansches betragen z = 0,299 m und z = 0,600 m. An der unteren Grenze erreicht die geschlossene Backenspitze die Oberfläche des Förderbandes. Die Bewegung, mit der den fahrenden Objekten auf dem Förderband gefolgt wird, erfolgt auf z = 0,450 m. Für den Transfer zur Ablage wird eine Freihöhe von z = 0,490 m verwendet. Oberhalb von z = 0,600 m wurde im hinteren Bereich des Arbeitsraums eine mögliche Singularität beobachtet. Zudem wird die Höhe durch die über dem Förderband befindliche Basiskamera begrenzt.</w:t>
       </w:r>
     </w:p>
     <w:p>
@@ -8026,21 +7718,7 @@
         <w:rPr>
           <w:lang w:val="de-DE"/>
         </w:rPr>
-        <w:t xml:space="preserve">Abbildung 4: Seitenansicht mit Basiskamera sowie Arbeitsraum-, Folge- und Transferhöhen im Bezugssystem </w:t>
-      </w:r>
-      <w:proofErr w:type="spellStart"/>
-      <w:r>
-        <w:rPr>
-          <w:lang w:val="de-DE"/>
-        </w:rPr>
-        <w:t>world</w:t>
-      </w:r>
-      <w:proofErr w:type="spellEnd"/>
-      <w:r>
-        <w:rPr>
-          <w:lang w:val="de-DE"/>
-        </w:rPr>
-        <w:t>.</w:t>
+        <w:t>Abbildung 4: Seitenansicht mit Basiskamera sowie Arbeitsraum-, Folge- und Transferhöhen im Bezugssystem world.</w:t>
       </w:r>
     </w:p>
     <w:p>
@@ -8085,13 +7763,7 @@
         <w:rPr>
           <w:lang w:val="de-DE"/>
         </w:rPr>
-        <w:t>Der UR10e ist für kollaborative Anwendungen ausgelegt. Seine Sicherheitsfunktionen können unter anderem Grenzen für Geschwindigkeit, Kraft, Impuls und Leistung überwachen. Wird eine konfigurierte Grenze überschritten oder ein Sicherheitsfehler erkannt, wird die Roboterbewegung sicher unterbrochen [7]. Ob der Aufbau ohne trennende Schutzeinrichtung betrieben werden darf, ergibt sich jedoch erst aus der Risikobeurteilung des gesamten Systems. Dabei müssen insbesondere Greifer, Klötze, Bewegungen und Quetschst</w:t>
-      </w:r>
-      <w:r>
-        <w:rPr>
-          <w:lang w:val="de-DE"/>
-        </w:rPr>
-        <w:t>ellen berücksichtigt werden. Der Endeffektor ist nicht automatisch durch die Sicherheitsfunktionen des Roboterarms abgedeckt [8].</w:t>
+        <w:t>Der UR10e ist für kollaborative Anwendungen ausgelegt. Seine Sicherheitsfunktionen können unter anderem Grenzen für Geschwindigkeit, Kraft, Impuls und Leistung überwachen. Wird eine konfigurierte Grenze überschritten oder ein Sicherheitsfehler erkannt, wird die Roboterbewegung sicher unterbrochen [7]. Ob der Aufbau ohne trennende Schutzeinrichtung betrieben werden darf, ergibt sich jedoch erst aus der Risikobeurteilung des gesamten Systems. Dabei müssen insbesondere Greifer, Klötze, Bewegungen und Quetschstellen berücksichtigt werden. Der Endeffektor ist nicht automatisch durch die Sicherheitsfunktionen des Roboterarms abgedeckt [8].</w:t>
       </w:r>
       <w:r>
         <w:rPr>
@@ -8124,48 +7796,10 @@
         <w:rPr>
           <w:lang w:val="de-DE"/>
         </w:rPr>
-        <w:t xml:space="preserve">Am Flansch des UR10e ist ein adaptiver Zweifingergreifer vom Typ </w:t>
-      </w:r>
-      <w:proofErr w:type="spellStart"/>
-      <w:r>
-        <w:rPr>
-          <w:lang w:val="de-DE"/>
-        </w:rPr>
-        <w:t>Robotiq</w:t>
-      </w:r>
-      <w:proofErr w:type="spellEnd"/>
-      <w:r>
-        <w:rPr>
-          <w:lang w:val="de-DE"/>
-        </w:rPr>
-        <w:t xml:space="preserve"> 2F-140 montiert. </w:t>
-      </w:r>
-      <w:r>
-        <w:t xml:space="preserve">Die </w:t>
-      </w:r>
-      <w:proofErr w:type="spellStart"/>
-      <w:r>
-        <w:t>Herstellerabmessungen</w:t>
-      </w:r>
-      <w:proofErr w:type="spellEnd"/>
-      <w:r>
-        <w:t xml:space="preserve"> des </w:t>
-      </w:r>
-      <w:proofErr w:type="spellStart"/>
-      <w:r>
-        <w:t>geöffneten</w:t>
-      </w:r>
-      <w:proofErr w:type="spellEnd"/>
-      <w:r>
-        <w:t xml:space="preserve"> </w:t>
-      </w:r>
-      <w:proofErr w:type="spellStart"/>
-      <w:r>
-        <w:t>Greifers</w:t>
-      </w:r>
-      <w:proofErr w:type="spellEnd"/>
-      <w:r>
-        <w:t xml:space="preserve"> zeigt Abbildung 5 [9].</w:t>
+        <w:t xml:space="preserve">Am Flansch des UR10e ist ein adaptiver Zweifingergreifer vom Typ Robotiq 2F-140 montiert. </w:t>
+      </w:r>
+      <w:r>
+        <w:t>Die Herstellerabmessungen des geöffneten Greifers zeigt Abbildung 5 [9].</w:t>
       </w:r>
     </w:p>
     <w:p>
@@ -8285,21 +7919,7 @@
         <w:rPr>
           <w:lang w:val="de-DE"/>
         </w:rPr>
-        <w:t>Die tatsächlich nutzbare Öffnungsweite wurde am aufgebauten System mit 127 mm gemessen. An den Fingerendgliedern sind 3D-gedruckte Aufsätze mit Gummi-</w:t>
-      </w:r>
-      <w:proofErr w:type="spellStart"/>
-      <w:r>
-        <w:rPr>
-          <w:lang w:val="de-DE"/>
-        </w:rPr>
-        <w:t>Grippmatten</w:t>
-      </w:r>
-      <w:proofErr w:type="spellEnd"/>
-      <w:r>
-        <w:rPr>
-          <w:lang w:val="de-DE"/>
-        </w:rPr>
-        <w:t xml:space="preserve"> montiert. Die Greiffläche jeder Matte beträgt 20 mm × 15 mm.</w:t>
+        <w:t>Die tatsächlich nutzbare Öffnungsweite wurde am aufgebauten System mit 127 mm gemessen. An den Fingerendgliedern sind 3D-gedruckte Aufsätze mit Gummi-Grippmatten montiert. Die Greiffläche jeder Matte beträgt 20 mm × 15 mm.</w:t>
       </w:r>
     </w:p>
     <w:p>
@@ -8334,21 +7954,11 @@
       </w:pPr>
       <w:bookmarkStart w:id="24" w:name="ch_2_1_4"/>
       <w:bookmarkStart w:id="25" w:name="_Toc241704879"/>
-      <w:proofErr w:type="spellStart"/>
-      <w:r>
-        <w:t>Förderband</w:t>
-      </w:r>
-      <w:proofErr w:type="spellEnd"/>
-      <w:r>
-        <w:t xml:space="preserve"> und </w:t>
-      </w:r>
-      <w:proofErr w:type="spellStart"/>
-      <w:r>
-        <w:t>Klötze</w:t>
+      <w:r>
+        <w:t>Förderband und Klötze</w:t>
       </w:r>
       <w:bookmarkEnd w:id="24"/>
       <w:bookmarkEnd w:id="25"/>
-      <w:proofErr w:type="spellEnd"/>
     </w:p>
     <w:p>
       <w:pPr>
@@ -8437,21 +8047,7 @@
         <w:rPr>
           <w:lang w:val="de-DE"/>
         </w:rPr>
-        <w:t xml:space="preserve">Der sichtbare Bandbereich reicht im Bezugssystem </w:t>
-      </w:r>
-      <w:proofErr w:type="spellStart"/>
-      <w:r>
-        <w:rPr>
-          <w:lang w:val="de-DE"/>
-        </w:rPr>
-        <w:t>world</w:t>
-      </w:r>
-      <w:proofErr w:type="spellEnd"/>
-      <w:r>
-        <w:rPr>
-          <w:lang w:val="de-DE"/>
-        </w:rPr>
-        <w:t xml:space="preserve"> ungefähr von y = +1,03 m bis y = +0,46 m. Die Greifzone beginnt unmittelbar hinter diesem Bildbereich. Der Roboter und sein Greifer verdecken die Kamera damit während des Greifvorgangs nicht. Die weitere Führung eines erkannten Klotzes bis zur Greifzone wird erst im Kapitel zum Greifkonzept beschrieben.</w:t>
+        <w:t>Der sichtbare Bandbereich reicht im Bezugssystem world ungefähr von y = +1,03 m bis y = +0,46 m. Die Greifzone beginnt unmittelbar hinter diesem Bildbereich. Der Roboter und sein Greifer verdecken die Kamera damit während des Greifvorgangs nicht. Die weitere Führung eines erkannten Klotzes bis zur Greifzone wird erst im Kapitel zum Greifkonzept beschrieben.</w:t>
       </w:r>
     </w:p>
     <w:p>
@@ -8466,64 +8062,10 @@
           <w:lang w:val="de-DE"/>
         </w:rPr>
         <w:lastRenderedPageBreak/>
-        <w:t xml:space="preserve">Umrechnung der Kameramessung in das Bezugssystem </w:t>
-      </w:r>
-      <w:proofErr w:type="spellStart"/>
-      <w:r>
-        <w:rPr>
-          <w:lang w:val="de-DE"/>
-        </w:rPr>
-        <w:t>world</w:t>
-      </w:r>
-      <w:proofErr w:type="spellEnd"/>
-      <w:r>
-        <w:rPr>
-          <w:lang w:val="de-DE"/>
-        </w:rPr>
-        <w:t xml:space="preserve">. Deshalb ist ein einfach ausführbares und wiederholbares Kalibrierverfahren für den Aufbau erforderlich. </w:t>
-      </w:r>
-      <w:r>
-        <w:t xml:space="preserve">Das </w:t>
-      </w:r>
-      <w:proofErr w:type="spellStart"/>
-      <w:r>
-        <w:t>Kalibrierverfahren</w:t>
-      </w:r>
-      <w:proofErr w:type="spellEnd"/>
-      <w:r>
-        <w:t xml:space="preserve"> </w:t>
-      </w:r>
-      <w:proofErr w:type="spellStart"/>
-      <w:r>
-        <w:t>selbst</w:t>
-      </w:r>
-      <w:proofErr w:type="spellEnd"/>
-      <w:r>
-        <w:t xml:space="preserve"> </w:t>
-      </w:r>
-      <w:proofErr w:type="spellStart"/>
-      <w:r>
-        <w:t>wird</w:t>
-      </w:r>
-      <w:proofErr w:type="spellEnd"/>
-      <w:r>
-        <w:t xml:space="preserve"> in </w:t>
-      </w:r>
-      <w:proofErr w:type="spellStart"/>
-      <w:r>
-        <w:t>Kapitel</w:t>
-      </w:r>
-      <w:proofErr w:type="spellEnd"/>
-      <w:r>
-        <w:t xml:space="preserve"> 4 </w:t>
-      </w:r>
-      <w:proofErr w:type="spellStart"/>
-      <w:r>
-        <w:t>erläutert</w:t>
-      </w:r>
-      <w:proofErr w:type="spellEnd"/>
-      <w:r>
-        <w:t xml:space="preserve"> [12].</w:t>
+        <w:t xml:space="preserve">Umrechnung der Kameramessung in das Bezugssystem world. Deshalb ist ein einfach ausführbares und wiederholbares Kalibrierverfahren für den Aufbau erforderlich. </w:t>
+      </w:r>
+      <w:r>
+        <w:t>Das Kalibrierverfahren selbst wird in Kapitel 4 erläutert [12].</w:t>
       </w:r>
       <w:r>
         <w:t xml:space="preserve"> </w:t>
@@ -8601,21 +8143,11 @@
       </w:pPr>
       <w:bookmarkStart w:id="30" w:name="ch_2_2"/>
       <w:bookmarkStart w:id="31" w:name="_Toc241704882"/>
-      <w:proofErr w:type="spellStart"/>
-      <w:r>
-        <w:t>Koordinatensysteme</w:t>
-      </w:r>
-      <w:proofErr w:type="spellEnd"/>
-      <w:r>
-        <w:t xml:space="preserve"> und </w:t>
-      </w:r>
-      <w:proofErr w:type="spellStart"/>
-      <w:r>
-        <w:t>Greifgeometrie</w:t>
+      <w:r>
+        <w:t>Koordinatensysteme und Greifgeometrie</w:t>
       </w:r>
       <w:bookmarkEnd w:id="30"/>
       <w:bookmarkEnd w:id="31"/>
-      <w:proofErr w:type="spellEnd"/>
     </w:p>
     <w:p>
       <w:pPr>
@@ -8630,21 +8162,7 @@
         <w:rPr>
           <w:lang w:val="de-DE"/>
         </w:rPr>
-        <w:t xml:space="preserve">Bezugssystem </w:t>
-      </w:r>
-      <w:proofErr w:type="spellStart"/>
-      <w:r>
-        <w:rPr>
-          <w:lang w:val="de-DE"/>
-        </w:rPr>
-        <w:t>world</w:t>
-      </w:r>
-      <w:proofErr w:type="spellEnd"/>
-      <w:r>
-        <w:rPr>
-          <w:lang w:val="de-DE"/>
-        </w:rPr>
-        <w:t>, Roboterbasis und Flansch ur_tool0</w:t>
+        <w:t>Bezugssystem world, Roboterbasis und Flansch ur_tool0</w:t>
       </w:r>
       <w:bookmarkEnd w:id="32"/>
       <w:bookmarkEnd w:id="33"/>
@@ -8659,21 +8177,7 @@
         <w:rPr>
           <w:lang w:val="de-DE"/>
         </w:rPr>
-        <w:t xml:space="preserve">Alle Positionsangaben des Regelpfads beziehen sich auf das globale Bezugssystem </w:t>
-      </w:r>
-      <w:proofErr w:type="spellStart"/>
-      <w:r>
-        <w:rPr>
-          <w:lang w:val="de-DE"/>
-        </w:rPr>
-        <w:t>world</w:t>
-      </w:r>
-      <w:proofErr w:type="spellEnd"/>
-      <w:r>
-        <w:rPr>
-          <w:lang w:val="de-DE"/>
-        </w:rPr>
-        <w:t xml:space="preserve"> (Abschnitt </w:t>
+        <w:t xml:space="preserve">Alle Positionsangaben des Regelpfads beziehen sich auf das globale Bezugssystem world (Abschnitt </w:t>
       </w:r>
       <w:r>
         <w:fldChar w:fldCharType="begin"/>
@@ -8700,48 +8204,20 @@
         <w:rPr>
           <w:lang w:val="de-DE"/>
         </w:rPr>
-        <w:t xml:space="preserve">). Das System ist fest mit dem Roboter verbunden und bewegt sich nicht mit dem Förderband. Die Förderbewegung erfolgt im Aufbau näherungsweise in negative Y-Richtung von </w:t>
-      </w:r>
-      <w:proofErr w:type="spellStart"/>
-      <w:r>
-        <w:rPr>
-          <w:lang w:val="de-DE"/>
-        </w:rPr>
-        <w:t>world</w:t>
-      </w:r>
-      <w:proofErr w:type="spellEnd"/>
-      <w:r>
-        <w:rPr>
-          <w:lang w:val="de-DE"/>
-        </w:rPr>
-        <w:t>. Das Förderband liegt gemäß Abbildung 3 seitlich der Roboterbasis im Bereich negativer X-Koordinaten. Die Z-Achse zeigt nach oben. Die Bandoberfläche liegt bei z = 0,054 m [14].</w:t>
-      </w:r>
-    </w:p>
-    <w:p>
-      <w:pPr>
-        <w:rPr>
-          <w:lang w:val="de-DE"/>
-        </w:rPr>
-      </w:pPr>
-      <w:r>
-        <w:rPr>
-          <w:lang w:val="de-DE"/>
-        </w:rPr>
-        <w:t xml:space="preserve">Das Bezugssystem </w:t>
-      </w:r>
-      <w:proofErr w:type="spellStart"/>
-      <w:r>
-        <w:rPr>
-          <w:lang w:val="de-DE"/>
-        </w:rPr>
-        <w:t>conveyor_frame</w:t>
-      </w:r>
-      <w:proofErr w:type="spellEnd"/>
-      <w:r>
-        <w:rPr>
-          <w:lang w:val="de-DE"/>
-        </w:rPr>
-        <w:t xml:space="preserve"> aus Abschnitt </w:t>
+        <w:t>). Das System ist fest mit dem Roboter verbunden und bewegt sich nicht mit dem Förderband. Die Förderbewegung erfolgt im Aufbau näherungsweise in negative Y-Richtung von world. Das Förderband liegt gemäß Abbildung 3 seitlich der Roboterbasis im Bereich negativer X-Koordinaten. Die Z-Achse zeigt nach oben. Die Bandoberfläche liegt bei z = 0,054 m [14].</w:t>
+      </w:r>
+    </w:p>
+    <w:p>
+      <w:pPr>
+        <w:rPr>
+          <w:lang w:val="de-DE"/>
+        </w:rPr>
+      </w:pPr>
+      <w:r>
+        <w:rPr>
+          <w:lang w:val="de-DE"/>
+        </w:rPr>
+        <w:t xml:space="preserve">Das Bezugssystem conveyor_frame aus Abschnitt </w:t>
       </w:r>
       <w:r>
         <w:fldChar w:fldCharType="begin"/>
@@ -8840,21 +8316,7 @@
         <w:rPr>
           <w:lang w:val="de-DE"/>
         </w:rPr>
-        <w:t xml:space="preserve">Abbildung 6: Seitenansicht des Roboters mit Bezugssystem </w:t>
-      </w:r>
-      <w:proofErr w:type="spellStart"/>
-      <w:r>
-        <w:rPr>
-          <w:lang w:val="de-DE"/>
-        </w:rPr>
-        <w:t>world</w:t>
-      </w:r>
-      <w:proofErr w:type="spellEnd"/>
-      <w:r>
-        <w:rPr>
-          <w:lang w:val="de-DE"/>
-        </w:rPr>
-        <w:t>, Flansch ur_tool0 und Griffpunkt.</w:t>
+        <w:t>Abbildung 6: Seitenansicht des Roboters mit Bezugssystem world, Flansch ur_tool0 und Griffpunkt.</w:t>
       </w:r>
     </w:p>
     <w:p>
@@ -8865,23 +8327,10 @@
       <w:bookmarkStart w:id="35" w:name="_Toc241704884"/>
       <w:r>
         <w:lastRenderedPageBreak/>
-        <w:t xml:space="preserve">TCP, </w:t>
-      </w:r>
-      <w:proofErr w:type="spellStart"/>
-      <w:r>
-        <w:t>Flansch</w:t>
-      </w:r>
-      <w:proofErr w:type="spellEnd"/>
-      <w:r>
-        <w:t xml:space="preserve"> und </w:t>
-      </w:r>
-      <w:proofErr w:type="spellStart"/>
-      <w:r>
-        <w:t>Griffpunkt</w:t>
+        <w:t>TCP, Flansch und Griffpunkt</w:t>
       </w:r>
       <w:bookmarkEnd w:id="34"/>
       <w:bookmarkEnd w:id="35"/>
-      <w:proofErr w:type="spellEnd"/>
     </w:p>
     <w:p>
       <w:pPr>
@@ -8906,62 +8355,20 @@
         <w:rPr>
           <w:lang w:val="de-DE"/>
         </w:rPr>
-        <w:t xml:space="preserve">Vom Flansch bis zur geschlossenen Backenspitze wurden 0,245 m gemessen. Dieser Abstand dient zur Bestimmung der </w:t>
-      </w:r>
-      <w:proofErr w:type="spellStart"/>
-      <w:r>
-        <w:rPr>
-          <w:lang w:val="de-DE"/>
-        </w:rPr>
-        <w:t>Bandhöhe</w:t>
-      </w:r>
-      <w:proofErr w:type="spellEnd"/>
-      <w:r>
-        <w:rPr>
-          <w:lang w:val="de-DE"/>
-        </w:rPr>
-        <w:t xml:space="preserve"> und zur Beurteilung des Abstandes zum Förderband. Die Auflageflächen der Backen sind 20 mm hoch. Der für die Greifbewegung verwendete Griffpunkt liegt in ihrer Mitte. Sein Abstand zum Flansch beträgt damit 0,235 m [15].</w:t>
-      </w:r>
-    </w:p>
-    <w:p>
-      <w:pPr>
-        <w:rPr>
-          <w:lang w:val="de-DE"/>
-        </w:rPr>
-      </w:pPr>
-      <w:r>
-        <w:rPr>
-          <w:lang w:val="de-DE"/>
-        </w:rPr>
-        <w:t xml:space="preserve">Die erkannte Klotzposition beschreibt den Griffpunkt, nicht die Flanschpose. Der </w:t>
-      </w:r>
-      <w:proofErr w:type="spellStart"/>
-      <w:r>
-        <w:rPr>
-          <w:lang w:val="de-DE"/>
-        </w:rPr>
-        <w:t>object_follower</w:t>
-      </w:r>
-      <w:proofErr w:type="spellEnd"/>
-      <w:r>
-        <w:rPr>
-          <w:lang w:val="de-DE"/>
-        </w:rPr>
-        <w:t xml:space="preserve"> addiert daher den festen Versatz von 0,235 m in Z-Richtung auf die berechnete Greifposition. Da der Greifer senkrecht bleibt und der Griffpunkt auf der Flanschachse liegt, ist keine weitere räumliche Transformation erforderlich. Die sich beim Öffnen und Schließen verändernde </w:t>
-      </w:r>
-      <w:proofErr w:type="spellStart"/>
-      <w:r>
-        <w:rPr>
-          <w:lang w:val="de-DE"/>
-        </w:rPr>
-        <w:t>Greifergeometrie</w:t>
-      </w:r>
-      <w:proofErr w:type="spellEnd"/>
-      <w:r>
-        <w:rPr>
-          <w:lang w:val="de-DE"/>
-        </w:rPr>
-        <w:t xml:space="preserve"> wird im folgenden Abschnitt beim Arbeitsraum betrachtet.</w:t>
+        <w:t>Vom Flansch bis zur geschlossenen Backenspitze wurden 0,245 m gemessen. Dieser Abstand dient zur Bestimmung der Bandhöhe und zur Beurteilung des Abstandes zum Förderband. Die Auflageflächen der Backen sind 20 mm hoch. Der für die Greifbewegung verwendete Griffpunkt liegt in ihrer Mitte. Sein Abstand zum Flansch beträgt damit 0,235 m [15].</w:t>
+      </w:r>
+    </w:p>
+    <w:p>
+      <w:pPr>
+        <w:rPr>
+          <w:lang w:val="de-DE"/>
+        </w:rPr>
+      </w:pPr>
+      <w:r>
+        <w:rPr>
+          <w:lang w:val="de-DE"/>
+        </w:rPr>
+        <w:t>Die erkannte Klotzposition beschreibt den Griffpunkt, nicht die Flanschpose. Der object_follower addiert daher den festen Versatz von 0,235 m in Z-Richtung auf die berechnete Greifposition. Da der Greifer senkrecht bleibt und der Griffpunkt auf der Flanschachse liegt, ist keine weitere räumliche Transformation erforderlich. Die sich beim Öffnen und Schließen verändernde Greifergeometrie wird im folgenden Abschnitt beim Arbeitsraum betrachtet.</w:t>
       </w:r>
       <w:r>
         <w:rPr>
@@ -8983,21 +8390,11 @@
       </w:pPr>
       <w:bookmarkStart w:id="36" w:name="ch_2_2_3"/>
       <w:bookmarkStart w:id="37" w:name="_Toc241704885"/>
-      <w:proofErr w:type="spellStart"/>
-      <w:r>
-        <w:t>Arbeitsraum</w:t>
-      </w:r>
-      <w:proofErr w:type="spellEnd"/>
-      <w:r>
-        <w:t xml:space="preserve"> und </w:t>
-      </w:r>
-      <w:proofErr w:type="spellStart"/>
-      <w:r>
-        <w:t>Greifzone</w:t>
+      <w:r>
+        <w:t>Arbeitsraum und Greifzone</w:t>
       </w:r>
       <w:bookmarkEnd w:id="36"/>
       <w:bookmarkEnd w:id="37"/>
-      <w:proofErr w:type="spellEnd"/>
     </w:p>
     <w:p>
       <w:pPr>
@@ -9036,35 +8433,7 @@
         <w:rPr>
           <w:lang w:val="de-DE"/>
         </w:rPr>
-        <w:t xml:space="preserve"> genannten Arbeitsraumgrenzen bilden den zulässigen Raum für Flanschzielposen im Bezugssystem </w:t>
-      </w:r>
-      <w:proofErr w:type="spellStart"/>
-      <w:r>
-        <w:rPr>
-          <w:lang w:val="de-DE"/>
-        </w:rPr>
-        <w:t>world</w:t>
-      </w:r>
-      <w:proofErr w:type="spellEnd"/>
-      <w:r>
-        <w:rPr>
-          <w:lang w:val="de-DE"/>
-        </w:rPr>
-        <w:t xml:space="preserve">. Sie begrenzen damit auch den Raum, in dem die Greifzone liegen darf. Der Flansch wurde hierfür am Aufbau per Handführung über den Bandbereich bewegt. Die Grenzen wurden so gewählt, dass keine Kollision und keine auffällige Singularität </w:t>
-      </w:r>
-      <w:proofErr w:type="gramStart"/>
-      <w:r>
-        <w:rPr>
-          <w:lang w:val="de-DE"/>
-        </w:rPr>
-        <w:t>auftrat</w:t>
-      </w:r>
-      <w:proofErr w:type="gramEnd"/>
-      <w:r>
-        <w:rPr>
-          <w:lang w:val="de-DE"/>
-        </w:rPr>
-        <w:t>.</w:t>
+        <w:t xml:space="preserve"> genannten Arbeitsraumgrenzen bilden den zulässigen Raum für Flanschzielposen im Bezugssystem world. Sie begrenzen damit auch den Raum, in dem die Greifzone liegen darf. Der Flansch wurde hierfür am Aufbau per Handführung über den Bandbereich bewegt. Die Grenzen wurden so gewählt, dass keine Kollision und keine auffällige Singularität auftrat.</w:t>
       </w:r>
     </w:p>
     <w:p>
@@ -9130,35 +8499,7 @@
         <w:rPr>
           <w:lang w:val="de-DE"/>
         </w:rPr>
-        <w:t xml:space="preserve">Die gekrümmte Bewegung der </w:t>
-      </w:r>
-      <w:proofErr w:type="spellStart"/>
-      <w:r>
-        <w:rPr>
-          <w:lang w:val="de-DE"/>
-        </w:rPr>
-        <w:t>Greiferphalangen</w:t>
-      </w:r>
-      <w:proofErr w:type="spellEnd"/>
-      <w:r>
-        <w:rPr>
-          <w:lang w:val="de-DE"/>
-        </w:rPr>
-        <w:t xml:space="preserve"> verändert beim Öffnen und Schließen den räumlichen Bauraum des Greifers. Die Arbeitsraumgrenzen müssen daher für beide </w:t>
-      </w:r>
-      <w:proofErr w:type="spellStart"/>
-      <w:r>
-        <w:rPr>
-          <w:lang w:val="de-DE"/>
-        </w:rPr>
-        <w:t>Greiferzustände</w:t>
-      </w:r>
-      <w:proofErr w:type="spellEnd"/>
-      <w:r>
-        <w:rPr>
-          <w:lang w:val="de-DE"/>
-        </w:rPr>
-        <w:t xml:space="preserve"> betrachtet werden. Für diese Abgrenzung wird kein zusätzlicher Höhenwert verwendet.</w:t>
+        <w:t>Die gekrümmte Bewegung der Greiferphalangen verändert beim Öffnen und Schließen den räumlichen Bauraum des Greifers. Die Arbeitsraumgrenzen müssen daher für beide Greiferzustände betrachtet werden. Für diese Abgrenzung wird kein zusätzlicher Höhenwert verwendet.</w:t>
       </w:r>
       <w:r>
         <w:rPr>
@@ -9180,13 +8521,11 @@
       </w:pPr>
       <w:bookmarkStart w:id="38" w:name="ch_2_3"/>
       <w:bookmarkStart w:id="39" w:name="_Toc241704886"/>
-      <w:proofErr w:type="spellStart"/>
       <w:r>
         <w:t>Softwareumgebung</w:t>
       </w:r>
       <w:bookmarkEnd w:id="38"/>
       <w:bookmarkEnd w:id="39"/>
-      <w:proofErr w:type="spellEnd"/>
     </w:p>
     <w:p>
       <w:pPr>
@@ -9210,42 +8549,14 @@
         <w:rPr>
           <w:lang w:val="de-DE"/>
         </w:rPr>
-        <w:t xml:space="preserve">Die Projektanwendung basiert auf dem </w:t>
-      </w:r>
-      <w:proofErr w:type="gramStart"/>
-      <w:r>
-        <w:rPr>
-          <w:lang w:val="de-DE"/>
-        </w:rPr>
-        <w:t>AICA System</w:t>
-      </w:r>
-      <w:proofErr w:type="gramEnd"/>
-      <w:r>
-        <w:rPr>
-          <w:lang w:val="de-DE"/>
-        </w:rPr>
-        <w:t xml:space="preserve">. AICA Core stellt einen vorkonfigurierten Robotik-Workspace mit Komponenten, Controllern und Hardware-Interfaces bereit. </w:t>
-      </w:r>
-      <w:proofErr w:type="gramStart"/>
-      <w:r>
-        <w:rPr>
-          <w:lang w:val="de-DE"/>
-        </w:rPr>
-        <w:t xml:space="preserve">AICA </w:t>
+        <w:t xml:space="preserve">Die Projektanwendung basiert auf dem AICA System. AICA Core stellt einen vorkonfigurierten Robotik-Workspace mit Komponenten, Controllern und Hardware-Interfaces bereit. AICA </w:t>
       </w:r>
       <w:r>
         <w:rPr>
           <w:lang w:val="de-DE"/>
         </w:rPr>
         <w:lastRenderedPageBreak/>
-        <w:t>Studio</w:t>
-      </w:r>
-      <w:proofErr w:type="gramEnd"/>
-      <w:r>
-        <w:rPr>
-          <w:lang w:val="de-DE"/>
-        </w:rPr>
-        <w:t xml:space="preserve"> dient als grafische Umgebung, um diese Bausteine zu einer Anwendung zu verbinden, zu konfigurieren und zu überwachen. Das System baut auf ROS 2 auf. ROS 2 übernimmt dabei die Kommunikation zwischen den Prozessen sowie die Anbindung von Kameras und Roboterhardware [17].</w:t>
+        <w:t>Studio dient als grafische Umgebung, um diese Bausteine zu einer Anwendung zu verbinden, zu konfigurieren und zu überwachen. Das System baut auf ROS 2 auf. ROS 2 übernimmt dabei die Kommunikation zwischen den Prozessen sowie die Anbindung von Kameras und Roboterhardware [17].</w:t>
       </w:r>
     </w:p>
     <w:p>
@@ -9280,66 +8591,36 @@
       </w:pPr>
       <w:bookmarkStart w:id="42" w:name="ch_2_3_2"/>
       <w:bookmarkStart w:id="43" w:name="_Toc241704888"/>
-      <w:proofErr w:type="spellStart"/>
       <w:r>
         <w:t>Komponentenstruktur</w:t>
       </w:r>
       <w:bookmarkEnd w:id="42"/>
       <w:bookmarkEnd w:id="43"/>
-      <w:proofErr w:type="spellEnd"/>
-    </w:p>
-    <w:p>
-      <w:pPr>
-        <w:rPr>
-          <w:lang w:val="de-DE"/>
-        </w:rPr>
-      </w:pPr>
-      <w:r>
-        <w:rPr>
-          <w:lang w:val="de-DE"/>
-        </w:rPr>
-        <w:t xml:space="preserve">Die Projektspezifik ist in eigenen Python-Komponenten umgesetzt. Sie kapseln Erkennung, Bahnverfolgung, Zielauswahl, Greifablauf und Diagnose. Die zugehörige Fachlogik ist von den ROS-Schnittstellen getrennt. Dadurch können die Berechnungen unabhängig von der Laufzeitumgebung geprüft werden. Alle eigenen Python-Komponenten laufen gemeinsam in einem Prozess. Ihre </w:t>
-      </w:r>
-      <w:proofErr w:type="spellStart"/>
-      <w:r>
-        <w:rPr>
-          <w:lang w:val="de-DE"/>
-        </w:rPr>
-        <w:t>Callbacks</w:t>
-      </w:r>
-      <w:proofErr w:type="spellEnd"/>
-      <w:r>
-        <w:rPr>
-          <w:lang w:val="de-DE"/>
-        </w:rPr>
-        <w:t xml:space="preserve"> dürfen deshalb die periodische Verarbeitung nicht blockieren [19].</w:t>
-      </w:r>
-    </w:p>
-    <w:p>
-      <w:pPr>
-        <w:rPr>
-          <w:lang w:val="de-DE"/>
-        </w:rPr>
-      </w:pPr>
-      <w:r>
-        <w:rPr>
-          <w:lang w:val="de-DE"/>
-        </w:rPr>
-        <w:t xml:space="preserve">AICA ergänzt diese Komponenten um die Hardwareanbindung und die Bewegungsumsetzung. Dazu gehören die Schnittstelle zum UR10e, der Inverse-Kinematik-Controller und der Signal Point </w:t>
-      </w:r>
-      <w:proofErr w:type="spellStart"/>
-      <w:r>
-        <w:rPr>
-          <w:lang w:val="de-DE"/>
-        </w:rPr>
-        <w:t>Attractor</w:t>
-      </w:r>
-      <w:proofErr w:type="spellEnd"/>
-      <w:r>
-        <w:rPr>
-          <w:lang w:val="de-DE"/>
-        </w:rPr>
-        <w:t>. Die konkrete Aufgabenverteilung der Komponenten und Controller wird in Kapitel 3 beschrieben.</w:t>
+    </w:p>
+    <w:p>
+      <w:pPr>
+        <w:rPr>
+          <w:lang w:val="de-DE"/>
+        </w:rPr>
+      </w:pPr>
+      <w:r>
+        <w:rPr>
+          <w:lang w:val="de-DE"/>
+        </w:rPr>
+        <w:t>Die Projektspezifik ist in eigenen Python-Komponenten umgesetzt. Sie kapseln Erkennung, Bahnverfolgung, Zielauswahl, Greifablauf und Diagnose. Die zugehörige Fachlogik ist von den ROS-Schnittstellen getrennt. Dadurch können die Berechnungen unabhängig von der Laufzeitumgebung geprüft werden. Alle eigenen Python-Komponenten laufen gemeinsam in einem Prozess. Ihre Callbacks dürfen deshalb die periodische Verarbeitung nicht blockieren [19].</w:t>
+      </w:r>
+    </w:p>
+    <w:p>
+      <w:pPr>
+        <w:rPr>
+          <w:lang w:val="de-DE"/>
+        </w:rPr>
+      </w:pPr>
+      <w:r>
+        <w:rPr>
+          <w:lang w:val="de-DE"/>
+        </w:rPr>
+        <w:t>AICA ergänzt diese Komponenten um die Hardwareanbindung und die Bewegungsumsetzung. Dazu gehören die Schnittstelle zum UR10e, der Inverse-Kinematik-Controller und der Signal Point Attractor. Die konkrete Aufgabenverteilung der Komponenten und Controller wird in Kapitel 3 beschrieben.</w:t>
       </w:r>
       <w:r>
         <w:rPr>
@@ -9362,15 +8643,10 @@
       <w:bookmarkStart w:id="44" w:name="ch_2_3_3"/>
       <w:bookmarkStart w:id="45" w:name="_Toc241704889"/>
       <w:r>
-        <w:t xml:space="preserve">Signal- und </w:t>
-      </w:r>
-      <w:proofErr w:type="spellStart"/>
-      <w:r>
-        <w:t>Datenfluss</w:t>
+        <w:t>Signal- und Datenfluss</w:t>
       </w:r>
       <w:bookmarkEnd w:id="44"/>
       <w:bookmarkEnd w:id="45"/>
-      <w:proofErr w:type="spellEnd"/>
     </w:p>
     <w:p>
       <w:pPr>
@@ -9434,22 +8710,12 @@
         <w:pStyle w:val="berschrift1"/>
       </w:pPr>
       <w:bookmarkStart w:id="47" w:name="_Toc241704890"/>
-      <w:proofErr w:type="spellStart"/>
       <w:r>
         <w:lastRenderedPageBreak/>
-        <w:t>Greifkonzept</w:t>
-      </w:r>
-      <w:proofErr w:type="spellEnd"/>
-      <w:r>
-        <w:t xml:space="preserve"> und </w:t>
-      </w:r>
-      <w:proofErr w:type="spellStart"/>
-      <w:r>
-        <w:t>Umsetzung</w:t>
+        <w:t>Greifkonzept und Umsetzung</w:t>
       </w:r>
       <w:bookmarkEnd w:id="46"/>
       <w:bookmarkEnd w:id="47"/>
-      <w:proofErr w:type="spellEnd"/>
     </w:p>
     <w:p/>
     <w:p>
@@ -9514,146 +8780,20 @@
         <w:rPr>
           <w:lang w:val="de-DE"/>
         </w:rPr>
-        <w:t xml:space="preserve">Daraus ergibt sich eine Kette von fünf Schritten. </w:t>
-      </w:r>
-      <w:proofErr w:type="spellStart"/>
-      <w:r>
-        <w:rPr>
-          <w:lang w:val="de-DE"/>
-        </w:rPr>
-        <w:t>base_cam</w:t>
-      </w:r>
-      <w:proofErr w:type="spellEnd"/>
-      <w:r>
-        <w:rPr>
-          <w:lang w:val="de-DE"/>
-        </w:rPr>
-        <w:t xml:space="preserve"> erkennt und vermisst die Klötze im Kamerabild. </w:t>
-      </w:r>
-      <w:proofErr w:type="spellStart"/>
-      <w:r>
-        <w:rPr>
-          <w:lang w:val="de-DE"/>
-        </w:rPr>
-        <w:t>vectoring</w:t>
-      </w:r>
-      <w:proofErr w:type="spellEnd"/>
-      <w:r>
-        <w:rPr>
-          <w:lang w:val="de-DE"/>
-        </w:rPr>
-        <w:t xml:space="preserve"> schätzt ihre Geschwindigkeit und berechnet ihre Position über das Kamerabild hinaus weiter. Der </w:t>
-      </w:r>
-      <w:proofErr w:type="spellStart"/>
-      <w:r>
-        <w:rPr>
-          <w:lang w:val="de-DE"/>
-        </w:rPr>
-        <w:t>priority_handler</w:t>
-      </w:r>
-      <w:proofErr w:type="spellEnd"/>
-      <w:r>
-        <w:rPr>
-          <w:lang w:val="de-DE"/>
-        </w:rPr>
-        <w:t xml:space="preserve"> ermittelt den nächsten erreichbaren Klotz. Der </w:t>
-      </w:r>
-      <w:proofErr w:type="spellStart"/>
-      <w:r>
-        <w:rPr>
-          <w:lang w:val="de-DE"/>
-        </w:rPr>
-        <w:t>object_follower</w:t>
-      </w:r>
-      <w:proofErr w:type="spellEnd"/>
-      <w:r>
-        <w:rPr>
-          <w:lang w:val="de-DE"/>
-        </w:rPr>
-        <w:t xml:space="preserve"> führt den Greifer über den Klotz, greift ihn mitfahrend und legt ihn in der Ablagekiste ab. Die Komponente </w:t>
-      </w:r>
-      <w:proofErr w:type="spellStart"/>
-      <w:r>
-        <w:rPr>
-          <w:lang w:val="de-DE"/>
-        </w:rPr>
-        <w:t>robotiq_gripper</w:t>
-      </w:r>
-      <w:proofErr w:type="spellEnd"/>
-      <w:r>
-        <w:rPr>
-          <w:lang w:val="de-DE"/>
-        </w:rPr>
-        <w:t xml:space="preserve"> steuert den Greifer. Das Ergebnis jedes Greifversuchs geht an den </w:t>
-      </w:r>
-      <w:proofErr w:type="spellStart"/>
-      <w:r>
-        <w:rPr>
-          <w:lang w:val="de-DE"/>
-        </w:rPr>
-        <w:t>priority_handler</w:t>
-      </w:r>
-      <w:proofErr w:type="spellEnd"/>
-      <w:r>
-        <w:rPr>
-          <w:lang w:val="de-DE"/>
-        </w:rPr>
-        <w:t xml:space="preserve"> zurück, der daraufhin das nächste Ziel wählt.</w:t>
-      </w:r>
-    </w:p>
-    <w:p>
-      <w:pPr>
-        <w:rPr>
-          <w:lang w:val="de-DE"/>
-        </w:rPr>
-      </w:pPr>
-      <w:r>
-        <w:rPr>
-          <w:lang w:val="de-DE"/>
-        </w:rPr>
-        <w:t xml:space="preserve">Die Komponenten tauschen ihre Daten über die in Tabelle 1 zusammengefassten Signale aus. Positionen und Geschwindigkeiten stehen in SI-Einheiten und im Bezugssystem </w:t>
-      </w:r>
-      <w:proofErr w:type="spellStart"/>
-      <w:r>
-        <w:rPr>
-          <w:lang w:val="de-DE"/>
-        </w:rPr>
-        <w:t>world</w:t>
-      </w:r>
-      <w:proofErr w:type="spellEnd"/>
-      <w:r>
-        <w:rPr>
-          <w:lang w:val="de-DE"/>
-        </w:rPr>
-        <w:t xml:space="preserve">. Die Objektdaten von </w:t>
-      </w:r>
-      <w:proofErr w:type="spellStart"/>
-      <w:r>
-        <w:rPr>
-          <w:lang w:val="de-DE"/>
-        </w:rPr>
-        <w:t>base_cam</w:t>
-      </w:r>
-      <w:proofErr w:type="spellEnd"/>
-      <w:r>
-        <w:rPr>
-          <w:lang w:val="de-DE"/>
-        </w:rPr>
-        <w:t xml:space="preserve"> bis </w:t>
-      </w:r>
-      <w:proofErr w:type="spellStart"/>
-      <w:r>
-        <w:rPr>
-          <w:lang w:val="de-DE"/>
-        </w:rPr>
-        <w:t>priority_handler</w:t>
-      </w:r>
-      <w:proofErr w:type="spellEnd"/>
-      <w:r>
-        <w:rPr>
-          <w:lang w:val="de-DE"/>
-        </w:rPr>
-        <w:t xml:space="preserve"> tragen den Zeitstempel des zugrunde liegenden Kamerabilds.</w:t>
+        <w:t>Daraus ergibt sich eine Kette von fünf Schritten. base_cam erkennt und vermisst die Klötze im Kamerabild. vectoring schätzt ihre Geschwindigkeit und berechnet ihre Position über das Kamerabild hinaus weiter. Der priority_handler ermittelt den nächsten erreichbaren Klotz. Der object_follower führt den Greifer über den Klotz, greift ihn mitfahrend und legt ihn in der Ablagekiste ab. Die Komponente robotiq_gripper steuert den Greifer. Das Ergebnis jedes Greifversuchs geht an den priority_handler zurück, der daraufhin das nächste Ziel wählt.</w:t>
+      </w:r>
+    </w:p>
+    <w:p>
+      <w:pPr>
+        <w:rPr>
+          <w:lang w:val="de-DE"/>
+        </w:rPr>
+      </w:pPr>
+      <w:r>
+        <w:rPr>
+          <w:lang w:val="de-DE"/>
+        </w:rPr>
+        <w:t>Die Komponenten tauschen ihre Daten über die in Tabelle 1 zusammengefassten Signale aus. Positionen und Geschwindigkeiten stehen in SI-Einheiten und im Bezugssystem world. Die Objektdaten von base_cam bis priority_handler tragen den Zeitstempel des zugrunde liegenden Kamerabilds.</w:t>
       </w:r>
     </w:p>
     <w:p>
@@ -9661,21 +8801,8 @@
         <w:pStyle w:val="Beschriftung"/>
         <w:jc w:val="center"/>
       </w:pPr>
-      <w:proofErr w:type="spellStart"/>
-      <w:r>
-        <w:t>Tabelle</w:t>
-      </w:r>
-      <w:proofErr w:type="spellEnd"/>
-      <w:r>
-        <w:t xml:space="preserve"> 1: </w:t>
-      </w:r>
-      <w:proofErr w:type="spellStart"/>
-      <w:r>
-        <w:t>Signale</w:t>
-      </w:r>
-      <w:proofErr w:type="spellEnd"/>
-      <w:r>
-        <w:t xml:space="preserve"> des Regelpfads.</w:t>
+      <w:r>
+        <w:t>Tabelle 1: Signale des Regelpfads.</w:t>
       </w:r>
     </w:p>
     <w:tbl>
@@ -9908,14 +9035,12 @@
             <w:vAlign w:val="center"/>
           </w:tcPr>
           <w:p>
-            <w:proofErr w:type="spellStart"/>
             <w:r>
               <w:rPr>
                 <w:sz w:val="18"/>
               </w:rPr>
               <w:t>target_pose</w:t>
             </w:r>
-            <w:proofErr w:type="spellEnd"/>
           </w:p>
         </w:tc>
         <w:tc>
@@ -10057,14 +9182,12 @@
             <w:vAlign w:val="center"/>
           </w:tcPr>
           <w:p>
-            <w:proofErr w:type="spellStart"/>
             <w:r>
               <w:rPr>
                 <w:sz w:val="18"/>
               </w:rPr>
               <w:t>gripper_close</w:t>
             </w:r>
-            <w:proofErr w:type="spellEnd"/>
           </w:p>
         </w:tc>
         <w:tc>
@@ -10112,28 +9235,12 @@
             <w:vAlign w:val="center"/>
           </w:tcPr>
           <w:p>
-            <w:proofErr w:type="spellStart"/>
             <w:r>
               <w:rPr>
                 <w:sz w:val="18"/>
               </w:rPr>
-              <w:t>motion_done</w:t>
-            </w:r>
-            <w:proofErr w:type="spellEnd"/>
-            <w:r>
-              <w:rPr>
-                <w:sz w:val="18"/>
-              </w:rPr>
-              <w:t xml:space="preserve">, </w:t>
-            </w:r>
-            <w:proofErr w:type="spellStart"/>
-            <w:r>
-              <w:rPr>
-                <w:sz w:val="18"/>
-              </w:rPr>
-              <w:t>has_object</w:t>
-            </w:r>
-            <w:proofErr w:type="spellEnd"/>
+              <w:t>motion_done, has_object</w:t>
+            </w:r>
           </w:p>
         </w:tc>
         <w:tc>
@@ -10318,29 +9425,11 @@
       </w:pPr>
       <w:bookmarkStart w:id="50" w:name="ch_3_2"/>
       <w:bookmarkStart w:id="51" w:name="_Toc241704892"/>
-      <w:proofErr w:type="spellStart"/>
-      <w:r>
-        <w:t>Erkennung</w:t>
-      </w:r>
-      <w:proofErr w:type="spellEnd"/>
-      <w:r>
-        <w:t xml:space="preserve">, </w:t>
-      </w:r>
-      <w:proofErr w:type="spellStart"/>
-      <w:r>
-        <w:t>Vermessung</w:t>
-      </w:r>
-      <w:proofErr w:type="spellEnd"/>
-      <w:r>
-        <w:t xml:space="preserve"> und </w:t>
-      </w:r>
-      <w:proofErr w:type="spellStart"/>
-      <w:r>
-        <w:t>Vorhersage</w:t>
+      <w:r>
+        <w:t>Erkennung, Vermessung und Vorhersage</w:t>
       </w:r>
       <w:bookmarkEnd w:id="50"/>
       <w:bookmarkEnd w:id="51"/>
-      <w:proofErr w:type="spellEnd"/>
     </w:p>
     <w:p>
       <w:pPr>
@@ -10360,66 +9449,24 @@
           <w:lang w:val="de-DE"/>
         </w:rPr>
       </w:pPr>
-      <w:proofErr w:type="spellStart"/>
-      <w:r>
-        <w:rPr>
-          <w:lang w:val="de-DE"/>
-        </w:rPr>
-        <w:t>base_cam</w:t>
-      </w:r>
-      <w:proofErr w:type="spellEnd"/>
-      <w:r>
-        <w:rPr>
-          <w:lang w:val="de-DE"/>
-        </w:rPr>
-        <w:t xml:space="preserve"> wertet Farb- und Tiefenbild der Basiskamera aus. Im Tiefenbild gilt alles als Objekt, was innerhalb eines festgelegten Bildausschnitts eine Mindesthöhe über der Bandoberfläche überschreitet. Aus dem Umriss jedes Objekts wird das kleinste umschließende Rechteck bestimmt. Es liefert Mittelpunkt, Länge, Breite und Drehwinkel des Klotzes. Die Tiefe der Oberseite ergibt sich als Median über den Umriss. Randpixel, die bereits das Band messen, verfälschen die Höhe dadurch nicht. Die Farbe wird im Farbbild über de</w:t>
-      </w:r>
-      <w:r>
-        <w:rPr>
-          <w:lang w:val="de-DE"/>
-        </w:rPr>
-        <w:t>n Farbton bestimmt.</w:t>
-      </w:r>
-    </w:p>
-    <w:p>
-      <w:pPr>
-        <w:rPr>
-          <w:lang w:val="de-DE"/>
-        </w:rPr>
-      </w:pPr>
-      <w:r>
-        <w:rPr>
-          <w:lang w:val="de-DE"/>
-        </w:rPr>
-        <w:t xml:space="preserve">Mit der Kalibrierung (Kapitel 4) rechnet </w:t>
-      </w:r>
-      <w:proofErr w:type="spellStart"/>
-      <w:r>
-        <w:rPr>
-          <w:lang w:val="de-DE"/>
-        </w:rPr>
-        <w:t>base_cam</w:t>
-      </w:r>
-      <w:proofErr w:type="spellEnd"/>
-      <w:r>
-        <w:rPr>
-          <w:lang w:val="de-DE"/>
-        </w:rPr>
-        <w:t xml:space="preserve"> alle Werte in das Bezugssystem </w:t>
-      </w:r>
-      <w:proofErr w:type="spellStart"/>
-      <w:r>
-        <w:rPr>
-          <w:lang w:val="de-DE"/>
-        </w:rPr>
-        <w:t>world</w:t>
-      </w:r>
-      <w:proofErr w:type="spellEnd"/>
-      <w:r>
-        <w:rPr>
-          <w:lang w:val="de-DE"/>
-        </w:rPr>
-        <w:t xml:space="preserve"> um. Die Messungen aufeinanderfolgender Bilder werden einander zugeordnet, und jeder Klotz erhält eine feste Kennung. Farbe und Abmessungen werden je Klotz erfasst, die Zielauswahl nutzt davon nur die Abmessungen (Abschnitt </w:t>
+      <w:r>
+        <w:rPr>
+          <w:lang w:val="de-DE"/>
+        </w:rPr>
+        <w:t>base_cam wertet Farb- und Tiefenbild der Basiskamera aus. Im Tiefenbild gilt alles als Objekt, was innerhalb eines festgelegten Bildausschnitts eine Mindesthöhe über der Bandoberfläche überschreitet. Aus dem Umriss jedes Objekts wird das kleinste umschließende Rechteck bestimmt. Es liefert Mittelpunkt, Länge, Breite und Drehwinkel des Klotzes. Die Tiefe der Oberseite ergibt sich als Median über den Umriss. Randpixel, die bereits das Band messen, verfälschen die Höhe dadurch nicht. Die Farbe wird im Farbbild über den Farbton bestimmt.</w:t>
+      </w:r>
+    </w:p>
+    <w:p>
+      <w:pPr>
+        <w:rPr>
+          <w:lang w:val="de-DE"/>
+        </w:rPr>
+      </w:pPr>
+      <w:r>
+        <w:rPr>
+          <w:lang w:val="de-DE"/>
+        </w:rPr>
+        <w:t xml:space="preserve">Mit der Kalibrierung (Kapitel 4) rechnet base_cam alle Werte in das Bezugssystem world um. Die Messungen aufeinanderfolgender Bilder werden einander zugeordnet, und jeder Klotz erhält eine feste Kennung. Farbe und Abmessungen werden je Klotz erfasst, die Zielauswahl nutzt davon nur die Abmessungen (Abschnitt </w:t>
       </w:r>
       <w:r>
         <w:fldChar w:fldCharType="begin"/>
@@ -10459,21 +9506,7 @@
         <w:rPr>
           <w:lang w:val="de-DE"/>
         </w:rPr>
-        <w:t xml:space="preserve">Die Position eines Klotzes streut von Bild zu Bild nur um Bruchteile eines Millimeters. Die gemessene Grundfläche schwankt dagegen deutlich. Geometrische Prüfungen erfolgen deshalb erst auf den geglätteten Werten aus </w:t>
-      </w:r>
-      <w:proofErr w:type="spellStart"/>
-      <w:r>
-        <w:rPr>
-          <w:lang w:val="de-DE"/>
-        </w:rPr>
-        <w:t>vectoring</w:t>
-      </w:r>
-      <w:proofErr w:type="spellEnd"/>
-      <w:r>
-        <w:rPr>
-          <w:lang w:val="de-DE"/>
-        </w:rPr>
-        <w:t>.</w:t>
+        <w:t>Die Position eines Klotzes streut von Bild zu Bild nur um Bruchteile eines Millimeters. Die gemessene Grundfläche schwankt dagegen deutlich. Geometrische Prüfungen erfolgen deshalb erst auf den geglätteten Werten aus vectoring.</w:t>
       </w:r>
       <w:r>
         <w:rPr>
@@ -10496,76 +9529,35 @@
       <w:bookmarkStart w:id="54" w:name="ch_3_2_2"/>
       <w:bookmarkStart w:id="55" w:name="_Toc241704894"/>
       <w:r>
-        <w:t xml:space="preserve">vectoring und </w:t>
-      </w:r>
-      <w:proofErr w:type="spellStart"/>
-      <w:r>
-        <w:t>Geschwindigkeits</w:t>
-      </w:r>
-      <w:proofErr w:type="spellEnd"/>
-      <w:r>
-        <w:t xml:space="preserve">- und </w:t>
-      </w:r>
-      <w:proofErr w:type="spellStart"/>
-      <w:r>
-        <w:t>Positionsschätzung</w:t>
+        <w:t>vectoring und Geschwindigkeits- und Positionsschätzung</w:t>
       </w:r>
       <w:bookmarkEnd w:id="54"/>
       <w:bookmarkEnd w:id="55"/>
-      <w:proofErr w:type="spellEnd"/>
-    </w:p>
-    <w:p>
-      <w:pPr>
-        <w:rPr>
-          <w:lang w:val="de-DE"/>
-        </w:rPr>
-      </w:pPr>
-      <w:r>
-        <w:rPr>
-          <w:lang w:val="de-DE"/>
-        </w:rPr>
-        <w:t xml:space="preserve">Die Bandgeschwindigkeit wird aus den Bilddaten geschätzt. </w:t>
-      </w:r>
-      <w:proofErr w:type="spellStart"/>
-      <w:r>
-        <w:rPr>
-          <w:lang w:val="de-DE"/>
-        </w:rPr>
-        <w:t>vectoring</w:t>
-      </w:r>
-      <w:proofErr w:type="spellEnd"/>
-      <w:r>
-        <w:rPr>
-          <w:lang w:val="de-DE"/>
-        </w:rPr>
-        <w:t xml:space="preserve"> verfolgt dazu für jeden Klotz den Verlauf seiner Position über der Zeit.</w:t>
-      </w:r>
-    </w:p>
-    <w:p>
-      <w:pPr>
-        <w:rPr>
-          <w:lang w:val="de-DE"/>
-        </w:rPr>
-      </w:pPr>
-      <w:r>
-        <w:rPr>
-          <w:lang w:val="de-DE"/>
-        </w:rPr>
-        <w:t xml:space="preserve">Ein aufgelegter Klotz kann beim Aufsetzen kippen oder noch schwanken. Seine ersten Messungen sind für eine Geschwindigkeitsschätzung deshalb ungeeignet. </w:t>
-      </w:r>
-      <w:proofErr w:type="spellStart"/>
-      <w:r>
-        <w:rPr>
-          <w:lang w:val="de-DE"/>
-        </w:rPr>
-        <w:t>vectoring</w:t>
-      </w:r>
-      <w:proofErr w:type="spellEnd"/>
-      <w:r>
-        <w:rPr>
-          <w:lang w:val="de-DE"/>
-        </w:rPr>
-        <w:t xml:space="preserve"> teilt die jüngsten Messungen in zwei aufeinanderfolgende Fenster von je fünf Messungen und bestimmt in jedem die Geschwindigkeit. Stimmen beide auf 0,01 m/s überein, gilt der Klotz als </w:t>
+    </w:p>
+    <w:p>
+      <w:pPr>
+        <w:rPr>
+          <w:lang w:val="de-DE"/>
+        </w:rPr>
+      </w:pPr>
+      <w:r>
+        <w:rPr>
+          <w:lang w:val="de-DE"/>
+        </w:rPr>
+        <w:t>Die Bandgeschwindigkeit wird aus den Bilddaten geschätzt. vectoring verfolgt dazu für jeden Klotz den Verlauf seiner Position über der Zeit.</w:t>
+      </w:r>
+    </w:p>
+    <w:p>
+      <w:pPr>
+        <w:rPr>
+          <w:lang w:val="de-DE"/>
+        </w:rPr>
+      </w:pPr>
+      <w:r>
+        <w:rPr>
+          <w:lang w:val="de-DE"/>
+        </w:rPr>
+        <w:t xml:space="preserve">Ein aufgelegter Klotz kann beim Aufsetzen kippen oder noch schwanken. Seine ersten Messungen sind für eine Geschwindigkeitsschätzung deshalb ungeeignet. vectoring teilt die jüngsten Messungen in zwei aufeinanderfolgende Fenster von je fünf Messungen und bestimmt in jedem die Geschwindigkeit. Stimmen beide auf 0,01 m/s überein, gilt der Klotz als </w:t>
       </w:r>
       <w:r>
         <w:rPr>
@@ -10585,48 +9577,20 @@
         <w:rPr>
           <w:lang w:val="de-DE"/>
         </w:rPr>
-        <w:t xml:space="preserve">Alle Klötze liegen frei auf dem Band und bewegen sich mit derselben Geschwindigkeit. </w:t>
-      </w:r>
-      <w:proofErr w:type="spellStart"/>
-      <w:r>
-        <w:rPr>
-          <w:lang w:val="de-DE"/>
-        </w:rPr>
-        <w:t>vectoring</w:t>
-      </w:r>
-      <w:proofErr w:type="spellEnd"/>
-      <w:r>
-        <w:rPr>
-          <w:lang w:val="de-DE"/>
-        </w:rPr>
-        <w:t xml:space="preserve"> fasst deshalb die Messungen aller eingeschwungenen Klötze eines Durchlaufs in einer gemeinsamen Ausgleichsrechnung zusammen. Sie liefert die Bandgeschwindigkeit nach Betrag und Richtung. Lange, ungestörte Messreihen gehen dabei stärker ein als kurze. Mit jedem weiteren Klotz wird die Schätzung genauer.</w:t>
-      </w:r>
-    </w:p>
-    <w:p>
-      <w:pPr>
-        <w:rPr>
-          <w:lang w:val="de-DE"/>
-        </w:rPr>
-      </w:pPr>
-      <w:r>
-        <w:rPr>
-          <w:lang w:val="de-DE"/>
-        </w:rPr>
-        <w:t xml:space="preserve">Ab dem Einschwingen mittelt </w:t>
-      </w:r>
-      <w:proofErr w:type="spellStart"/>
-      <w:r>
-        <w:rPr>
-          <w:lang w:val="de-DE"/>
-        </w:rPr>
-        <w:t>vectoring</w:t>
-      </w:r>
-      <w:proofErr w:type="spellEnd"/>
-      <w:r>
-        <w:rPr>
-          <w:lang w:val="de-DE"/>
-        </w:rPr>
-        <w:t xml:space="preserve"> Position, Abmessungen und Drehwinkel über die letzten 20 Messungen. Verlässt ein eingeschwungener Klotz das Kamerabild, wird er mit der geschätzten Bandgeschwindigkeit weitergeführt. Seine Position wird dann vorhergesagt statt gemessen. Auf dieser Grundlage greift der Roboter Klötze in der Greifzone hinter dem Kamerabild, ohne ihre Position dort aktuell zu messen [21].</w:t>
+        <w:t>Alle Klötze liegen frei auf dem Band und bewegen sich mit derselben Geschwindigkeit. vectoring fasst deshalb die Messungen aller eingeschwungenen Klötze eines Durchlaufs in einer gemeinsamen Ausgleichsrechnung zusammen. Sie liefert die Bandgeschwindigkeit nach Betrag und Richtung. Lange, ungestörte Messreihen gehen dabei stärker ein als kurze. Mit jedem weiteren Klotz wird die Schätzung genauer.</w:t>
+      </w:r>
+    </w:p>
+    <w:p>
+      <w:pPr>
+        <w:rPr>
+          <w:lang w:val="de-DE"/>
+        </w:rPr>
+      </w:pPr>
+      <w:r>
+        <w:rPr>
+          <w:lang w:val="de-DE"/>
+        </w:rPr>
+        <w:t>Ab dem Einschwingen mittelt vectoring Position, Abmessungen und Drehwinkel über die letzten 20 Messungen. Verlässt ein eingeschwungener Klotz das Kamerabild, wird er mit der geschätzten Bandgeschwindigkeit weitergeführt. Seine Position wird dann vorhergesagt statt gemessen. Auf dieser Grundlage greift der Roboter Klötze in der Greifzone hinter dem Kamerabild, ohne ihre Position dort aktuell zu messen [21].</w:t>
       </w:r>
       <w:r>
         <w:rPr>
@@ -10648,21 +9612,11 @@
       </w:pPr>
       <w:bookmarkStart w:id="56" w:name="ch_3_3"/>
       <w:bookmarkStart w:id="57" w:name="_Toc241704895"/>
-      <w:proofErr w:type="spellStart"/>
-      <w:r>
-        <w:t>Zielauswahl</w:t>
-      </w:r>
-      <w:proofErr w:type="spellEnd"/>
-      <w:r>
-        <w:t xml:space="preserve"> und </w:t>
-      </w:r>
-      <w:proofErr w:type="spellStart"/>
-      <w:r>
-        <w:t>Erreichbarkeitsprüfung</w:t>
+      <w:r>
+        <w:t>Zielauswahl und Erreichbarkeitsprüfung</w:t>
       </w:r>
       <w:bookmarkEnd w:id="56"/>
       <w:bookmarkEnd w:id="57"/>
-      <w:proofErr w:type="spellEnd"/>
     </w:p>
     <w:p>
       <w:pPr>
@@ -10686,21 +9640,7 @@
         <w:rPr>
           <w:lang w:val="de-DE"/>
         </w:rPr>
-        <w:t xml:space="preserve">Der </w:t>
-      </w:r>
-      <w:proofErr w:type="spellStart"/>
-      <w:r>
-        <w:rPr>
-          <w:lang w:val="de-DE"/>
-        </w:rPr>
-        <w:t>priority_handler</w:t>
-      </w:r>
-      <w:proofErr w:type="spellEnd"/>
-      <w:r>
-        <w:rPr>
-          <w:lang w:val="de-DE"/>
-        </w:rPr>
-        <w:t xml:space="preserve"> ermittelt, welcher Klotz als nächster gegriffen wird. Grundlage sind die Greifzone und die Greifebene. Die Greifzone ist der Bereich des Bandes, in dem der Roboter greifen darf. Sie ist in Abschnitt </w:t>
+        <w:t xml:space="preserve">Der priority_handler ermittelt, welcher Klotz als nächster gegriffen wird. Grundlage sind die Greifzone und die Greifebene. Die Greifzone ist der Bereich des Bandes, in dem der Roboter greifen darf. Sie ist in Abschnitt </w:t>
       </w:r>
       <w:r>
         <w:fldChar w:fldCharType="begin"/>
@@ -10749,80 +9689,36 @@
       </w:pPr>
       <w:bookmarkStart w:id="60" w:name="ch_3_3_2"/>
       <w:bookmarkStart w:id="61" w:name="_Toc241704897"/>
-      <w:proofErr w:type="spellStart"/>
-      <w:r>
-        <w:t>Greifbarkeits</w:t>
-      </w:r>
-      <w:proofErr w:type="spellEnd"/>
-      <w:r>
-        <w:t xml:space="preserve">- und </w:t>
-      </w:r>
-      <w:proofErr w:type="spellStart"/>
-      <w:r>
-        <w:t>Erreichbarkeitsprüfung</w:t>
+      <w:r>
+        <w:t>Greifbarkeits- und Erreichbarkeitsprüfung</w:t>
       </w:r>
       <w:bookmarkEnd w:id="60"/>
       <w:bookmarkEnd w:id="61"/>
-      <w:proofErr w:type="spellEnd"/>
-    </w:p>
-    <w:p>
-      <w:pPr>
-        <w:rPr>
-          <w:lang w:val="de-DE"/>
-        </w:rPr>
-      </w:pPr>
-      <w:r>
-        <w:rPr>
-          <w:lang w:val="de-DE"/>
-        </w:rPr>
-        <w:t xml:space="preserve">Ein Klotz kommt als Ziel in Frage, wenn er drei Bedingungen erfüllt. Er muss eingeschwungen sein und seine Spur muss in die Greifzone führen. Er muss greifbar sein: Seine Höhe beträgt mindestens 20 mm, und seine Diagonale passt mit 10 mm Reserve in die Greiferöffnung von 127 mm. Die Diagonale deckt dabei jede Greifrichtung ab. Außerdem muss er rechtzeitig erreichbar sein. Die Zeit, bis der Klotz die Greifebene erreicht, muss länger sein als die Zeit, die der Roboter bis zur Freigabe des Absenkens benötigt. </w:t>
-      </w:r>
-      <w:r>
-        <w:rPr>
-          <w:lang w:val="de-DE"/>
-        </w:rPr>
-        <w:t>Diese setzt sich aus dem waagerechten Anfahrweg bei Höchstgeschwindigkeit und dem Einschwingen der Bewegung zusammen.</w:t>
-      </w:r>
-    </w:p>
-    <w:p>
-      <w:pPr>
-        <w:rPr>
-          <w:lang w:val="de-DE"/>
-        </w:rPr>
-      </w:pPr>
-      <w:r>
-        <w:rPr>
-          <w:lang w:val="de-DE"/>
-        </w:rPr>
-        <w:t xml:space="preserve">Unter allen Kandidaten wählt der </w:t>
-      </w:r>
-      <w:proofErr w:type="spellStart"/>
-      <w:r>
-        <w:rPr>
-          <w:lang w:val="de-DE"/>
-        </w:rPr>
-        <w:t>priority_handler</w:t>
-      </w:r>
-      <w:proofErr w:type="spellEnd"/>
-      <w:r>
-        <w:rPr>
-          <w:lang w:val="de-DE"/>
-        </w:rPr>
-        <w:t xml:space="preserve"> den dringendsten noch greifbaren Klotz. Das ist der Klotz mit der kürzesten verbleibenden Zeit bis zur Greifebene. Die Wahl bleibt bestehen, bis der </w:t>
-      </w:r>
-      <w:proofErr w:type="spellStart"/>
-      <w:r>
-        <w:rPr>
-          <w:lang w:val="de-DE"/>
-        </w:rPr>
-        <w:t>object_follower</w:t>
-      </w:r>
-      <w:proofErr w:type="spellEnd"/>
-      <w:r>
-        <w:rPr>
-          <w:lang w:val="de-DE"/>
-        </w:rPr>
-        <w:t xml:space="preserve"> ein Ergebnis meldet. Ein Zielwechsel während der Bewegung ist damit ausgeschlossen. Nicht greifbare oder nicht erreichbare Klötze bleiben auf dem Band [21].</w:t>
+    </w:p>
+    <w:p>
+      <w:pPr>
+        <w:rPr>
+          <w:lang w:val="de-DE"/>
+        </w:rPr>
+      </w:pPr>
+      <w:r>
+        <w:rPr>
+          <w:lang w:val="de-DE"/>
+        </w:rPr>
+        <w:t>Ein Klotz kommt als Ziel in Frage, wenn er drei Bedingungen erfüllt. Er muss eingeschwungen sein und seine Spur muss in die Greifzone führen. Er muss greifbar sein: Seine Höhe beträgt mindestens 20 mm, und seine Diagonale passt mit 10 mm Reserve in die Greiferöffnung von 127 mm. Die Diagonale deckt dabei jede Greifrichtung ab. Außerdem muss er rechtzeitig erreichbar sein. Die Zeit, bis der Klotz die Greifebene erreicht, muss länger sein als die Zeit, die der Roboter bis zur Freigabe des Absenkens benötigt. Diese setzt sich aus dem waagerechten Anfahrweg bei Höchstgeschwindigkeit und dem Einschwingen der Bewegung zusammen.</w:t>
+      </w:r>
+    </w:p>
+    <w:p>
+      <w:pPr>
+        <w:rPr>
+          <w:lang w:val="de-DE"/>
+        </w:rPr>
+      </w:pPr>
+      <w:r>
+        <w:rPr>
+          <w:lang w:val="de-DE"/>
+        </w:rPr>
+        <w:t>Unter allen Kandidaten wählt der priority_handler den dringendsten noch greifbaren Klotz. Das ist der Klotz mit der kürzesten verbleibenden Zeit bis zur Greifebene. Die Wahl bleibt bestehen, bis der object_follower ein Ergebnis meldet. Ein Zielwechsel während der Bewegung ist damit ausgeschlossen. Nicht greifbare oder nicht erreichbare Klötze bleiben auf dem Band [21].</w:t>
       </w:r>
     </w:p>
     <w:p>
@@ -10831,22 +9727,12 @@
       </w:pPr>
       <w:bookmarkStart w:id="62" w:name="ch_3_4"/>
       <w:bookmarkStart w:id="63" w:name="_Toc241704898"/>
-      <w:proofErr w:type="spellStart"/>
       <w:r>
         <w:lastRenderedPageBreak/>
-        <w:t>Bahnführung</w:t>
-      </w:r>
-      <w:proofErr w:type="spellEnd"/>
-      <w:r>
-        <w:t xml:space="preserve"> und </w:t>
-      </w:r>
-      <w:proofErr w:type="spellStart"/>
-      <w:r>
-        <w:t>Greifablauf</w:t>
+        <w:t>Bahnführung und Greifablauf</w:t>
       </w:r>
       <w:bookmarkEnd w:id="62"/>
       <w:bookmarkEnd w:id="63"/>
-      <w:proofErr w:type="spellEnd"/>
     </w:p>
     <w:p>
       <w:pPr>
@@ -10865,51 +9751,10 @@
         <w:rPr>
           <w:lang w:val="de-DE"/>
         </w:rPr>
-        <w:t xml:space="preserve">Der </w:t>
-      </w:r>
-      <w:proofErr w:type="spellStart"/>
-      <w:r>
-        <w:rPr>
-          <w:lang w:val="de-DE"/>
-        </w:rPr>
-        <w:t>object_follower</w:t>
-      </w:r>
-      <w:proofErr w:type="spellEnd"/>
-      <w:r>
-        <w:rPr>
-          <w:lang w:val="de-DE"/>
-        </w:rPr>
-        <w:t xml:space="preserve"> setzt den Greifablauf als Zustandsautomaten um. In jedem Zustand gibt er eine </w:t>
-      </w:r>
-      <w:proofErr w:type="spellStart"/>
-      <w:r>
-        <w:rPr>
-          <w:lang w:val="de-DE"/>
-        </w:rPr>
-        <w:t>Zielpose</w:t>
-      </w:r>
-      <w:proofErr w:type="spellEnd"/>
-      <w:r>
-        <w:rPr>
-          <w:lang w:val="de-DE"/>
-        </w:rPr>
-        <w:t xml:space="preserve"> des Flansches aus, der Greifer zeigt dabei stets senkrecht nach unten. </w:t>
-      </w:r>
-      <w:proofErr w:type="spellStart"/>
-      <w:r>
-        <w:t>Abbildung</w:t>
-      </w:r>
-      <w:proofErr w:type="spellEnd"/>
-      <w:r>
-        <w:t xml:space="preserve"> 7 </w:t>
-      </w:r>
-      <w:proofErr w:type="spellStart"/>
-      <w:r>
-        <w:t>zeigt</w:t>
-      </w:r>
-      <w:proofErr w:type="spellEnd"/>
-      <w:r>
-        <w:t xml:space="preserve"> die Zustände und ihre Übergänge.</w:t>
+        <w:t xml:space="preserve">Der object_follower setzt den Greifablauf als Zustandsautomaten um. In jedem Zustand gibt er eine Zielpose des Flansches aus, der Greifer zeigt dabei stets senkrecht nach unten. </w:t>
+      </w:r>
+      <w:r>
+        <w:t>Abbildung 7 zeigt die Zustände und ihre Übergänge.</w:t>
       </w:r>
     </w:p>
     <w:p>
@@ -10969,62 +9814,20 @@
         <w:rPr>
           <w:lang w:val="de-DE"/>
         </w:rPr>
-        <w:t xml:space="preserve">Abbildung 7: Zustandsautomat des </w:t>
-      </w:r>
-      <w:proofErr w:type="spellStart"/>
-      <w:r>
-        <w:rPr>
-          <w:lang w:val="de-DE"/>
-        </w:rPr>
-        <w:t>object_follower</w:t>
-      </w:r>
-      <w:proofErr w:type="spellEnd"/>
-      <w:r>
-        <w:rPr>
-          <w:lang w:val="de-DE"/>
-        </w:rPr>
-        <w:t>. Die gestrichelte Umrandung fasst die Zustände zusammen, aus denen ein Versuch abgebrochen werden kann, bevor der Greifer den Klotz hält.</w:t>
-      </w:r>
-    </w:p>
-    <w:p>
-      <w:pPr>
-        <w:rPr>
-          <w:lang w:val="de-DE"/>
-        </w:rPr>
-      </w:pPr>
-      <w:r>
-        <w:rPr>
-          <w:lang w:val="de-DE"/>
-        </w:rPr>
-        <w:t xml:space="preserve">Der </w:t>
-      </w:r>
-      <w:proofErr w:type="spellStart"/>
-      <w:r>
-        <w:rPr>
-          <w:lang w:val="de-DE"/>
-        </w:rPr>
-        <w:t>object_follower</w:t>
-      </w:r>
-      <w:proofErr w:type="spellEnd"/>
-      <w:r>
-        <w:rPr>
-          <w:lang w:val="de-DE"/>
-        </w:rPr>
-        <w:t xml:space="preserve"> startet im Zustand ABBRUCH und fährt senkrecht auf die </w:t>
-      </w:r>
-      <w:proofErr w:type="spellStart"/>
-      <w:r>
-        <w:rPr>
-          <w:lang w:val="de-DE"/>
-        </w:rPr>
-        <w:t>Freihöhe</w:t>
-      </w:r>
-      <w:proofErr w:type="spellEnd"/>
-      <w:r>
-        <w:rPr>
-          <w:lang w:val="de-DE"/>
-        </w:rPr>
-        <w:t xml:space="preserve">. Dadurch ist der Start aus jeder Roboterstellung sicher. Anschließend wartet er in der Beobachtungspose aus Abschnitt </w:t>
+        <w:t>Abbildung 7: Zustandsautomat des object_follower. Die gestrichelte Umrandung fasst die Zustände zusammen, aus denen ein Versuch abgebrochen werden kann, bevor der Greifer den Klotz hält.</w:t>
+      </w:r>
+    </w:p>
+    <w:p>
+      <w:pPr>
+        <w:rPr>
+          <w:lang w:val="de-DE"/>
+        </w:rPr>
+      </w:pPr>
+      <w:r>
+        <w:rPr>
+          <w:lang w:val="de-DE"/>
+        </w:rPr>
+        <w:t xml:space="preserve">Der object_follower startet im Zustand ABBRUCH und fährt senkrecht auf die Freihöhe. Dadurch ist der Start aus jeder Roboterstellung sicher. Anschließend wartet er in der Beobachtungspose aus Abschnitt </w:t>
       </w:r>
       <w:r>
         <w:fldChar w:fldCharType="begin"/>
@@ -11073,53 +9876,23 @@
       </w:pPr>
       <w:bookmarkStart w:id="66" w:name="ch_3_4_2"/>
       <w:bookmarkStart w:id="67" w:name="_Toc241704900"/>
-      <w:proofErr w:type="spellStart"/>
-      <w:r>
-        <w:t>Anfahren</w:t>
-      </w:r>
-      <w:proofErr w:type="spellEnd"/>
-      <w:r>
-        <w:t xml:space="preserve"> und </w:t>
-      </w:r>
-      <w:proofErr w:type="spellStart"/>
-      <w:r>
-        <w:t>Folgen</w:t>
+      <w:r>
+        <w:t>Anfahren und Folgen</w:t>
       </w:r>
       <w:bookmarkEnd w:id="66"/>
       <w:bookmarkEnd w:id="67"/>
-      <w:proofErr w:type="spellEnd"/>
-    </w:p>
-    <w:p>
-      <w:pPr>
-        <w:rPr>
-          <w:lang w:val="de-DE"/>
-        </w:rPr>
-      </w:pPr>
-      <w:r>
-        <w:rPr>
-          <w:lang w:val="de-DE"/>
-        </w:rPr>
-        <w:t xml:space="preserve">Mit einem gewählten Ziel fährt der Flansch auf der Folgehöhe über den Klotz (ANFAHREN). Die </w:t>
-      </w:r>
-      <w:proofErr w:type="spellStart"/>
-      <w:r>
-        <w:rPr>
-          <w:lang w:val="de-DE"/>
-        </w:rPr>
-        <w:t>Zielpose</w:t>
-      </w:r>
-      <w:proofErr w:type="spellEnd"/>
-      <w:r>
-        <w:rPr>
-          <w:lang w:val="de-DE"/>
-        </w:rPr>
-        <w:t xml:space="preserve"> ist die vorhergesagte Position des Klotzes, ergänzt um einen Vorhalt in Bandrichtung (Abschnitt 3.5.1). Liegt der Klotz noch vor der Greifzone, wartet der Flansch am Zonenrand auf der Spur des Klotzes in Bandrichtung. Sobald der Klotz die Greifzone erreicht, folgt der Flansch ihm (FOLGEN). Dabei dreht sich der Greifer in den Winkel des Klotzes. Ein Quader kann über beide Seitenpaare gegriffen werden. Eine Drehung um höchstens ±45° genügt deshalb für jede Lage und stellt sicher, dass der vorhandene Kameraau</w:t>
-      </w:r>
-      <w:r>
-        <w:rPr>
-          <w:lang w:val="de-DE"/>
-        </w:rPr>
-        <w:t>fbau nicht beschädigt wird.</w:t>
+    </w:p>
+    <w:p>
+      <w:pPr>
+        <w:rPr>
+          <w:lang w:val="de-DE"/>
+        </w:rPr>
+      </w:pPr>
+      <w:r>
+        <w:rPr>
+          <w:lang w:val="de-DE"/>
+        </w:rPr>
+        <w:t>Mit einem gewählten Ziel fährt der Flansch auf der Folgehöhe über den Klotz (ANFAHREN). Die Zielpose ist die vorhergesagte Position des Klotzes, ergänzt um einen Vorhalt in Bandrichtung (Abschnitt 3.5.1). Liegt der Klotz noch vor der Greifzone, wartet der Flansch am Zonenrand auf der Spur des Klotzes in Bandrichtung. Sobald der Klotz die Greifzone erreicht, folgt der Flansch ihm (FOLGEN). Dabei dreht sich der Greifer in den Winkel des Klotzes. Ein Quader kann über beide Seitenpaare gegriffen werden. Eine Drehung um höchstens ±45° genügt deshalb für jede Lage und stellt sicher, dass der vorhandene Kameraaufbau nicht beschädigt wird.</w:t>
       </w:r>
     </w:p>
     <w:p>
@@ -11141,22 +9914,9 @@
       </w:pPr>
       <w:bookmarkStart w:id="68" w:name="ch_3_4_3"/>
       <w:bookmarkStart w:id="69" w:name="_Toc241704901"/>
-      <w:proofErr w:type="spellStart"/>
       <w:r>
         <w:lastRenderedPageBreak/>
-        <w:t>Absenken</w:t>
-      </w:r>
-      <w:proofErr w:type="spellEnd"/>
-      <w:r>
-        <w:t xml:space="preserve">, </w:t>
-      </w:r>
-      <w:proofErr w:type="spellStart"/>
-      <w:r>
-        <w:t>Greifen</w:t>
-      </w:r>
-      <w:proofErr w:type="spellEnd"/>
-      <w:r>
-        <w:t>, Heben und Ablage</w:t>
+        <w:t>Absenken, Greifen, Heben und Ablage</w:t>
       </w:r>
       <w:bookmarkEnd w:id="68"/>
       <w:bookmarkEnd w:id="69"/>
@@ -11190,49 +9950,7 @@
         <w:rPr>
           <w:lang w:val="de-DE"/>
         </w:rPr>
-        <w:t xml:space="preserve">Meldet der Greifer einen gehaltenen Klotz, hebt der Flansch ihn an und fährt dabei mit der Bandgeschwindigkeit weiter, bis der Klotz die Bandoberfläche verlassen hat (HEBEN). Anschließend steigt er senkrecht auf die </w:t>
-      </w:r>
-      <w:proofErr w:type="spellStart"/>
-      <w:r>
-        <w:rPr>
-          <w:lang w:val="de-DE"/>
-        </w:rPr>
-        <w:t>Freihöhe</w:t>
-      </w:r>
-      <w:proofErr w:type="spellEnd"/>
-      <w:r>
-        <w:rPr>
-          <w:lang w:val="de-DE"/>
-        </w:rPr>
-        <w:t xml:space="preserve"> und fährt erst danach zur Ablagekiste, über der der Greifer öffnet (ABLEGEN, LOESEN). Danach kehrt der </w:t>
-      </w:r>
-      <w:proofErr w:type="spellStart"/>
-      <w:r>
-        <w:rPr>
-          <w:lang w:val="de-DE"/>
-        </w:rPr>
-        <w:t>object_follower</w:t>
-      </w:r>
-      <w:proofErr w:type="spellEnd"/>
-      <w:r>
-        <w:rPr>
-          <w:lang w:val="de-DE"/>
-        </w:rPr>
-        <w:t xml:space="preserve"> in die Beobachtungspose zurück und meldet das Ergebnis an den </w:t>
-      </w:r>
-      <w:proofErr w:type="spellStart"/>
-      <w:r>
-        <w:rPr>
-          <w:lang w:val="de-DE"/>
-        </w:rPr>
-        <w:t>priority_handler</w:t>
-      </w:r>
-      <w:proofErr w:type="spellEnd"/>
-      <w:r>
-        <w:rPr>
-          <w:lang w:val="de-DE"/>
-        </w:rPr>
-        <w:t>.</w:t>
+        <w:t>Meldet der Greifer einen gehaltenen Klotz, hebt der Flansch ihn an und fährt dabei mit der Bandgeschwindigkeit weiter, bis der Klotz die Bandoberfläche verlassen hat (HEBEN). Anschließend steigt er senkrecht auf die Freihöhe und fährt erst danach zur Ablagekiste, über der der Greifer öffnet (ABLEGEN, LOESEN). Danach kehrt der object_follower in die Beobachtungspose zurück und meldet das Ergebnis an den priority_handler.</w:t>
       </w:r>
       <w:r>
         <w:rPr>
@@ -11254,102 +9972,36 @@
       </w:pPr>
       <w:bookmarkStart w:id="70" w:name="ch_3_4_4"/>
       <w:bookmarkStart w:id="71" w:name="_Toc241704902"/>
-      <w:proofErr w:type="spellStart"/>
-      <w:r>
-        <w:t>Fehlerbehandlung</w:t>
-      </w:r>
-      <w:proofErr w:type="spellEnd"/>
-      <w:r>
-        <w:t xml:space="preserve"> und </w:t>
-      </w:r>
-      <w:proofErr w:type="spellStart"/>
-      <w:r>
-        <w:t>Abbruch</w:t>
+      <w:r>
+        <w:t>Fehlerbehandlung und Abbruch</w:t>
       </w:r>
       <w:bookmarkEnd w:id="70"/>
       <w:bookmarkEnd w:id="71"/>
-      <w:proofErr w:type="spellEnd"/>
-    </w:p>
-    <w:p>
-      <w:pPr>
-        <w:rPr>
-          <w:lang w:val="de-DE"/>
-        </w:rPr>
-      </w:pPr>
-      <w:r>
-        <w:rPr>
-          <w:lang w:val="de-DE"/>
-        </w:rPr>
-        <w:t xml:space="preserve">Bis der Greifer den Klotz hält, beendet jede Unstimmigkeit den Versuch. Dazu gehören ein Überschreiten der Greifebene vor dem Absenken, ein entzogenes oder veraltetes Ziel, eine Zeitüberschreitung und ein Fehlgriff. Der Flansch fährt dann senkrecht auf die </w:t>
-      </w:r>
-      <w:proofErr w:type="spellStart"/>
-      <w:r>
-        <w:rPr>
-          <w:lang w:val="de-DE"/>
-        </w:rPr>
-        <w:t>Freihöhe</w:t>
-      </w:r>
-      <w:proofErr w:type="spellEnd"/>
-      <w:r>
-        <w:rPr>
-          <w:lang w:val="de-DE"/>
-        </w:rPr>
-        <w:t xml:space="preserve"> und kehrt in die Beobachtungspose zurück. Der Klotz bleibt auf dem Band. Hält der Greifer bereits einen Klotz, wird dieser auch bei einem Abbruch in der Kiste abgelegt. So fällt kein Klotz unkontrolliert aus dem Greifer.</w:t>
-      </w:r>
-    </w:p>
-    <w:p>
-      <w:pPr>
-        <w:rPr>
-          <w:lang w:val="de-DE"/>
-        </w:rPr>
-      </w:pPr>
-      <w:r>
-        <w:rPr>
-          <w:lang w:val="de-DE"/>
-        </w:rPr>
-        <w:t xml:space="preserve">Unabhängig vom Zustand durchläuft jede </w:t>
-      </w:r>
-      <w:proofErr w:type="spellStart"/>
-      <w:r>
-        <w:rPr>
-          <w:lang w:val="de-DE"/>
-        </w:rPr>
-        <w:t>Zielpose</w:t>
-      </w:r>
-      <w:proofErr w:type="spellEnd"/>
-      <w:r>
-        <w:rPr>
-          <w:lang w:val="de-DE"/>
-        </w:rPr>
-        <w:t xml:space="preserve"> vor der Ausgabe eine Sicherheitsprüfung. Ungültige Werte und Sprünge zwischen zwei Takten werden verworfen. Jede Pose wird auf den Arbeitsraum begrenzt. Ist die zuletzt gemeldete Roboterpose älter als 0,2 s, gibt der </w:t>
-      </w:r>
-      <w:proofErr w:type="spellStart"/>
-      <w:r>
-        <w:rPr>
-          <w:lang w:val="de-DE"/>
-        </w:rPr>
-        <w:t>object_follower</w:t>
-      </w:r>
-      <w:proofErr w:type="spellEnd"/>
-      <w:r>
-        <w:rPr>
-          <w:lang w:val="de-DE"/>
-        </w:rPr>
-        <w:t xml:space="preserve"> keine neue </w:t>
-      </w:r>
-      <w:proofErr w:type="spellStart"/>
-      <w:r>
-        <w:rPr>
-          <w:lang w:val="de-DE"/>
-        </w:rPr>
-        <w:t>Zielpose</w:t>
-      </w:r>
-      <w:proofErr w:type="spellEnd"/>
-      <w:r>
-        <w:rPr>
-          <w:lang w:val="de-DE"/>
-        </w:rPr>
-        <w:t xml:space="preserve"> aus [21].</w:t>
+    </w:p>
+    <w:p>
+      <w:pPr>
+        <w:rPr>
+          <w:lang w:val="de-DE"/>
+        </w:rPr>
+      </w:pPr>
+      <w:r>
+        <w:rPr>
+          <w:lang w:val="de-DE"/>
+        </w:rPr>
+        <w:t>Bis der Greifer den Klotz hält, beendet jede Unstimmigkeit den Versuch. Dazu gehören ein Überschreiten der Greifebene vor dem Absenken, ein entzogenes oder veraltetes Ziel, eine Zeitüberschreitung und ein Fehlgriff. Der Flansch fährt dann senkrecht auf die Freihöhe und kehrt in die Beobachtungspose zurück. Der Klotz bleibt auf dem Band. Hält der Greifer bereits einen Klotz, wird dieser auch bei einem Abbruch in der Kiste abgelegt. So fällt kein Klotz unkontrolliert aus dem Greifer.</w:t>
+      </w:r>
+    </w:p>
+    <w:p>
+      <w:pPr>
+        <w:rPr>
+          <w:lang w:val="de-DE"/>
+        </w:rPr>
+      </w:pPr>
+      <w:r>
+        <w:rPr>
+          <w:lang w:val="de-DE"/>
+        </w:rPr>
+        <w:t>Unabhängig vom Zustand durchläuft jede Zielpose vor der Ausgabe eine Sicherheitsprüfung. Ungültige Werte und Sprünge zwischen zwei Takten werden verworfen. Jede Pose wird auf den Arbeitsraum begrenzt. Ist die zuletzt gemeldete Roboterpose älter als 0,2 s, gibt der object_follower keine neue Zielpose aus [21].</w:t>
       </w:r>
       <w:r>
         <w:rPr>
@@ -11371,13 +10023,8 @@
       </w:pPr>
       <w:bookmarkStart w:id="72" w:name="ch_3_5"/>
       <w:bookmarkStart w:id="73" w:name="_Toc241704903"/>
-      <w:proofErr w:type="spellStart"/>
-      <w:r>
-        <w:t>Bewegungsumsetzung</w:t>
-      </w:r>
-      <w:proofErr w:type="spellEnd"/>
-      <w:r>
-        <w:t xml:space="preserve"> in AICA</w:t>
+      <w:r>
+        <w:t>Bewegungsumsetzung in AICA</w:t>
       </w:r>
       <w:bookmarkEnd w:id="72"/>
       <w:bookmarkEnd w:id="73"/>
@@ -11404,90 +10051,20 @@
         <w:rPr>
           <w:lang w:val="de-DE"/>
         </w:rPr>
-        <w:t xml:space="preserve">Der </w:t>
-      </w:r>
-      <w:proofErr w:type="spellStart"/>
-      <w:r>
-        <w:rPr>
-          <w:lang w:val="de-DE"/>
-        </w:rPr>
-        <w:t>object_follower</w:t>
-      </w:r>
-      <w:proofErr w:type="spellEnd"/>
-      <w:r>
-        <w:rPr>
-          <w:lang w:val="de-DE"/>
-        </w:rPr>
-        <w:t xml:space="preserve"> gibt keine Geschwindigkeit, sondern eine </w:t>
-      </w:r>
-      <w:proofErr w:type="spellStart"/>
-      <w:r>
-        <w:rPr>
-          <w:lang w:val="de-DE"/>
-        </w:rPr>
-        <w:t>Zielpose</w:t>
-      </w:r>
-      <w:proofErr w:type="spellEnd"/>
-      <w:r>
-        <w:rPr>
-          <w:lang w:val="de-DE"/>
-        </w:rPr>
-        <w:t xml:space="preserve"> aus. Die Umsetzung in eine Bewegung übernimmt der AICA-Baustein Signal Point </w:t>
-      </w:r>
-      <w:proofErr w:type="spellStart"/>
-      <w:r>
-        <w:rPr>
-          <w:lang w:val="de-DE"/>
-        </w:rPr>
-        <w:t>Attractor</w:t>
-      </w:r>
-      <w:proofErr w:type="spellEnd"/>
-      <w:r>
-        <w:rPr>
-          <w:lang w:val="de-DE"/>
-        </w:rPr>
-        <w:t xml:space="preserve">. Er erzeugt eine kartesische Geschwindigkeit, die proportional zur Abweichung zwischen aktueller Flanschpose und </w:t>
-      </w:r>
-      <w:proofErr w:type="spellStart"/>
-      <w:r>
-        <w:rPr>
-          <w:lang w:val="de-DE"/>
-        </w:rPr>
-        <w:t>Zielpose</w:t>
-      </w:r>
-      <w:proofErr w:type="spellEnd"/>
-      <w:r>
-        <w:rPr>
-          <w:lang w:val="de-DE"/>
-        </w:rPr>
-        <w:t xml:space="preserve"> ist. Die Verstärkung beträgt K = 5 1/s, die Geschwindigkeit ist auf 0,85 m/s begrenzt.</w:t>
-      </w:r>
-    </w:p>
-    <w:p>
-      <w:pPr>
-        <w:rPr>
-          <w:lang w:val="de-DE"/>
-        </w:rPr>
-      </w:pPr>
-      <w:r>
-        <w:rPr>
-          <w:lang w:val="de-DE"/>
-        </w:rPr>
-        <w:t xml:space="preserve">Ein Proportionalregler folgt einem gleichförmig bewegten Ziel mit einem bleibenden Nachlauf. Bei der Bandgeschwindigkeit v beträgt er v/K. Ohne Ausgleich würde der Greifer deshalb stets hinter dem Klotz zufassen. Der </w:t>
-      </w:r>
-      <w:proofErr w:type="spellStart"/>
-      <w:r>
-        <w:rPr>
-          <w:lang w:val="de-DE"/>
-        </w:rPr>
-        <w:t>object_follower</w:t>
-      </w:r>
-      <w:proofErr w:type="spellEnd"/>
-      <w:r>
-        <w:rPr>
-          <w:lang w:val="de-DE"/>
-        </w:rPr>
-        <w:t xml:space="preserve"> setzt das Ziel aus diesem Grund um einen Vorhalt in Bandrichtung voraus. Der Vorhalt ist als Zeit festgelegt und wird mit der geschätzten Bandgeschwindigkeit multipliziert. Er beträgt 0,24 s, also etwa 1/K, und gilt damit für jede Bandgeschwindigkeit. Am Aufbau folgt der Flansch dem Klotz so mit einer Längsabweichung von rund 1 mm und damit ausreichend genau für einen sicheren Greifprozess [21].</w:t>
+        <w:t>Der object_follower gibt keine Geschwindigkeit, sondern eine Zielpose aus. Die Umsetzung in eine Bewegung übernimmt der AICA-Baustein Signal Point Attractor. Er erzeugt eine kartesische Geschwindigkeit, die proportional zur Abweichung zwischen aktueller Flanschpose und Zielpose ist. Die Verstärkung beträgt K = 5 1/s, die Geschwindigkeit ist auf 0,85 m/s begrenzt.</w:t>
+      </w:r>
+    </w:p>
+    <w:p>
+      <w:pPr>
+        <w:rPr>
+          <w:lang w:val="de-DE"/>
+        </w:rPr>
+      </w:pPr>
+      <w:r>
+        <w:rPr>
+          <w:lang w:val="de-DE"/>
+        </w:rPr>
+        <w:t>Ein Proportionalregler folgt einem gleichförmig bewegten Ziel mit einem bleibenden Nachlauf. Bei der Bandgeschwindigkeit v beträgt er v/K. Ohne Ausgleich würde der Greifer deshalb stets hinter dem Klotz zufassen. Der object_follower setzt das Ziel aus diesem Grund um einen Vorhalt in Bandrichtung voraus. Der Vorhalt ist als Zeit festgelegt und wird mit der geschätzten Bandgeschwindigkeit multipliziert. Er beträgt 0,24 s, also etwa 1/K, und gilt damit für jede Bandgeschwindigkeit. Am Aufbau folgt der Flansch dem Klotz so mit einer Längsabweichung von rund 1 mm und damit ausreichend genau für einen sicheren Greifprozess [21].</w:t>
       </w:r>
     </w:p>
     <w:p>
@@ -11511,55 +10088,7 @@
         <w:t xml:space="preserve">Der IK Velocity Controller rechnet die kartesische Geschwindigkeit über die inverse Kinematik in Gelenkgeschwindigkeiten um. Die Hardwareschnittstelle des UR10e setzt sie mit 500 Hz um. Der Controller begrenzt die lineare Geschwindigkeit ebenfalls auf 0,85 m/s und zusätzlich die Änderungsrate der Befehle. Geregelt wird der Flansch, da der Greifer nicht im Robotermodell enthalten ist. </w:t>
       </w:r>
       <w:r>
-        <w:t xml:space="preserve">Den </w:t>
-      </w:r>
-      <w:proofErr w:type="spellStart"/>
-      <w:r>
-        <w:t>Versatz</w:t>
-      </w:r>
-      <w:proofErr w:type="spellEnd"/>
-      <w:r>
-        <w:t xml:space="preserve"> </w:t>
-      </w:r>
-      <w:proofErr w:type="spellStart"/>
-      <w:r>
-        <w:t>zum</w:t>
-      </w:r>
-      <w:proofErr w:type="spellEnd"/>
-      <w:r>
-        <w:t xml:space="preserve"> </w:t>
-      </w:r>
-      <w:proofErr w:type="spellStart"/>
-      <w:r>
-        <w:t>Griffpunkt</w:t>
-      </w:r>
-      <w:proofErr w:type="spellEnd"/>
-      <w:r>
-        <w:t xml:space="preserve"> </w:t>
-      </w:r>
-      <w:proofErr w:type="spellStart"/>
-      <w:r>
-        <w:t>berücksichtigt</w:t>
-      </w:r>
-      <w:proofErr w:type="spellEnd"/>
-      <w:r>
-        <w:t xml:space="preserve"> der </w:t>
-      </w:r>
-      <w:proofErr w:type="spellStart"/>
-      <w:r>
-        <w:t>object_follower</w:t>
-      </w:r>
-      <w:proofErr w:type="spellEnd"/>
-      <w:r>
-        <w:t xml:space="preserve"> (</w:t>
-      </w:r>
-      <w:proofErr w:type="spellStart"/>
-      <w:r>
-        <w:t>Abschnitt</w:t>
-      </w:r>
-      <w:proofErr w:type="spellEnd"/>
-      <w:r>
-        <w:t xml:space="preserve"> </w:t>
+        <w:t xml:space="preserve">Den Versatz zum Griffpunkt berücksichtigt der object_follower (Abschnitt </w:t>
       </w:r>
       <w:r>
         <w:fldChar w:fldCharType="begin"/>
@@ -11606,76 +10135,20 @@
         <w:rPr>
           <w:lang w:val="de-DE"/>
         </w:rPr>
-        <w:t xml:space="preserve">Der </w:t>
-      </w:r>
-      <w:proofErr w:type="spellStart"/>
-      <w:r>
-        <w:rPr>
-          <w:lang w:val="de-DE"/>
-        </w:rPr>
-        <w:t>Robotiq</w:t>
-      </w:r>
-      <w:proofErr w:type="spellEnd"/>
-      <w:r>
-        <w:rPr>
-          <w:lang w:val="de-DE"/>
-        </w:rPr>
-        <w:t xml:space="preserve"> 2F-140 wird über die eigene Komponente </w:t>
-      </w:r>
-      <w:proofErr w:type="spellStart"/>
-      <w:r>
-        <w:rPr>
-          <w:lang w:val="de-DE"/>
-        </w:rPr>
-        <w:t>robotiq_gripper</w:t>
-      </w:r>
-      <w:proofErr w:type="spellEnd"/>
-      <w:r>
-        <w:rPr>
-          <w:lang w:val="de-DE"/>
-        </w:rPr>
-        <w:t xml:space="preserve"> angesteuert. Sie kommuniziert über USB mit dem Protokoll Modbus RTU. Der </w:t>
-      </w:r>
-      <w:proofErr w:type="spellStart"/>
-      <w:r>
-        <w:rPr>
-          <w:lang w:val="de-DE"/>
-        </w:rPr>
-        <w:t>object_follower</w:t>
-      </w:r>
-      <w:proofErr w:type="spellEnd"/>
-      <w:r>
-        <w:rPr>
-          <w:lang w:val="de-DE"/>
-        </w:rPr>
-        <w:t xml:space="preserve"> gibt nur einen Schaltbefehl aus: Greifer schließen oder öffnen. Die Komponente meldet zwei Zustände zurück. „Bewegung beendet“ zeigt an, dass der Greifer seine Endlage erreicht hat. „Klotz gehalten“ zeigt an, dass die Finger beim Schließen auf Widerstand getroffen sind.</w:t>
-      </w:r>
-    </w:p>
-    <w:p>
-      <w:pPr>
-        <w:rPr>
-          <w:lang w:val="de-DE"/>
-        </w:rPr>
-      </w:pPr>
-      <w:r>
-        <w:rPr>
-          <w:lang w:val="de-DE"/>
-        </w:rPr>
-        <w:t xml:space="preserve">Aus beiden Meldungen entscheidet der </w:t>
-      </w:r>
-      <w:proofErr w:type="spellStart"/>
-      <w:r>
-        <w:rPr>
-          <w:lang w:val="de-DE"/>
-        </w:rPr>
-        <w:t>object_follower</w:t>
-      </w:r>
-      <w:proofErr w:type="spellEnd"/>
-      <w:r>
-        <w:rPr>
-          <w:lang w:val="de-DE"/>
-        </w:rPr>
-        <w:t>, ob ein Griff gelungen ist. Schließt der Greifer vollständig ohne Widerstand, liegt ein Fehlgriff vor. Entfällt die Meldung „Klotz gehalten“ auf dem Weg zur Kiste, gilt der Klotz als verloren [21].</w:t>
+        <w:t>Der Robotiq 2F-140 wird über die eigene Komponente robotiq_gripper angesteuert. Sie kommuniziert über USB mit dem Protokoll Modbus RTU. Der object_follower gibt nur einen Schaltbefehl aus: Greifer schließen oder öffnen. Die Komponente meldet zwei Zustände zurück. „Bewegung beendet“ zeigt an, dass der Greifer seine Endlage erreicht hat. „Klotz gehalten“ zeigt an, dass die Finger beim Schließen auf Widerstand getroffen sind.</w:t>
+      </w:r>
+    </w:p>
+    <w:p>
+      <w:pPr>
+        <w:rPr>
+          <w:lang w:val="de-DE"/>
+        </w:rPr>
+      </w:pPr>
+      <w:r>
+        <w:rPr>
+          <w:lang w:val="de-DE"/>
+        </w:rPr>
+        <w:t>Aus beiden Meldungen entscheidet der object_follower, ob ein Griff gelungen ist. Schließt der Greifer vollständig ohne Widerstand, liegt ein Fehlgriff vor. Entfällt die Meldung „Klotz gehalten“ auf dem Weg zur Kiste, gilt der Klotz als verloren [21].</w:t>
       </w:r>
       <w:r>
         <w:rPr>
@@ -11698,97 +10171,22 @@
       <w:bookmarkStart w:id="80" w:name="ch_3_7"/>
       <w:bookmarkStart w:id="81" w:name="_Toc241704907"/>
       <w:r>
-        <w:t xml:space="preserve">Interface Streamer und </w:t>
-      </w:r>
-      <w:proofErr w:type="spellStart"/>
-      <w:r>
-        <w:t>Laufzeitdiagnose</w:t>
+        <w:t>Interface Streamer und Laufzeitdiagnose</w:t>
       </w:r>
       <w:bookmarkEnd w:id="80"/>
       <w:bookmarkEnd w:id="81"/>
-      <w:proofErr w:type="spellEnd"/>
-    </w:p>
-    <w:p>
-      <w:pPr>
-        <w:rPr>
-          <w:lang w:val="de-DE"/>
-        </w:rPr>
-      </w:pPr>
-      <w:r>
-        <w:rPr>
-          <w:lang w:val="de-DE"/>
-        </w:rPr>
-        <w:t xml:space="preserve">Der </w:t>
-      </w:r>
-      <w:proofErr w:type="spellStart"/>
-      <w:r>
-        <w:rPr>
-          <w:lang w:val="de-DE"/>
-        </w:rPr>
-        <w:t>interface_streamer</w:t>
-      </w:r>
-      <w:proofErr w:type="spellEnd"/>
-      <w:r>
-        <w:rPr>
-          <w:lang w:val="de-DE"/>
-        </w:rPr>
-        <w:t xml:space="preserve"> stellt den aktuellen Zustand der Anwendung für die Inbetriebnahme und Fehlersuche dar. Er empfängt das </w:t>
-      </w:r>
-      <w:proofErr w:type="spellStart"/>
-      <w:r>
-        <w:rPr>
-          <w:lang w:val="de-DE"/>
-        </w:rPr>
-        <w:t>Debug</w:t>
-      </w:r>
-      <w:proofErr w:type="spellEnd"/>
-      <w:r>
-        <w:rPr>
-          <w:lang w:val="de-DE"/>
-        </w:rPr>
-        <w:t xml:space="preserve">-Bild von </w:t>
-      </w:r>
-      <w:proofErr w:type="spellStart"/>
-      <w:r>
-        <w:rPr>
-          <w:lang w:val="de-DE"/>
-        </w:rPr>
-        <w:t>base_cam</w:t>
-      </w:r>
-      <w:proofErr w:type="spellEnd"/>
-      <w:r>
-        <w:rPr>
-          <w:lang w:val="de-DE"/>
-        </w:rPr>
-        <w:t xml:space="preserve">, den Weltzustand aus </w:t>
-      </w:r>
-      <w:proofErr w:type="spellStart"/>
-      <w:r>
-        <w:rPr>
-          <w:lang w:val="de-DE"/>
-        </w:rPr>
-        <w:t>data_tracker</w:t>
-      </w:r>
-      <w:proofErr w:type="spellEnd"/>
-      <w:r>
-        <w:rPr>
-          <w:lang w:val="de-DE"/>
-        </w:rPr>
-        <w:t xml:space="preserve"> und den Status des </w:t>
-      </w:r>
-      <w:proofErr w:type="spellStart"/>
-      <w:r>
-        <w:rPr>
-          <w:lang w:val="de-DE"/>
-        </w:rPr>
-        <w:t>object_follower</w:t>
-      </w:r>
-      <w:proofErr w:type="spellEnd"/>
-      <w:r>
-        <w:rPr>
-          <w:lang w:val="de-DE"/>
-        </w:rPr>
-        <w:t>. Die Anzeige wird mit 10 Hz aktualisiert und hat keine Rückwirkung auf den Regelpfad [22].</w:t>
+    </w:p>
+    <w:p>
+      <w:pPr>
+        <w:rPr>
+          <w:lang w:val="de-DE"/>
+        </w:rPr>
+      </w:pPr>
+      <w:r>
+        <w:rPr>
+          <w:lang w:val="de-DE"/>
+        </w:rPr>
+        <w:t>Der interface_streamer stellt den aktuellen Zustand der Anwendung für die Inbetriebnahme und Fehlersuche dar. Er empfängt das Debug-Bild von base_cam, den Weltzustand aus data_tracker und den Status des object_follower. Die Anzeige wird mit 10 Hz aktualisiert und hat keine Rückwirkung auf den Regelpfad [22].</w:t>
       </w:r>
     </w:p>
     <w:p>
@@ -11862,62 +10260,20 @@
         <w:rPr>
           <w:lang w:val="de-DE"/>
         </w:rPr>
-        <w:t xml:space="preserve">Abbildung 8: Interface Streamer im Betrieb mit </w:t>
-      </w:r>
-      <w:proofErr w:type="spellStart"/>
-      <w:r>
-        <w:rPr>
-          <w:lang w:val="de-DE"/>
-        </w:rPr>
-        <w:t>Debug</w:t>
-      </w:r>
-      <w:proofErr w:type="spellEnd"/>
-      <w:r>
-        <w:rPr>
-          <w:lang w:val="de-DE"/>
-        </w:rPr>
-        <w:t xml:space="preserve">-Bild der Basiskamera, Follower-Zustand, Ziel, Regelabweichungen und </w:t>
-      </w:r>
-      <w:proofErr w:type="spellStart"/>
-      <w:r>
-        <w:rPr>
-          <w:lang w:val="de-DE"/>
-        </w:rPr>
-        <w:t>Trackübersicht</w:t>
-      </w:r>
-      <w:proofErr w:type="spellEnd"/>
-      <w:r>
-        <w:rPr>
-          <w:lang w:val="de-DE"/>
-        </w:rPr>
-        <w:t>.</w:t>
-      </w:r>
-    </w:p>
-    <w:p>
-      <w:pPr>
-        <w:rPr>
-          <w:lang w:val="de-DE"/>
-        </w:rPr>
-      </w:pPr>
-      <w:r>
-        <w:rPr>
-          <w:lang w:val="de-DE"/>
-        </w:rPr>
-        <w:t xml:space="preserve">Das </w:t>
-      </w:r>
-      <w:proofErr w:type="spellStart"/>
-      <w:r>
-        <w:rPr>
-          <w:lang w:val="de-DE"/>
-        </w:rPr>
-        <w:t>Debug</w:t>
-      </w:r>
-      <w:proofErr w:type="spellEnd"/>
-      <w:r>
-        <w:rPr>
-          <w:lang w:val="de-DE"/>
-        </w:rPr>
-        <w:t>-Bild der Basiskamera verdeutlicht Abbildung 9. Es markiert den für die Detektion verwendeten Bildbereich (ROI) sowie die erkannten Klötze mit den IDs 10 und 11 und ihren Farben.</w:t>
+        <w:t>Abbildung 8: Interface Streamer im Betrieb mit Debug-Bild der Basiskamera, Follower-Zustand, Ziel, Regelabweichungen und Trackübersicht.</w:t>
+      </w:r>
+    </w:p>
+    <w:p>
+      <w:pPr>
+        <w:rPr>
+          <w:lang w:val="de-DE"/>
+        </w:rPr>
+      </w:pPr>
+      <w:r>
+        <w:rPr>
+          <w:lang w:val="de-DE"/>
+        </w:rPr>
+        <w:t>Das Debug-Bild der Basiskamera verdeutlicht Abbildung 9. Es markiert den für die Detektion verwendeten Bildbereich (ROI) sowie die erkannten Klötze mit den IDs 10 und 11 und ihren Farben.</w:t>
       </w:r>
     </w:p>
     <w:p>
@@ -11977,21 +10333,7 @@
         <w:rPr>
           <w:lang w:val="de-DE"/>
         </w:rPr>
-        <w:t xml:space="preserve">Abbildung 9: </w:t>
-      </w:r>
-      <w:proofErr w:type="spellStart"/>
-      <w:r>
-        <w:rPr>
-          <w:lang w:val="de-DE"/>
-        </w:rPr>
-        <w:t>Debug</w:t>
-      </w:r>
-      <w:proofErr w:type="spellEnd"/>
-      <w:r>
-        <w:rPr>
-          <w:lang w:val="de-DE"/>
-        </w:rPr>
-        <w:t>-Bild der Basiskamera mit den erkannten Objekten ID 10 und ID 11, deren Farben und dem für die Detektion verwendeten Bildausschnitt (ROI).</w:t>
+        <w:t>Abbildung 9: Debug-Bild der Basiskamera mit den erkannten Objekten ID 10 und ID 11, deren Farben und dem für die Detektion verwendeten Bildausschnitt (ROI).</w:t>
       </w:r>
     </w:p>
     <w:p>
@@ -12017,14 +10359,12 @@
         <w:pStyle w:val="berschrift1"/>
       </w:pPr>
       <w:bookmarkStart w:id="83" w:name="_Toc241704908"/>
-      <w:proofErr w:type="spellStart"/>
       <w:r>
         <w:lastRenderedPageBreak/>
         <w:t>Kalibrierung</w:t>
       </w:r>
       <w:bookmarkEnd w:id="82"/>
       <w:bookmarkEnd w:id="83"/>
-      <w:proofErr w:type="spellEnd"/>
     </w:p>
     <w:p/>
     <w:p>
@@ -12049,21 +10389,7 @@
         <w:rPr>
           <w:lang w:val="de-DE"/>
         </w:rPr>
-        <w:t xml:space="preserve">Alle Komponenten des Regelpfads rechnen im Bezugssystem </w:t>
-      </w:r>
-      <w:proofErr w:type="spellStart"/>
-      <w:r>
-        <w:rPr>
-          <w:lang w:val="de-DE"/>
-        </w:rPr>
-        <w:t>world</w:t>
-      </w:r>
-      <w:proofErr w:type="spellEnd"/>
-      <w:r>
-        <w:rPr>
-          <w:lang w:val="de-DE"/>
-        </w:rPr>
-        <w:t>, dessen Ursprung in der Roboterbasis liegt. Die Messungen der Basiskamera werden entsprechend in dieses System überführt. Dafür werden die Eigenschaften der Kamera und ihre Lage relativ zum Roboter benötigt. Tabelle 2 ordnet diese Größen ihrer Herkunft zu.</w:t>
+        <w:t>Alle Komponenten des Regelpfads rechnen im Bezugssystem world, dessen Ursprung in der Roboterbasis liegt. Die Messungen der Basiskamera werden entsprechend in dieses System überführt. Dafür werden die Eigenschaften der Kamera und ihre Lage relativ zum Roboter benötigt. Tabelle 2 ordnet diese Größen ihrer Herkunft zu.</w:t>
       </w:r>
     </w:p>
     <w:p>
@@ -12102,7 +10428,6 @@
             <w:vAlign w:val="center"/>
           </w:tcPr>
           <w:p>
-            <w:proofErr w:type="spellStart"/>
             <w:r>
               <w:rPr>
                 <w:b/>
@@ -12110,7 +10435,6 @@
               </w:rPr>
               <w:t>Größe</w:t>
             </w:r>
-            <w:proofErr w:type="spellEnd"/>
           </w:p>
         </w:tc>
         <w:tc>
@@ -12211,17 +10535,8 @@
                 <w:sz w:val="18"/>
                 <w:lang w:val="de-DE"/>
               </w:rPr>
-              <w:t xml:space="preserve">Lage der Basiskamera in </w:t>
-            </w:r>
-            <w:proofErr w:type="spellStart"/>
-            <w:r>
-              <w:rPr>
-                <w:sz w:val="18"/>
-                <w:lang w:val="de-DE"/>
-              </w:rPr>
-              <w:t>world</w:t>
-            </w:r>
-            <w:proofErr w:type="spellEnd"/>
+              <w:t>Lage der Basiskamera in world</w:t>
+            </w:r>
           </w:p>
         </w:tc>
         <w:tc>
@@ -12230,14 +10545,12 @@
             <w:vAlign w:val="center"/>
           </w:tcPr>
           <w:p>
-            <w:proofErr w:type="spellStart"/>
             <w:r>
               <w:rPr>
                 <w:sz w:val="18"/>
               </w:rPr>
               <w:t>Kalibrierung</w:t>
             </w:r>
-            <w:proofErr w:type="spellEnd"/>
           </w:p>
         </w:tc>
         <w:tc>
@@ -12285,19 +10598,11 @@
             <w:vAlign w:val="center"/>
           </w:tcPr>
           <w:p>
-            <w:proofErr w:type="spellStart"/>
             <w:r>
               <w:rPr>
                 <w:sz w:val="18"/>
               </w:rPr>
-              <w:t>Messung</w:t>
-            </w:r>
-            <w:proofErr w:type="spellEnd"/>
-            <w:r>
-              <w:rPr>
-                <w:sz w:val="18"/>
-              </w:rPr>
-              <w:t xml:space="preserve"> am Aufbau, 0,235 m</w:t>
+              <w:t>Messung am Aufbau, 0,235 m</w:t>
             </w:r>
           </w:p>
         </w:tc>
@@ -12456,15 +10761,7 @@
       <w:bookmarkStart w:id="86" w:name="ch_4_2"/>
       <w:bookmarkStart w:id="87" w:name="_Toc241704910"/>
       <w:r>
-        <w:t xml:space="preserve">Extrinsische </w:t>
-      </w:r>
-      <w:proofErr w:type="spellStart"/>
-      <w:r>
-        <w:t>Kalibrierung</w:t>
-      </w:r>
-      <w:proofErr w:type="spellEnd"/>
-      <w:r>
-        <w:t xml:space="preserve"> der Basiskamera</w:t>
+        <w:t>Extrinsische Kalibrierung der Basiskamera</w:t>
       </w:r>
       <w:bookmarkEnd w:id="86"/>
       <w:bookmarkEnd w:id="87"/>
@@ -12476,29 +10773,8 @@
         </w:rPr>
         <w:t xml:space="preserve">Für die automatische Kalibrierung wird der Roboter als Messmittel eingesetzt. Der Greifer hält ein Kalibrierboard unter die fest montierte Basiskamera. </w:t>
       </w:r>
-      <w:proofErr w:type="spellStart"/>
-      <w:r>
-        <w:t>Abbildung</w:t>
-      </w:r>
-      <w:proofErr w:type="spellEnd"/>
-      <w:r>
-        <w:t xml:space="preserve"> 10 </w:t>
-      </w:r>
-      <w:proofErr w:type="spellStart"/>
-      <w:r>
-        <w:t>zeigt</w:t>
-      </w:r>
-      <w:proofErr w:type="spellEnd"/>
-      <w:r>
-        <w:t xml:space="preserve"> </w:t>
-      </w:r>
-      <w:proofErr w:type="spellStart"/>
-      <w:r>
-        <w:t>diese</w:t>
-      </w:r>
-      <w:proofErr w:type="spellEnd"/>
-      <w:r>
-        <w:t xml:space="preserve"> Anordnung aus Sicht der Kamera.</w:t>
+      <w:r>
+        <w:t>Abbildung 10 zeigt diese Anordnung aus Sicht der Kamera.</w:t>
       </w:r>
     </w:p>
     <w:p>
@@ -12559,212 +10835,72 @@
         <w:rPr>
           <w:lang w:val="de-DE"/>
         </w:rPr>
-        <w:t xml:space="preserve">Abbildung 10: </w:t>
-      </w:r>
-      <w:proofErr w:type="spellStart"/>
-      <w:r>
-        <w:rPr>
-          <w:lang w:val="de-DE"/>
-        </w:rPr>
-        <w:t>AprilGrid</w:t>
-      </w:r>
-      <w:proofErr w:type="spellEnd"/>
-      <w:r>
-        <w:rPr>
-          <w:lang w:val="de-DE"/>
-        </w:rPr>
-        <w:t>-Kalibrierboard im Greifer in der Startpose, aufgenommen von der Basiskamera (</w:t>
-      </w:r>
-      <w:proofErr w:type="spellStart"/>
-      <w:r>
-        <w:rPr>
-          <w:lang w:val="de-DE"/>
-        </w:rPr>
-        <w:t>Graubild</w:t>
-      </w:r>
-      <w:proofErr w:type="spellEnd"/>
-      <w:r>
-        <w:rPr>
-          <w:lang w:val="de-DE"/>
-        </w:rPr>
-        <w:t xml:space="preserve"> der Farbkamera, 0,53 m Abstand).</w:t>
-      </w:r>
-    </w:p>
-    <w:p>
-      <w:pPr>
-        <w:rPr>
-          <w:lang w:val="de-DE"/>
-        </w:rPr>
-      </w:pPr>
-      <w:r>
-        <w:rPr>
-          <w:lang w:val="de-DE"/>
-        </w:rPr>
-        <w:t xml:space="preserve">Das Board ist ein </w:t>
-      </w:r>
-      <w:proofErr w:type="spellStart"/>
-      <w:r>
-        <w:rPr>
-          <w:lang w:val="de-DE"/>
-        </w:rPr>
-        <w:t>AprilGrid</w:t>
-      </w:r>
-      <w:proofErr w:type="spellEnd"/>
-      <w:r>
-        <w:rPr>
-          <w:lang w:val="de-DE"/>
-        </w:rPr>
-        <w:t xml:space="preserve"> aus 7 × 11 </w:t>
-      </w:r>
-      <w:proofErr w:type="spellStart"/>
-      <w:r>
-        <w:rPr>
-          <w:lang w:val="de-DE"/>
-        </w:rPr>
-        <w:t>AprilTags</w:t>
-      </w:r>
-      <w:proofErr w:type="spellEnd"/>
-      <w:r>
-        <w:rPr>
-          <w:lang w:val="de-DE"/>
-        </w:rPr>
-        <w:t xml:space="preserve"> [24]. Jeder Tag trägt eine eindeutige Kennung. Seine Ecken lassen sich deshalb auch bei teilweiser Verdeckung sicher zuordnen [25]. Aus den erkannten Ecken wird für jede Pose die Lage des Boards relativ zur Kamera berechnet. Gleichzeitig liefert der Roboter die Lage seines Flansches in </w:t>
-      </w:r>
-      <w:proofErr w:type="spellStart"/>
-      <w:r>
-        <w:rPr>
-          <w:lang w:val="de-DE"/>
-        </w:rPr>
-        <w:t>world</w:t>
-      </w:r>
-      <w:proofErr w:type="spellEnd"/>
-      <w:r>
-        <w:rPr>
-          <w:lang w:val="de-DE"/>
-        </w:rPr>
-        <w:t>.</w:t>
-      </w:r>
-    </w:p>
-    <w:p>
-      <w:pPr>
-        <w:rPr>
-          <w:lang w:val="de-DE"/>
-        </w:rPr>
-      </w:pPr>
-      <w:r>
-        <w:rPr>
-          <w:lang w:val="de-DE"/>
-        </w:rPr>
-        <w:t xml:space="preserve">Die Anordnung entspricht einer Hand-Auge-Kalibrierung mit ortsfester Kamera. Unbekannt sind zwei Transformationen: die Lage der Kamera in </w:t>
-      </w:r>
-      <w:proofErr w:type="spellStart"/>
-      <w:r>
-        <w:rPr>
-          <w:lang w:val="de-DE"/>
-        </w:rPr>
-        <w:t>world</w:t>
-      </w:r>
-      <w:proofErr w:type="spellEnd"/>
-      <w:r>
-        <w:rPr>
-          <w:lang w:val="de-DE"/>
-        </w:rPr>
-        <w:t xml:space="preserve"> und die Lage des Boards am Flansch. Beide werden gemeinsam bestimmt. Einen Startwert liefern die Verfahren nach Tsai und Lenz sowie nach Park und Martin [26], [27] in der Implementierung von </w:t>
-      </w:r>
-      <w:proofErr w:type="spellStart"/>
-      <w:r>
-        <w:rPr>
-          <w:lang w:val="de-DE"/>
-        </w:rPr>
-        <w:t>OpenCV</w:t>
-      </w:r>
-      <w:proofErr w:type="spellEnd"/>
-      <w:r>
-        <w:rPr>
-          <w:lang w:val="de-DE"/>
-        </w:rPr>
-        <w:t xml:space="preserve"> [28]. Anschließend werden beide Transformationen so angepasst, dass der Abstand zwischen erkannten und vorhergesagten Tag-Ecken über alle Posen minimal wird.</w:t>
-      </w:r>
-    </w:p>
-    <w:p>
-      <w:pPr>
-        <w:rPr>
-          <w:lang w:val="de-DE"/>
-        </w:rPr>
-      </w:pPr>
-      <w:r>
-        <w:rPr>
-          <w:lang w:val="de-DE"/>
-        </w:rPr>
-        <w:t xml:space="preserve">Der Ablauf ist weitestgehend automatisiert. Der Roboter fährt 40 Posen an, danach vier Prüfposen und zum Abschluss die erste Pose erneut. Die Prüfposen gehen nicht in die Berechnung ein und zeigen die Genauigkeit an unabhängigen Daten. Die wiederholte Pose deckt ein Verrutschen des Boards im Greifer auf. Ein Durchlauf dauert rund vier Minuten. Das Ergebnis wird nur gespeichert, wenn der mittlere Bildfehler höchstens 1 </w:t>
-      </w:r>
-      <w:proofErr w:type="spellStart"/>
-      <w:r>
-        <w:rPr>
-          <w:lang w:val="de-DE"/>
-        </w:rPr>
-        <w:t>px</w:t>
-      </w:r>
-      <w:proofErr w:type="spellEnd"/>
-      <w:r>
-        <w:rPr>
-          <w:lang w:val="de-DE"/>
-        </w:rPr>
-        <w:t>, die Abweichung der Prüfposen höchstens 2 mm und das Verrutschen höchstens 0,5 mm beträgt [29].</w:t>
-      </w:r>
-    </w:p>
-    <w:p>
-      <w:pPr>
-        <w:rPr>
-          <w:lang w:val="de-DE"/>
-        </w:rPr>
-      </w:pPr>
-      <w:r>
-        <w:rPr>
-          <w:lang w:val="de-DE"/>
-        </w:rPr>
-        <w:t xml:space="preserve">Der Greifer konnte im Rahmen des Projekts nicht verändert werden. Das Board wird deshalb mit einem Gummigreifsatz zwischen die Backen geklemmt und muss dafür von Hand eingelegt werden. Dieser Teil des Ablaufs ist der </w:t>
-      </w:r>
-      <w:proofErr w:type="gramStart"/>
-      <w:r>
-        <w:rPr>
-          <w:lang w:val="de-DE"/>
-        </w:rPr>
-        <w:t>einzige</w:t>
-      </w:r>
-      <w:proofErr w:type="gramEnd"/>
-      <w:r>
-        <w:rPr>
-          <w:lang w:val="de-DE"/>
-        </w:rPr>
-        <w:t>, der im Rahmen des Versuchsaufbaus nicht automatisiert werden konnte.</w:t>
-      </w:r>
-    </w:p>
-    <w:p>
-      <w:pPr>
-        <w:rPr>
-          <w:lang w:val="de-DE"/>
-        </w:rPr>
-      </w:pPr>
-      <w:r>
-        <w:rPr>
-          <w:lang w:val="de-DE"/>
-        </w:rPr>
-        <w:t xml:space="preserve">Die Kalibrierung über das Board bestimmt die Lage des Farbbilds. </w:t>
-      </w:r>
-      <w:proofErr w:type="spellStart"/>
-      <w:r>
-        <w:rPr>
-          <w:lang w:val="de-DE"/>
-        </w:rPr>
-        <w:t>base_cam</w:t>
-      </w:r>
-      <w:proofErr w:type="spellEnd"/>
-      <w:r>
-        <w:rPr>
-          <w:lang w:val="de-DE"/>
-        </w:rPr>
-        <w:t xml:space="preserve"> ermittelt Umriss und Höhe der Klötze jedoch aus dem Tiefenbild. Beide Bilder müssten dieselbe Geometrie liefern. Um dies zu prüfen, wurde dieselbe Board-Ebene in 13 Aufnahmen gleichzeitig über die </w:t>
+        <w:t>Abbildung 10: AprilGrid-Kalibrierboard im Greifer in der Startpose, aufgenommen von der Basiskamera (Graubild der Farbkamera, 0,53 m Abstand).</w:t>
+      </w:r>
+    </w:p>
+    <w:p>
+      <w:pPr>
+        <w:rPr>
+          <w:lang w:val="de-DE"/>
+        </w:rPr>
+      </w:pPr>
+      <w:r>
+        <w:rPr>
+          <w:lang w:val="de-DE"/>
+        </w:rPr>
+        <w:t>Das Board ist ein AprilGrid aus 7 × 11 AprilTags [24]. Jeder Tag trägt eine eindeutige Kennung. Seine Ecken lassen sich deshalb auch bei teilweiser Verdeckung sicher zuordnen [25]. Aus den erkannten Ecken wird für jede Pose die Lage des Boards relativ zur Kamera berechnet. Gleichzeitig liefert der Roboter die Lage seines Flansches in world.</w:t>
+      </w:r>
+    </w:p>
+    <w:p>
+      <w:pPr>
+        <w:rPr>
+          <w:lang w:val="de-DE"/>
+        </w:rPr>
+      </w:pPr>
+      <w:r>
+        <w:rPr>
+          <w:lang w:val="de-DE"/>
+        </w:rPr>
+        <w:t>Die Anordnung entspricht einer Hand-Auge-Kalibrierung mit ortsfester Kamera. Unbekannt sind zwei Transformationen: die Lage der Kamera in world und die Lage des Boards am Flansch. Beide werden gemeinsam bestimmt. Einen Startwert liefern die Verfahren nach Tsai und Lenz sowie nach Park und Martin [26], [27] in der Implementierung von OpenCV [28]. Anschließend werden beide Transformationen so angepasst, dass der Abstand zwischen erkannten und vorhergesagten Tag-Ecken über alle Posen minimal wird.</w:t>
+      </w:r>
+    </w:p>
+    <w:p>
+      <w:pPr>
+        <w:rPr>
+          <w:lang w:val="de-DE"/>
+        </w:rPr>
+      </w:pPr>
+      <w:r>
+        <w:rPr>
+          <w:lang w:val="de-DE"/>
+        </w:rPr>
+        <w:t>Der Ablauf ist weitestgehend automatisiert. Der Roboter fährt 40 Posen an, danach vier Prüfposen und zum Abschluss die erste Pose erneut. Die Prüfposen gehen nicht in die Berechnung ein und zeigen die Genauigkeit an unabhängigen Daten. Die wiederholte Pose deckt ein Verrutschen des Boards im Greifer auf. Ein Durchlauf dauert rund vier Minuten. Das Ergebnis wird nur gespeichert, wenn der mittlere Bildfehler höchstens 1 px, die Abweichung der Prüfposen höchstens 2 mm und das Verrutschen höchstens 0,5 mm beträgt [29].</w:t>
+      </w:r>
+    </w:p>
+    <w:p>
+      <w:pPr>
+        <w:rPr>
+          <w:lang w:val="de-DE"/>
+        </w:rPr>
+      </w:pPr>
+      <w:r>
+        <w:rPr>
+          <w:lang w:val="de-DE"/>
+        </w:rPr>
+        <w:t>Der Greifer konnte im Rahmen des Projekts nicht verändert werden. Das Board wird deshalb mit einem Gummigreifsatz zwischen die Backen geklemmt und muss dafür von Hand eingelegt werden. Dieser Teil des Ablaufs ist der einzige, der im Rahmen des Versuchsaufbaus nicht automatisiert werden konnte.</w:t>
+      </w:r>
+    </w:p>
+    <w:p>
+      <w:pPr>
+        <w:rPr>
+          <w:lang w:val="de-DE"/>
+        </w:rPr>
+      </w:pPr>
+      <w:r>
+        <w:rPr>
+          <w:lang w:val="de-DE"/>
+        </w:rPr>
+        <w:t xml:space="preserve">Die Kalibrierung über das Board bestimmt die Lage des Farbbilds. base_cam ermittelt Umriss und Höhe der Klötze jedoch aus dem Tiefenbild. Beide Bilder müssten dieselbe Geometrie liefern. Um dies zu prüfen, wurde dieselbe Board-Ebene in 13 Aufnahmen gleichzeitig über die </w:t>
       </w:r>
       <w:r>
         <w:rPr>
@@ -12779,92 +10915,10 @@
         <w:rPr>
           <w:lang w:val="de-DE"/>
         </w:rPr>
-        <w:t xml:space="preserve">Mit der reinen Lage der Farbkamera wären die von </w:t>
-      </w:r>
-      <w:proofErr w:type="spellStart"/>
-      <w:r>
-        <w:rPr>
-          <w:lang w:val="de-DE"/>
-        </w:rPr>
-        <w:t>base_cam</w:t>
-      </w:r>
-      <w:proofErr w:type="spellEnd"/>
-      <w:r>
-        <w:rPr>
-          <w:lang w:val="de-DE"/>
-        </w:rPr>
-        <w:t xml:space="preserve"> gemessenen Klotzhöhen am unteren Bildrand um bis zu 13 mm falsch. Das Verfahren bestimmt deshalb die Lage, mit der </w:t>
-      </w:r>
-      <w:proofErr w:type="spellStart"/>
-      <w:r>
-        <w:rPr>
-          <w:lang w:val="de-DE"/>
-        </w:rPr>
-        <w:t>base_cam</w:t>
-      </w:r>
-      <w:proofErr w:type="spellEnd"/>
-      <w:r>
-        <w:rPr>
-          <w:lang w:val="de-DE"/>
-        </w:rPr>
-        <w:t xml:space="preserve"> aus dem Tiefenbild richtig rechnet. Neigung und Höhe werden aus der Bandebene im Tiefenbild bestimmt. Die Drehung um die Hochachse und die horizontale Lage werden aus Punkten auf Arbeitshöhe übertragen, vom Band bis 100 mm darüber. Für diese Punkte ist bekannt, wo die Farbkamera sie sieht und wo </w:t>
-      </w:r>
-      <w:proofErr w:type="spellStart"/>
-      <w:r>
-        <w:rPr>
-          <w:lang w:val="de-DE"/>
-        </w:rPr>
-        <w:t>base_cam</w:t>
-      </w:r>
-      <w:proofErr w:type="spellEnd"/>
-      <w:r>
-        <w:rPr>
-          <w:lang w:val="de-DE"/>
-        </w:rPr>
-        <w:t xml:space="preserve"> sie mit dem gemessenen Tiefenfehler abbildet. </w:t>
-      </w:r>
-      <w:r>
-        <w:t xml:space="preserve">Die </w:t>
-      </w:r>
-      <w:proofErr w:type="spellStart"/>
-      <w:r>
-        <w:t>Objekterkennung</w:t>
-      </w:r>
-      <w:proofErr w:type="spellEnd"/>
-      <w:r>
-        <w:t xml:space="preserve"> in </w:t>
-      </w:r>
-      <w:proofErr w:type="spellStart"/>
-      <w:r>
-        <w:t>base_cam</w:t>
-      </w:r>
-      <w:proofErr w:type="spellEnd"/>
-      <w:r>
-        <w:t xml:space="preserve"> </w:t>
-      </w:r>
-      <w:proofErr w:type="spellStart"/>
-      <w:r>
-        <w:t>bleibt</w:t>
-      </w:r>
-      <w:proofErr w:type="spellEnd"/>
-      <w:r>
-        <w:t xml:space="preserve"> </w:t>
-      </w:r>
-      <w:proofErr w:type="spellStart"/>
-      <w:r>
-        <w:t>dadurch</w:t>
-      </w:r>
-      <w:proofErr w:type="spellEnd"/>
-      <w:r>
-        <w:t xml:space="preserve"> </w:t>
-      </w:r>
-      <w:proofErr w:type="spellStart"/>
-      <w:r>
-        <w:t>unverändert</w:t>
-      </w:r>
-      <w:proofErr w:type="spellEnd"/>
-      <w:r>
-        <w:t xml:space="preserve"> [29].</w:t>
+        <w:t xml:space="preserve">Mit der reinen Lage der Farbkamera wären die von base_cam gemessenen Klotzhöhen am unteren Bildrand um bis zu 13 mm falsch. Das Verfahren bestimmt deshalb die Lage, mit der base_cam aus dem Tiefenbild richtig rechnet. Neigung und Höhe werden aus der Bandebene im Tiefenbild bestimmt. Die Drehung um die Hochachse und die horizontale Lage werden aus Punkten auf Arbeitshöhe übertragen, vom Band bis 100 mm darüber. Für diese Punkte ist bekannt, wo die Farbkamera sie sieht und wo base_cam sie mit dem gemessenen Tiefenfehler abbildet. </w:t>
+      </w:r>
+      <w:r>
+        <w:t>Die Objekterkennung in base_cam bleibt dadurch unverändert [29].</w:t>
       </w:r>
       <w:r>
         <w:t xml:space="preserve"> </w:t>
@@ -12960,21 +11014,7 @@
         <w:rPr>
           <w:lang w:val="de-DE"/>
         </w:rPr>
-        <w:t xml:space="preserve">Die Roboterkamera bewegt sich mit dem Flansch. Ihre Messungen sind nur dann in </w:t>
-      </w:r>
-      <w:proofErr w:type="spellStart"/>
-      <w:r>
-        <w:rPr>
-          <w:lang w:val="de-DE"/>
-        </w:rPr>
-        <w:t>world</w:t>
-      </w:r>
-      <w:proofErr w:type="spellEnd"/>
-      <w:r>
-        <w:rPr>
-          <w:lang w:val="de-DE"/>
-        </w:rPr>
-        <w:t xml:space="preserve"> auswertbar, wenn die feste Transformation zwischen Flansch und Kamera bekannt ist. Dieses Problem ist von dem in Abschnitt </w:t>
+        <w:t xml:space="preserve">Die Roboterkamera bewegt sich mit dem Flansch. Ihre Messungen sind nur dann in world auswertbar, wenn die feste Transformation zwischen Flansch und Kamera bekannt ist. Dieses Problem ist von dem in Abschnitt </w:t>
       </w:r>
       <w:r>
         <w:fldChar w:fldCharType="begin"/>
@@ -13014,49 +11054,7 @@
         <w:rPr>
           <w:lang w:val="de-DE"/>
         </w:rPr>
-        <w:t>Unbekannt sind zwei Transformationen: die Lage der Kamera relativ zum Flansch (</w:t>
-      </w:r>
-      <w:proofErr w:type="spellStart"/>
-      <w:r>
-        <w:rPr>
-          <w:lang w:val="de-DE"/>
-        </w:rPr>
-        <w:t>T_ee_cam</w:t>
-      </w:r>
-      <w:proofErr w:type="spellEnd"/>
-      <w:r>
-        <w:rPr>
-          <w:lang w:val="de-DE"/>
-        </w:rPr>
-        <w:t xml:space="preserve">) und die Lage des Boards im Bezugssystem </w:t>
-      </w:r>
-      <w:proofErr w:type="spellStart"/>
-      <w:r>
-        <w:rPr>
-          <w:lang w:val="de-DE"/>
-        </w:rPr>
-        <w:t>world</w:t>
-      </w:r>
-      <w:proofErr w:type="spellEnd"/>
-      <w:r>
-        <w:rPr>
-          <w:lang w:val="de-DE"/>
-        </w:rPr>
-        <w:t xml:space="preserve">. Beide werden gemeinsam bestimmt. Als Nebenprodukt entsteht die Transformation zwischen Roboterbasis und Förderband-Koordinatensystem </w:t>
-      </w:r>
-      <w:proofErr w:type="spellStart"/>
-      <w:r>
-        <w:rPr>
-          <w:lang w:val="de-DE"/>
-        </w:rPr>
-        <w:t>conveyor_frame</w:t>
-      </w:r>
-      <w:proofErr w:type="spellEnd"/>
-      <w:r>
-        <w:rPr>
-          <w:lang w:val="de-DE"/>
-        </w:rPr>
-        <w:t xml:space="preserve"> aus Abschnitt </w:t>
+        <w:t xml:space="preserve">Unbekannt sind zwei Transformationen: die Lage der Kamera relativ zum Flansch (T_ee_cam) und die Lage des Boards im Bezugssystem world. Beide werden gemeinsam bestimmt. Als Nebenprodukt entsteht die Transformation zwischen Roboterbasis und Förderband-Koordinatensystem conveyor_frame aus Abschnitt </w:t>
       </w:r>
       <w:r>
         <w:fldChar w:fldCharType="begin"/>
@@ -13083,21 +11081,7 @@
         <w:rPr>
           <w:lang w:val="de-DE"/>
         </w:rPr>
-        <w:t xml:space="preserve"> (</w:t>
-      </w:r>
-      <w:proofErr w:type="spellStart"/>
-      <w:r>
-        <w:rPr>
-          <w:lang w:val="de-DE"/>
-        </w:rPr>
-        <w:t>T_robot_conveyor</w:t>
-      </w:r>
-      <w:proofErr w:type="spellEnd"/>
-      <w:r>
-        <w:rPr>
-          <w:lang w:val="de-DE"/>
-        </w:rPr>
-        <w:t xml:space="preserve">). Dafür wird der Ursprung des Boards als bekannter Punkt im Förderband-Koordinatensystem festgelegt. Die Berechnung nutzt dieselben Verfahren wie in Abschnitt </w:t>
+        <w:t xml:space="preserve"> (T_robot_conveyor). Dafür wird der Ursprung des Boards als bekannter Punkt im Förderband-Koordinatensystem festgelegt. Die Berechnung nutzt dieselben Verfahren wie in Abschnitt </w:t>
       </w:r>
       <w:r>
         <w:fldChar w:fldCharType="begin"/>
@@ -13164,49 +11148,7 @@
         <w:rPr>
           <w:lang w:val="de-DE"/>
         </w:rPr>
-        <w:t xml:space="preserve"> verwendete </w:t>
-      </w:r>
-      <w:proofErr w:type="spellStart"/>
-      <w:r>
-        <w:rPr>
-          <w:lang w:val="de-DE"/>
-        </w:rPr>
-        <w:t>AprilGrid</w:t>
-      </w:r>
-      <w:proofErr w:type="spellEnd"/>
-      <w:r>
-        <w:rPr>
-          <w:lang w:val="de-DE"/>
-        </w:rPr>
-        <w:t xml:space="preserve">-Board ist für die Roboterkamera nicht geeignet. Aus wechselnden Abständen und Blickwinkeln ist das Board zu klein, um seine Ecken zuverlässig zu erkennen. Stattdessen wird ein </w:t>
-      </w:r>
-      <w:proofErr w:type="spellStart"/>
-      <w:r>
-        <w:rPr>
-          <w:lang w:val="de-DE"/>
-        </w:rPr>
-        <w:t>ChArUco</w:t>
-      </w:r>
-      <w:proofErr w:type="spellEnd"/>
-      <w:r>
-        <w:rPr>
-          <w:lang w:val="de-DE"/>
-        </w:rPr>
-        <w:t xml:space="preserve">-Board verwendet. Es kombiniert ein Schachbrettmuster mit </w:t>
-      </w:r>
-      <w:proofErr w:type="spellStart"/>
-      <w:r>
-        <w:rPr>
-          <w:lang w:val="de-DE"/>
-        </w:rPr>
-        <w:t>ArUco</w:t>
-      </w:r>
-      <w:proofErr w:type="spellEnd"/>
-      <w:r>
-        <w:rPr>
-          <w:lang w:val="de-DE"/>
-        </w:rPr>
-        <w:t>-Markierungen. Jede Ecke des Schachbrettmusters ist über die umliegenden Marker eindeutig identifizierbar. Das Board ist physisch größer und kann von beiden Kameras aus unterschiedlichen Abständen sicher erkannt werden [30], [31].</w:t>
+        <w:t xml:space="preserve"> verwendete AprilGrid-Board ist für die Roboterkamera nicht geeignet. Aus wechselnden Abständen und Blickwinkeln ist das Board zu klein, um seine Ecken zuverlässig zu erkennen. Stattdessen wird ein ChArUco-Board verwendet. Es kombiniert ein Schachbrettmuster mit ArUco-Markierungen. Jede Ecke des Schachbrettmusters ist über die umliegenden Marker eindeutig identifizierbar. Das Board ist physisch größer und kann von beiden Kameras aus unterschiedlichen Abständen sicher erkannt werden [30], [31].</w:t>
       </w:r>
     </w:p>
     <w:p>
@@ -13325,63 +11267,7 @@
         <w:rPr>
           <w:lang w:val="de-DE"/>
         </w:rPr>
-        <w:t xml:space="preserve">Aus den gesammelten Flanschposen und Board-Posen berechnet </w:t>
-      </w:r>
-      <w:proofErr w:type="spellStart"/>
-      <w:r>
-        <w:rPr>
-          <w:lang w:val="de-DE"/>
-        </w:rPr>
-        <w:t>OpenCV</w:t>
-      </w:r>
-      <w:proofErr w:type="spellEnd"/>
-      <w:r>
-        <w:rPr>
-          <w:lang w:val="de-DE"/>
-        </w:rPr>
-        <w:t xml:space="preserve"> die Transformation </w:t>
-      </w:r>
-      <w:proofErr w:type="spellStart"/>
-      <w:r>
-        <w:rPr>
-          <w:lang w:val="de-DE"/>
-        </w:rPr>
-        <w:t>T_ee_cam</w:t>
-      </w:r>
-      <w:proofErr w:type="spellEnd"/>
-      <w:r>
-        <w:rPr>
-          <w:lang w:val="de-DE"/>
-        </w:rPr>
-        <w:t xml:space="preserve">. Daraus folgen </w:t>
-      </w:r>
-      <w:proofErr w:type="spellStart"/>
-      <w:r>
-        <w:rPr>
-          <w:lang w:val="de-DE"/>
-        </w:rPr>
-        <w:t>T_robot_conveyor</w:t>
-      </w:r>
-      <w:proofErr w:type="spellEnd"/>
-      <w:r>
-        <w:rPr>
-          <w:lang w:val="de-DE"/>
-        </w:rPr>
-        <w:t xml:space="preserve"> und eine Lage der Basiskamera in </w:t>
-      </w:r>
-      <w:proofErr w:type="spellStart"/>
-      <w:r>
-        <w:rPr>
-          <w:lang w:val="de-DE"/>
-        </w:rPr>
-        <w:t>world</w:t>
-      </w:r>
-      <w:proofErr w:type="spellEnd"/>
-      <w:r>
-        <w:rPr>
-          <w:lang w:val="de-DE"/>
-        </w:rPr>
-        <w:t xml:space="preserve">. Für die Basiskamera gilt im Projekt jedoch das Verfahren aus Abschnitt </w:t>
+        <w:t xml:space="preserve">Aus den gesammelten Flanschposen und Board-Posen berechnet OpenCV die Transformation T_ee_cam. Daraus folgen T_robot_conveyor und eine Lage der Basiskamera in world. Für die Basiskamera gilt im Projekt jedoch das Verfahren aus Abschnitt </w:t>
       </w:r>
       <w:r>
         <w:fldChar w:fldCharType="begin"/>
@@ -13408,23 +11294,7 @@
         <w:rPr>
           <w:lang w:val="de-DE"/>
         </w:rPr>
-        <w:t xml:space="preserve">. Alle drei Transformationen werden in der Datei </w:t>
-      </w:r>
-      <w:proofErr w:type="spellStart"/>
-      <w:proofErr w:type="gramStart"/>
-      <w:r>
-        <w:rPr>
-          <w:lang w:val="de-DE"/>
-        </w:rPr>
-        <w:t>calibration.yaml</w:t>
-      </w:r>
-      <w:proofErr w:type="spellEnd"/>
-      <w:proofErr w:type="gramEnd"/>
-      <w:r>
-        <w:rPr>
-          <w:lang w:val="de-DE"/>
-        </w:rPr>
-        <w:t xml:space="preserve"> gespeichert. Eine Anwendung, die die Roboterkamera einbindet, kann diese Datei beim Start einlesen. Damit ist keine laufende Signalverbindung zwischen Kalibrierung und Betrieb erforderlich.</w:t>
+        <w:t>. Alle drei Transformationen werden in der Datei calibration.yaml gespeichert. Eine Anwendung, die die Roboterkamera einbindet, kann diese Datei beim Start einlesen. Damit ist keine laufende Signalverbindung zwischen Kalibrierung und Betrieb erforderlich.</w:t>
       </w:r>
     </w:p>
     <w:p>
@@ -13450,21 +11320,7 @@
         <w:rPr>
           <w:lang w:val="de-DE"/>
         </w:rPr>
-        <w:t xml:space="preserve">Die Kalibrierung wird anschließend mit einer Testfahrt überprüft. Die Kalibrieranwendung fährt den Flansch so, dass das Fadenkreuz des Kamerabilds auf der Mitte des Boards steht. Dabei wird der physische Versatz zwischen Flansch und Kameraoptik über </w:t>
-      </w:r>
-      <w:proofErr w:type="spellStart"/>
-      <w:r>
-        <w:rPr>
-          <w:lang w:val="de-DE"/>
-        </w:rPr>
-        <w:t>T_ee_cam</w:t>
-      </w:r>
-      <w:proofErr w:type="spellEnd"/>
-      <w:r>
-        <w:rPr>
-          <w:lang w:val="de-DE"/>
-        </w:rPr>
-        <w:t xml:space="preserve"> eingerechnet. Ein korrekt kalibriertes System platziert das Fadenkreuz mittig auf dem Board. Danach fährt der Flansch 200 mm entlang der Förderband-Y-Achse vorwärts und zurück. Bleibt die Bewegung parallel zur Bandkante ohne seitliche Abweichung, bestätigt das die berechnete Ausrichtung des Förderband-Koordinatensystems.</w:t>
+        <w:t>Die Kalibrierung wird anschließend mit einer Testfahrt überprüft. Die Kalibrieranwendung fährt den Flansch so, dass das Fadenkreuz des Kamerabilds auf der Mitte des Boards steht. Dabei wird der physische Versatz zwischen Flansch und Kameraoptik über T_ee_cam eingerechnet. Ein korrekt kalibriertes System platziert das Fadenkreuz mittig auf dem Board. Danach fährt der Flansch 200 mm entlang der Förderband-Y-Achse vorwärts und zurück. Bleibt die Bewegung parallel zur Bandkante ohne seitliche Abweichung, bestätigt das die berechnete Ausrichtung des Förderband-Koordinatensystems.</w:t>
       </w:r>
     </w:p>
     <w:p>
@@ -13473,22 +11329,9 @@
       </w:pPr>
       <w:bookmarkStart w:id="90" w:name="ch_4_4"/>
       <w:bookmarkStart w:id="91" w:name="_Toc241704912"/>
-      <w:proofErr w:type="spellStart"/>
       <w:r>
         <w:lastRenderedPageBreak/>
-        <w:t>Validierung</w:t>
-      </w:r>
-      <w:proofErr w:type="spellEnd"/>
-      <w:r>
-        <w:t xml:space="preserve"> der </w:t>
-      </w:r>
-      <w:proofErr w:type="spellStart"/>
-      <w:r>
-        <w:t>Koordinatentransformation</w:t>
-      </w:r>
-      <w:proofErr w:type="spellEnd"/>
-      <w:r>
-        <w:t xml:space="preserve"> und Positionsgenauigkeit</w:t>
+        <w:t>Validierung der Koordinatentransformation und Positionsgenauigkeit</w:t>
       </w:r>
       <w:bookmarkEnd w:id="90"/>
       <w:bookmarkEnd w:id="91"/>
@@ -13569,7 +11412,6 @@
             <w:vAlign w:val="center"/>
           </w:tcPr>
           <w:p>
-            <w:proofErr w:type="spellStart"/>
             <w:r>
               <w:rPr>
                 <w:b/>
@@ -13577,7 +11419,6 @@
               </w:rPr>
               <w:t>Prüfung</w:t>
             </w:r>
-            <w:proofErr w:type="spellEnd"/>
           </w:p>
         </w:tc>
         <w:tc>
@@ -13821,14 +11662,12 @@
             <w:vAlign w:val="center"/>
           </w:tcPr>
           <w:p>
-            <w:proofErr w:type="spellStart"/>
             <w:r>
               <w:rPr>
                 <w:sz w:val="18"/>
               </w:rPr>
               <w:t>Lageabweichung</w:t>
             </w:r>
-            <w:proofErr w:type="spellEnd"/>
           </w:p>
         </w:tc>
         <w:tc>
@@ -13882,14 +11721,12 @@
             <w:vAlign w:val="center"/>
           </w:tcPr>
           <w:p>
-            <w:proofErr w:type="spellStart"/>
             <w:r>
               <w:rPr>
                 <w:sz w:val="18"/>
               </w:rPr>
               <w:t>Greiflauf</w:t>
             </w:r>
-            <w:proofErr w:type="spellEnd"/>
           </w:p>
         </w:tc>
         <w:tc>
@@ -13908,23 +11745,7 @@
                 <w:sz w:val="18"/>
                 <w:lang w:val="de-DE"/>
               </w:rPr>
-              <w:t xml:space="preserve">Kalibrierung in </w:t>
-            </w:r>
-            <w:proofErr w:type="spellStart"/>
-            <w:r>
-              <w:rPr>
-                <w:sz w:val="18"/>
-                <w:lang w:val="de-DE"/>
-              </w:rPr>
-              <w:t>base_cam</w:t>
-            </w:r>
-            <w:proofErr w:type="spellEnd"/>
-            <w:r>
-              <w:rPr>
-                <w:sz w:val="18"/>
-                <w:lang w:val="de-DE"/>
-              </w:rPr>
-              <w:t>, mehrere Tests im regulären Systemablauf</w:t>
+              <w:t>Kalibrierung in base_cam, mehrere Tests im regulären Systemablauf</w:t>
             </w:r>
           </w:p>
         </w:tc>
@@ -13987,48 +11808,20 @@
         <w:rPr>
           <w:lang w:val="de-DE"/>
         </w:rPr>
-        <w:t xml:space="preserve">. Zwischen zwei Läufen im Abstand von drei Tagen unterscheidet sich die Kameralage um weniger als einen Millimeter. Das Verfahren reproduziert sein Ergebnis damit bei unveränderter Kamera. Für die Lageabweichung wurde verglichen, wo </w:t>
-      </w:r>
-      <w:proofErr w:type="spellStart"/>
-      <w:r>
-        <w:rPr>
-          <w:lang w:val="de-DE"/>
-        </w:rPr>
-        <w:t>base_cam</w:t>
-      </w:r>
-      <w:proofErr w:type="spellEnd"/>
-      <w:r>
-        <w:rPr>
-          <w:lang w:val="de-DE"/>
-        </w:rPr>
-        <w:t xml:space="preserve"> das Board mit der Kalibrierung abbildet und wo es laut Farbbild liegt. Die abschließende Prüfung ist der Greiflauf, weil er die gesamte Kette von der Erkennung bis zur Ablage einschließt. Mit den ermittelten Kalibrierwerten konnten in mehreren Tests alle Griffe im regulären Systemablauf ohne Einschränkung durchgeführt werden. Ein fehlerhafter Griffversatz war nach der Kalibrierung nicht zu erkennen.</w:t>
-      </w:r>
-    </w:p>
-    <w:p>
-      <w:pPr>
-        <w:rPr>
-          <w:lang w:val="de-DE"/>
-        </w:rPr>
-      </w:pPr>
-      <w:r>
-        <w:rPr>
-          <w:lang w:val="de-DE"/>
-        </w:rPr>
-        <w:t xml:space="preserve">Das automatische Verfahren steht für jede Veränderung der Kameraposition bereit. Ein neuer Lauf dauert einschließlich Vorbereitung rund fünf Minuten, und </w:t>
-      </w:r>
-      <w:proofErr w:type="spellStart"/>
-      <w:r>
-        <w:rPr>
-          <w:lang w:val="de-DE"/>
-        </w:rPr>
-        <w:t>base_cam</w:t>
-      </w:r>
-      <w:proofErr w:type="spellEnd"/>
-      <w:r>
-        <w:rPr>
-          <w:lang w:val="de-DE"/>
-        </w:rPr>
-        <w:t xml:space="preserve"> übernimmt das Ergebnis aus der Zieldatei der Kalibrierdaten.</w:t>
+        <w:t>. Zwischen zwei Läufen im Abstand von drei Tagen unterscheidet sich die Kameralage um weniger als einen Millimeter. Das Verfahren reproduziert sein Ergebnis damit bei unveränderter Kamera. Für die Lageabweichung wurde verglichen, wo base_cam das Board mit der Kalibrierung abbildet und wo es laut Farbbild liegt. Die abschließende Prüfung ist der Greiflauf, weil er die gesamte Kette von der Erkennung bis zur Ablage einschließt. Mit den ermittelten Kalibrierwerten konnten in mehreren Tests alle Griffe im regulären Systemablauf ohne Einschränkung durchgeführt werden. Ein fehlerhafter Griffversatz war nach der Kalibrierung nicht zu erkennen.</w:t>
+      </w:r>
+    </w:p>
+    <w:p>
+      <w:pPr>
+        <w:rPr>
+          <w:lang w:val="de-DE"/>
+        </w:rPr>
+      </w:pPr>
+      <w:r>
+        <w:rPr>
+          <w:lang w:val="de-DE"/>
+        </w:rPr>
+        <w:t>Das automatische Verfahren steht für jede Veränderung der Kameraposition bereit. Ein neuer Lauf dauert einschließlich Vorbereitung rund fünf Minuten, und base_cam übernimmt das Ergebnis aus der Zieldatei der Kalibrierdaten.</w:t>
       </w:r>
     </w:p>
     <w:p>
@@ -14054,22 +11847,12 @@
         <w:pStyle w:val="berschrift1"/>
       </w:pPr>
       <w:bookmarkStart w:id="93" w:name="_Toc241704913"/>
-      <w:proofErr w:type="spellStart"/>
       <w:r>
         <w:lastRenderedPageBreak/>
-        <w:t>Inbetriebnahme</w:t>
-      </w:r>
-      <w:proofErr w:type="spellEnd"/>
-      <w:r>
-        <w:t xml:space="preserve"> und </w:t>
-      </w:r>
-      <w:proofErr w:type="spellStart"/>
-      <w:r>
-        <w:t>Optimierung</w:t>
+        <w:t>Inbetriebnahme und Optimierung</w:t>
       </w:r>
       <w:bookmarkEnd w:id="92"/>
       <w:bookmarkEnd w:id="93"/>
-      <w:proofErr w:type="spellEnd"/>
     </w:p>
     <w:p/>
     <w:p>
@@ -14105,23 +11888,10 @@
       <w:bookmarkStart w:id="94" w:name="ch_5_1"/>
       <w:bookmarkStart w:id="95" w:name="_Toc241704914"/>
       <w:r>
-        <w:t xml:space="preserve">Integration und </w:t>
-      </w:r>
-      <w:proofErr w:type="spellStart"/>
-      <w:r>
-        <w:t>Inbetriebnahme</w:t>
-      </w:r>
-      <w:proofErr w:type="spellEnd"/>
-      <w:r>
-        <w:t xml:space="preserve"> des </w:t>
-      </w:r>
-      <w:proofErr w:type="spellStart"/>
-      <w:r>
-        <w:t>Regelpfads</w:t>
+        <w:t>Integration und Inbetriebnahme des Regelpfads</w:t>
       </w:r>
       <w:bookmarkEnd w:id="94"/>
       <w:bookmarkEnd w:id="95"/>
-      <w:proofErr w:type="spellEnd"/>
     </w:p>
     <w:p>
       <w:pPr>
@@ -14136,63 +11906,7 @@
         <w:rPr>
           <w:lang w:val="de-DE"/>
         </w:rPr>
-        <w:t xml:space="preserve">Die Basiskamera liefert erkannte Objekte. Das vollständige Zusammenspiel der Komponenten und ihrer in AICA verdrahteten Signale enthält Abbildung 13 im Anhang. Das Modul </w:t>
-      </w:r>
-      <w:proofErr w:type="spellStart"/>
-      <w:r>
-        <w:rPr>
-          <w:lang w:val="de-DE"/>
-        </w:rPr>
-        <w:t>vectoring</w:t>
-      </w:r>
-      <w:proofErr w:type="spellEnd"/>
-      <w:r>
-        <w:rPr>
-          <w:lang w:val="de-DE"/>
-        </w:rPr>
-        <w:t xml:space="preserve"> schätzt daraus die Geschwindigkeit. Anschließend wählt der </w:t>
-      </w:r>
-      <w:proofErr w:type="spellStart"/>
-      <w:r>
-        <w:rPr>
-          <w:lang w:val="de-DE"/>
-        </w:rPr>
-        <w:t>priority_handler</w:t>
-      </w:r>
-      <w:proofErr w:type="spellEnd"/>
-      <w:r>
-        <w:rPr>
-          <w:lang w:val="de-DE"/>
-        </w:rPr>
-        <w:t xml:space="preserve"> ein greifbares Objekt aus. Der Follower berechnet dessen vorhergesagte </w:t>
-      </w:r>
-      <w:proofErr w:type="spellStart"/>
-      <w:r>
-        <w:rPr>
-          <w:lang w:val="de-DE"/>
-        </w:rPr>
-        <w:t>Zielpose</w:t>
-      </w:r>
-      <w:proofErr w:type="spellEnd"/>
-      <w:r>
-        <w:rPr>
-          <w:lang w:val="de-DE"/>
-        </w:rPr>
-        <w:t xml:space="preserve">, bevor der </w:t>
-      </w:r>
-      <w:proofErr w:type="spellStart"/>
-      <w:r>
-        <w:rPr>
-          <w:lang w:val="de-DE"/>
-        </w:rPr>
-        <w:t>Attractor</w:t>
-      </w:r>
-      <w:proofErr w:type="spellEnd"/>
-      <w:r>
-        <w:rPr>
-          <w:lang w:val="de-DE"/>
-        </w:rPr>
-        <w:t xml:space="preserve"> und der IK-Controller die Flanschbewegung umsetzen. Der Greifer und die Zustandsrückmeldungen sind in dieselbe Ablaufsteuerung eingebunden. Diagnosekomponenten bleiben davon getrennt und beeinflussen die Zielauswahl nicht [22].</w:t>
+        <w:t>Die Basiskamera liefert erkannte Objekte. Das vollständige Zusammenspiel der Komponenten und ihrer in AICA verdrahteten Signale enthält Abbildung 13 im Anhang. Das Modul vectoring schätzt daraus die Geschwindigkeit. Anschließend wählt der priority_handler ein greifbares Objekt aus. Der Follower berechnet dessen vorhergesagte Zielpose, bevor der Attractor und der IK-Controller die Flanschbewegung umsetzen. Der Greifer und die Zustandsrückmeldungen sind in dieselbe Ablaufsteuerung eingebunden. Diagnosekomponenten bleiben davon getrennt und beeinflussen die Zielauswahl nicht [22].</w:t>
       </w:r>
     </w:p>
     <w:p>
@@ -14218,104 +11932,20 @@
         <w:rPr>
           <w:lang w:val="de-DE"/>
         </w:rPr>
-        <w:t xml:space="preserve">Die Python-Komponenten laufen in einem gemeinsamen Prozess. Ihre Taktfrequenzen beanspruchen daher dieselben Rechenkerne. Zusätzliche Auswertung oder eine hohe Diagnoserate kann die Bildverarbeitung verzögern, obwohl sie nicht Teil des Regelpfads ist. Die Diagnose wurde deshalb auf 2 Hz für </w:t>
-      </w:r>
-      <w:proofErr w:type="spellStart"/>
-      <w:r>
-        <w:rPr>
-          <w:lang w:val="de-DE"/>
-        </w:rPr>
-        <w:t>data_tracker</w:t>
-      </w:r>
-      <w:proofErr w:type="spellEnd"/>
-      <w:r>
-        <w:rPr>
-          <w:lang w:val="de-DE"/>
-        </w:rPr>
-        <w:t xml:space="preserve"> und 10 Hz für </w:t>
-      </w:r>
-      <w:proofErr w:type="spellStart"/>
-      <w:r>
-        <w:rPr>
-          <w:lang w:val="de-DE"/>
-        </w:rPr>
-        <w:t>interface_streamer</w:t>
-      </w:r>
-      <w:proofErr w:type="spellEnd"/>
-      <w:r>
-        <w:rPr>
-          <w:lang w:val="de-DE"/>
-        </w:rPr>
-        <w:t xml:space="preserve"> begrenzt. Nicht genutzte Roboterkamera-Komponenten werden im finalen Betrieb nicht geladen. Die Basiskamera und </w:t>
-      </w:r>
-      <w:proofErr w:type="spellStart"/>
-      <w:r>
-        <w:rPr>
-          <w:lang w:val="de-DE"/>
-        </w:rPr>
-        <w:t>vectoring</w:t>
-      </w:r>
-      <w:proofErr w:type="spellEnd"/>
-      <w:r>
-        <w:rPr>
-          <w:lang w:val="de-DE"/>
-        </w:rPr>
-        <w:t xml:space="preserve"> arbeiten jeweils mit 15 Hz, der </w:t>
-      </w:r>
-      <w:proofErr w:type="spellStart"/>
-      <w:r>
-        <w:rPr>
-          <w:lang w:val="de-DE"/>
-        </w:rPr>
-        <w:t>priority_handler</w:t>
-      </w:r>
-      <w:proofErr w:type="spellEnd"/>
-      <w:r>
-        <w:rPr>
-          <w:lang w:val="de-DE"/>
-        </w:rPr>
-        <w:t xml:space="preserve"> mit 20 Hz und der </w:t>
-      </w:r>
-      <w:proofErr w:type="spellStart"/>
-      <w:r>
-        <w:rPr>
-          <w:lang w:val="de-DE"/>
-        </w:rPr>
-        <w:t>object_follower</w:t>
-      </w:r>
-      <w:proofErr w:type="spellEnd"/>
-      <w:r>
-        <w:rPr>
-          <w:lang w:val="de-DE"/>
-        </w:rPr>
-        <w:t xml:space="preserve"> mit 50 Hz. Die Roboterregelung selbst läuft mit 500 Hz [22].</w:t>
-      </w:r>
-    </w:p>
-    <w:p>
-      <w:pPr>
-        <w:rPr>
-          <w:lang w:val="de-DE"/>
-        </w:rPr>
-      </w:pPr>
-      <w:r>
-        <w:rPr>
-          <w:lang w:val="de-DE"/>
-        </w:rPr>
-        <w:t xml:space="preserve">Diese Taktfrequenzen können bei einzelnen Komponenten direkt im AICA-Interface eingestellt werden. Abbildung 12 zeigt dies beispielhaft für den Parameter Rate von </w:t>
-      </w:r>
-      <w:proofErr w:type="spellStart"/>
-      <w:r>
-        <w:rPr>
-          <w:lang w:val="de-DE"/>
-        </w:rPr>
-        <w:t>vectoring</w:t>
-      </w:r>
-      <w:proofErr w:type="spellEnd"/>
-      <w:r>
-        <w:rPr>
-          <w:lang w:val="de-DE"/>
-        </w:rPr>
-        <w:t>.</w:t>
+        <w:t>Die Python-Komponenten laufen in einem gemeinsamen Prozess. Ihre Taktfrequenzen beanspruchen daher dieselben Rechenkerne. Zusätzliche Auswertung oder eine hohe Diagnoserate kann die Bildverarbeitung verzögern, obwohl sie nicht Teil des Regelpfads ist. Die Diagnose wurde deshalb auf 2 Hz für data_tracker und 10 Hz für interface_streamer begrenzt. Nicht genutzte Roboterkamera-Komponenten werden im finalen Betrieb nicht geladen. Die Basiskamera und vectoring arbeiten jeweils mit 15 Hz, der priority_handler mit 20 Hz und der object_follower mit 50 Hz. Die Roboterregelung selbst läuft mit 500 Hz [22].</w:t>
+      </w:r>
+    </w:p>
+    <w:p>
+      <w:pPr>
+        <w:rPr>
+          <w:lang w:val="de-DE"/>
+        </w:rPr>
+      </w:pPr>
+      <w:r>
+        <w:rPr>
+          <w:lang w:val="de-DE"/>
+        </w:rPr>
+        <w:t>Diese Taktfrequenzen können bei einzelnen Komponenten direkt im AICA-Interface eingestellt werden. Abbildung 12 zeigt dies beispielhaft für den Parameter Rate von vectoring.</w:t>
       </w:r>
     </w:p>
     <w:p>
@@ -14389,104 +12019,20 @@
         <w:rPr>
           <w:lang w:val="de-DE"/>
         </w:rPr>
-        <w:t xml:space="preserve">Die Notwendigkeit dieser Begrenzung zeigte sich bereits während der Inbetriebnahme. Mit nicht angepassten Kamerakomponenten trafen durchschnittlich 5,1 Messungen pro Sekunde ein. Das mittlere Alter einer Messung betrug dabei 450 </w:t>
-      </w:r>
-      <w:proofErr w:type="spellStart"/>
-      <w:r>
-        <w:rPr>
-          <w:lang w:val="de-DE"/>
-        </w:rPr>
-        <w:t>ms.</w:t>
-      </w:r>
-      <w:proofErr w:type="spellEnd"/>
-      <w:r>
-        <w:rPr>
-          <w:lang w:val="de-DE"/>
-        </w:rPr>
-        <w:t xml:space="preserve"> Nach einer Begrenzung der Diagnoseraten stieg die Rate auf 7,1 Hz. Eine Eingangsqueue der Tiefe 1 verhinderte zusätzlich, dass alte Bilddaten aufgestaut verarbeitet werden. Das mittlere Messalter sank dadurch auf 139 </w:t>
-      </w:r>
-      <w:proofErr w:type="spellStart"/>
-      <w:r>
-        <w:rPr>
-          <w:lang w:val="de-DE"/>
-        </w:rPr>
-        <w:t>ms</w:t>
-      </w:r>
-      <w:proofErr w:type="spellEnd"/>
-      <w:r>
-        <w:rPr>
-          <w:lang w:val="de-DE"/>
-        </w:rPr>
-        <w:t xml:space="preserve">; die mittlere Zeit bis zur nächsten Messung lag bei 266 </w:t>
-      </w:r>
-      <w:proofErr w:type="spellStart"/>
-      <w:r>
-        <w:rPr>
-          <w:lang w:val="de-DE"/>
-        </w:rPr>
-        <w:t>ms.</w:t>
-      </w:r>
-      <w:proofErr w:type="spellEnd"/>
-      <w:r>
-        <w:rPr>
-          <w:lang w:val="de-DE"/>
-        </w:rPr>
-        <w:t xml:space="preserve"> Die L515 selbst lieferte Bilddaten mit einem Alter von 46 bis 51 </w:t>
-      </w:r>
-      <w:proofErr w:type="spellStart"/>
-      <w:r>
-        <w:rPr>
-          <w:lang w:val="de-DE"/>
-        </w:rPr>
-        <w:t>ms.</w:t>
-      </w:r>
-      <w:proofErr w:type="spellEnd"/>
-      <w:r>
-        <w:rPr>
-          <w:lang w:val="de-DE"/>
-        </w:rPr>
-        <w:t xml:space="preserve"> Der verbleibende Anteil entsteht somit vor allem in Verarbeitung und Übertragung. Im finalen Betrieb liefert </w:t>
-      </w:r>
-      <w:proofErr w:type="spellStart"/>
-      <w:r>
-        <w:rPr>
-          <w:lang w:val="de-DE"/>
-        </w:rPr>
-        <w:t>base_cam</w:t>
-      </w:r>
-      <w:proofErr w:type="spellEnd"/>
-      <w:r>
-        <w:rPr>
-          <w:lang w:val="de-DE"/>
-        </w:rPr>
-        <w:t xml:space="preserve"> rund 8,6 neue Messungen pro Sekunde [22].</w:t>
-      </w:r>
-    </w:p>
-    <w:p>
-      <w:pPr>
-        <w:rPr>
-          <w:lang w:val="de-DE"/>
-        </w:rPr>
-      </w:pPr>
-      <w:r>
-        <w:rPr>
-          <w:lang w:val="de-DE"/>
-        </w:rPr>
-        <w:t xml:space="preserve">Auch die 500-Hz-Regelung reagierte empfindlich auf parallele Last. Bei geöffneter Visualisierung, Browser-Ansichten und weiteren Leseprozessen fiel ihre effektive Rate zeitweise auf 54 bis 89 % des Sollwerts. Für den Betrieb werden deshalb die Analyse-Software rviz2, nicht benötigte Browser-Ansichten und parallele Analyseprozesse geschlossen. Reicht die Rechenleistung trotzdem nicht aus, kann die Rate von </w:t>
-      </w:r>
-      <w:proofErr w:type="spellStart"/>
-      <w:r>
-        <w:rPr>
-          <w:lang w:val="de-DE"/>
-        </w:rPr>
-        <w:t>base_cam</w:t>
-      </w:r>
-      <w:proofErr w:type="spellEnd"/>
-      <w:r>
-        <w:rPr>
-          <w:lang w:val="de-DE"/>
-        </w:rPr>
-        <w:t xml:space="preserve"> auf 12 Hz reduziert werden. Diese Maßnahme verringert die Last, verlängert jedoch den Abstand zwischen zwei Objektmessungen [22].</w:t>
+        <w:t>Die Notwendigkeit dieser Begrenzung zeigte sich bereits während der Inbetriebnahme. Mit nicht angepassten Kamerakomponenten trafen durchschnittlich 5,1 Messungen pro Sekunde ein. Das mittlere Alter einer Messung betrug dabei 450 ms. Nach einer Begrenzung der Diagnoseraten stieg die Rate auf 7,1 Hz. Eine Eingangsqueue der Tiefe 1 verhinderte zusätzlich, dass alte Bilddaten aufgestaut verarbeitet werden. Das mittlere Messalter sank dadurch auf 139 ms; die mittlere Zeit bis zur nächsten Messung lag bei 266 ms. Die L515 selbst lieferte Bilddaten mit einem Alter von 46 bis 51 ms. Der verbleibende Anteil entsteht somit vor allem in Verarbeitung und Übertragung. Im finalen Betrieb liefert base_cam rund 8,6 neue Messungen pro Sekunde [22].</w:t>
+      </w:r>
+    </w:p>
+    <w:p>
+      <w:pPr>
+        <w:rPr>
+          <w:lang w:val="de-DE"/>
+        </w:rPr>
+      </w:pPr>
+      <w:r>
+        <w:rPr>
+          <w:lang w:val="de-DE"/>
+        </w:rPr>
+        <w:t>Auch die 500-Hz-Regelung reagierte empfindlich auf parallele Last. Bei geöffneter Visualisierung, Browser-Ansichten und weiteren Leseprozessen fiel ihre effektive Rate zeitweise auf 54 bis 89 % des Sollwerts. Für den Betrieb werden deshalb die Analyse-Software rviz2, nicht benötigte Browser-Ansichten und parallele Analyseprozesse geschlossen. Reicht die Rechenleistung trotzdem nicht aus, kann die Rate von base_cam auf 12 Hz reduziert werden. Diese Maßnahme verringert die Last, verlängert jedoch den Abstand zwischen zwei Objektmessungen [22].</w:t>
       </w:r>
       <w:r>
         <w:rPr>
@@ -14525,30 +12071,12 @@
         <w:pStyle w:val="berschrift2"/>
       </w:pPr>
       <w:bookmarkStart w:id="97" w:name="_Toc241704915"/>
-      <w:proofErr w:type="spellStart"/>
       <w:r>
         <w:lastRenderedPageBreak/>
-        <w:t>Abstimmung</w:t>
-      </w:r>
-      <w:proofErr w:type="spellEnd"/>
-      <w:r>
-        <w:t xml:space="preserve"> der </w:t>
-      </w:r>
-      <w:proofErr w:type="spellStart"/>
-      <w:r>
-        <w:t>dynamischen</w:t>
-      </w:r>
-      <w:proofErr w:type="spellEnd"/>
-      <w:r>
-        <w:t xml:space="preserve"> </w:t>
-      </w:r>
-      <w:proofErr w:type="spellStart"/>
-      <w:r>
-        <w:t>Greifbewegung</w:t>
+        <w:t>Abstimmung der dynamischen Greifbewegung</w:t>
       </w:r>
       <w:bookmarkEnd w:id="96"/>
       <w:bookmarkEnd w:id="97"/>
-      <w:proofErr w:type="spellEnd"/>
     </w:p>
     <w:p>
       <w:pPr>
@@ -14799,28 +12327,12 @@
             <w:vAlign w:val="center"/>
           </w:tcPr>
           <w:p>
-            <w:proofErr w:type="spellStart"/>
             <w:r>
               <w:rPr>
                 <w:sz w:val="18"/>
               </w:rPr>
-              <w:t>Vorhaltezeit</w:t>
-            </w:r>
-            <w:proofErr w:type="spellEnd"/>
-            <w:r>
-              <w:rPr>
-                <w:sz w:val="18"/>
-              </w:rPr>
-              <w:t xml:space="preserve"> </w:t>
-            </w:r>
-            <w:proofErr w:type="spellStart"/>
-            <w:r>
-              <w:rPr>
-                <w:sz w:val="18"/>
-              </w:rPr>
-              <w:t>lead_time_s</w:t>
-            </w:r>
-            <w:proofErr w:type="spellEnd"/>
+              <w:t>Vorhaltezeit lead_time_s</w:t>
+            </w:r>
           </w:p>
         </w:tc>
         <w:tc>
@@ -14867,23 +12379,7 @@
                 <w:sz w:val="18"/>
                 <w:lang w:val="de-DE"/>
               </w:rPr>
-              <w:t xml:space="preserve">Gleicht den Nachlauf des </w:t>
-            </w:r>
-            <w:proofErr w:type="spellStart"/>
-            <w:r>
-              <w:rPr>
-                <w:sz w:val="18"/>
-                <w:lang w:val="de-DE"/>
-              </w:rPr>
-              <w:t>Attractors</w:t>
-            </w:r>
-            <w:proofErr w:type="spellEnd"/>
-            <w:r>
-              <w:rPr>
-                <w:sz w:val="18"/>
-                <w:lang w:val="de-DE"/>
-              </w:rPr>
-              <w:t xml:space="preserve"> aus (etwa 1/K)</w:t>
+              <w:t>Gleicht den Nachlauf des Attractors aus (etwa 1/K)</w:t>
             </w:r>
           </w:p>
         </w:tc>
@@ -14902,16 +12398,8 @@
               <w:rPr>
                 <w:sz w:val="18"/>
               </w:rPr>
-              <w:t>Attractor- und IK-</w:t>
-            </w:r>
-            <w:proofErr w:type="spellStart"/>
-            <w:r>
-              <w:rPr>
-                <w:sz w:val="18"/>
-              </w:rPr>
-              <w:t>Geschwindigkeitsgrenze</w:t>
-            </w:r>
-            <w:proofErr w:type="spellEnd"/>
+              <w:t>Attractor- und IK-Geschwindigkeitsgrenze</w:t>
+            </w:r>
           </w:p>
         </w:tc>
         <w:tc>
@@ -14977,17 +12465,8 @@
                 <w:sz w:val="18"/>
                 <w:lang w:val="de-DE"/>
               </w:rPr>
-              <w:t xml:space="preserve">IK-Befehlsratengrenze </w:t>
-            </w:r>
-            <w:proofErr w:type="spellStart"/>
-            <w:r>
-              <w:rPr>
-                <w:sz w:val="18"/>
-                <w:lang w:val="de-DE"/>
-              </w:rPr>
-              <w:t>command_rate_limit</w:t>
-            </w:r>
-            <w:proofErr w:type="spellEnd"/>
+              <w:t>IK-Befehlsratengrenze command_rate_limit</w:t>
+            </w:r>
           </w:p>
         </w:tc>
         <w:tc>
@@ -15049,14 +12528,12 @@
             <w:vAlign w:val="center"/>
           </w:tcPr>
           <w:p>
-            <w:proofErr w:type="spellStart"/>
             <w:r>
               <w:rPr>
                 <w:sz w:val="18"/>
               </w:rPr>
               <w:t>Absenkgeschwindigkeit</w:t>
             </w:r>
-            <w:proofErr w:type="spellEnd"/>
           </w:p>
         </w:tc>
         <w:tc>
@@ -15240,19 +12717,11 @@
             <w:vAlign w:val="center"/>
           </w:tcPr>
           <w:p>
-            <w:proofErr w:type="spellStart"/>
             <w:r>
               <w:rPr>
                 <w:sz w:val="18"/>
               </w:rPr>
-              <w:t>Maximale</w:t>
-            </w:r>
-            <w:proofErr w:type="spellEnd"/>
-            <w:r>
-              <w:rPr>
-                <w:sz w:val="18"/>
-              </w:rPr>
-              <w:t xml:space="preserve"> Extrapolation / Ziel-Timeout</w:t>
+              <w:t>Maximale Extrapolation / Ziel-Timeout</w:t>
             </w:r>
           </w:p>
         </w:tc>
@@ -15315,28 +12784,12 @@
             <w:vAlign w:val="center"/>
           </w:tcPr>
           <w:p>
-            <w:proofErr w:type="spellStart"/>
             <w:r>
               <w:rPr>
                 <w:sz w:val="18"/>
               </w:rPr>
-              <w:t>Mindestobjekthöhe</w:t>
-            </w:r>
-            <w:proofErr w:type="spellEnd"/>
-            <w:r>
-              <w:rPr>
-                <w:sz w:val="18"/>
-              </w:rPr>
-              <w:t xml:space="preserve"> / </w:t>
-            </w:r>
-            <w:proofErr w:type="spellStart"/>
-            <w:r>
-              <w:rPr>
-                <w:sz w:val="18"/>
-              </w:rPr>
-              <w:t>Mindestgreifhöhe</w:t>
-            </w:r>
-            <w:proofErr w:type="spellEnd"/>
+              <w:t>Mindestobjekthöhe / Mindestgreifhöhe</w:t>
+            </w:r>
           </w:p>
         </w:tc>
         <w:tc>
@@ -15399,35 +12852,7 @@
         <w:rPr>
           <w:lang w:val="de-DE"/>
         </w:rPr>
-        <w:t xml:space="preserve">Der </w:t>
-      </w:r>
-      <w:proofErr w:type="spellStart"/>
-      <w:r>
-        <w:rPr>
-          <w:lang w:val="de-DE"/>
-        </w:rPr>
-        <w:t>Attractor</w:t>
-      </w:r>
-      <w:proofErr w:type="spellEnd"/>
-      <w:r>
-        <w:rPr>
-          <w:lang w:val="de-DE"/>
-        </w:rPr>
-        <w:t xml:space="preserve"> und der IK-Controller verwenden beide eine maximale lineare Geschwindigkeit von 0,850 m/s. Eine weitere Erhöhung brachte im Aufbau keinen ausreichenden Vorteil gegenüber der steigenden Belastung und den Sicherheitsgrenzen. Die Absenkgeschwindigkeit wurde von 0,250 auf 0,350 m/s erhöht. Gleichzeitig verringerte sich die angesetzte </w:t>
-      </w:r>
-      <w:proofErr w:type="spellStart"/>
-      <w:r>
-        <w:rPr>
-          <w:lang w:val="de-DE"/>
-        </w:rPr>
-        <w:t>Sinkzeit</w:t>
-      </w:r>
-      <w:proofErr w:type="spellEnd"/>
-      <w:r>
-        <w:rPr>
-          <w:lang w:val="de-DE"/>
-        </w:rPr>
-        <w:t xml:space="preserve"> von 0,900 auf 0,700 s. Die Dauer deckt die im Aufbau auftretende Hubbewegung von etwa 0,110 bis 0,150 m einschließlich einer kurzen Reserve ab. Die Beruhigungszeit von 0,400 s berücksichtigt in der Erreichbarkeitsprüfung das Einschwingen des Followers bis zur Freigabe des Absenkens [22].</w:t>
+        <w:t>Der Attractor und der IK-Controller verwenden beide eine maximale lineare Geschwindigkeit von 0,850 m/s. Eine weitere Erhöhung brachte im Aufbau keinen ausreichenden Vorteil gegenüber der steigenden Belastung und den Sicherheitsgrenzen. Die Absenkgeschwindigkeit wurde von 0,250 auf 0,350 m/s erhöht. Gleichzeitig verringerte sich die angesetzte Sinkzeit von 0,900 auf 0,700 s. Die Dauer deckt die im Aufbau auftretende Hubbewegung von etwa 0,110 bis 0,150 m einschließlich einer kurzen Reserve ab. Die Beruhigungszeit von 0,400 s berücksichtigt in der Erreichbarkeitsprüfung das Einschwingen des Followers bis zur Freigabe des Absenkens [22].</w:t>
       </w:r>
     </w:p>
     <w:p>
@@ -15447,48 +12872,20 @@
           <w:lang w:val="de-DE"/>
         </w:rPr>
         <w:lastRenderedPageBreak/>
-        <w:t xml:space="preserve">Zielsatz, bricht er den Versuch ab. Diese Grenzen verhindern, dass ein Klotz ohne aktuelle Zieldaten </w:t>
-      </w:r>
-      <w:proofErr w:type="gramStart"/>
-      <w:r>
-        <w:rPr>
-          <w:lang w:val="de-DE"/>
-        </w:rPr>
-        <w:t>weiter verfolgt</w:t>
-      </w:r>
-      <w:proofErr w:type="gramEnd"/>
-      <w:r>
-        <w:rPr>
-          <w:lang w:val="de-DE"/>
-        </w:rPr>
-        <w:t xml:space="preserve"> wird. Stehende Objekte gehen nicht in die Schätzung der Bandgeschwindigkeit ein, wenn ihre geschätzte Geschwindigkeit unter 0,050 m/s liegt.</w:t>
-      </w:r>
-    </w:p>
-    <w:p>
-      <w:pPr>
-        <w:rPr>
-          <w:lang w:val="de-DE"/>
-        </w:rPr>
-      </w:pPr>
-      <w:r>
-        <w:rPr>
-          <w:lang w:val="de-DE"/>
-        </w:rPr>
-        <w:t xml:space="preserve">Die minimale Greifhöhe wurde im Verlauf von 16 auf 11 mm reduziert. In Verbindung mit einer minimalen erkannten Objekthöhe von 10 mm können damit auch flache Klötze berücksichtigt werden. Die Greifhöhe setzt dabei auf der Hälfte der gemessenen Höhe des Klotzes an. Die untere Arbeitsraumgrenze wurde parallel von 0,304 auf 0,299 m angepasst. Greifhöhe, Arbeitsraumgrenze und </w:t>
-      </w:r>
-      <w:proofErr w:type="spellStart"/>
-      <w:r>
-        <w:rPr>
-          <w:lang w:val="de-DE"/>
-        </w:rPr>
-        <w:t>Greifergeometrie</w:t>
-      </w:r>
-      <w:proofErr w:type="spellEnd"/>
-      <w:r>
-        <w:rPr>
-          <w:lang w:val="de-DE"/>
-        </w:rPr>
-        <w:t xml:space="preserve"> müssen zusammen geändert werden, damit die Greifbacken nicht das Band berühren [22].</w:t>
+        <w:t>Zielsatz, bricht er den Versuch ab. Diese Grenzen verhindern, dass ein Klotz ohne aktuelle Zieldaten weiter verfolgt wird. Stehende Objekte gehen nicht in die Schätzung der Bandgeschwindigkeit ein, wenn ihre geschätzte Geschwindigkeit unter 0,050 m/s liegt.</w:t>
+      </w:r>
+    </w:p>
+    <w:p>
+      <w:pPr>
+        <w:rPr>
+          <w:lang w:val="de-DE"/>
+        </w:rPr>
+      </w:pPr>
+      <w:r>
+        <w:rPr>
+          <w:lang w:val="de-DE"/>
+        </w:rPr>
+        <w:t>Die minimale Greifhöhe wurde im Verlauf von 16 auf 11 mm reduziert. In Verbindung mit einer minimalen erkannten Objekthöhe von 10 mm können damit auch flache Klötze berücksichtigt werden. Die Greifhöhe setzt dabei auf der Hälfte der gemessenen Höhe des Klotzes an. Die untere Arbeitsraumgrenze wurde parallel von 0,304 auf 0,299 m angepasst. Greifhöhe, Arbeitsraumgrenze und Greifergeometrie müssen zusammen geändert werden, damit die Greifbacken nicht das Band berühren [22].</w:t>
       </w:r>
       <w:r>
         <w:rPr>
@@ -15510,149 +12907,49 @@
       </w:pPr>
       <w:bookmarkStart w:id="98" w:name="ch_5_3"/>
       <w:bookmarkStart w:id="99" w:name="_Toc241704916"/>
-      <w:proofErr w:type="spellStart"/>
-      <w:r>
-        <w:t>Optimierung</w:t>
-      </w:r>
-      <w:proofErr w:type="spellEnd"/>
-      <w:r>
-        <w:t xml:space="preserve"> der Basiskamera-</w:t>
-      </w:r>
-      <w:proofErr w:type="spellStart"/>
-      <w:r>
-        <w:t>Erkennung</w:t>
+      <w:r>
+        <w:t>Optimierung der Basiskamera-Erkennung</w:t>
       </w:r>
       <w:bookmarkEnd w:id="98"/>
       <w:bookmarkEnd w:id="99"/>
-      <w:proofErr w:type="spellEnd"/>
-    </w:p>
-    <w:p>
-      <w:pPr>
-        <w:rPr>
-          <w:lang w:val="de-DE"/>
-        </w:rPr>
-      </w:pPr>
-      <w:r>
-        <w:rPr>
-          <w:lang w:val="de-DE"/>
-        </w:rPr>
-        <w:t xml:space="preserve">Die Basiskamera verarbeitet nur den Teil des Bandes, dessen Klötze der Roboter erreichen kann. Der Bildausschnitt beginnt bei Pixel-Spalte 342 und besitzt eine Breite von 618 </w:t>
-      </w:r>
-      <w:proofErr w:type="spellStart"/>
-      <w:r>
-        <w:rPr>
-          <w:lang w:val="de-DE"/>
-        </w:rPr>
-        <w:t>px</w:t>
-      </w:r>
-      <w:proofErr w:type="spellEnd"/>
-      <w:r>
-        <w:rPr>
-          <w:lang w:val="de-DE"/>
-        </w:rPr>
-        <w:t xml:space="preserve">. Er reicht quer zum Band vom </w:t>
-      </w:r>
-      <w:proofErr w:type="spellStart"/>
-      <w:r>
-        <w:rPr>
-          <w:lang w:val="de-DE"/>
-        </w:rPr>
-        <w:t>Bandrand</w:t>
-      </w:r>
-      <w:proofErr w:type="spellEnd"/>
-      <w:r>
-        <w:rPr>
-          <w:lang w:val="de-DE"/>
-        </w:rPr>
-        <w:t xml:space="preserve"> am Roboter bis x = -1,000 m, der Grenze des Arbeitsraums. Klötze jenseits dieser Grenze sind nicht erreichbar und würden keine greifbaren Ziele liefern. Ihre Ausblendung senkt deshalb die zu verarbeitende Bildmenge und reduziert Fehlkandidaten an </w:t>
-      </w:r>
-      <w:proofErr w:type="spellStart"/>
-      <w:r>
-        <w:rPr>
-          <w:lang w:val="de-DE"/>
-        </w:rPr>
-        <w:t>Bandrand</w:t>
-      </w:r>
-      <w:proofErr w:type="spellEnd"/>
-      <w:r>
-        <w:rPr>
-          <w:lang w:val="de-DE"/>
-        </w:rPr>
-        <w:t xml:space="preserve"> und Gestell [22].</w:t>
-      </w:r>
-    </w:p>
-    <w:p>
-      <w:pPr>
-        <w:rPr>
-          <w:lang w:val="de-DE"/>
-        </w:rPr>
-      </w:pPr>
-      <w:r>
-        <w:rPr>
-          <w:lang w:val="de-DE"/>
-        </w:rPr>
-        <w:t xml:space="preserve">Zusätzlich wurden die Filter für kleine und flache Objekte angepasst. Die Mindestkonturfläche beträgt 1.000 </w:t>
-      </w:r>
-      <w:proofErr w:type="spellStart"/>
-      <w:r>
-        <w:rPr>
-          <w:lang w:val="de-DE"/>
-        </w:rPr>
-        <w:t>px</w:t>
-      </w:r>
-      <w:proofErr w:type="spellEnd"/>
-      <w:r>
-        <w:rPr>
-          <w:lang w:val="de-DE"/>
-        </w:rPr>
-        <w:t xml:space="preserve"> statt zuvor 1.500 </w:t>
-      </w:r>
-      <w:proofErr w:type="spellStart"/>
-      <w:r>
-        <w:rPr>
-          <w:lang w:val="de-DE"/>
-        </w:rPr>
-        <w:t>px</w:t>
-      </w:r>
-      <w:proofErr w:type="spellEnd"/>
-      <w:r>
-        <w:rPr>
-          <w:lang w:val="de-DE"/>
-        </w:rPr>
-        <w:t>. Die untere Grenze für die erkannte Höhe wurde auf 10 mm gesetzt. Damit bleiben auch die flachen verwendeten Klötze im Kandidatenpool. Die niedrigeren Grenzen erhöhen zugleich die Gefahr von Störungen durch Reflexionen und unvollständige Tiefenwerte. Die Beschränkung auf den erreichbaren Bildausschnitt und die zeitliche Glättung der Messwerte begrenzen diesen Effekt. Die nachgelagerte Zielauswahl bewertet weiterhin nur Objekte, die innerhalb der Greifzone liegen und rechtzeitig erreichbar sind. Die Bilderk</w:t>
-      </w:r>
-      <w:r>
-        <w:rPr>
-          <w:lang w:val="de-DE"/>
-        </w:rPr>
-        <w:t>ennung muss daher nicht jedes sichtbare Objekt perfekt klassifizieren, sondern ausreichend verlässliche Messungen für die bewegungsabhängige Auswahl bereitstellen.</w:t>
-      </w:r>
-    </w:p>
-    <w:p>
-      <w:pPr>
-        <w:rPr>
-          <w:lang w:val="de-DE"/>
-        </w:rPr>
-      </w:pPr>
-      <w:r>
-        <w:rPr>
-          <w:lang w:val="de-DE"/>
-        </w:rPr>
-        <w:t xml:space="preserve">Der Follower dreht den Greifer ab einer Qualitätskennzahl der Ausrichtung von 0,400 in den Winkel des Klotzes. Zuvor lag die Grenze bei 0,700. Die Kennzahl ergibt sich in </w:t>
-      </w:r>
-      <w:proofErr w:type="spellStart"/>
-      <w:r>
-        <w:rPr>
-          <w:lang w:val="de-DE"/>
-        </w:rPr>
-        <w:t>vectoring</w:t>
-      </w:r>
-      <w:proofErr w:type="spellEnd"/>
-      <w:r>
-        <w:rPr>
-          <w:lang w:val="de-DE"/>
-        </w:rPr>
-        <w:t xml:space="preserve"> aus der Streuung der gemessenen Winkel. Unterhalb der Grenze greift der Follower in Grundstellung. Mit 0,700 wurden kleine, hochkant stehende Klötze nicht gedreht, obwohl ihr gemittelter Winkel stimmte [22].</w:t>
+    </w:p>
+    <w:p>
+      <w:pPr>
+        <w:rPr>
+          <w:lang w:val="de-DE"/>
+        </w:rPr>
+      </w:pPr>
+      <w:r>
+        <w:rPr>
+          <w:lang w:val="de-DE"/>
+        </w:rPr>
+        <w:t>Die Basiskamera verarbeitet nur den Teil des Bandes, dessen Klötze der Roboter erreichen kann. Der Bildausschnitt beginnt bei Pixel-Spalte 342 und besitzt eine Breite von 618 px. Er reicht quer zum Band vom Bandrand am Roboter bis x = -1,000 m, der Grenze des Arbeitsraums. Klötze jenseits dieser Grenze sind nicht erreichbar und würden keine greifbaren Ziele liefern. Ihre Ausblendung senkt deshalb die zu verarbeitende Bildmenge und reduziert Fehlkandidaten an Bandrand und Gestell [22].</w:t>
+      </w:r>
+    </w:p>
+    <w:p>
+      <w:pPr>
+        <w:rPr>
+          <w:lang w:val="de-DE"/>
+        </w:rPr>
+      </w:pPr>
+      <w:r>
+        <w:rPr>
+          <w:lang w:val="de-DE"/>
+        </w:rPr>
+        <w:t>Zusätzlich wurden die Filter für kleine und flache Objekte angepasst. Die Mindestkonturfläche beträgt 1.000 px statt zuvor 1.500 px. Die untere Grenze für die erkannte Höhe wurde auf 10 mm gesetzt. Damit bleiben auch die flachen verwendeten Klötze im Kandidatenpool. Die niedrigeren Grenzen erhöhen zugleich die Gefahr von Störungen durch Reflexionen und unvollständige Tiefenwerte. Die Beschränkung auf den erreichbaren Bildausschnitt und die zeitliche Glättung der Messwerte begrenzen diesen Effekt. Die nachgelagerte Zielauswahl bewertet weiterhin nur Objekte, die innerhalb der Greifzone liegen und rechtzeitig erreichbar sind. Die Bilderkennung muss daher nicht jedes sichtbare Objekt perfekt klassifizieren, sondern ausreichend verlässliche Messungen für die bewegungsabhängige Auswahl bereitstellen.</w:t>
+      </w:r>
+    </w:p>
+    <w:p>
+      <w:pPr>
+        <w:rPr>
+          <w:lang w:val="de-DE"/>
+        </w:rPr>
+      </w:pPr>
+      <w:r>
+        <w:rPr>
+          <w:lang w:val="de-DE"/>
+        </w:rPr>
+        <w:t>Der Follower dreht den Greifer ab einer Qualitätskennzahl der Ausrichtung von 0,400 in den Winkel des Klotzes. Zuvor lag die Grenze bei 0,700. Die Kennzahl ergibt sich in vectoring aus der Streuung der gemessenen Winkel. Unterhalb der Grenze greift der Follower in Grundstellung. Mit 0,700 wurden kleine, hochkant stehende Klötze nicht gedreht, obwohl ihr gemittelter Winkel stimmte [22].</w:t>
       </w:r>
       <w:r>
         <w:rPr>
@@ -15684,22 +12981,12 @@
         <w:pStyle w:val="berschrift1"/>
       </w:pPr>
       <w:bookmarkStart w:id="101" w:name="_Toc241704917"/>
-      <w:proofErr w:type="spellStart"/>
       <w:r>
         <w:lastRenderedPageBreak/>
-        <w:t>Entwicklungsabnahme</w:t>
-      </w:r>
-      <w:proofErr w:type="spellEnd"/>
-      <w:r>
-        <w:t xml:space="preserve"> und </w:t>
-      </w:r>
-      <w:proofErr w:type="spellStart"/>
-      <w:r>
-        <w:t>Versuchsergebnisse</w:t>
+        <w:t>Entwicklungsabnahme und Versuchsergebnisse</w:t>
       </w:r>
       <w:bookmarkEnd w:id="100"/>
       <w:bookmarkEnd w:id="101"/>
-      <w:proofErr w:type="spellEnd"/>
     </w:p>
     <w:p>
       <w:pPr>
@@ -15740,39 +13027,23 @@
       </w:pPr>
       <w:bookmarkStart w:id="102" w:name="ch_6_1"/>
       <w:bookmarkStart w:id="103" w:name="_Toc241704918"/>
-      <w:proofErr w:type="spellStart"/>
-      <w:r>
-        <w:t>Einordnung</w:t>
-      </w:r>
-      <w:proofErr w:type="spellEnd"/>
-      <w:r>
-        <w:t xml:space="preserve"> und </w:t>
-      </w:r>
-      <w:proofErr w:type="spellStart"/>
-      <w:r>
-        <w:t>Datengrundlage</w:t>
+      <w:r>
+        <w:t>Einordnung und Datengrundlage</w:t>
       </w:r>
       <w:bookmarkEnd w:id="102"/>
       <w:bookmarkEnd w:id="103"/>
-      <w:proofErr w:type="spellEnd"/>
-    </w:p>
-    <w:p>
-      <w:pPr>
-        <w:rPr>
-          <w:lang w:val="de-DE"/>
-        </w:rPr>
-      </w:pPr>
-      <w:r>
-        <w:rPr>
-          <w:lang w:val="de-DE"/>
-        </w:rPr>
-        <w:t>Als erfolgreicher Greifvorgang gilt, dass ein auf dem laufenden Band erkannter Klotz ausgewählt, angefahren, während der Bewegung gegriffen, angehoben und in der Ablagebox abgelegt wird. Die Dokumentation enthält Zustandsprotokolle, Beobachtungen am Aufbau und Messwerte der Regelabweichung. Die einzelnen Läufe unterscheiden sich in Geschwindigkeitsgrenzen, Zeitparametern und Bildverarbeitung. Ihre Ergebnisse dürfen daher nicht zu einer gemeinsamen Erfolgsquote addiert werden. Tabelle 5 fasst die dokumentier</w:t>
-      </w:r>
-      <w:r>
-        <w:rPr>
-          <w:lang w:val="de-DE"/>
-        </w:rPr>
-        <w:t>ten Entwicklungsläufe getrennt zusammen [32].</w:t>
+    </w:p>
+    <w:p>
+      <w:pPr>
+        <w:rPr>
+          <w:lang w:val="de-DE"/>
+        </w:rPr>
+      </w:pPr>
+      <w:r>
+        <w:rPr>
+          <w:lang w:val="de-DE"/>
+        </w:rPr>
+        <w:t>Als erfolgreicher Greifvorgang gilt, dass ein auf dem laufenden Band erkannter Klotz ausgewählt, angefahren, während der Bewegung gegriffen, angehoben und in der Ablagebox abgelegt wird. Die Dokumentation enthält Zustandsprotokolle, Beobachtungen am Aufbau und Messwerte der Regelabweichung. Die einzelnen Läufe unterscheiden sich in Geschwindigkeitsgrenzen, Zeitparametern und Bildverarbeitung. Ihre Ergebnisse dürfen daher nicht zu einer gemeinsamen Erfolgsquote addiert werden. Tabelle 5 fasst die dokumentierten Entwicklungsläufe getrennt zusammen [32].</w:t>
       </w:r>
     </w:p>
     <w:p>
@@ -15950,23 +13221,7 @@
                 <w:sz w:val="18"/>
                 <w:lang w:val="de-DE"/>
               </w:rPr>
-              <w:t xml:space="preserve">Zwei weitere Griffe, dann Schutzstopp beim Anfahren; nach Korrektur von Nutzlast und Beschleunigungsgrenze drei Griffe, unter anderem am </w:t>
-            </w:r>
-            <w:proofErr w:type="spellStart"/>
-            <w:r>
-              <w:rPr>
-                <w:sz w:val="18"/>
-                <w:lang w:val="de-DE"/>
-              </w:rPr>
-              <w:t>Bandrand</w:t>
-            </w:r>
-            <w:proofErr w:type="spellEnd"/>
-            <w:r>
-              <w:rPr>
-                <w:sz w:val="18"/>
-                <w:lang w:val="de-DE"/>
-              </w:rPr>
-              <w:t xml:space="preserve"> bei x = -0,940 m</w:t>
+              <w:t>Zwei weitere Griffe, dann Schutzstopp beim Anfahren; nach Korrektur von Nutzlast und Beschleunigungsgrenze drei Griffe, unter anderem am Bandrand bei x = -0,940 m</w:t>
             </w:r>
           </w:p>
         </w:tc>
@@ -16001,28 +13256,12 @@
             <w:vAlign w:val="center"/>
           </w:tcPr>
           <w:p>
-            <w:proofErr w:type="spellStart"/>
             <w:r>
               <w:rPr>
                 <w:sz w:val="18"/>
               </w:rPr>
-              <w:t>Ohne</w:t>
-            </w:r>
-            <w:proofErr w:type="spellEnd"/>
-            <w:r>
-              <w:rPr>
-                <w:sz w:val="18"/>
-              </w:rPr>
-              <w:t xml:space="preserve"> </w:t>
-            </w:r>
-            <w:proofErr w:type="spellStart"/>
-            <w:r>
-              <w:rPr>
-                <w:sz w:val="18"/>
-              </w:rPr>
-              <w:t>Roboterkamera</w:t>
-            </w:r>
-            <w:proofErr w:type="spellEnd"/>
+              <w:t>Ohne Roboterkamera</w:t>
+            </w:r>
           </w:p>
         </w:tc>
         <w:tc>
@@ -16080,30 +13319,8 @@
               <w:rPr>
                 <w:sz w:val="18"/>
               </w:rPr>
-              <w:t xml:space="preserve">Vor </w:t>
-            </w:r>
-            <w:proofErr w:type="spellStart"/>
-            <w:r>
-              <w:rPr>
-                <w:sz w:val="18"/>
-              </w:rPr>
-              <w:t>Anpassung</w:t>
-            </w:r>
-            <w:proofErr w:type="spellEnd"/>
-            <w:r>
-              <w:rPr>
-                <w:sz w:val="18"/>
-              </w:rPr>
-              <w:t xml:space="preserve"> der </w:t>
-            </w:r>
-            <w:proofErr w:type="spellStart"/>
-            <w:r>
-              <w:rPr>
-                <w:sz w:val="18"/>
-              </w:rPr>
-              <w:t>Zeitgrenzen</w:t>
-            </w:r>
-            <w:proofErr w:type="spellEnd"/>
+              <w:t>Vor Anpassung der Zeitgrenzen</w:t>
+            </w:r>
           </w:p>
         </w:tc>
         <w:tc>
@@ -16155,30 +13372,8 @@
               <w:rPr>
                 <w:sz w:val="18"/>
               </w:rPr>
-              <w:t xml:space="preserve">Nach </w:t>
-            </w:r>
-            <w:proofErr w:type="spellStart"/>
-            <w:r>
-              <w:rPr>
-                <w:sz w:val="18"/>
-              </w:rPr>
-              <w:t>Anpassung</w:t>
-            </w:r>
-            <w:proofErr w:type="spellEnd"/>
-            <w:r>
-              <w:rPr>
-                <w:sz w:val="18"/>
-              </w:rPr>
-              <w:t xml:space="preserve"> der </w:t>
-            </w:r>
-            <w:proofErr w:type="spellStart"/>
-            <w:r>
-              <w:rPr>
-                <w:sz w:val="18"/>
-              </w:rPr>
-              <w:t>Zeitgrenzen</w:t>
-            </w:r>
-            <w:proofErr w:type="spellEnd"/>
+              <w:t>Nach Anpassung der Zeitgrenzen</w:t>
+            </w:r>
           </w:p>
         </w:tc>
         <w:tc>
@@ -16273,14 +13468,12 @@
             <w:vAlign w:val="center"/>
           </w:tcPr>
           <w:p>
-            <w:proofErr w:type="spellStart"/>
             <w:r>
               <w:rPr>
                 <w:sz w:val="18"/>
               </w:rPr>
               <w:t>Kalibrier-Greiflauf</w:t>
             </w:r>
-            <w:proofErr w:type="spellEnd"/>
           </w:p>
         </w:tc>
         <w:tc>
@@ -16334,57 +13527,13 @@
             <w:vAlign w:val="center"/>
           </w:tcPr>
           <w:p>
-            <w:proofErr w:type="spellStart"/>
             <w:r>
               <w:rPr>
                 <w:sz w:val="18"/>
               </w:rPr>
               <w:lastRenderedPageBreak/>
-              <w:t>Weitere</w:t>
-            </w:r>
-            <w:proofErr w:type="spellEnd"/>
-            <w:r>
-              <w:rPr>
-                <w:sz w:val="18"/>
-              </w:rPr>
-              <w:t xml:space="preserve"> </w:t>
-            </w:r>
-            <w:proofErr w:type="spellStart"/>
-            <w:r>
-              <w:rPr>
-                <w:sz w:val="18"/>
-              </w:rPr>
-              <w:t>Läufe</w:t>
-            </w:r>
-            <w:proofErr w:type="spellEnd"/>
-            <w:r>
-              <w:rPr>
-                <w:sz w:val="18"/>
-              </w:rPr>
-              <w:t xml:space="preserve"> </w:t>
-            </w:r>
-            <w:proofErr w:type="spellStart"/>
-            <w:r>
-              <w:rPr>
-                <w:sz w:val="18"/>
-              </w:rPr>
-              <w:t>ohne</w:t>
-            </w:r>
-            <w:proofErr w:type="spellEnd"/>
-            <w:r>
-              <w:rPr>
-                <w:sz w:val="18"/>
-              </w:rPr>
-              <w:t xml:space="preserve"> </w:t>
-            </w:r>
-            <w:proofErr w:type="spellStart"/>
-            <w:r>
-              <w:rPr>
-                <w:sz w:val="18"/>
-              </w:rPr>
-              <w:t>Messprotokoll</w:t>
-            </w:r>
-            <w:proofErr w:type="spellEnd"/>
+              <w:t>Weitere Läufe ohne Messprotokoll</w:t>
+            </w:r>
           </w:p>
         </w:tc>
         <w:tc>
@@ -16510,94 +13659,46 @@
         <w:rPr>
           <w:lang w:val="de-DE"/>
         </w:rPr>
-        <w:t xml:space="preserve">Die ersten beiden realen Griffe erfolgten bei einer Bandgeschwindigkeit von etwa 0,130 m/s. Ein 50 × 50 × 100 mm großer Klotz wurde hochkant bei x = -0,770 m gegriffen. Ein zweiter Klotz mit den Abmessungen 50 × 75 × 25 mm stand auf seiner Schmalseite bei x = -0,694 m nahe dem </w:t>
-      </w:r>
-      <w:proofErr w:type="spellStart"/>
-      <w:r>
-        <w:rPr>
-          <w:lang w:val="de-DE"/>
-        </w:rPr>
-        <w:t>Bandrand</w:t>
-      </w:r>
-      <w:proofErr w:type="spellEnd"/>
-      <w:r>
-        <w:rPr>
-          <w:lang w:val="de-DE"/>
-        </w:rPr>
-        <w:t>. Beide Ziele wurden etwa 4,500 s beziehungsweise 4,900 s vor der Greifebene gewählt. Beim Absenken und Greifen lagen die Längsabweichungen zwischen +0,300 und +1,100 mm. Die Querabweichungen betrugen höchstens ±0,200 mm. Beide Klötze wurden angehoben und an der Ablageposition abgelegt. Von der Auswahl bis zur Ablage vergingen jeweils rund neun Sekunden [32].</w:t>
-      </w:r>
-    </w:p>
-    <w:p>
-      <w:pPr>
-        <w:rPr>
-          <w:lang w:val="de-DE"/>
-        </w:rPr>
-      </w:pPr>
-      <w:r>
-        <w:rPr>
-          <w:lang w:val="de-DE"/>
-        </w:rPr>
-        <w:t xml:space="preserve">Nach der Korrektur der Roboter-Nutzlast wurden weitere Klötze auch am </w:t>
-      </w:r>
-      <w:proofErr w:type="spellStart"/>
-      <w:r>
-        <w:rPr>
-          <w:lang w:val="de-DE"/>
-        </w:rPr>
-        <w:t>Bandrand</w:t>
-      </w:r>
-      <w:proofErr w:type="spellEnd"/>
-      <w:r>
-        <w:rPr>
-          <w:lang w:val="de-DE"/>
-        </w:rPr>
-        <w:t xml:space="preserve"> gegriffen, unter anderem bei x = -0,940 m. Nach dem Entfernen der Roboterkamera aus dem Regelpfad wurden drei Griffe mit einem 100-mm-Klotz bei x = -0,721 m, x = -0,933 m und x = -0,571 m vollständig abgeschlossen. Die Längsabweichung lag dabei zwischen -1,800 und +0,600 mm, die Querabweichung bei ±0,100 mm. Damit wurde auch der erweiterte Bereich in Bandquerrichtung praktisch geprüft. Die Ergebnisse belegen somit das Greifen mit der Basiskamera als alleiniger Messquelle [32].</w:t>
-      </w:r>
-    </w:p>
-    <w:p>
-      <w:pPr>
-        <w:rPr>
-          <w:lang w:val="de-DE"/>
-        </w:rPr>
-      </w:pPr>
-      <w:r>
-        <w:rPr>
-          <w:lang w:val="de-DE"/>
-        </w:rPr>
-        <w:t>Der umfangreichste Dauerlauf wurde mit einer horizontalen Geschwindigkeitsgrenze von 0,500 m/s und einer Absenkgeschwindigkeit von 0,250 m/s durchgeführt. In rund zwei Minuten wurden 15 Klötze abgelegt. Ein Fehlgriff und neun durchgelaufene Klötze traten auf. Die durchgelaufenen Klötze lagen jeweils kurz hinter einem gerade gegriffenen Objekt. Der Roboter war dadurch noch mit Heben, Ablage, Öffnen oder Rückfahrt beschäftigt. Das System wählte diese Klötze nicht fehlerhaft aus, sondern konnte sie innerhalb d</w:t>
-      </w:r>
-      <w:r>
-        <w:rPr>
-          <w:lang w:val="de-DE"/>
-        </w:rPr>
-        <w:t>er verbleibenden Zeit nicht mehr sicher erreichen. Der knappste erfolgreiche Griff begann 0,340 s vor der Greifebene [32].</w:t>
-      </w:r>
-    </w:p>
-    <w:p>
-      <w:pPr>
-        <w:rPr>
-          <w:lang w:val="de-DE"/>
-        </w:rPr>
-      </w:pPr>
-      <w:r>
-        <w:rPr>
-          <w:lang w:val="de-DE"/>
-        </w:rPr>
-        <w:t xml:space="preserve">Auch die Ausrichtung rechteckiger Klötze wurde geprüft. Fünf Klötze wurden im Stand vermessen. Die Streuung der gemessenen Winkel lag bei höchstens ±1,900°. In einem Lauf mit fünf gemischten und gedrehten Klötzen trat kein unerwünschter Wechsel der </w:t>
-      </w:r>
-      <w:proofErr w:type="spellStart"/>
-      <w:r>
-        <w:rPr>
-          <w:lang w:val="de-DE"/>
-        </w:rPr>
-        <w:t>Greiferausrichtung</w:t>
-      </w:r>
-      <w:proofErr w:type="spellEnd"/>
-      <w:r>
-        <w:rPr>
-          <w:lang w:val="de-DE"/>
-        </w:rPr>
-        <w:t xml:space="preserve"> um 90° auf. Die Drehung des Greifers blieb auf höchstens ±45° aus der Grundstellung begrenzt. Eine systematische Auswertung der Farberkennung oder eine getrennte Versuchsreihe für mehrere definierte Bandgeschwindigkeiten liegt dagegen nicht vor [32].</w:t>
+        <w:t>Die ersten beiden realen Griffe erfolgten bei einer Bandgeschwindigkeit von etwa 0,130 m/s. Ein 50 × 50 × 100 mm großer Klotz wurde hochkant bei x = -0,770 m gegriffen. Ein zweiter Klotz mit den Abmessungen 50 × 75 × 25 mm stand auf seiner Schmalseite bei x = -0,694 m nahe dem Bandrand. Beide Ziele wurden etwa 4,500 s beziehungsweise 4,900 s vor der Greifebene gewählt. Beim Absenken und Greifen lagen die Längsabweichungen zwischen +0,300 und +1,100 mm. Die Querabweichungen betrugen höchstens ±0,200 mm. Beide Klötze wurden angehoben und an der Ablageposition abgelegt. Von der Auswahl bis zur Ablage vergingen jeweils rund neun Sekunden [32].</w:t>
+      </w:r>
+    </w:p>
+    <w:p>
+      <w:pPr>
+        <w:rPr>
+          <w:lang w:val="de-DE"/>
+        </w:rPr>
+      </w:pPr>
+      <w:r>
+        <w:rPr>
+          <w:lang w:val="de-DE"/>
+        </w:rPr>
+        <w:t>Nach der Korrektur der Roboter-Nutzlast wurden weitere Klötze auch am Bandrand gegriffen, unter anderem bei x = -0,940 m. Nach dem Entfernen der Roboterkamera aus dem Regelpfad wurden drei Griffe mit einem 100-mm-Klotz bei x = -0,721 m, x = -0,933 m und x = -0,571 m vollständig abgeschlossen. Die Längsabweichung lag dabei zwischen -1,800 und +0,600 mm, die Querabweichung bei ±0,100 mm. Damit wurde auch der erweiterte Bereich in Bandquerrichtung praktisch geprüft. Die Ergebnisse belegen somit das Greifen mit der Basiskamera als alleiniger Messquelle [32].</w:t>
+      </w:r>
+    </w:p>
+    <w:p>
+      <w:pPr>
+        <w:rPr>
+          <w:lang w:val="de-DE"/>
+        </w:rPr>
+      </w:pPr>
+      <w:r>
+        <w:rPr>
+          <w:lang w:val="de-DE"/>
+        </w:rPr>
+        <w:t>Der umfangreichste Dauerlauf wurde mit einer horizontalen Geschwindigkeitsgrenze von 0,500 m/s und einer Absenkgeschwindigkeit von 0,250 m/s durchgeführt. In rund zwei Minuten wurden 15 Klötze abgelegt. Ein Fehlgriff und neun durchgelaufene Klötze traten auf. Die durchgelaufenen Klötze lagen jeweils kurz hinter einem gerade gegriffenen Objekt. Der Roboter war dadurch noch mit Heben, Ablage, Öffnen oder Rückfahrt beschäftigt. Das System wählte diese Klötze nicht fehlerhaft aus, sondern konnte sie innerhalb der verbleibenden Zeit nicht mehr sicher erreichen. Der knappste erfolgreiche Griff begann 0,340 s vor der Greifebene [32].</w:t>
+      </w:r>
+    </w:p>
+    <w:p>
+      <w:pPr>
+        <w:rPr>
+          <w:lang w:val="de-DE"/>
+        </w:rPr>
+      </w:pPr>
+      <w:r>
+        <w:rPr>
+          <w:lang w:val="de-DE"/>
+        </w:rPr>
+        <w:t>Auch die Ausrichtung rechteckiger Klötze wurde geprüft. Fünf Klötze wurden im Stand vermessen. Die Streuung der gemessenen Winkel lag bei höchstens ±1,900°. In einem Lauf mit fünf gemischten und gedrehten Klötzen trat kein unerwünschter Wechsel der Greiferausrichtung um 90° auf. Die Drehung des Greifers blieb auf höchstens ±45° aus der Grundstellung begrenzt. Eine systematische Auswertung der Farberkennung oder eine getrennte Versuchsreihe für mehrere definierte Bandgeschwindigkeiten liegt dagegen nicht vor [32].</w:t>
       </w:r>
     </w:p>
     <w:p>
@@ -16606,89 +13707,37 @@
       </w:pPr>
       <w:bookmarkStart w:id="106" w:name="ch_6_3"/>
       <w:bookmarkStart w:id="107" w:name="_Toc241704920"/>
-      <w:proofErr w:type="spellStart"/>
       <w:r>
         <w:lastRenderedPageBreak/>
-        <w:t>Abbrüche</w:t>
-      </w:r>
-      <w:proofErr w:type="spellEnd"/>
-      <w:r>
-        <w:t xml:space="preserve"> und </w:t>
-      </w:r>
-      <w:proofErr w:type="spellStart"/>
-      <w:r>
-        <w:t>Optimierungserfolg</w:t>
+        <w:t>Abbrüche und Optimierungserfolg</w:t>
       </w:r>
       <w:bookmarkEnd w:id="106"/>
       <w:bookmarkEnd w:id="107"/>
-      <w:proofErr w:type="spellEnd"/>
-    </w:p>
-    <w:p>
-      <w:pPr>
-        <w:rPr>
-          <w:lang w:val="de-DE"/>
-        </w:rPr>
-      </w:pPr>
-      <w:r>
-        <w:rPr>
-          <w:lang w:val="de-DE"/>
-        </w:rPr>
-        <w:t xml:space="preserve">Die Entwicklungsabnahme dokumentiert auch Fälle, in denen das System einen Griff nicht ausführte oder sicher abbrach. Vor der Anpassung der Extrapolationsgrenze war das Alter der Positionsdaten teilweise zu groß. In einer Reihe wurden nur 3 von 7 Klötzen abgelegt. Viermal hatte ein Klotz die Greifebene bereits überschritten, bevor der Roboter absenken konnte. Einmal lief der Ziel-Timeout während des Greifens ab. Nach der Anhebung von </w:t>
-      </w:r>
-      <w:proofErr w:type="spellStart"/>
-      <w:r>
-        <w:rPr>
-          <w:lang w:val="de-DE"/>
-        </w:rPr>
-        <w:t>max_extrapolation_s</w:t>
-      </w:r>
-      <w:proofErr w:type="spellEnd"/>
-      <w:r>
-        <w:rPr>
-          <w:lang w:val="de-DE"/>
-        </w:rPr>
-        <w:t xml:space="preserve"> auf 1,000 s und des Ziel-Timeouts auf 1,500 s wurden mit denselben Klötzen 9 von 9 Ablagen dokumentiert. Das größte beobachtete Alter des Zielsatzes im Follower betrug dabei 0,890 s [32].</w:t>
-      </w:r>
-    </w:p>
-    <w:p>
-      <w:pPr>
-        <w:rPr>
-          <w:lang w:val="de-DE"/>
-        </w:rPr>
-      </w:pPr>
-      <w:r>
-        <w:rPr>
-          <w:lang w:val="de-DE"/>
-        </w:rPr>
-        <w:t xml:space="preserve">Der Verlauf der Zustandsübergänge wurde zusätzlich in Softwaretests geprüft. Nach dem Entfernen der Roboterkamera aus dem Regelpfad wurden 27.200 aufgezeichnete Takte ohne Abweichung von </w:t>
-      </w:r>
-      <w:proofErr w:type="spellStart"/>
-      <w:r>
-        <w:rPr>
-          <w:lang w:val="de-DE"/>
-        </w:rPr>
-        <w:t>Zielpose</w:t>
-      </w:r>
-      <w:proofErr w:type="spellEnd"/>
-      <w:r>
-        <w:rPr>
-          <w:lang w:val="de-DE"/>
-        </w:rPr>
-        <w:t xml:space="preserve">, Zustand, </w:t>
-      </w:r>
-      <w:proofErr w:type="spellStart"/>
-      <w:r>
-        <w:rPr>
-          <w:lang w:val="de-DE"/>
-        </w:rPr>
-        <w:t>Greiferbefehl</w:t>
-      </w:r>
-      <w:proofErr w:type="spellEnd"/>
-      <w:r>
-        <w:rPr>
-          <w:lang w:val="de-DE"/>
-        </w:rPr>
-        <w:t xml:space="preserve"> und Abschlussmeldung verglichen. Diese Prüfung bestätigt die interne Konsistenz der Implementierung. Sie ersetzt keine erneute reale Abnahme des Roboters [32].</w:t>
+    </w:p>
+    <w:p>
+      <w:pPr>
+        <w:rPr>
+          <w:lang w:val="de-DE"/>
+        </w:rPr>
+      </w:pPr>
+      <w:r>
+        <w:rPr>
+          <w:lang w:val="de-DE"/>
+        </w:rPr>
+        <w:t>Die Entwicklungsabnahme dokumentiert auch Fälle, in denen das System einen Griff nicht ausführte oder sicher abbrach. Vor der Anpassung der Extrapolationsgrenze war das Alter der Positionsdaten teilweise zu groß. In einer Reihe wurden nur 3 von 7 Klötzen abgelegt. Viermal hatte ein Klotz die Greifebene bereits überschritten, bevor der Roboter absenken konnte. Einmal lief der Ziel-Timeout während des Greifens ab. Nach der Anhebung von max_extrapolation_s auf 1,000 s und des Ziel-Timeouts auf 1,500 s wurden mit denselben Klötzen 9 von 9 Ablagen dokumentiert. Das größte beobachtete Alter des Zielsatzes im Follower betrug dabei 0,890 s [32].</w:t>
+      </w:r>
+    </w:p>
+    <w:p>
+      <w:pPr>
+        <w:rPr>
+          <w:lang w:val="de-DE"/>
+        </w:rPr>
+      </w:pPr>
+      <w:r>
+        <w:rPr>
+          <w:lang w:val="de-DE"/>
+        </w:rPr>
+        <w:t>Der Verlauf der Zustandsübergänge wurde zusätzlich in Softwaretests geprüft. Nach dem Entfernen der Roboterkamera aus dem Regelpfad wurden 27.200 aufgezeichnete Takte ohne Abweichung von Zielpose, Zustand, Greiferbefehl und Abschlussmeldung verglichen. Diese Prüfung bestätigt die interne Konsistenz der Implementierung. Sie ersetzt keine erneute reale Abnahme des Roboters [32].</w:t>
       </w:r>
       <w:r>
         <w:rPr>
@@ -16710,21 +13759,8 @@
       </w:pPr>
       <w:bookmarkStart w:id="108" w:name="ch_6_4"/>
       <w:bookmarkStart w:id="109" w:name="_Toc241704921"/>
-      <w:proofErr w:type="spellStart"/>
-      <w:r>
-        <w:t>Aussagekraft</w:t>
-      </w:r>
-      <w:proofErr w:type="spellEnd"/>
-      <w:r>
-        <w:t xml:space="preserve"> und </w:t>
-      </w:r>
-      <w:proofErr w:type="spellStart"/>
-      <w:r>
-        <w:t>Grenzen</w:t>
-      </w:r>
-      <w:proofErr w:type="spellEnd"/>
-      <w:r>
-        <w:t xml:space="preserve"> der Abnahme</w:t>
+      <w:r>
+        <w:t>Aussagekraft und Grenzen der Abnahme</w:t>
       </w:r>
       <w:bookmarkEnd w:id="108"/>
       <w:bookmarkEnd w:id="109"/>
@@ -16739,54 +13775,20 @@
         <w:rPr>
           <w:lang w:val="de-DE"/>
         </w:rPr>
-        <w:t xml:space="preserve">Die Entwicklungsabnahme bestätigt die durchgängige Funktion des Systems am realen Aufbau. Die Basiskamera erkennt die Klötze, </w:t>
-      </w:r>
-      <w:proofErr w:type="spellStart"/>
-      <w:r>
-        <w:rPr>
-          <w:lang w:val="de-DE"/>
-        </w:rPr>
-        <w:t>vectoring</w:t>
-      </w:r>
-      <w:proofErr w:type="spellEnd"/>
-      <w:r>
-        <w:rPr>
-          <w:lang w:val="de-DE"/>
-        </w:rPr>
-        <w:t xml:space="preserve"> schätzt ihre Bewegung ohne Encoder am Förderband allein aus den Bilddaten, und der </w:t>
-      </w:r>
-      <w:proofErr w:type="spellStart"/>
-      <w:r>
-        <w:rPr>
-          <w:lang w:val="de-DE"/>
-        </w:rPr>
-        <w:t>priority_handler</w:t>
-      </w:r>
-      <w:proofErr w:type="spellEnd"/>
-      <w:r>
-        <w:rPr>
-          <w:lang w:val="de-DE"/>
-        </w:rPr>
-        <w:t xml:space="preserve"> wählt rechtzeitig erreichbare Ziele aus. Der Roboter fährt die vorhergesagte Pose an, greift den Klotz während der Bandbewegung und legt ihn in der Ablagebox ab. Dieser Ablauf wurde für unterschiedliche Klotzgrößen, Randpositionen und gedrehte quaderförmige Klötze nachgewiesen [32].</w:t>
-      </w:r>
-    </w:p>
-    <w:p>
-      <w:pPr>
-        <w:rPr>
-          <w:lang w:val="de-DE"/>
-        </w:rPr>
-      </w:pPr>
-      <w:r>
-        <w:rPr>
-          <w:lang w:val="de-DE"/>
-        </w:rPr>
-        <w:t>Die dokumentierten Läufe zeigen außerdem, dass das System nicht jeden sichtbaren Klotz zwingend erreichen muss. Liegt ein Klotz zu dicht hinter einem bereits gewählten Objekt, ist er wegen des laufenden Ablagezyklus nicht mehr sicher erreichbar. Er läuft dann durch, statt einen unsicheren Greifversuch zu erzwingen. Bei veralteten Messdaten oder einer nicht mehr erreichbaren Greifebene bricht der Follower kontrolliert ab. Die Korrektur der Roboter-Nutzlast und der Beschleunigungsbegrenzung beseitigte einen b</w:t>
-      </w:r>
-      <w:r>
-        <w:rPr>
-          <w:lang w:val="de-DE"/>
-        </w:rPr>
-        <w:t>eim schnellen Anfahren beobachteten Schutzstopp.</w:t>
+        <w:t>Die Entwicklungsabnahme bestätigt die durchgängige Funktion des Systems am realen Aufbau. Die Basiskamera erkennt die Klötze, vectoring schätzt ihre Bewegung ohne Encoder am Förderband allein aus den Bilddaten, und der priority_handler wählt rechtzeitig erreichbare Ziele aus. Der Roboter fährt die vorhergesagte Pose an, greift den Klotz während der Bandbewegung und legt ihn in der Ablagebox ab. Dieser Ablauf wurde für unterschiedliche Klotzgrößen, Randpositionen und gedrehte quaderförmige Klötze nachgewiesen [32].</w:t>
+      </w:r>
+    </w:p>
+    <w:p>
+      <w:pPr>
+        <w:rPr>
+          <w:lang w:val="de-DE"/>
+        </w:rPr>
+      </w:pPr>
+      <w:r>
+        <w:rPr>
+          <w:lang w:val="de-DE"/>
+        </w:rPr>
+        <w:t>Die dokumentierten Läufe zeigen außerdem, dass das System nicht jeden sichtbaren Klotz zwingend erreichen muss. Liegt ein Klotz zu dicht hinter einem bereits gewählten Objekt, ist er wegen des laufenden Ablagezyklus nicht mehr sicher erreichbar. Er läuft dann durch, statt einen unsicheren Greifversuch zu erzwingen. Bei veralteten Messdaten oder einer nicht mehr erreichbaren Greifebene bricht der Follower kontrolliert ab. Die Korrektur der Roboter-Nutzlast und der Beschleunigungsbegrenzung beseitigte einen beim schnellen Anfahren beobachteten Schutzstopp.</w:t>
       </w:r>
     </w:p>
     <w:p>
@@ -16796,53 +13798,8 @@
         </w:rPr>
         <w:t xml:space="preserve">Das Projekt erreicht damit den vorgesehenen Konzeptnachweis für ein Pick-on-the-Fly-System mit Förderband ohne Encoder. Die Geschwindigkeit des Förderbands wird allein aus den Kameradaten geschätzt. Die Zielauswahl und die Greifbewegung reagieren auf die aktuelle Lage der Klötze. Nach Beobachtung der Projektgruppe wurden Klötze auch bei höheren Bandgeschwindigkeiten bis Stufe 3 sicher erkannt und gegriffen. </w:t>
       </w:r>
-      <w:proofErr w:type="spellStart"/>
-      <w:r>
-        <w:t>Messwerte</w:t>
-      </w:r>
-      <w:proofErr w:type="spellEnd"/>
-      <w:r>
-        <w:t xml:space="preserve"> der </w:t>
-      </w:r>
-      <w:proofErr w:type="spellStart"/>
-      <w:r>
-        <w:t>Geschwindigkeit</w:t>
-      </w:r>
-      <w:proofErr w:type="spellEnd"/>
-      <w:r>
-        <w:t xml:space="preserve"> </w:t>
-      </w:r>
-      <w:proofErr w:type="spellStart"/>
-      <w:r>
-        <w:t>liegen</w:t>
-      </w:r>
-      <w:proofErr w:type="spellEnd"/>
-      <w:r>
-        <w:t xml:space="preserve"> für </w:t>
-      </w:r>
-      <w:proofErr w:type="spellStart"/>
-      <w:r>
-        <w:t>diese</w:t>
-      </w:r>
-      <w:proofErr w:type="spellEnd"/>
-      <w:r>
-        <w:t xml:space="preserve"> </w:t>
-      </w:r>
-      <w:proofErr w:type="spellStart"/>
-      <w:r>
-        <w:t>Stufen</w:t>
-      </w:r>
-      <w:proofErr w:type="spellEnd"/>
-      <w:r>
-        <w:t xml:space="preserve"> nicht </w:t>
-      </w:r>
-      <w:proofErr w:type="spellStart"/>
-      <w:r>
-        <w:t>vor</w:t>
-      </w:r>
-      <w:proofErr w:type="spellEnd"/>
-      <w:r>
-        <w:t xml:space="preserve"> [32].</w:t>
+      <w:r>
+        <w:t>Messwerte der Geschwindigkeit liegen für diese Stufen nicht vor [32].</w:t>
       </w:r>
       <w:r>
         <w:t xml:space="preserve"> </w:t>
@@ -16867,22 +13824,12 @@
         <w:pStyle w:val="berschrift1"/>
       </w:pPr>
       <w:bookmarkStart w:id="111" w:name="_Toc241704922"/>
-      <w:proofErr w:type="spellStart"/>
       <w:r>
         <w:lastRenderedPageBreak/>
-        <w:t>Diskussion</w:t>
-      </w:r>
-      <w:proofErr w:type="spellEnd"/>
-      <w:r>
-        <w:t xml:space="preserve"> und </w:t>
-      </w:r>
-      <w:proofErr w:type="spellStart"/>
-      <w:r>
-        <w:t>Ausblick</w:t>
+        <w:t>Diskussion und Ausblick</w:t>
       </w:r>
       <w:bookmarkEnd w:id="110"/>
       <w:bookmarkEnd w:id="111"/>
-      <w:proofErr w:type="spellEnd"/>
     </w:p>
     <w:p/>
     <w:p>
@@ -16929,29 +13876,11 @@
       </w:pPr>
       <w:bookmarkStart w:id="114" w:name="ch_7_2"/>
       <w:bookmarkStart w:id="115" w:name="_Toc241704924"/>
-      <w:proofErr w:type="spellStart"/>
-      <w:r>
-        <w:t>Grenzen</w:t>
-      </w:r>
-      <w:proofErr w:type="spellEnd"/>
-      <w:r>
-        <w:t xml:space="preserve"> des </w:t>
-      </w:r>
-      <w:proofErr w:type="spellStart"/>
-      <w:r>
-        <w:t>aktuellen</w:t>
-      </w:r>
-      <w:proofErr w:type="spellEnd"/>
-      <w:r>
-        <w:t xml:space="preserve"> </w:t>
-      </w:r>
-      <w:proofErr w:type="spellStart"/>
-      <w:r>
-        <w:t>Aufbaus</w:t>
+      <w:r>
+        <w:t>Grenzen des aktuellen Aufbaus</w:t>
       </w:r>
       <w:bookmarkEnd w:id="114"/>
       <w:bookmarkEnd w:id="115"/>
-      <w:proofErr w:type="spellEnd"/>
     </w:p>
     <w:p>
       <w:pPr>
@@ -17025,13 +13954,11 @@
       </w:pPr>
       <w:bookmarkStart w:id="116" w:name="ch_7_3"/>
       <w:bookmarkStart w:id="117" w:name="_Toc241704925"/>
-      <w:proofErr w:type="spellStart"/>
       <w:r>
         <w:t>Weiterentwicklung</w:t>
       </w:r>
       <w:bookmarkEnd w:id="116"/>
       <w:bookmarkEnd w:id="117"/>
-      <w:proofErr w:type="spellEnd"/>
     </w:p>
     <w:p>
       <w:pPr>
@@ -17056,21 +13983,7 @@
         <w:rPr>
           <w:lang w:val="de-DE"/>
         </w:rPr>
-        <w:t xml:space="preserve">Für die Basiskamera bieten sich drei Weiterentwicklungen an. Eine Tiefenkorrektur würde den positions- und höhenabhängigen Fehler der L515 ausgleichen. Eine Entzerrung würde die Abbildung am Bildrand geometrisch korrigieren. Feste Referenzmarken am Bandgestell könnten eine Nachkalibrierung ohne </w:t>
-      </w:r>
-      <w:proofErr w:type="spellStart"/>
-      <w:r>
-        <w:rPr>
-          <w:lang w:val="de-DE"/>
-        </w:rPr>
-        <w:t>AprilGrid</w:t>
-      </w:r>
-      <w:proofErr w:type="spellEnd"/>
-      <w:r>
-        <w:rPr>
-          <w:lang w:val="de-DE"/>
-        </w:rPr>
-        <w:t xml:space="preserve"> und ohne Bewegungen des Roboters ermöglichen. Dadurch ließe sich die Erkennung flacher Klötze verbessern und die Nachkalibrierung vereinfachen. Die Roboterkamera sollte erst dann wieder eingebunden werden, wenn sie nahe dem Greifer einen nachweisbaren Zusatznutzen liefert und die Rechenlast nicht erhöht [22], [29].</w:t>
+        <w:t>Für die Basiskamera bieten sich drei Weiterentwicklungen an. Eine Tiefenkorrektur würde den positions- und höhenabhängigen Fehler der L515 ausgleichen. Eine Entzerrung würde die Abbildung am Bildrand geometrisch korrigieren. Feste Referenzmarken am Bandgestell könnten eine Nachkalibrierung ohne AprilGrid und ohne Bewegungen des Roboters ermöglichen. Dadurch ließe sich die Erkennung flacher Klötze verbessern und die Nachkalibrierung vereinfachen. Die Roboterkamera sollte erst dann wieder eingebunden werden, wenn sie nahe dem Greifer einen nachweisbaren Zusatznutzen liefert und die Rechenlast nicht erhöht [22], [29].</w:t>
       </w:r>
     </w:p>
     <w:p>
@@ -17139,62 +14052,20 @@
         <w:rPr>
           <w:lang w:val="de-DE"/>
         </w:rPr>
-        <w:t xml:space="preserve">Abbildung 3: Draufsicht mit Förderband, Basiskamera, Ablagekiste, Arbeitsbereich sowie den Bezugssystemen </w:t>
-      </w:r>
-      <w:proofErr w:type="spellStart"/>
-      <w:r>
-        <w:rPr>
-          <w:lang w:val="de-DE"/>
-        </w:rPr>
-        <w:t>conveyor_frame</w:t>
-      </w:r>
-      <w:proofErr w:type="spellEnd"/>
-      <w:r>
-        <w:rPr>
-          <w:lang w:val="de-DE"/>
-        </w:rPr>
-        <w:t xml:space="preserve"> und </w:t>
-      </w:r>
-      <w:proofErr w:type="spellStart"/>
-      <w:r>
-        <w:rPr>
-          <w:lang w:val="de-DE"/>
-        </w:rPr>
-        <w:t>world</w:t>
-      </w:r>
-      <w:proofErr w:type="spellEnd"/>
-      <w:r>
-        <w:rPr>
-          <w:lang w:val="de-DE"/>
-        </w:rPr>
-        <w:t>.</w:t>
-      </w:r>
-    </w:p>
-    <w:p>
-      <w:pPr>
-        <w:rPr>
-          <w:lang w:val="de-DE"/>
-        </w:rPr>
-      </w:pPr>
-      <w:r>
-        <w:rPr>
-          <w:lang w:val="de-DE"/>
-        </w:rPr>
-        <w:t xml:space="preserve">Abbildung 4: Seitenansicht mit Basiskamera sowie Arbeitsraum-, Folge- und Transferhöhen im Bezugssystem </w:t>
-      </w:r>
-      <w:proofErr w:type="spellStart"/>
-      <w:r>
-        <w:rPr>
-          <w:lang w:val="de-DE"/>
-        </w:rPr>
-        <w:t>world</w:t>
-      </w:r>
-      <w:proofErr w:type="spellEnd"/>
-      <w:r>
-        <w:rPr>
-          <w:lang w:val="de-DE"/>
-        </w:rPr>
-        <w:t>.</w:t>
+        <w:t>Abbildung 3: Draufsicht mit Förderband, Basiskamera, Ablagekiste, Arbeitsbereich sowie den Bezugssystemen conveyor_frame und world.</w:t>
+      </w:r>
+    </w:p>
+    <w:p>
+      <w:pPr>
+        <w:rPr>
+          <w:lang w:val="de-DE"/>
+        </w:rPr>
+      </w:pPr>
+      <w:r>
+        <w:rPr>
+          <w:lang w:val="de-DE"/>
+        </w:rPr>
+        <w:t>Abbildung 4: Seitenansicht mit Basiskamera sowie Arbeitsraum-, Folge- und Transferhöhen im Bezugssystem world.</w:t>
       </w:r>
     </w:p>
     <w:p>
@@ -17220,157 +14091,59 @@
         <w:rPr>
           <w:lang w:val="de-DE"/>
         </w:rPr>
-        <w:t xml:space="preserve">Abbildung 6: Seitenansicht des Roboters mit Bezugssystem </w:t>
-      </w:r>
-      <w:proofErr w:type="spellStart"/>
-      <w:r>
-        <w:rPr>
-          <w:lang w:val="de-DE"/>
-        </w:rPr>
-        <w:t>world</w:t>
-      </w:r>
-      <w:proofErr w:type="spellEnd"/>
-      <w:r>
-        <w:rPr>
-          <w:lang w:val="de-DE"/>
-        </w:rPr>
-        <w:t>, Flansch ur_tool0 und Griffpunkt.</w:t>
-      </w:r>
-    </w:p>
-    <w:p>
-      <w:pPr>
-        <w:rPr>
-          <w:lang w:val="de-DE"/>
-        </w:rPr>
-      </w:pPr>
-      <w:r>
-        <w:rPr>
-          <w:lang w:val="de-DE"/>
-        </w:rPr>
-        <w:t xml:space="preserve">Abbildung 7: Zustandsautomat des </w:t>
-      </w:r>
-      <w:proofErr w:type="spellStart"/>
-      <w:r>
-        <w:rPr>
-          <w:lang w:val="de-DE"/>
-        </w:rPr>
-        <w:t>object_follower</w:t>
-      </w:r>
-      <w:proofErr w:type="spellEnd"/>
-      <w:r>
-        <w:rPr>
-          <w:lang w:val="de-DE"/>
-        </w:rPr>
-        <w:t>. Die gestrichelte Umrandung fasst die Zustände zusammen, aus denen ein Versuch abgebrochen werden kann, bevor der Greifer den Klotz hält.</w:t>
-      </w:r>
-    </w:p>
-    <w:p>
-      <w:pPr>
-        <w:rPr>
-          <w:lang w:val="de-DE"/>
-        </w:rPr>
-      </w:pPr>
-      <w:r>
-        <w:rPr>
-          <w:lang w:val="de-DE"/>
-        </w:rPr>
-        <w:t xml:space="preserve">Abbildung 8: Interface Streamer im Betrieb mit </w:t>
-      </w:r>
-      <w:proofErr w:type="spellStart"/>
-      <w:r>
-        <w:rPr>
-          <w:lang w:val="de-DE"/>
-        </w:rPr>
-        <w:t>Debug</w:t>
-      </w:r>
-      <w:proofErr w:type="spellEnd"/>
-      <w:r>
-        <w:rPr>
-          <w:lang w:val="de-DE"/>
-        </w:rPr>
-        <w:t xml:space="preserve">-Bild der Basiskamera, Follower-Zustand, Ziel, Regelabweichungen und </w:t>
-      </w:r>
-      <w:proofErr w:type="spellStart"/>
-      <w:r>
-        <w:rPr>
-          <w:lang w:val="de-DE"/>
-        </w:rPr>
-        <w:t>Trackübersicht</w:t>
-      </w:r>
-      <w:proofErr w:type="spellEnd"/>
-      <w:r>
-        <w:rPr>
-          <w:lang w:val="de-DE"/>
-        </w:rPr>
-        <w:t>.</w:t>
-      </w:r>
-    </w:p>
-    <w:p>
-      <w:pPr>
-        <w:rPr>
-          <w:lang w:val="de-DE"/>
-        </w:rPr>
-      </w:pPr>
-      <w:r>
-        <w:rPr>
-          <w:lang w:val="de-DE"/>
-        </w:rPr>
-        <w:t xml:space="preserve">Abbildung 9: </w:t>
-      </w:r>
-      <w:proofErr w:type="spellStart"/>
-      <w:r>
-        <w:rPr>
-          <w:lang w:val="de-DE"/>
-        </w:rPr>
-        <w:t>Debug</w:t>
-      </w:r>
-      <w:proofErr w:type="spellEnd"/>
-      <w:r>
-        <w:rPr>
-          <w:lang w:val="de-DE"/>
-        </w:rPr>
-        <w:t>-Bild der Basiskamera mit den erkannten Objekten ID 10 und ID 11, deren Farben und dem für die Detektion verwendeten Bildausschnitt (ROI).</w:t>
-      </w:r>
-    </w:p>
-    <w:p>
-      <w:pPr>
-        <w:rPr>
-          <w:lang w:val="de-DE"/>
-        </w:rPr>
-      </w:pPr>
-      <w:r>
-        <w:rPr>
-          <w:lang w:val="de-DE"/>
-        </w:rPr>
-        <w:t xml:space="preserve">Abbildung 10: </w:t>
-      </w:r>
-      <w:proofErr w:type="spellStart"/>
-      <w:r>
-        <w:rPr>
-          <w:lang w:val="de-DE"/>
-        </w:rPr>
-        <w:t>AprilGrid</w:t>
-      </w:r>
-      <w:proofErr w:type="spellEnd"/>
-      <w:r>
-        <w:rPr>
-          <w:lang w:val="de-DE"/>
-        </w:rPr>
-        <w:t>-Kalibrierboard im Greifer in der Startpose, aufgenommen von der Basiskamera (</w:t>
-      </w:r>
-      <w:proofErr w:type="spellStart"/>
-      <w:r>
-        <w:rPr>
-          <w:lang w:val="de-DE"/>
-        </w:rPr>
-        <w:t>Graubild</w:t>
-      </w:r>
-      <w:proofErr w:type="spellEnd"/>
-      <w:r>
-        <w:rPr>
-          <w:lang w:val="de-DE"/>
-        </w:rPr>
-        <w:t xml:space="preserve"> der Farbkamera, 0,53 m Abstand).</w:t>
+        <w:t>Abbildung 6: Seitenansicht des Roboters mit Bezugssystem world, Flansch ur_tool0 und Griffpunkt.</w:t>
+      </w:r>
+    </w:p>
+    <w:p>
+      <w:pPr>
+        <w:rPr>
+          <w:lang w:val="de-DE"/>
+        </w:rPr>
+      </w:pPr>
+      <w:r>
+        <w:rPr>
+          <w:lang w:val="de-DE"/>
+        </w:rPr>
+        <w:t>Abbildung 7: Zustandsautomat des object_follower. Die gestrichelte Umrandung fasst die Zustände zusammen, aus denen ein Versuch abgebrochen werden kann, bevor der Greifer den Klotz hält.</w:t>
+      </w:r>
+    </w:p>
+    <w:p>
+      <w:pPr>
+        <w:rPr>
+          <w:lang w:val="de-DE"/>
+        </w:rPr>
+      </w:pPr>
+      <w:r>
+        <w:rPr>
+          <w:lang w:val="de-DE"/>
+        </w:rPr>
+        <w:t>Abbildung 8: Interface Streamer im Betrieb mit Debug-Bild der Basiskamera, Follower-Zustand, Ziel, Regelabweichungen und Trackübersicht.</w:t>
+      </w:r>
+    </w:p>
+    <w:p>
+      <w:pPr>
+        <w:rPr>
+          <w:lang w:val="de-DE"/>
+        </w:rPr>
+      </w:pPr>
+      <w:r>
+        <w:rPr>
+          <w:lang w:val="de-DE"/>
+        </w:rPr>
+        <w:t>Abbildung 9: Debug-Bild der Basiskamera mit den erkannten Objekten ID 10 und ID 11, deren Farben und dem für die Detektion verwendeten Bildausschnitt (ROI).</w:t>
+      </w:r>
+    </w:p>
+    <w:p>
+      <w:pPr>
+        <w:rPr>
+          <w:lang w:val="de-DE"/>
+        </w:rPr>
+      </w:pPr>
+      <w:r>
+        <w:rPr>
+          <w:lang w:val="de-DE"/>
+        </w:rPr>
+        <w:t>Abbildung 10: AprilGrid-Kalibrierboard im Greifer in der Startpose, aufgenommen von der Basiskamera (Graubild der Farbkamera, 0,53 m Abstand).</w:t>
       </w:r>
     </w:p>
     <w:p>
@@ -17435,131 +14208,33 @@
         <w:rPr>
           <w:lang w:val="de-DE"/>
         </w:rPr>
-        <w:t xml:space="preserve">Abbildung 15: AICA-Ausschnitt der Zielauswahl und Diagnose mit </w:t>
-      </w:r>
-      <w:proofErr w:type="spellStart"/>
-      <w:r>
-        <w:rPr>
-          <w:lang w:val="de-DE"/>
-        </w:rPr>
-        <w:t>Priority</w:t>
-      </w:r>
-      <w:proofErr w:type="spellEnd"/>
-      <w:r>
-        <w:rPr>
-          <w:lang w:val="de-DE"/>
-        </w:rPr>
-        <w:t xml:space="preserve"> Handler, Data Tracker, Interface Streamer und Hardware Interface.</w:t>
-      </w:r>
-    </w:p>
-    <w:p>
-      <w:pPr>
-        <w:rPr>
-          <w:lang w:val="de-DE"/>
-        </w:rPr>
-      </w:pPr>
-      <w:r>
-        <w:rPr>
-          <w:lang w:val="de-DE"/>
-        </w:rPr>
-        <w:t xml:space="preserve">Abbildung 16: AICA-Ausschnitt des Greifablaufs mit </w:t>
-      </w:r>
-      <w:proofErr w:type="spellStart"/>
-      <w:r>
-        <w:rPr>
-          <w:lang w:val="de-DE"/>
-        </w:rPr>
-        <w:t>Robotiq</w:t>
-      </w:r>
-      <w:proofErr w:type="spellEnd"/>
-      <w:r>
-        <w:rPr>
-          <w:lang w:val="de-DE"/>
-        </w:rPr>
-        <w:t xml:space="preserve"> Gripper, </w:t>
-      </w:r>
-      <w:proofErr w:type="spellStart"/>
-      <w:r>
-        <w:rPr>
-          <w:lang w:val="de-DE"/>
-        </w:rPr>
-        <w:t>Object</w:t>
-      </w:r>
-      <w:proofErr w:type="spellEnd"/>
-      <w:r>
-        <w:rPr>
-          <w:lang w:val="de-DE"/>
-        </w:rPr>
-        <w:t xml:space="preserve"> Follower und Signal Point </w:t>
-      </w:r>
-      <w:proofErr w:type="spellStart"/>
-      <w:r>
-        <w:rPr>
-          <w:lang w:val="de-DE"/>
-        </w:rPr>
-        <w:t>Attractor</w:t>
-      </w:r>
-      <w:proofErr w:type="spellEnd"/>
-      <w:r>
-        <w:rPr>
-          <w:lang w:val="de-DE"/>
-        </w:rPr>
-        <w:t>.</w:t>
-      </w:r>
-    </w:p>
-    <w:p>
-      <w:pPr>
-        <w:rPr>
-          <w:lang w:val="de-DE"/>
-        </w:rPr>
-      </w:pPr>
-      <w:r>
-        <w:rPr>
-          <w:lang w:val="de-DE"/>
-        </w:rPr>
-        <w:t xml:space="preserve">Abbildung 17: AICA-Ausschnitt der Bewegungsregelung mit </w:t>
-      </w:r>
-      <w:proofErr w:type="spellStart"/>
-      <w:r>
-        <w:rPr>
-          <w:lang w:val="de-DE"/>
-        </w:rPr>
-        <w:t>Priority</w:t>
-      </w:r>
-      <w:proofErr w:type="spellEnd"/>
-      <w:r>
-        <w:rPr>
-          <w:lang w:val="de-DE"/>
-        </w:rPr>
-        <w:t xml:space="preserve"> Handler, </w:t>
-      </w:r>
-      <w:proofErr w:type="spellStart"/>
-      <w:r>
-        <w:rPr>
-          <w:lang w:val="de-DE"/>
-        </w:rPr>
-        <w:t>Object</w:t>
-      </w:r>
-      <w:proofErr w:type="spellEnd"/>
-      <w:r>
-        <w:rPr>
-          <w:lang w:val="de-DE"/>
-        </w:rPr>
-        <w:t xml:space="preserve"> Follower, Signal Point </w:t>
-      </w:r>
-      <w:proofErr w:type="spellStart"/>
-      <w:r>
-        <w:rPr>
-          <w:lang w:val="de-DE"/>
-        </w:rPr>
-        <w:t>Attractor</w:t>
-      </w:r>
-      <w:proofErr w:type="spellEnd"/>
-      <w:r>
-        <w:rPr>
-          <w:lang w:val="de-DE"/>
-        </w:rPr>
-        <w:t xml:space="preserve"> und Hardware Interface mit IK Velocity Controller.</w:t>
+        <w:t>Abbildung 15: AICA-Ausschnitt der Zielauswahl und Diagnose mit Priority Handler, Data Tracker, Interface Streamer und Hardware Interface.</w:t>
+      </w:r>
+    </w:p>
+    <w:p>
+      <w:pPr>
+        <w:rPr>
+          <w:lang w:val="de-DE"/>
+        </w:rPr>
+      </w:pPr>
+      <w:r>
+        <w:rPr>
+          <w:lang w:val="de-DE"/>
+        </w:rPr>
+        <w:t>Abbildung 16: AICA-Ausschnitt des Greifablaufs mit Robotiq Gripper, Object Follower und Signal Point Attractor.</w:t>
+      </w:r>
+    </w:p>
+    <w:p>
+      <w:pPr>
+        <w:rPr>
+          <w:lang w:val="de-DE"/>
+        </w:rPr>
+      </w:pPr>
+      <w:r>
+        <w:rPr>
+          <w:lang w:val="de-DE"/>
+        </w:rPr>
+        <w:t>Abbildung 17: AICA-Ausschnitt der Bewegungsregelung mit Priority Handler, Object Follower, Signal Point Attractor und Hardware Interface mit IK Velocity Controller.</w:t>
       </w:r>
     </w:p>
     <w:p>
@@ -17713,49 +14388,7 @@
         <w:rPr>
           <w:lang w:val="de-DE"/>
         </w:rPr>
-        <w:t xml:space="preserve">[3] </w:t>
-      </w:r>
-      <w:proofErr w:type="spellStart"/>
-      <w:r>
-        <w:rPr>
-          <w:lang w:val="de-DE"/>
-        </w:rPr>
-        <w:t>RealSense</w:t>
-      </w:r>
-      <w:proofErr w:type="spellEnd"/>
-      <w:r>
-        <w:rPr>
-          <w:lang w:val="de-DE"/>
-        </w:rPr>
-        <w:t xml:space="preserve">, *Intel </w:t>
-      </w:r>
-      <w:proofErr w:type="spellStart"/>
-      <w:r>
-        <w:rPr>
-          <w:lang w:val="de-DE"/>
-        </w:rPr>
-        <w:t>RealSense</w:t>
-      </w:r>
-      <w:proofErr w:type="spellEnd"/>
-      <w:r>
-        <w:rPr>
-          <w:lang w:val="de-DE"/>
-        </w:rPr>
-        <w:t xml:space="preserve"> LiDAR </w:t>
-      </w:r>
-      <w:proofErr w:type="spellStart"/>
-      <w:r>
-        <w:rPr>
-          <w:lang w:val="de-DE"/>
-        </w:rPr>
-        <w:t>Camera</w:t>
-      </w:r>
-      <w:proofErr w:type="spellEnd"/>
-      <w:r>
-        <w:rPr>
-          <w:lang w:val="de-DE"/>
-        </w:rPr>
-        <w:t xml:space="preserve"> L515 Datasheet*, Rev. 003. [Online]. Verfügbar: &lt;https://realsenseai.com/wp-content/uploads/2025/06/Intel_RealSense_LiDAR_L515_Datasheet_Rev003.pdf&gt;.</w:t>
+        <w:t>[3] RealSense, *Intel RealSense LiDAR Camera L515 Datasheet*, Rev. 003. [Online]. Verfügbar: &lt;https://realsenseai.com/wp-content/uploads/2025/06/Intel_RealSense_LiDAR_L515_Datasheet_Rev003.pdf&gt;.</w:t>
       </w:r>
     </w:p>
     <w:p>
@@ -17845,15 +14478,7 @@
         </w:rPr>
       </w:pPr>
       <w:r>
-        <w:t xml:space="preserve">[9] </w:t>
-      </w:r>
-      <w:proofErr w:type="spellStart"/>
-      <w:r>
-        <w:t>Robotiq</w:t>
-      </w:r>
-      <w:proofErr w:type="spellEnd"/>
-      <w:r>
-        <w:t xml:space="preserve">, *Specifications, 2F-85 and 2F-140 Instruction Manual*. </w:t>
+        <w:t xml:space="preserve">[9] Robotiq, *Specifications, 2F-85 and 2F-140 Instruction Manual*. </w:t>
       </w:r>
       <w:r>
         <w:rPr>
@@ -17869,15 +14494,7 @@
         </w:rPr>
       </w:pPr>
       <w:r>
-        <w:t xml:space="preserve">[10] </w:t>
-      </w:r>
-      <w:proofErr w:type="spellStart"/>
-      <w:r>
-        <w:t>Robotiq</w:t>
-      </w:r>
-      <w:proofErr w:type="spellEnd"/>
-      <w:r>
-        <w:t xml:space="preserve">, *2F-85 &amp; 2F-140 Instruction Manual*. </w:t>
+        <w:t xml:space="preserve">[10] Robotiq, *2F-85 &amp; 2F-140 Instruction Manual*. </w:t>
       </w:r>
       <w:r>
         <w:rPr>
@@ -17897,156 +14514,72 @@
           <w:lang w:val="de-DE"/>
         </w:rPr>
         <w:lastRenderedPageBreak/>
-        <w:t xml:space="preserve">[11] Projektgruppe </w:t>
-      </w:r>
-      <w:proofErr w:type="spellStart"/>
-      <w:r>
-        <w:rPr>
-          <w:lang w:val="de-DE"/>
-        </w:rPr>
-        <w:t>Robotertetris</w:t>
-      </w:r>
-      <w:proofErr w:type="spellEnd"/>
-      <w:r>
-        <w:rPr>
-          <w:lang w:val="de-DE"/>
-        </w:rPr>
-        <w:t>, „Versuchsaufbau, Förderband und Klötze“, interne Projektunterlagen und Arbeitsgespräch, 30.09.2026.</w:t>
-      </w:r>
-    </w:p>
-    <w:p>
-      <w:pPr>
-        <w:rPr>
-          <w:lang w:val="de-DE"/>
-        </w:rPr>
-      </w:pPr>
-      <w:r>
-        <w:rPr>
-          <w:lang w:val="de-DE"/>
-        </w:rPr>
-        <w:t xml:space="preserve">[12] Projektgruppe </w:t>
-      </w:r>
-      <w:proofErr w:type="spellStart"/>
-      <w:r>
-        <w:rPr>
-          <w:lang w:val="de-DE"/>
-        </w:rPr>
-        <w:t>Robotertetris</w:t>
-      </w:r>
-      <w:proofErr w:type="spellEnd"/>
-      <w:r>
-        <w:rPr>
-          <w:lang w:val="de-DE"/>
-        </w:rPr>
-        <w:t>, „Konfiguration der Basiskamera“, interne Projektdokumentation und Komponentenplan, Stand 28.09.2026.</w:t>
-      </w:r>
-    </w:p>
-    <w:p>
-      <w:pPr>
-        <w:rPr>
-          <w:lang w:val="de-DE"/>
-        </w:rPr>
-      </w:pPr>
-      <w:r>
-        <w:rPr>
-          <w:lang w:val="de-DE"/>
-        </w:rPr>
-        <w:t xml:space="preserve">[13] Projektgruppe </w:t>
-      </w:r>
-      <w:proofErr w:type="spellStart"/>
-      <w:r>
-        <w:rPr>
-          <w:lang w:val="de-DE"/>
-        </w:rPr>
-        <w:t>Robotertetris</w:t>
-      </w:r>
-      <w:proofErr w:type="spellEnd"/>
-      <w:r>
-        <w:rPr>
-          <w:lang w:val="de-DE"/>
-        </w:rPr>
-        <w:t>, „Einbindung der Roboterkamera“, Komponentenplan und Arbeitsgespräch, 30.09.2026.</w:t>
-      </w:r>
-    </w:p>
-    <w:p>
-      <w:pPr>
-        <w:rPr>
-          <w:lang w:val="de-DE"/>
-        </w:rPr>
-      </w:pPr>
-      <w:r>
-        <w:rPr>
-          <w:lang w:val="de-DE"/>
-        </w:rPr>
-        <w:t xml:space="preserve">[14] Projektgruppe </w:t>
-      </w:r>
-      <w:proofErr w:type="spellStart"/>
-      <w:r>
-        <w:rPr>
-          <w:lang w:val="de-DE"/>
-        </w:rPr>
-        <w:t>Robotertetris</w:t>
-      </w:r>
-      <w:proofErr w:type="spellEnd"/>
-      <w:r>
-        <w:rPr>
-          <w:lang w:val="de-DE"/>
-        </w:rPr>
-        <w:t>, „Bezugssysteme“, *Systemgraph*, *Architekturentscheidungen* und Projektdokumentation, Stand 28.09.2026.</w:t>
-      </w:r>
-    </w:p>
-    <w:p>
-      <w:pPr>
-        <w:rPr>
-          <w:lang w:val="de-DE"/>
-        </w:rPr>
-      </w:pPr>
-      <w:r>
-        <w:rPr>
-          <w:lang w:val="de-DE"/>
-        </w:rPr>
-        <w:t xml:space="preserve">[15] Projektgruppe </w:t>
-      </w:r>
-      <w:proofErr w:type="spellStart"/>
-      <w:r>
-        <w:rPr>
-          <w:lang w:val="de-DE"/>
-        </w:rPr>
-        <w:t>Robotertetris</w:t>
-      </w:r>
-      <w:proofErr w:type="spellEnd"/>
-      <w:r>
-        <w:rPr>
-          <w:lang w:val="de-DE"/>
-        </w:rPr>
-        <w:t>, „Greifgeometrie“, Messwerte am Versuchsaufbau, 15.09.2026.</w:t>
-      </w:r>
-    </w:p>
-    <w:p>
-      <w:pPr>
-        <w:rPr>
-          <w:lang w:val="de-DE"/>
-        </w:rPr>
-      </w:pPr>
-      <w:r>
-        <w:rPr>
-          <w:lang w:val="de-DE"/>
-        </w:rPr>
-        <w:t xml:space="preserve">[16] Projektgruppe </w:t>
-      </w:r>
-      <w:proofErr w:type="spellStart"/>
-      <w:r>
-        <w:rPr>
-          <w:lang w:val="de-DE"/>
-        </w:rPr>
-        <w:t>Robotertetris</w:t>
-      </w:r>
-      <w:proofErr w:type="spellEnd"/>
-      <w:r>
-        <w:rPr>
-          <w:lang w:val="de-DE"/>
-        </w:rPr>
-        <w:t>, „Arbeitsraum und Greifzone“, Arbeitsraummessung und Parameterkonfiguration, Stand 28.09.2026.</w:t>
+        <w:t>[11] Projektgruppe Robotertetris, „Versuchsaufbau, Förderband und Klötze“, interne Projektunterlagen und Arbeitsgespräch, 30.09.2026.</w:t>
+      </w:r>
+    </w:p>
+    <w:p>
+      <w:pPr>
+        <w:rPr>
+          <w:lang w:val="de-DE"/>
+        </w:rPr>
+      </w:pPr>
+      <w:r>
+        <w:rPr>
+          <w:lang w:val="de-DE"/>
+        </w:rPr>
+        <w:t>[12] Projektgruppe Robotertetris, „Konfiguration der Basiskamera“, interne Projektdokumentation und Komponentenplan, Stand 28.09.2026.</w:t>
+      </w:r>
+    </w:p>
+    <w:p>
+      <w:pPr>
+        <w:rPr>
+          <w:lang w:val="de-DE"/>
+        </w:rPr>
+      </w:pPr>
+      <w:r>
+        <w:rPr>
+          <w:lang w:val="de-DE"/>
+        </w:rPr>
+        <w:t>[13] Projektgruppe Robotertetris, „Einbindung der Roboterkamera“, Komponentenplan und Arbeitsgespräch, 30.09.2026.</w:t>
+      </w:r>
+    </w:p>
+    <w:p>
+      <w:pPr>
+        <w:rPr>
+          <w:lang w:val="de-DE"/>
+        </w:rPr>
+      </w:pPr>
+      <w:r>
+        <w:rPr>
+          <w:lang w:val="de-DE"/>
+        </w:rPr>
+        <w:t>[14] Projektgruppe Robotertetris, „Bezugssysteme“, *Systemgraph*, *Architekturentscheidungen* und Projektdokumentation, Stand 28.09.2026.</w:t>
+      </w:r>
+    </w:p>
+    <w:p>
+      <w:pPr>
+        <w:rPr>
+          <w:lang w:val="de-DE"/>
+        </w:rPr>
+      </w:pPr>
+      <w:r>
+        <w:rPr>
+          <w:lang w:val="de-DE"/>
+        </w:rPr>
+        <w:t>[15] Projektgruppe Robotertetris, „Greifgeometrie“, Messwerte am Versuchsaufbau, 15.09.2026.</w:t>
+      </w:r>
+    </w:p>
+    <w:p>
+      <w:pPr>
+        <w:rPr>
+          <w:lang w:val="de-DE"/>
+        </w:rPr>
+      </w:pPr>
+      <w:r>
+        <w:rPr>
+          <w:lang w:val="de-DE"/>
+        </w:rPr>
+        <w:t>[16] Projektgruppe Robotertetris, „Arbeitsraum und Greifzone“, Arbeitsraummessung und Parameterkonfiguration, Stand 28.09.2026.</w:t>
       </w:r>
     </w:p>
     <w:p>
@@ -18088,21 +14621,7 @@
         <w:rPr>
           <w:lang w:val="de-DE"/>
         </w:rPr>
-        <w:t xml:space="preserve">[19] Projektgruppe </w:t>
-      </w:r>
-      <w:proofErr w:type="spellStart"/>
-      <w:r>
-        <w:rPr>
-          <w:lang w:val="de-DE"/>
-        </w:rPr>
-        <w:t>Robotertetris</w:t>
-      </w:r>
-      <w:proofErr w:type="spellEnd"/>
-      <w:r>
-        <w:rPr>
-          <w:lang w:val="de-DE"/>
-        </w:rPr>
-        <w:t>, „Softwareumgebung und Datenverträge“, Projektdokumentation und Systemgraph, Stand 28.09.2026.</w:t>
+        <w:t>[19] Projektgruppe Robotertetris, „Softwareumgebung und Datenverträge“, Projektdokumentation und Systemgraph, Stand 28.09.2026.</w:t>
       </w:r>
     </w:p>
     <w:p>
@@ -18128,94 +14647,30 @@
         <w:rPr>
           <w:lang w:val="de-DE"/>
         </w:rPr>
-        <w:t xml:space="preserve">[21] Projektgruppe </w:t>
-      </w:r>
-      <w:proofErr w:type="spellStart"/>
-      <w:r>
-        <w:rPr>
-          <w:lang w:val="de-DE"/>
-        </w:rPr>
-        <w:t>Robotertetris</w:t>
-      </w:r>
-      <w:proofErr w:type="spellEnd"/>
-      <w:r>
-        <w:rPr>
-          <w:lang w:val="de-DE"/>
-        </w:rPr>
-        <w:t xml:space="preserve">, „Greifablauf“, Systemgraph, Architekturentscheidungen, Datenverträge und Implementierung des finalen </w:t>
-      </w:r>
-      <w:proofErr w:type="spellStart"/>
-      <w:r>
-        <w:rPr>
-          <w:lang w:val="de-DE"/>
-        </w:rPr>
-        <w:t>Builds</w:t>
-      </w:r>
-      <w:proofErr w:type="spellEnd"/>
-      <w:r>
-        <w:rPr>
-          <w:lang w:val="de-DE"/>
-        </w:rPr>
-        <w:t>, Stand 28.09.2026.</w:t>
-      </w:r>
-    </w:p>
-    <w:p>
-      <w:pPr>
-        <w:rPr>
-          <w:lang w:val="de-DE"/>
-        </w:rPr>
-      </w:pPr>
-      <w:r>
-        <w:rPr>
-          <w:lang w:val="de-DE"/>
-        </w:rPr>
-        <w:t xml:space="preserve">[22] Projektgruppe </w:t>
-      </w:r>
-      <w:proofErr w:type="spellStart"/>
-      <w:r>
-        <w:rPr>
-          <w:lang w:val="de-DE"/>
-        </w:rPr>
-        <w:t>Robotertetris</w:t>
-      </w:r>
-      <w:proofErr w:type="spellEnd"/>
-      <w:r>
-        <w:rPr>
-          <w:lang w:val="de-DE"/>
-        </w:rPr>
-        <w:t xml:space="preserve">, „Inbetriebnahme und Optimierung“, Architekturentscheidungen, Systemgraph und Konfiguration des finalen </w:t>
-      </w:r>
-      <w:proofErr w:type="spellStart"/>
-      <w:r>
-        <w:rPr>
-          <w:lang w:val="de-DE"/>
-        </w:rPr>
-        <w:t>Builds</w:t>
-      </w:r>
-      <w:proofErr w:type="spellEnd"/>
-      <w:r>
-        <w:rPr>
-          <w:lang w:val="de-DE"/>
-        </w:rPr>
-        <w:t>, Stand 28.09.2026.</w:t>
-      </w:r>
-    </w:p>
-    <w:p>
-      <w:pPr>
-        <w:rPr>
-          <w:lang w:val="de-DE"/>
-        </w:rPr>
-      </w:pPr>
-      <w:r>
-        <w:t xml:space="preserve">[23] MathWorks, *What Is Robot Hand-Eye </w:t>
-      </w:r>
-      <w:proofErr w:type="gramStart"/>
-      <w:r>
-        <w:t>Calibration?*</w:t>
-      </w:r>
-      <w:proofErr w:type="gramEnd"/>
-      <w:r>
-        <w:t xml:space="preserve"> </w:t>
+        <w:t>[21] Projektgruppe Robotertetris, „Greifablauf“, Systemgraph, Architekturentscheidungen, Datenverträge und Implementierung des finalen Builds, Stand 28.09.2026.</w:t>
+      </w:r>
+    </w:p>
+    <w:p>
+      <w:pPr>
+        <w:rPr>
+          <w:lang w:val="de-DE"/>
+        </w:rPr>
+      </w:pPr>
+      <w:r>
+        <w:rPr>
+          <w:lang w:val="de-DE"/>
+        </w:rPr>
+        <w:t>[22] Projektgruppe Robotertetris, „Inbetriebnahme und Optimierung“, Architekturentscheidungen, Systemgraph und Konfiguration des finalen Builds, Stand 28.09.2026.</w:t>
+      </w:r>
+    </w:p>
+    <w:p>
+      <w:pPr>
+        <w:rPr>
+          <w:lang w:val="de-DE"/>
+        </w:rPr>
+      </w:pPr>
+      <w:r>
+        <w:t xml:space="preserve">[23] MathWorks, *What Is Robot Hand-Eye Calibration?* </w:t>
       </w:r>
       <w:r>
         <w:rPr>
@@ -18282,21 +14737,7 @@
         <w:rPr>
           <w:lang w:val="de-DE"/>
         </w:rPr>
-        <w:t xml:space="preserve">[29] Projektgruppe </w:t>
-      </w:r>
-      <w:proofErr w:type="spellStart"/>
-      <w:r>
-        <w:rPr>
-          <w:lang w:val="de-DE"/>
-        </w:rPr>
-        <w:t>Robotertetris</w:t>
-      </w:r>
-      <w:proofErr w:type="spellEnd"/>
-      <w:r>
-        <w:rPr>
-          <w:lang w:val="de-DE"/>
-        </w:rPr>
-        <w:t>, „Kalibrierung der Basiskamera“, Architekturentscheidungen und Messdaten, 25. und 28.09.2026.</w:t>
+        <w:t>[29] Projektgruppe Robotertetris, „Kalibrierung der Basiskamera“, Architekturentscheidungen und Messdaten, 25. und 28.09.2026.</w:t>
       </w:r>
     </w:p>
     <w:p>
@@ -18341,21 +14782,7 @@
         <w:rPr>
           <w:lang w:val="de-DE"/>
         </w:rPr>
-        <w:t xml:space="preserve">[32] Projektgruppe </w:t>
-      </w:r>
-      <w:proofErr w:type="spellStart"/>
-      <w:r>
-        <w:rPr>
-          <w:lang w:val="de-DE"/>
-        </w:rPr>
-        <w:t>Robotertetris</w:t>
-      </w:r>
-      <w:proofErr w:type="spellEnd"/>
-      <w:r>
-        <w:rPr>
-          <w:lang w:val="de-DE"/>
-        </w:rPr>
-        <w:t>, „Entwicklungsabnahme“, Architekturentscheidungen, Greiflauf-Log der Basiskamera-Kalibrierung und Beobachtungen am Aufbau, 24.–28.09.2026.</w:t>
+        <w:t>[32] Projektgruppe Robotertetris, „Entwicklungsabnahme“, Architekturentscheidungen, Greiflauf-Log der Basiskamera-Kalibrierung und Beobachtungen am Aufbau, 24.–28.09.2026.</w:t>
       </w:r>
     </w:p>
     <w:p>
@@ -18376,13 +14803,11 @@
         <w:pStyle w:val="berschrift1"/>
       </w:pPr>
       <w:bookmarkStart w:id="121" w:name="_Toc241704929"/>
-      <w:proofErr w:type="spellStart"/>
       <w:r>
         <w:lastRenderedPageBreak/>
         <w:t>Anhang</w:t>
       </w:r>
       <w:bookmarkEnd w:id="121"/>
-      <w:proofErr w:type="spellEnd"/>
     </w:p>
     <w:p>
       <w:pPr>
@@ -18571,21 +14996,7 @@
         <w:rPr>
           <w:lang w:val="de-DE"/>
         </w:rPr>
-        <w:t xml:space="preserve">Abbildung 15: AICA-Ausschnitt der Zielauswahl und Diagnose mit </w:t>
-      </w:r>
-      <w:proofErr w:type="spellStart"/>
-      <w:r>
-        <w:rPr>
-          <w:lang w:val="de-DE"/>
-        </w:rPr>
-        <w:t>Priority</w:t>
-      </w:r>
-      <w:proofErr w:type="spellEnd"/>
-      <w:r>
-        <w:rPr>
-          <w:lang w:val="de-DE"/>
-        </w:rPr>
-        <w:t xml:space="preserve"> Handler, Data Tracker, Interface Streamer und Hardware Interface.</w:t>
+        <w:t>Abbildung 15: AICA-Ausschnitt der Zielauswahl und Diagnose mit Priority Handler, Data Tracker, Interface Streamer und Hardware Interface.</w:t>
       </w:r>
     </w:p>
     <w:p>
@@ -18646,49 +15057,7 @@
         <w:rPr>
           <w:lang w:val="de-DE"/>
         </w:rPr>
-        <w:t xml:space="preserve">Abbildung 16: AICA-Ausschnitt des Greifablaufs mit </w:t>
-      </w:r>
-      <w:proofErr w:type="spellStart"/>
-      <w:r>
-        <w:rPr>
-          <w:lang w:val="de-DE"/>
-        </w:rPr>
-        <w:t>Robotiq</w:t>
-      </w:r>
-      <w:proofErr w:type="spellEnd"/>
-      <w:r>
-        <w:rPr>
-          <w:lang w:val="de-DE"/>
-        </w:rPr>
-        <w:t xml:space="preserve"> Gripper, </w:t>
-      </w:r>
-      <w:proofErr w:type="spellStart"/>
-      <w:r>
-        <w:rPr>
-          <w:lang w:val="de-DE"/>
-        </w:rPr>
-        <w:t>Object</w:t>
-      </w:r>
-      <w:proofErr w:type="spellEnd"/>
-      <w:r>
-        <w:rPr>
-          <w:lang w:val="de-DE"/>
-        </w:rPr>
-        <w:t xml:space="preserve"> Follower und Signal Point </w:t>
-      </w:r>
-      <w:proofErr w:type="spellStart"/>
-      <w:r>
-        <w:rPr>
-          <w:lang w:val="de-DE"/>
-        </w:rPr>
-        <w:t>Attractor</w:t>
-      </w:r>
-      <w:proofErr w:type="spellEnd"/>
-      <w:r>
-        <w:rPr>
-          <w:lang w:val="de-DE"/>
-        </w:rPr>
-        <w:t>.</w:t>
+        <w:t>Abbildung 16: AICA-Ausschnitt des Greifablaufs mit Robotiq Gripper, Object Follower und Signal Point Attractor.</w:t>
       </w:r>
     </w:p>
     <w:p>
@@ -18748,49 +15117,7 @@
         <w:rPr>
           <w:lang w:val="de-DE"/>
         </w:rPr>
-        <w:t xml:space="preserve">Abbildung 17: AICA-Ausschnitt der Bewegungsregelung mit </w:t>
-      </w:r>
-      <w:proofErr w:type="spellStart"/>
-      <w:r>
-        <w:rPr>
-          <w:lang w:val="de-DE"/>
-        </w:rPr>
-        <w:t>Priority</w:t>
-      </w:r>
-      <w:proofErr w:type="spellEnd"/>
-      <w:r>
-        <w:rPr>
-          <w:lang w:val="de-DE"/>
-        </w:rPr>
-        <w:t xml:space="preserve"> Handler, </w:t>
-      </w:r>
-      <w:proofErr w:type="spellStart"/>
-      <w:r>
-        <w:rPr>
-          <w:lang w:val="de-DE"/>
-        </w:rPr>
-        <w:t>Object</w:t>
-      </w:r>
-      <w:proofErr w:type="spellEnd"/>
-      <w:r>
-        <w:rPr>
-          <w:lang w:val="de-DE"/>
-        </w:rPr>
-        <w:t xml:space="preserve"> Follower, Signal Point </w:t>
-      </w:r>
-      <w:proofErr w:type="spellStart"/>
-      <w:r>
-        <w:rPr>
-          <w:lang w:val="de-DE"/>
-        </w:rPr>
-        <w:t>Attractor</w:t>
-      </w:r>
-      <w:proofErr w:type="spellEnd"/>
-      <w:r>
-        <w:rPr>
-          <w:lang w:val="de-DE"/>
-        </w:rPr>
-        <w:t xml:space="preserve"> und Hardware Interface mit IK Velocity Controller.</w:t>
+        <w:t>Abbildung 17: AICA-Ausschnitt der Bewegungsregelung mit Priority Handler, Object Follower, Signal Point Attractor und Hardware Interface mit IK Velocity Controller.</w:t>
       </w:r>
     </w:p>
     <w:sectPr>
@@ -18845,7 +15172,6 @@
           <w:docPartUnique/>
         </w:docPartObj>
       </w:sdtPr>
-      <w:sdtEndPr/>
       <w:sdtContent>
         <w:r>
           <w:fldChar w:fldCharType="begin"/>
@@ -18878,7 +15204,6 @@
         <w:docPartUnique/>
       </w:docPartObj>
     </w:sdtPr>
-    <w:sdtEndPr/>
     <w:sdtContent>
       <w:p>
         <w:pPr>
@@ -19011,29 +15336,8 @@
         </wp:anchor>
       </w:drawing>
     </w:r>
-    <w:proofErr w:type="spellStart"/>
     <w:r>
-      <w:t>Projektbericht</w:t>
-    </w:r>
-    <w:proofErr w:type="spellEnd"/>
-    <w:r>
-      <w:t xml:space="preserve"> </w:t>
-    </w:r>
-    <w:proofErr w:type="spellStart"/>
-    <w:r>
-      <w:t>FuE</w:t>
-    </w:r>
-    <w:proofErr w:type="spellEnd"/>
-    <w:r>
-      <w:t xml:space="preserve"> </w:t>
-    </w:r>
-    <w:proofErr w:type="spellStart"/>
-    <w:r>
-      <w:t>Roboter</w:t>
-    </w:r>
-    <w:proofErr w:type="spellEnd"/>
-    <w:r>
-      <w:t xml:space="preserve">-Tetris – </w:t>
+      <w:t xml:space="preserve">Projektbericht FuE Roboter-Tetris – </w:t>
     </w:r>
     <w:r>
       <w:br/>
@@ -19148,29 +15452,11 @@
         </wp:anchor>
       </w:drawing>
     </w:r>
-    <w:proofErr w:type="spellStart"/>
     <w:r>
-      <w:t>Projektbericht</w:t>
+      <w:t xml:space="preserve">Projektbericht FuE </w:t>
     </w:r>
-    <w:proofErr w:type="spellEnd"/>
     <w:r>
-      <w:t xml:space="preserve"> </w:t>
-    </w:r>
-    <w:proofErr w:type="spellStart"/>
-    <w:r>
-      <w:t>FuE</w:t>
-    </w:r>
-    <w:proofErr w:type="spellEnd"/>
-    <w:r>
-      <w:t xml:space="preserve"> </w:t>
-    </w:r>
-    <w:proofErr w:type="spellStart"/>
-    <w:r>
-      <w:t>Roboter</w:t>
-    </w:r>
-    <w:proofErr w:type="spellEnd"/>
-    <w:r>
-      <w:t xml:space="preserve">-Tetris – </w:t>
+      <w:t xml:space="preserve">Roboter-Tetris – </w:t>
     </w:r>
     <w:r>
       <w:br/>
@@ -21255,6 +17541,7 @@
   <w:style w:type="character" w:default="1" w:styleId="Absatz-Standardschriftart">
     <w:name w:val="Default Paragraph Font"/>
     <w:uiPriority w:val="1"/>
+    <w:semiHidden/>
     <w:unhideWhenUsed/>
   </w:style>
   <w:style w:type="table" w:default="1" w:styleId="NormaleTabelle">

--- a/Projektbericht/Bericht_FuE_RoboterTetris_V06.docx
+++ b/Projektbericht/Bericht_FuE_RoboterTetris_V06.docx
@@ -712,12 +712,21 @@
         </w:rPr>
         <w:t xml:space="preserve">RKIM; </w:t>
       </w:r>
+      <w:proofErr w:type="spellStart"/>
       <w:r>
         <w:rPr>
           <w:szCs w:val="20"/>
           <w:lang w:val="de-DE"/>
         </w:rPr>
-        <w:t>Matr.-Nr. 67328; </w:t>
+        <w:t>Matr</w:t>
+      </w:r>
+      <w:proofErr w:type="spellEnd"/>
+      <w:r>
+        <w:rPr>
+          <w:szCs w:val="20"/>
+          <w:lang w:val="de-DE"/>
+        </w:rPr>
+        <w:t>.-Nr. 67328; </w:t>
       </w:r>
       <w:hyperlink r:id="rId10" w:tgtFrame="_blank" w:history="1">
         <w:r>
@@ -745,23 +754,25 @@
           <w:szCs w:val="20"/>
           <w:lang w:val="de-DE"/>
         </w:rPr>
-        <w:t>Lukas Norz</w:t>
-      </w:r>
+        <w:t xml:space="preserve">Lukas </w:t>
+      </w:r>
+      <w:proofErr w:type="spellStart"/>
       <w:r>
         <w:rPr>
           <w:bCs/>
           <w:szCs w:val="20"/>
           <w:lang w:val="de-DE"/>
         </w:rPr>
-        <w:t xml:space="preserve">; </w:t>
-      </w:r>
+        <w:t>Norz</w:t>
+      </w:r>
+      <w:proofErr w:type="spellEnd"/>
       <w:r>
         <w:rPr>
           <w:bCs/>
           <w:szCs w:val="20"/>
           <w:lang w:val="de-DE"/>
         </w:rPr>
-        <w:t xml:space="preserve">RKIM; </w:t>
+        <w:t xml:space="preserve">; </w:t>
       </w:r>
       <w:r>
         <w:rPr>
@@ -769,7 +780,25 @@
           <w:szCs w:val="20"/>
           <w:lang w:val="de-DE"/>
         </w:rPr>
-        <w:t>Matr.-Nr. 7</w:t>
+        <w:t xml:space="preserve">RKIM; </w:t>
+      </w:r>
+      <w:proofErr w:type="spellStart"/>
+      <w:r>
+        <w:rPr>
+          <w:bCs/>
+          <w:szCs w:val="20"/>
+          <w:lang w:val="de-DE"/>
+        </w:rPr>
+        <w:t>Matr</w:t>
+      </w:r>
+      <w:proofErr w:type="spellEnd"/>
+      <w:r>
+        <w:rPr>
+          <w:bCs/>
+          <w:szCs w:val="20"/>
+          <w:lang w:val="de-DE"/>
+        </w:rPr>
+        <w:t>.-Nr. 7</w:t>
       </w:r>
       <w:r>
         <w:rPr>
@@ -844,12 +873,21 @@
         </w:rPr>
         <w:t xml:space="preserve">RKIM; </w:t>
       </w:r>
+      <w:proofErr w:type="gramStart"/>
       <w:r>
         <w:rPr>
           <w:bCs/>
           <w:szCs w:val="20"/>
         </w:rPr>
-        <w:t xml:space="preserve">Matr.-Nr. </w:t>
+        <w:t>Matr.-</w:t>
+      </w:r>
+      <w:proofErr w:type="gramEnd"/>
+      <w:r>
+        <w:rPr>
+          <w:bCs/>
+          <w:szCs w:val="20"/>
+        </w:rPr>
+        <w:t xml:space="preserve">Nr. </w:t>
       </w:r>
       <w:r>
         <w:rPr>
@@ -909,24 +947,64 @@
       </w:pPr>
       <w:bookmarkStart w:id="0" w:name="_Toc177689009"/>
       <w:bookmarkStart w:id="1" w:name="_Toc241704866"/>
+      <w:proofErr w:type="spellStart"/>
       <w:r>
         <w:lastRenderedPageBreak/>
-        <w:t>Erklärung zur selbstständigen Anfertigung</w:t>
+        <w:t>Erklärung</w:t>
+      </w:r>
+      <w:proofErr w:type="spellEnd"/>
+      <w:r>
+        <w:t xml:space="preserve"> </w:t>
+      </w:r>
+      <w:proofErr w:type="spellStart"/>
+      <w:r>
+        <w:t>zur</w:t>
+      </w:r>
+      <w:proofErr w:type="spellEnd"/>
+      <w:r>
+        <w:t xml:space="preserve"> </w:t>
+      </w:r>
+      <w:proofErr w:type="spellStart"/>
+      <w:r>
+        <w:t>selbstständigen</w:t>
+      </w:r>
+      <w:proofErr w:type="spellEnd"/>
+      <w:r>
+        <w:t xml:space="preserve"> </w:t>
+      </w:r>
+      <w:proofErr w:type="spellStart"/>
+      <w:r>
+        <w:t>Anfertigung</w:t>
       </w:r>
       <w:bookmarkEnd w:id="0"/>
       <w:bookmarkEnd w:id="1"/>
-    </w:p>
-    <w:p>
-      <w:pPr>
-        <w:rPr>
-          <w:lang w:val="de-DE"/>
-        </w:rPr>
-      </w:pPr>
-      <w:r>
-        <w:rPr>
-          <w:lang w:val="de-DE"/>
-        </w:rPr>
-        <w:t>Hiermit erklären wir ehrenwörtlich, dass wir die vorliegende Projektarbeit mit dem Titel „Robotertetris – Greifen farbiger Klötze von einem laufenden Förderband“ selbstständig und ohne unzulässige fremde Hilfe angefertigt haben. Andere als die angegebenen Quellen und Hilfsmittel wurden nicht verwendet.</w:t>
+      <w:proofErr w:type="spellEnd"/>
+    </w:p>
+    <w:p>
+      <w:pPr>
+        <w:rPr>
+          <w:lang w:val="de-DE"/>
+        </w:rPr>
+      </w:pPr>
+      <w:r>
+        <w:rPr>
+          <w:lang w:val="de-DE"/>
+        </w:rPr>
+        <w:t>Hiermit erklären wir ehrenwörtlich, dass wir die vorliegende Projektarbeit mit dem Titel „</w:t>
+      </w:r>
+      <w:proofErr w:type="spellStart"/>
+      <w:r>
+        <w:rPr>
+          <w:lang w:val="de-DE"/>
+        </w:rPr>
+        <w:t>Robotertetris</w:t>
+      </w:r>
+      <w:proofErr w:type="spellEnd"/>
+      <w:r>
+        <w:rPr>
+          <w:lang w:val="de-DE"/>
+        </w:rPr>
+        <w:t xml:space="preserve"> – Greifen farbiger Klötze von einem laufenden Förderband“ selbstständig und ohne unzulässige fremde Hilfe angefertigt haben. Andere als die angegebenen Quellen und Hilfsmittel wurden nicht verwendet.</w:t>
       </w:r>
     </w:p>
     <w:p>
@@ -1229,10 +1307,12 @@
               <w:numId w:val="3"/>
             </w:numPr>
           </w:pPr>
+          <w:proofErr w:type="spellStart"/>
           <w:r>
             <w:t>Inhaltsverzeichnis</w:t>
           </w:r>
           <w:bookmarkEnd w:id="3"/>
+          <w:proofErr w:type="spellEnd"/>
           <w:r>
             <w:rPr>
               <w:lang w:val="de-DE"/>
@@ -7007,12 +7087,14 @@
       </w:pPr>
       <w:bookmarkStart w:id="4" w:name="ch_1"/>
       <w:bookmarkStart w:id="5" w:name="_Toc241704869"/>
+      <w:proofErr w:type="spellStart"/>
       <w:r>
         <w:lastRenderedPageBreak/>
         <w:t>Einleitung</w:t>
       </w:r>
       <w:bookmarkEnd w:id="4"/>
       <w:bookmarkEnd w:id="5"/>
+      <w:proofErr w:type="spellEnd"/>
     </w:p>
     <w:p/>
     <w:p>
@@ -7021,8 +7103,13 @@
       </w:pPr>
       <w:bookmarkStart w:id="6" w:name="ch_1_1"/>
       <w:bookmarkStart w:id="7" w:name="_Toc241704870"/>
-      <w:r>
-        <w:t>Ausgangslage und Motivation</w:t>
+      <w:proofErr w:type="spellStart"/>
+      <w:r>
+        <w:t>Ausgangslage</w:t>
+      </w:r>
+      <w:proofErr w:type="spellEnd"/>
+      <w:r>
+        <w:t xml:space="preserve"> und Motivation</w:t>
       </w:r>
       <w:bookmarkEnd w:id="6"/>
       <w:bookmarkEnd w:id="7"/>
@@ -7037,20 +7124,48 @@
         <w:rPr>
           <w:lang w:val="de-DE"/>
         </w:rPr>
-        <w:t>Das Projekt erweitert ein bestehendes System zum Greifen und Sortieren von Klötzen auf einem bewegten Förderband. Ein duales Kamerasystem ermittelt die Positionen und Geschwindigkeiten der ankommenden Objekte. Das ursprüngliche System berechnete daraus einen festen Abgriffpunkt. Der Roboter fuhr diese Position an und wartete dort auf das Objekt.</w:t>
-      </w:r>
-    </w:p>
-    <w:p>
-      <w:pPr>
-        <w:rPr>
-          <w:lang w:val="de-DE"/>
-        </w:rPr>
-      </w:pPr>
-      <w:r>
-        <w:rPr>
-          <w:lang w:val="de-DE"/>
-        </w:rPr>
-        <w:t>Diese Prozessführung begrenzt die Zahl der Klötze, die der Roboter verarbeiten kann. Besonders bei kurzen Abständen zwischen den Klötzen bleibt wenig Zeit für die nächste Positionierung. Der Roboter soll deshalb nicht an einem festen Punkt warten. Er soll sich mit dem ausgewählten Klotz mitbewegen und ihn aus der Bewegung heraus greifen.</w:t>
+        <w:t xml:space="preserve">Das Projekt erweitert ein bestehendes System zum Greifen und Sortieren von Klötzen auf einem bewegten Förderband. Ein duales Kamerasystem ermittelt die Positionen und Geschwindigkeiten der ankommenden Objekte. Das ursprüngliche System berechnete daraus einen festen </w:t>
+      </w:r>
+      <w:proofErr w:type="spellStart"/>
+      <w:r>
+        <w:rPr>
+          <w:lang w:val="de-DE"/>
+        </w:rPr>
+        <w:t>Abgriffpunkt</w:t>
+      </w:r>
+      <w:proofErr w:type="spellEnd"/>
+      <w:r>
+        <w:rPr>
+          <w:lang w:val="de-DE"/>
+        </w:rPr>
+        <w:t>. Der Roboter fuhr diese Position an und wartete dort auf das Objekt.</w:t>
+      </w:r>
+    </w:p>
+    <w:p>
+      <w:pPr>
+        <w:rPr>
+          <w:lang w:val="de-DE"/>
+        </w:rPr>
+      </w:pPr>
+      <w:r>
+        <w:rPr>
+          <w:lang w:val="de-DE"/>
+        </w:rPr>
+        <w:t xml:space="preserve">Diese Prozessführung begrenzt die Zahl der Klötze, die der Roboter verarbeiten kann. Besonders bei kurzen Abständen zwischen den Klötzen bleibt wenig Zeit für die nächste Positionierung. Der Roboter soll deshalb nicht an einem festen Punkt warten. Er soll sich mit dem ausgewählten Klotz mitbewegen und ihn aus der Bewegung </w:t>
+      </w:r>
+      <w:proofErr w:type="gramStart"/>
+      <w:r>
+        <w:rPr>
+          <w:lang w:val="de-DE"/>
+        </w:rPr>
+        <w:t>heraus greifen</w:t>
+      </w:r>
+      <w:proofErr w:type="gramEnd"/>
+      <w:r>
+        <w:rPr>
+          <w:lang w:val="de-DE"/>
+        </w:rPr>
+        <w:t>.</w:t>
       </w:r>
     </w:p>
     <w:p>
@@ -7098,11 +7213,21 @@
       </w:pPr>
       <w:bookmarkStart w:id="8" w:name="ch_1_2"/>
       <w:bookmarkStart w:id="9" w:name="_Toc241704871"/>
-      <w:r>
-        <w:t>Zielsetzung des Projekts</w:t>
+      <w:proofErr w:type="spellStart"/>
+      <w:r>
+        <w:t>Zielsetzung</w:t>
+      </w:r>
+      <w:proofErr w:type="spellEnd"/>
+      <w:r>
+        <w:t xml:space="preserve"> des </w:t>
+      </w:r>
+      <w:proofErr w:type="spellStart"/>
+      <w:r>
+        <w:t>Projekts</w:t>
       </w:r>
       <w:bookmarkEnd w:id="8"/>
       <w:bookmarkEnd w:id="9"/>
+      <w:proofErr w:type="spellEnd"/>
     </w:p>
     <w:p>
       <w:pPr>
@@ -7176,11 +7301,21 @@
       </w:pPr>
       <w:bookmarkStart w:id="10" w:name="ch_1_3"/>
       <w:bookmarkStart w:id="11" w:name="_Toc241704872"/>
-      <w:r>
-        <w:t>Abgrenzung und Rahmenbedingungen</w:t>
+      <w:proofErr w:type="spellStart"/>
+      <w:r>
+        <w:t>Abgrenzung</w:t>
+      </w:r>
+      <w:proofErr w:type="spellEnd"/>
+      <w:r>
+        <w:t xml:space="preserve"> und </w:t>
+      </w:r>
+      <w:proofErr w:type="spellStart"/>
+      <w:r>
+        <w:t>Rahmenbedingungen</w:t>
       </w:r>
       <w:bookmarkEnd w:id="10"/>
       <w:bookmarkEnd w:id="11"/>
+      <w:proofErr w:type="spellEnd"/>
     </w:p>
     <w:p>
       <w:pPr>
@@ -7268,10 +7403,15 @@
       <w:bookmarkStart w:id="12" w:name="ch_1_4"/>
       <w:bookmarkStart w:id="13" w:name="_Toc241704873"/>
       <w:r>
-        <w:t>Aufbau des Berichts</w:t>
+        <w:t xml:space="preserve">Aufbau des </w:t>
+      </w:r>
+      <w:proofErr w:type="spellStart"/>
+      <w:r>
+        <w:t>Berichts</w:t>
       </w:r>
       <w:bookmarkEnd w:id="12"/>
       <w:bookmarkEnd w:id="13"/>
+      <w:proofErr w:type="spellEnd"/>
     </w:p>
     <w:p>
       <w:pPr>
@@ -7337,10 +7477,15 @@
       <w:bookmarkStart w:id="15" w:name="_Toc241704874"/>
       <w:r>
         <w:lastRenderedPageBreak/>
-        <w:t>System und Versuchsaufbau</w:t>
+        <w:t xml:space="preserve">System und </w:t>
+      </w:r>
+      <w:proofErr w:type="spellStart"/>
+      <w:r>
+        <w:t>Versuchsaufbau</w:t>
       </w:r>
       <w:bookmarkEnd w:id="14"/>
       <w:bookmarkEnd w:id="15"/>
+      <w:proofErr w:type="spellEnd"/>
     </w:p>
     <w:p/>
     <w:p>
@@ -7349,11 +7494,13 @@
       </w:pPr>
       <w:bookmarkStart w:id="16" w:name="ch_2_1"/>
       <w:bookmarkStart w:id="17" w:name="_Toc241704875"/>
+      <w:proofErr w:type="spellStart"/>
       <w:r>
         <w:t>Hardwareaufbau</w:t>
       </w:r>
       <w:bookmarkEnd w:id="16"/>
       <w:bookmarkEnd w:id="17"/>
+      <w:proofErr w:type="spellEnd"/>
       <w:r>
         <w:t xml:space="preserve"> </w:t>
       </w:r>
@@ -7369,7 +7516,15 @@
       <w:bookmarkStart w:id="18" w:name="ch_2_1_1"/>
       <w:bookmarkStart w:id="19" w:name="_Toc241704876"/>
       <w:r>
-        <w:t>Allgemeine Geometrie und Aufbau</w:t>
+        <w:t xml:space="preserve">Allgemeine </w:t>
+      </w:r>
+      <w:proofErr w:type="spellStart"/>
+      <w:r>
+        <w:t>Geometrie</w:t>
+      </w:r>
+      <w:proofErr w:type="spellEnd"/>
+      <w:r>
+        <w:t xml:space="preserve"> und Aufbau</w:t>
       </w:r>
       <w:bookmarkEnd w:id="18"/>
       <w:bookmarkEnd w:id="19"/>
@@ -7384,46 +7539,144 @@
         <w:rPr>
           <w:lang w:val="de-DE"/>
         </w:rPr>
-        <w:t>Der Versuchsaufbau besteht aus einem Förderband, dem seitlich angeordneten UR10e mit Greifer, einer Basiskamera und einer Ablagekiste. In Bandlaufrichtung steht der Roboter auf der linken Seite nahe dem Bandende. Die Ablagekiste liegt links neben dem Förderband und in Bandlaufrichtung vor dem Roboter. Ihre Ablageposition beträgt im globalen Bezugssystem world x = -0,316 m, y = 0,476 m und z = 0,420 m.</w:t>
-      </w:r>
-    </w:p>
-    <w:p>
-      <w:pPr>
-        <w:rPr>
-          <w:lang w:val="de-DE"/>
-        </w:rPr>
-      </w:pPr>
-      <w:r>
-        <w:rPr>
-          <w:lang w:val="de-DE"/>
-        </w:rPr>
-        <w:t>Als Basiskamera wird eine Intel RealSense L515 eingesetzt. Sie kombiniert eine RGB-Kamera mit einem LiDAR-Tiefensensor. Die Tiefenmessung basiert auf einem abtastenden Infrarotlaser. Damit stehen Farbinformationen zur Kategorisierung und Tiefeninformationen zur räumlichen Einordnung der Klötze zur Verfügung [2], [3]. Die Kamera ist mittig über dem Bandanfang montiert. Ihr Abstand zur Bandebene beträgt etwa 0,85 m. Sie erfasst die Klötze vor dem Greifbereich.</w:t>
-      </w:r>
-    </w:p>
-    <w:p>
-      <w:pPr>
-        <w:rPr>
-          <w:lang w:val="de-DE"/>
-        </w:rPr>
-      </w:pPr>
-      <w:r>
-        <w:rPr>
-          <w:lang w:val="de-DE"/>
-        </w:rPr>
-        <w:t>Zusätzlich ist eine Intel RealSense D435i am Roboterflansch neben der Aufnahme für den Greifer montiert. Ihre optische Achse ist gegenüber der Flanschmitte parallel versetzt und erfasst den Bereich unmittelbar vor dem Greifer. Die Kamera besitzt neben einem RGB-Sensor ein aktives Infrarot-Stereosystem zur Tiefenmessung sowie eine integrierte inertiale Messeinheit. Sie kann die Basiskamera bei der Feinortung ergänzen, ist für den nachgewiesenen Greifablauf jedoch nicht erforderlich [4], [5].</w:t>
-      </w:r>
-    </w:p>
-    <w:p>
-      <w:pPr>
-        <w:rPr>
-          <w:lang w:val="de-DE"/>
-        </w:rPr>
-      </w:pPr>
-      <w:r>
-        <w:rPr>
-          <w:lang w:val="de-DE"/>
-        </w:rPr>
-        <w:t>Für die anfängliche Kalibrierung wurde das Bezugssystem conveyor_frame definiert. Sein Ursprung liegt mittig am Bandanfang. Die X-Achse zeigt, in Bandlaufrichtung betrachtet, nach rechts. Die Y-Achse zeigt in Bandlaufrichtung, die Z-Achse von der Bandebene nach oben. Im Rahmen der Anwendung werden ausschließlich die globalen Koordinaten des Bezugssystems world verwendet. Dieses ist das von der UR10e-Steuerung verwendete System, dessen Ursprung in der Roboterbasis liegt. Alle folgenden Koordinaten beziehen sich auf dieses System. Die unterschiedlichen Koordinatenkonventionen von conveyor_frame und world ergeben sich aus der zeitlichen Zusammenführung der Teilprojekte.</w:t>
+        <w:t xml:space="preserve">Der Versuchsaufbau besteht aus einem Förderband, dem seitlich angeordneten UR10e mit Greifer, einer Basiskamera und einer Ablagekiste. In Bandlaufrichtung steht der Roboter auf der linken Seite nahe dem Bandende. Die Ablagekiste liegt links neben dem Förderband und in Bandlaufrichtung vor dem Roboter. Ihre Ablageposition beträgt im globalen Bezugssystem </w:t>
+      </w:r>
+      <w:proofErr w:type="spellStart"/>
+      <w:r>
+        <w:rPr>
+          <w:lang w:val="de-DE"/>
+        </w:rPr>
+        <w:t>world</w:t>
+      </w:r>
+      <w:proofErr w:type="spellEnd"/>
+      <w:r>
+        <w:rPr>
+          <w:lang w:val="de-DE"/>
+        </w:rPr>
+        <w:t xml:space="preserve"> x = -0,316 m, y = 0,476 m und z = 0,420 m.</w:t>
+      </w:r>
+    </w:p>
+    <w:p>
+      <w:pPr>
+        <w:rPr>
+          <w:lang w:val="de-DE"/>
+        </w:rPr>
+      </w:pPr>
+      <w:r>
+        <w:rPr>
+          <w:lang w:val="de-DE"/>
+        </w:rPr>
+        <w:t xml:space="preserve">Als Basiskamera wird eine Intel </w:t>
+      </w:r>
+      <w:proofErr w:type="spellStart"/>
+      <w:r>
+        <w:rPr>
+          <w:lang w:val="de-DE"/>
+        </w:rPr>
+        <w:t>RealSense</w:t>
+      </w:r>
+      <w:proofErr w:type="spellEnd"/>
+      <w:r>
+        <w:rPr>
+          <w:lang w:val="de-DE"/>
+        </w:rPr>
+        <w:t xml:space="preserve"> L515 eingesetzt. Sie kombiniert eine RGB-Kamera mit einem LiDAR-Tiefensensor. Die Tiefenmessung basiert auf einem abtastenden Infrarotlaser. Damit stehen Farbinformationen zur Kategorisierung und Tiefeninformationen zur räumlichen Einordnung der Klötze zur Verfügung [2], [3]. Die Kamera ist mittig über dem Bandanfang montiert. Ihr Abstand zur Bandebene beträgt etwa 0,85 m. Sie erfasst die Klötze vor dem Greifbereich.</w:t>
+      </w:r>
+    </w:p>
+    <w:p>
+      <w:pPr>
+        <w:rPr>
+          <w:lang w:val="de-DE"/>
+        </w:rPr>
+      </w:pPr>
+      <w:r>
+        <w:rPr>
+          <w:lang w:val="de-DE"/>
+        </w:rPr>
+        <w:t xml:space="preserve">Zusätzlich ist eine Intel </w:t>
+      </w:r>
+      <w:proofErr w:type="spellStart"/>
+      <w:r>
+        <w:rPr>
+          <w:lang w:val="de-DE"/>
+        </w:rPr>
+        <w:t>RealSense</w:t>
+      </w:r>
+      <w:proofErr w:type="spellEnd"/>
+      <w:r>
+        <w:rPr>
+          <w:lang w:val="de-DE"/>
+        </w:rPr>
+        <w:t xml:space="preserve"> D435i am Roboterflansch neben der Aufnahme für den Greifer montiert. Ihre optische Achse ist gegenüber der Flanschmitte parallel versetzt und erfasst den Bereich unmittelbar vor dem Greifer. Die Kamera besitzt neben einem RGB-Sensor ein aktives Infrarot-Stereosystem zur Tiefenmessung sowie eine integrierte inertiale Messeinheit. Sie kann die Basiskamera bei der Feinortung ergänzen, ist für den nachgewiesenen Greifablauf jedoch nicht erforderlich [4], [5].</w:t>
+      </w:r>
+    </w:p>
+    <w:p>
+      <w:pPr>
+        <w:rPr>
+          <w:lang w:val="de-DE"/>
+        </w:rPr>
+      </w:pPr>
+      <w:r>
+        <w:rPr>
+          <w:lang w:val="de-DE"/>
+        </w:rPr>
+        <w:t xml:space="preserve">Für die anfängliche Kalibrierung wurde das Bezugssystem </w:t>
+      </w:r>
+      <w:proofErr w:type="spellStart"/>
+      <w:r>
+        <w:rPr>
+          <w:lang w:val="de-DE"/>
+        </w:rPr>
+        <w:t>conveyor_frame</w:t>
+      </w:r>
+      <w:proofErr w:type="spellEnd"/>
+      <w:r>
+        <w:rPr>
+          <w:lang w:val="de-DE"/>
+        </w:rPr>
+        <w:t xml:space="preserve"> definiert. Sein Ursprung liegt mittig am Bandanfang. Die X-Achse zeigt, in Bandlaufrichtung betrachtet, nach rechts. Die Y-Achse zeigt in Bandlaufrichtung, die Z-Achse von der Bandebene nach oben. Im Rahmen der Anwendung werden ausschließlich die globalen Koordinaten des Bezugssystems </w:t>
+      </w:r>
+      <w:proofErr w:type="spellStart"/>
+      <w:r>
+        <w:rPr>
+          <w:lang w:val="de-DE"/>
+        </w:rPr>
+        <w:t>world</w:t>
+      </w:r>
+      <w:proofErr w:type="spellEnd"/>
+      <w:r>
+        <w:rPr>
+          <w:lang w:val="de-DE"/>
+        </w:rPr>
+        <w:t xml:space="preserve"> verwendet. Dieses ist das von der UR10e-Steuerung verwendete System, dessen Ursprung in der Roboterbasis liegt. Alle folgenden Koordinaten beziehen sich auf dieses System. Die unterschiedlichen Koordinatenkonventionen von </w:t>
+      </w:r>
+      <w:proofErr w:type="spellStart"/>
+      <w:r>
+        <w:rPr>
+          <w:lang w:val="de-DE"/>
+        </w:rPr>
+        <w:t>conveyor_frame</w:t>
+      </w:r>
+      <w:proofErr w:type="spellEnd"/>
+      <w:r>
+        <w:rPr>
+          <w:lang w:val="de-DE"/>
+        </w:rPr>
+        <w:t xml:space="preserve"> und </w:t>
+      </w:r>
+      <w:proofErr w:type="spellStart"/>
+      <w:r>
+        <w:rPr>
+          <w:lang w:val="de-DE"/>
+        </w:rPr>
+        <w:t>world</w:t>
+      </w:r>
+      <w:proofErr w:type="spellEnd"/>
+      <w:r>
+        <w:rPr>
+          <w:lang w:val="de-DE"/>
+        </w:rPr>
+        <w:t xml:space="preserve"> ergeben sich aus der zeitlichen Zusammenführung der Teilprojekte.</w:t>
       </w:r>
     </w:p>
     <w:p>
@@ -7631,20 +7884,62 @@
         <w:rPr>
           <w:lang w:val="de-DE"/>
         </w:rPr>
-        <w:t>Abbildung 3: Draufsicht mit Förderband, Basiskamera, Ablagekiste, Arbeitsbereich sowie den Bezugssystemen conveyor_frame und world.</w:t>
-      </w:r>
-    </w:p>
-    <w:p>
-      <w:pPr>
-        <w:rPr>
-          <w:lang w:val="de-DE"/>
-        </w:rPr>
-      </w:pPr>
-      <w:r>
-        <w:rPr>
-          <w:lang w:val="de-DE"/>
-        </w:rPr>
-        <w:t>Die festgelegten zulässigen Höhen im Arbeitsbereich des Flansches betragen z = 0,299 m und z = 0,600 m. An der unteren Grenze erreicht die geschlossene Backenspitze die Oberfläche des Förderbandes. Die Bewegung, mit der den fahrenden Objekten auf dem Förderband gefolgt wird, erfolgt auf z = 0,450 m. Für den Transfer zur Ablage wird eine Freihöhe von z = 0,490 m verwendet. Oberhalb von z = 0,600 m wurde im hinteren Bereich des Arbeitsraums eine mögliche Singularität beobachtet. Zudem wird die Höhe durch die über dem Förderband befindliche Basiskamera begrenzt.</w:t>
+        <w:t xml:space="preserve">Abbildung 3: Draufsicht mit Förderband, Basiskamera, Ablagekiste, Arbeitsbereich sowie den Bezugssystemen </w:t>
+      </w:r>
+      <w:proofErr w:type="spellStart"/>
+      <w:r>
+        <w:rPr>
+          <w:lang w:val="de-DE"/>
+        </w:rPr>
+        <w:t>conveyor_frame</w:t>
+      </w:r>
+      <w:proofErr w:type="spellEnd"/>
+      <w:r>
+        <w:rPr>
+          <w:lang w:val="de-DE"/>
+        </w:rPr>
+        <w:t xml:space="preserve"> und </w:t>
+      </w:r>
+      <w:proofErr w:type="spellStart"/>
+      <w:r>
+        <w:rPr>
+          <w:lang w:val="de-DE"/>
+        </w:rPr>
+        <w:t>world</w:t>
+      </w:r>
+      <w:proofErr w:type="spellEnd"/>
+      <w:r>
+        <w:rPr>
+          <w:lang w:val="de-DE"/>
+        </w:rPr>
+        <w:t>.</w:t>
+      </w:r>
+    </w:p>
+    <w:p>
+      <w:pPr>
+        <w:rPr>
+          <w:lang w:val="de-DE"/>
+        </w:rPr>
+      </w:pPr>
+      <w:r>
+        <w:rPr>
+          <w:lang w:val="de-DE"/>
+        </w:rPr>
+        <w:t xml:space="preserve">Die festgelegten zulässigen Höhen im Arbeitsbereich des Flansches betragen z = 0,299 m und z = 0,600 m. An der unteren Grenze erreicht die geschlossene Backenspitze die Oberfläche des Förderbandes. Die Bewegung, mit der den fahrenden Objekten auf dem Förderband gefolgt wird, erfolgt auf z = 0,450 m. Für den Transfer zur Ablage wird eine </w:t>
+      </w:r>
+      <w:proofErr w:type="spellStart"/>
+      <w:r>
+        <w:rPr>
+          <w:lang w:val="de-DE"/>
+        </w:rPr>
+        <w:t>Freihöhe</w:t>
+      </w:r>
+      <w:proofErr w:type="spellEnd"/>
+      <w:r>
+        <w:rPr>
+          <w:lang w:val="de-DE"/>
+        </w:rPr>
+        <w:t xml:space="preserve"> von z = 0,490 m verwendet. Oberhalb von z = 0,600 m wurde im hinteren Bereich des Arbeitsraums eine mögliche Singularität beobachtet. Zudem wird die Höhe durch die über dem Förderband befindliche Basiskamera begrenzt.</w:t>
       </w:r>
     </w:p>
     <w:p>
@@ -7718,7 +8013,21 @@
         <w:rPr>
           <w:lang w:val="de-DE"/>
         </w:rPr>
-        <w:t>Abbildung 4: Seitenansicht mit Basiskamera sowie Arbeitsraum-, Folge- und Transferhöhen im Bezugssystem world.</w:t>
+        <w:t xml:space="preserve">Abbildung 4: Seitenansicht mit Basiskamera sowie Arbeitsraum-, Folge- und Transferhöhen im Bezugssystem </w:t>
+      </w:r>
+      <w:proofErr w:type="spellStart"/>
+      <w:r>
+        <w:rPr>
+          <w:lang w:val="de-DE"/>
+        </w:rPr>
+        <w:t>world</w:t>
+      </w:r>
+      <w:proofErr w:type="spellEnd"/>
+      <w:r>
+        <w:rPr>
+          <w:lang w:val="de-DE"/>
+        </w:rPr>
+        <w:t>.</w:t>
       </w:r>
     </w:p>
     <w:p>
@@ -7796,10 +8105,64 @@
         <w:rPr>
           <w:lang w:val="de-DE"/>
         </w:rPr>
-        <w:t xml:space="preserve">Am Flansch des UR10e ist ein adaptiver Zweifingergreifer vom Typ Robotiq 2F-140 montiert. </w:t>
-      </w:r>
-      <w:r>
-        <w:t>Die Herstellerabmessungen des geöffneten Greifers zeigt Abbildung 5 [9].</w:t>
+        <w:t xml:space="preserve">Am Flansch des UR10e ist ein adaptiver Zweifingergreifer vom Typ </w:t>
+      </w:r>
+      <w:proofErr w:type="spellStart"/>
+      <w:r>
+        <w:rPr>
+          <w:lang w:val="de-DE"/>
+        </w:rPr>
+        <w:t>Robotiq</w:t>
+      </w:r>
+      <w:proofErr w:type="spellEnd"/>
+      <w:r>
+        <w:rPr>
+          <w:lang w:val="de-DE"/>
+        </w:rPr>
+        <w:t xml:space="preserve"> 2F-140 montiert. </w:t>
+      </w:r>
+      <w:r>
+        <w:t xml:space="preserve">Die </w:t>
+      </w:r>
+      <w:proofErr w:type="spellStart"/>
+      <w:r>
+        <w:t>Herstellerabmessungen</w:t>
+      </w:r>
+      <w:proofErr w:type="spellEnd"/>
+      <w:r>
+        <w:t xml:space="preserve"> des </w:t>
+      </w:r>
+      <w:proofErr w:type="spellStart"/>
+      <w:r>
+        <w:t>geöffneten</w:t>
+      </w:r>
+      <w:proofErr w:type="spellEnd"/>
+      <w:r>
+        <w:t xml:space="preserve"> </w:t>
+      </w:r>
+      <w:proofErr w:type="spellStart"/>
+      <w:r>
+        <w:t>Greifers</w:t>
+      </w:r>
+      <w:proofErr w:type="spellEnd"/>
+      <w:r>
+        <w:t xml:space="preserve"> </w:t>
+      </w:r>
+      <w:proofErr w:type="spellStart"/>
+      <w:r>
+        <w:t>zeigt</w:t>
+      </w:r>
+      <w:proofErr w:type="spellEnd"/>
+      <w:r>
+        <w:t xml:space="preserve"> </w:t>
+      </w:r>
+      <w:proofErr w:type="spellStart"/>
+      <w:r>
+        <w:t>Abbildung</w:t>
+      </w:r>
+      <w:proofErr w:type="spellEnd"/>
+      <w:r>
+        <w:t xml:space="preserve"> 5 [9].</w:t>
       </w:r>
     </w:p>
     <w:p>
@@ -7919,7 +8282,21 @@
         <w:rPr>
           <w:lang w:val="de-DE"/>
         </w:rPr>
-        <w:t>Die tatsächlich nutzbare Öffnungsweite wurde am aufgebauten System mit 127 mm gemessen. An den Fingerendgliedern sind 3D-gedruckte Aufsätze mit Gummi-Grippmatten montiert. Die Greiffläche jeder Matte beträgt 20 mm × 15 mm.</w:t>
+        <w:t>Die tatsächlich nutzbare Öffnungsweite wurde am aufgebauten System mit 127 mm gemessen. An den Fingerendgliedern sind 3D-gedruckte Aufsätze mit Gummi-</w:t>
+      </w:r>
+      <w:proofErr w:type="spellStart"/>
+      <w:r>
+        <w:rPr>
+          <w:lang w:val="de-DE"/>
+        </w:rPr>
+        <w:t>Grippmatten</w:t>
+      </w:r>
+      <w:proofErr w:type="spellEnd"/>
+      <w:r>
+        <w:rPr>
+          <w:lang w:val="de-DE"/>
+        </w:rPr>
+        <w:t xml:space="preserve"> montiert. Die Greiffläche jeder Matte beträgt 20 mm × 15 mm.</w:t>
       </w:r>
     </w:p>
     <w:p>
@@ -7954,11 +8331,21 @@
       </w:pPr>
       <w:bookmarkStart w:id="24" w:name="ch_2_1_4"/>
       <w:bookmarkStart w:id="25" w:name="_Toc241704879"/>
-      <w:r>
-        <w:t>Förderband und Klötze</w:t>
+      <w:proofErr w:type="spellStart"/>
+      <w:r>
+        <w:t>Förderband</w:t>
+      </w:r>
+      <w:proofErr w:type="spellEnd"/>
+      <w:r>
+        <w:t xml:space="preserve"> und </w:t>
+      </w:r>
+      <w:proofErr w:type="spellStart"/>
+      <w:r>
+        <w:t>Klötze</w:t>
       </w:r>
       <w:bookmarkEnd w:id="24"/>
       <w:bookmarkEnd w:id="25"/>
+      <w:proofErr w:type="spellEnd"/>
     </w:p>
     <w:p>
       <w:pPr>
@@ -7983,7 +8370,21 @@
         <w:rPr>
           <w:lang w:val="de-DE"/>
         </w:rPr>
-        <w:t>Für die Versuche wurden ausschließlich quaderförmige, 3D-gedruckte Klötze verwendet. Der am häufigsten verwendete flache Klotz besitzt die Abmessungen 25 mm × 50 mm × 75 mm. Daneben kamen ein großer Quader mit 100 mm × 50 mm × 50 mm sowie Würfel mit einer Kantenlänge von 50 mm zum Einsatz. Die Klötze sind rot, blau, weiß oder schwarz. Ihre Oberseiten sind überwiegend matt, während einzelne Seitenflächen stärker reflektieren [11].</w:t>
+        <w:t xml:space="preserve">Für die Versuche wurden ausschließlich quaderförmige, 3D-gedruckte Klötze verwendet. Der </w:t>
+      </w:r>
+      <w:proofErr w:type="gramStart"/>
+      <w:r>
+        <w:rPr>
+          <w:lang w:val="de-DE"/>
+        </w:rPr>
+        <w:t>am häufigsten verwendete flache Klotz</w:t>
+      </w:r>
+      <w:proofErr w:type="gramEnd"/>
+      <w:r>
+        <w:rPr>
+          <w:lang w:val="de-DE"/>
+        </w:rPr>
+        <w:t xml:space="preserve"> besitzt die Abmessungen 25 mm × 50 mm × 75 mm. Daneben kamen ein großer Quader mit 100 mm × 50 mm × 50 mm sowie Würfel mit einer Kantenlänge von 50 mm zum Einsatz. Die Klötze sind rot, blau, weiß oder schwarz. Ihre Oberseiten sind überwiegend matt, während einzelne Seitenflächen stärker reflektieren [11].</w:t>
       </w:r>
     </w:p>
     <w:p>
@@ -8047,7 +8448,21 @@
         <w:rPr>
           <w:lang w:val="de-DE"/>
         </w:rPr>
-        <w:t>Der sichtbare Bandbereich reicht im Bezugssystem world ungefähr von y = +1,03 m bis y = +0,46 m. Die Greifzone beginnt unmittelbar hinter diesem Bildbereich. Der Roboter und sein Greifer verdecken die Kamera damit während des Greifvorgangs nicht. Die weitere Führung eines erkannten Klotzes bis zur Greifzone wird erst im Kapitel zum Greifkonzept beschrieben.</w:t>
+        <w:t xml:space="preserve">Der sichtbare Bandbereich reicht im Bezugssystem </w:t>
+      </w:r>
+      <w:proofErr w:type="spellStart"/>
+      <w:r>
+        <w:rPr>
+          <w:lang w:val="de-DE"/>
+        </w:rPr>
+        <w:t>world</w:t>
+      </w:r>
+      <w:proofErr w:type="spellEnd"/>
+      <w:r>
+        <w:rPr>
+          <w:lang w:val="de-DE"/>
+        </w:rPr>
+        <w:t xml:space="preserve"> ungefähr von y = +1,03 m bis y = +0,46 m. Die Greifzone beginnt unmittelbar hinter diesem Bildbereich. Der Roboter und sein Greifer verdecken die Kamera damit während des Greifvorgangs nicht. Die weitere Führung eines erkannten Klotzes bis zur Greifzone wird erst im Kapitel zum Greifkonzept beschrieben.</w:t>
       </w:r>
     </w:p>
     <w:p>
@@ -8062,10 +8477,64 @@
           <w:lang w:val="de-DE"/>
         </w:rPr>
         <w:lastRenderedPageBreak/>
-        <w:t xml:space="preserve">Umrechnung der Kameramessung in das Bezugssystem world. Deshalb ist ein einfach ausführbares und wiederholbares Kalibrierverfahren für den Aufbau erforderlich. </w:t>
-      </w:r>
-      <w:r>
-        <w:t>Das Kalibrierverfahren selbst wird in Kapitel 4 erläutert [12].</w:t>
+        <w:t xml:space="preserve">Umrechnung der Kameramessung in das Bezugssystem </w:t>
+      </w:r>
+      <w:proofErr w:type="spellStart"/>
+      <w:r>
+        <w:rPr>
+          <w:lang w:val="de-DE"/>
+        </w:rPr>
+        <w:t>world</w:t>
+      </w:r>
+      <w:proofErr w:type="spellEnd"/>
+      <w:r>
+        <w:rPr>
+          <w:lang w:val="de-DE"/>
+        </w:rPr>
+        <w:t xml:space="preserve">. Deshalb ist ein einfach ausführbares und wiederholbares Kalibrierverfahren für den Aufbau erforderlich. </w:t>
+      </w:r>
+      <w:r>
+        <w:t xml:space="preserve">Das </w:t>
+      </w:r>
+      <w:proofErr w:type="spellStart"/>
+      <w:r>
+        <w:t>Kalibrierverfahren</w:t>
+      </w:r>
+      <w:proofErr w:type="spellEnd"/>
+      <w:r>
+        <w:t xml:space="preserve"> </w:t>
+      </w:r>
+      <w:proofErr w:type="spellStart"/>
+      <w:r>
+        <w:t>selbst</w:t>
+      </w:r>
+      <w:proofErr w:type="spellEnd"/>
+      <w:r>
+        <w:t xml:space="preserve"> </w:t>
+      </w:r>
+      <w:proofErr w:type="spellStart"/>
+      <w:r>
+        <w:t>wird</w:t>
+      </w:r>
+      <w:proofErr w:type="spellEnd"/>
+      <w:r>
+        <w:t xml:space="preserve"> in </w:t>
+      </w:r>
+      <w:proofErr w:type="spellStart"/>
+      <w:r>
+        <w:t>Kapitel</w:t>
+      </w:r>
+      <w:proofErr w:type="spellEnd"/>
+      <w:r>
+        <w:t xml:space="preserve"> 4 </w:t>
+      </w:r>
+      <w:proofErr w:type="spellStart"/>
+      <w:r>
+        <w:t>erläutert</w:t>
+      </w:r>
+      <w:proofErr w:type="spellEnd"/>
+      <w:r>
+        <w:t xml:space="preserve"> [12].</w:t>
       </w:r>
       <w:r>
         <w:t xml:space="preserve"> </w:t>
@@ -8078,11 +8547,13 @@
       </w:pPr>
       <w:bookmarkStart w:id="28" w:name="ch_2_1_6"/>
       <w:bookmarkStart w:id="29" w:name="_Toc241704881"/>
+      <w:proofErr w:type="spellStart"/>
       <w:r>
         <w:t>Roboterkamera</w:t>
       </w:r>
       <w:bookmarkEnd w:id="28"/>
       <w:bookmarkEnd w:id="29"/>
+      <w:proofErr w:type="spellEnd"/>
     </w:p>
     <w:p>
       <w:pPr>
@@ -8143,11 +8614,21 @@
       </w:pPr>
       <w:bookmarkStart w:id="30" w:name="ch_2_2"/>
       <w:bookmarkStart w:id="31" w:name="_Toc241704882"/>
-      <w:r>
-        <w:t>Koordinatensysteme und Greifgeometrie</w:t>
+      <w:proofErr w:type="spellStart"/>
+      <w:r>
+        <w:t>Koordinatensysteme</w:t>
+      </w:r>
+      <w:proofErr w:type="spellEnd"/>
+      <w:r>
+        <w:t xml:space="preserve"> und </w:t>
+      </w:r>
+      <w:proofErr w:type="spellStart"/>
+      <w:r>
+        <w:t>Greifgeometrie</w:t>
       </w:r>
       <w:bookmarkEnd w:id="30"/>
       <w:bookmarkEnd w:id="31"/>
+      <w:proofErr w:type="spellEnd"/>
     </w:p>
     <w:p>
       <w:pPr>
@@ -8162,7 +8643,21 @@
         <w:rPr>
           <w:lang w:val="de-DE"/>
         </w:rPr>
-        <w:t>Bezugssystem world, Roboterbasis und Flansch ur_tool0</w:t>
+        <w:t xml:space="preserve">Bezugssystem </w:t>
+      </w:r>
+      <w:proofErr w:type="spellStart"/>
+      <w:r>
+        <w:rPr>
+          <w:lang w:val="de-DE"/>
+        </w:rPr>
+        <w:t>world</w:t>
+      </w:r>
+      <w:proofErr w:type="spellEnd"/>
+      <w:r>
+        <w:rPr>
+          <w:lang w:val="de-DE"/>
+        </w:rPr>
+        <w:t>, Roboterbasis und Flansch ur_tool0</w:t>
       </w:r>
       <w:bookmarkEnd w:id="32"/>
       <w:bookmarkEnd w:id="33"/>
@@ -8177,7 +8672,21 @@
         <w:rPr>
           <w:lang w:val="de-DE"/>
         </w:rPr>
-        <w:t xml:space="preserve">Alle Positionsangaben des Regelpfads beziehen sich auf das globale Bezugssystem world (Abschnitt </w:t>
+        <w:t xml:space="preserve">Alle Positionsangaben des Regelpfads beziehen sich auf das globale Bezugssystem </w:t>
+      </w:r>
+      <w:proofErr w:type="spellStart"/>
+      <w:r>
+        <w:rPr>
+          <w:lang w:val="de-DE"/>
+        </w:rPr>
+        <w:t>world</w:t>
+      </w:r>
+      <w:proofErr w:type="spellEnd"/>
+      <w:r>
+        <w:rPr>
+          <w:lang w:val="de-DE"/>
+        </w:rPr>
+        <w:t xml:space="preserve"> (Abschnitt </w:t>
       </w:r>
       <w:r>
         <w:fldChar w:fldCharType="begin"/>
@@ -8204,20 +8713,48 @@
         <w:rPr>
           <w:lang w:val="de-DE"/>
         </w:rPr>
-        <w:t>). Das System ist fest mit dem Roboter verbunden und bewegt sich nicht mit dem Förderband. Die Förderbewegung erfolgt im Aufbau näherungsweise in negative Y-Richtung von world. Das Förderband liegt gemäß Abbildung 3 seitlich der Roboterbasis im Bereich negativer X-Koordinaten. Die Z-Achse zeigt nach oben. Die Bandoberfläche liegt bei z = 0,054 m [14].</w:t>
-      </w:r>
-    </w:p>
-    <w:p>
-      <w:pPr>
-        <w:rPr>
-          <w:lang w:val="de-DE"/>
-        </w:rPr>
-      </w:pPr>
-      <w:r>
-        <w:rPr>
-          <w:lang w:val="de-DE"/>
-        </w:rPr>
-        <w:t xml:space="preserve">Das Bezugssystem conveyor_frame aus Abschnitt </w:t>
+        <w:t xml:space="preserve">). Das System ist fest mit dem Roboter verbunden und bewegt sich nicht mit dem Förderband. Die Förderbewegung erfolgt im Aufbau näherungsweise in negative Y-Richtung von </w:t>
+      </w:r>
+      <w:proofErr w:type="spellStart"/>
+      <w:r>
+        <w:rPr>
+          <w:lang w:val="de-DE"/>
+        </w:rPr>
+        <w:t>world</w:t>
+      </w:r>
+      <w:proofErr w:type="spellEnd"/>
+      <w:r>
+        <w:rPr>
+          <w:lang w:val="de-DE"/>
+        </w:rPr>
+        <w:t>. Das Förderband liegt gemäß Abbildung 3 seitlich der Roboterbasis im Bereich negativer X-Koordinaten. Die Z-Achse zeigt nach oben. Die Bandoberfläche liegt bei z = 0,054 m [14].</w:t>
+      </w:r>
+    </w:p>
+    <w:p>
+      <w:pPr>
+        <w:rPr>
+          <w:lang w:val="de-DE"/>
+        </w:rPr>
+      </w:pPr>
+      <w:r>
+        <w:rPr>
+          <w:lang w:val="de-DE"/>
+        </w:rPr>
+        <w:t xml:space="preserve">Das Bezugssystem </w:t>
+      </w:r>
+      <w:proofErr w:type="spellStart"/>
+      <w:r>
+        <w:rPr>
+          <w:lang w:val="de-DE"/>
+        </w:rPr>
+        <w:t>conveyor_frame</w:t>
+      </w:r>
+      <w:proofErr w:type="spellEnd"/>
+      <w:r>
+        <w:rPr>
+          <w:lang w:val="de-DE"/>
+        </w:rPr>
+        <w:t xml:space="preserve"> aus Abschnitt </w:t>
       </w:r>
       <w:r>
         <w:fldChar w:fldCharType="begin"/>
@@ -8316,7 +8853,21 @@
         <w:rPr>
           <w:lang w:val="de-DE"/>
         </w:rPr>
-        <w:t>Abbildung 6: Seitenansicht des Roboters mit Bezugssystem world, Flansch ur_tool0 und Griffpunkt.</w:t>
+        <w:t xml:space="preserve">Abbildung 6: Seitenansicht des Roboters mit Bezugssystem </w:t>
+      </w:r>
+      <w:proofErr w:type="spellStart"/>
+      <w:r>
+        <w:rPr>
+          <w:lang w:val="de-DE"/>
+        </w:rPr>
+        <w:t>world</w:t>
+      </w:r>
+      <w:proofErr w:type="spellEnd"/>
+      <w:r>
+        <w:rPr>
+          <w:lang w:val="de-DE"/>
+        </w:rPr>
+        <w:t>, Flansch ur_tool0 und Griffpunkt.</w:t>
       </w:r>
     </w:p>
     <w:p>
@@ -8327,10 +8878,23 @@
       <w:bookmarkStart w:id="35" w:name="_Toc241704884"/>
       <w:r>
         <w:lastRenderedPageBreak/>
-        <w:t>TCP, Flansch und Griffpunkt</w:t>
+        <w:t xml:space="preserve">TCP, </w:t>
+      </w:r>
+      <w:proofErr w:type="spellStart"/>
+      <w:r>
+        <w:t>Flansch</w:t>
+      </w:r>
+      <w:proofErr w:type="spellEnd"/>
+      <w:r>
+        <w:t xml:space="preserve"> und </w:t>
+      </w:r>
+      <w:proofErr w:type="spellStart"/>
+      <w:r>
+        <w:t>Griffpunkt</w:t>
       </w:r>
       <w:bookmarkEnd w:id="34"/>
       <w:bookmarkEnd w:id="35"/>
+      <w:proofErr w:type="spellEnd"/>
     </w:p>
     <w:p>
       <w:pPr>
@@ -8355,20 +8919,62 @@
         <w:rPr>
           <w:lang w:val="de-DE"/>
         </w:rPr>
-        <w:t>Vom Flansch bis zur geschlossenen Backenspitze wurden 0,245 m gemessen. Dieser Abstand dient zur Bestimmung der Bandhöhe und zur Beurteilung des Abstandes zum Förderband. Die Auflageflächen der Backen sind 20 mm hoch. Der für die Greifbewegung verwendete Griffpunkt liegt in ihrer Mitte. Sein Abstand zum Flansch beträgt damit 0,235 m [15].</w:t>
-      </w:r>
-    </w:p>
-    <w:p>
-      <w:pPr>
-        <w:rPr>
-          <w:lang w:val="de-DE"/>
-        </w:rPr>
-      </w:pPr>
-      <w:r>
-        <w:rPr>
-          <w:lang w:val="de-DE"/>
-        </w:rPr>
-        <w:t>Die erkannte Klotzposition beschreibt den Griffpunkt, nicht die Flanschpose. Der object_follower addiert daher den festen Versatz von 0,235 m in Z-Richtung auf die berechnete Greifposition. Da der Greifer senkrecht bleibt und der Griffpunkt auf der Flanschachse liegt, ist keine weitere räumliche Transformation erforderlich. Die sich beim Öffnen und Schließen verändernde Greifergeometrie wird im folgenden Abschnitt beim Arbeitsraum betrachtet.</w:t>
+        <w:t xml:space="preserve">Vom Flansch bis zur geschlossenen Backenspitze wurden 0,245 m gemessen. Dieser Abstand dient zur Bestimmung der </w:t>
+      </w:r>
+      <w:proofErr w:type="spellStart"/>
+      <w:r>
+        <w:rPr>
+          <w:lang w:val="de-DE"/>
+        </w:rPr>
+        <w:t>Bandhöhe</w:t>
+      </w:r>
+      <w:proofErr w:type="spellEnd"/>
+      <w:r>
+        <w:rPr>
+          <w:lang w:val="de-DE"/>
+        </w:rPr>
+        <w:t xml:space="preserve"> und zur Beurteilung des Abstandes zum Förderband. Die Auflageflächen der Backen sind 20 mm hoch. Der für die Greifbewegung verwendete Griffpunkt liegt in ihrer Mitte. Sein Abstand zum Flansch beträgt damit 0,235 m [15].</w:t>
+      </w:r>
+    </w:p>
+    <w:p>
+      <w:pPr>
+        <w:rPr>
+          <w:lang w:val="de-DE"/>
+        </w:rPr>
+      </w:pPr>
+      <w:r>
+        <w:rPr>
+          <w:lang w:val="de-DE"/>
+        </w:rPr>
+        <w:t xml:space="preserve">Die erkannte Klotzposition beschreibt den Griffpunkt, nicht die Flanschpose. Der </w:t>
+      </w:r>
+      <w:proofErr w:type="spellStart"/>
+      <w:r>
+        <w:rPr>
+          <w:lang w:val="de-DE"/>
+        </w:rPr>
+        <w:t>object_follower</w:t>
+      </w:r>
+      <w:proofErr w:type="spellEnd"/>
+      <w:r>
+        <w:rPr>
+          <w:lang w:val="de-DE"/>
+        </w:rPr>
+        <w:t xml:space="preserve"> addiert daher den festen Versatz von 0,235 m in Z-Richtung auf die berechnete Greifposition. Da der Greifer senkrecht bleibt und der Griffpunkt auf der Flanschachse liegt, ist keine weitere räumliche Transformation erforderlich. Die sich beim Öffnen und Schließen verändernde </w:t>
+      </w:r>
+      <w:proofErr w:type="spellStart"/>
+      <w:r>
+        <w:rPr>
+          <w:lang w:val="de-DE"/>
+        </w:rPr>
+        <w:t>Greifergeometrie</w:t>
+      </w:r>
+      <w:proofErr w:type="spellEnd"/>
+      <w:r>
+        <w:rPr>
+          <w:lang w:val="de-DE"/>
+        </w:rPr>
+        <w:t xml:space="preserve"> wird im folgenden Abschnitt beim Arbeitsraum betrachtet.</w:t>
       </w:r>
       <w:r>
         <w:rPr>
@@ -8390,11 +8996,21 @@
       </w:pPr>
       <w:bookmarkStart w:id="36" w:name="ch_2_2_3"/>
       <w:bookmarkStart w:id="37" w:name="_Toc241704885"/>
-      <w:r>
-        <w:t>Arbeitsraum und Greifzone</w:t>
+      <w:proofErr w:type="spellStart"/>
+      <w:r>
+        <w:t>Arbeitsraum</w:t>
+      </w:r>
+      <w:proofErr w:type="spellEnd"/>
+      <w:r>
+        <w:t xml:space="preserve"> und </w:t>
+      </w:r>
+      <w:proofErr w:type="spellStart"/>
+      <w:r>
+        <w:t>Greifzone</w:t>
       </w:r>
       <w:bookmarkEnd w:id="36"/>
       <w:bookmarkEnd w:id="37"/>
+      <w:proofErr w:type="spellEnd"/>
     </w:p>
     <w:p>
       <w:pPr>
@@ -8433,7 +9049,35 @@
         <w:rPr>
           <w:lang w:val="de-DE"/>
         </w:rPr>
-        <w:t xml:space="preserve"> genannten Arbeitsraumgrenzen bilden den zulässigen Raum für Flanschzielposen im Bezugssystem world. Sie begrenzen damit auch den Raum, in dem die Greifzone liegen darf. Der Flansch wurde hierfür am Aufbau per Handführung über den Bandbereich bewegt. Die Grenzen wurden so gewählt, dass keine Kollision und keine auffällige Singularität auftrat.</w:t>
+        <w:t xml:space="preserve"> genannten Arbeitsraumgrenzen bilden den zulässigen Raum für Flanschzielposen im Bezugssystem </w:t>
+      </w:r>
+      <w:proofErr w:type="spellStart"/>
+      <w:r>
+        <w:rPr>
+          <w:lang w:val="de-DE"/>
+        </w:rPr>
+        <w:t>world</w:t>
+      </w:r>
+      <w:proofErr w:type="spellEnd"/>
+      <w:r>
+        <w:rPr>
+          <w:lang w:val="de-DE"/>
+        </w:rPr>
+        <w:t xml:space="preserve">. Sie begrenzen damit auch den Raum, in dem die Greifzone liegen darf. Der Flansch wurde hierfür am Aufbau per Handführung über den Bandbereich bewegt. Die Grenzen wurden so gewählt, dass keine Kollision und keine auffällige Singularität </w:t>
+      </w:r>
+      <w:proofErr w:type="gramStart"/>
+      <w:r>
+        <w:rPr>
+          <w:lang w:val="de-DE"/>
+        </w:rPr>
+        <w:t>auftrat</w:t>
+      </w:r>
+      <w:proofErr w:type="gramEnd"/>
+      <w:r>
+        <w:rPr>
+          <w:lang w:val="de-DE"/>
+        </w:rPr>
+        <w:t>.</w:t>
       </w:r>
     </w:p>
     <w:p>
@@ -8499,7 +9143,35 @@
         <w:rPr>
           <w:lang w:val="de-DE"/>
         </w:rPr>
-        <w:t>Die gekrümmte Bewegung der Greiferphalangen verändert beim Öffnen und Schließen den räumlichen Bauraum des Greifers. Die Arbeitsraumgrenzen müssen daher für beide Greiferzustände betrachtet werden. Für diese Abgrenzung wird kein zusätzlicher Höhenwert verwendet.</w:t>
+        <w:t xml:space="preserve">Die gekrümmte Bewegung der </w:t>
+      </w:r>
+      <w:proofErr w:type="spellStart"/>
+      <w:r>
+        <w:rPr>
+          <w:lang w:val="de-DE"/>
+        </w:rPr>
+        <w:t>Greiferphalangen</w:t>
+      </w:r>
+      <w:proofErr w:type="spellEnd"/>
+      <w:r>
+        <w:rPr>
+          <w:lang w:val="de-DE"/>
+        </w:rPr>
+        <w:t xml:space="preserve"> verändert beim Öffnen und Schließen den räumlichen Bauraum des Greifers. Die Arbeitsraumgrenzen müssen daher für beide </w:t>
+      </w:r>
+      <w:proofErr w:type="spellStart"/>
+      <w:r>
+        <w:rPr>
+          <w:lang w:val="de-DE"/>
+        </w:rPr>
+        <w:t>Greiferzustände</w:t>
+      </w:r>
+      <w:proofErr w:type="spellEnd"/>
+      <w:r>
+        <w:rPr>
+          <w:lang w:val="de-DE"/>
+        </w:rPr>
+        <w:t xml:space="preserve"> betrachtet werden. Für diese Abgrenzung wird kein zusätzlicher Höhenwert verwendet.</w:t>
       </w:r>
       <w:r>
         <w:rPr>
@@ -8521,11 +9193,13 @@
       </w:pPr>
       <w:bookmarkStart w:id="38" w:name="ch_2_3"/>
       <w:bookmarkStart w:id="39" w:name="_Toc241704886"/>
+      <w:proofErr w:type="spellStart"/>
       <w:r>
         <w:t>Softwareumgebung</w:t>
       </w:r>
       <w:bookmarkEnd w:id="38"/>
       <w:bookmarkEnd w:id="39"/>
+      <w:proofErr w:type="spellEnd"/>
     </w:p>
     <w:p>
       <w:pPr>
@@ -8549,14 +9223,42 @@
         <w:rPr>
           <w:lang w:val="de-DE"/>
         </w:rPr>
-        <w:t xml:space="preserve">Die Projektanwendung basiert auf dem AICA System. AICA Core stellt einen vorkonfigurierten Robotik-Workspace mit Komponenten, Controllern und Hardware-Interfaces bereit. AICA </w:t>
+        <w:t xml:space="preserve">Die Projektanwendung basiert auf dem </w:t>
+      </w:r>
+      <w:proofErr w:type="gramStart"/>
+      <w:r>
+        <w:rPr>
+          <w:lang w:val="de-DE"/>
+        </w:rPr>
+        <w:t>AICA System</w:t>
+      </w:r>
+      <w:proofErr w:type="gramEnd"/>
+      <w:r>
+        <w:rPr>
+          <w:lang w:val="de-DE"/>
+        </w:rPr>
+        <w:t xml:space="preserve">. AICA Core stellt einen vorkonfigurierten Robotik-Workspace mit Komponenten, Controllern und Hardware-Interfaces bereit. </w:t>
+      </w:r>
+      <w:proofErr w:type="gramStart"/>
+      <w:r>
+        <w:rPr>
+          <w:lang w:val="de-DE"/>
+        </w:rPr>
+        <w:t xml:space="preserve">AICA </w:t>
       </w:r>
       <w:r>
         <w:rPr>
           <w:lang w:val="de-DE"/>
         </w:rPr>
         <w:lastRenderedPageBreak/>
-        <w:t>Studio dient als grafische Umgebung, um diese Bausteine zu einer Anwendung zu verbinden, zu konfigurieren und zu überwachen. Das System baut auf ROS 2 auf. ROS 2 übernimmt dabei die Kommunikation zwischen den Prozessen sowie die Anbindung von Kameras und Roboterhardware [17].</w:t>
+        <w:t>Studio</w:t>
+      </w:r>
+      <w:proofErr w:type="gramEnd"/>
+      <w:r>
+        <w:rPr>
+          <w:lang w:val="de-DE"/>
+        </w:rPr>
+        <w:t xml:space="preserve"> dient als grafische Umgebung, um diese Bausteine zu einer Anwendung zu verbinden, zu konfigurieren und zu überwachen. Das System baut auf ROS 2 auf. ROS 2 übernimmt dabei die Kommunikation zwischen den Prozessen sowie die Anbindung von Kameras und Roboterhardware [17].</w:t>
       </w:r>
     </w:p>
     <w:p>
@@ -8591,36 +9293,66 @@
       </w:pPr>
       <w:bookmarkStart w:id="42" w:name="ch_2_3_2"/>
       <w:bookmarkStart w:id="43" w:name="_Toc241704888"/>
+      <w:proofErr w:type="spellStart"/>
       <w:r>
         <w:t>Komponentenstruktur</w:t>
       </w:r>
       <w:bookmarkEnd w:id="42"/>
       <w:bookmarkEnd w:id="43"/>
-    </w:p>
-    <w:p>
-      <w:pPr>
-        <w:rPr>
-          <w:lang w:val="de-DE"/>
-        </w:rPr>
-      </w:pPr>
-      <w:r>
-        <w:rPr>
-          <w:lang w:val="de-DE"/>
-        </w:rPr>
-        <w:t>Die Projektspezifik ist in eigenen Python-Komponenten umgesetzt. Sie kapseln Erkennung, Bahnverfolgung, Zielauswahl, Greifablauf und Diagnose. Die zugehörige Fachlogik ist von den ROS-Schnittstellen getrennt. Dadurch können die Berechnungen unabhängig von der Laufzeitumgebung geprüft werden. Alle eigenen Python-Komponenten laufen gemeinsam in einem Prozess. Ihre Callbacks dürfen deshalb die periodische Verarbeitung nicht blockieren [19].</w:t>
-      </w:r>
-    </w:p>
-    <w:p>
-      <w:pPr>
-        <w:rPr>
-          <w:lang w:val="de-DE"/>
-        </w:rPr>
-      </w:pPr>
-      <w:r>
-        <w:rPr>
-          <w:lang w:val="de-DE"/>
-        </w:rPr>
-        <w:t>AICA ergänzt diese Komponenten um die Hardwareanbindung und die Bewegungsumsetzung. Dazu gehören die Schnittstelle zum UR10e, der Inverse-Kinematik-Controller und der Signal Point Attractor. Die konkrete Aufgabenverteilung der Komponenten und Controller wird in Kapitel 3 beschrieben.</w:t>
+      <w:proofErr w:type="spellEnd"/>
+    </w:p>
+    <w:p>
+      <w:pPr>
+        <w:rPr>
+          <w:lang w:val="de-DE"/>
+        </w:rPr>
+      </w:pPr>
+      <w:r>
+        <w:rPr>
+          <w:lang w:val="de-DE"/>
+        </w:rPr>
+        <w:t xml:space="preserve">Die Projektspezifik ist in eigenen Python-Komponenten umgesetzt. Sie kapseln Erkennung, Bahnverfolgung, Zielauswahl, Greifablauf und Diagnose. Die zugehörige Fachlogik ist von den ROS-Schnittstellen getrennt. Dadurch können die Berechnungen unabhängig von der Laufzeitumgebung geprüft werden. Alle eigenen Python-Komponenten laufen gemeinsam in einem Prozess. Ihre </w:t>
+      </w:r>
+      <w:proofErr w:type="spellStart"/>
+      <w:r>
+        <w:rPr>
+          <w:lang w:val="de-DE"/>
+        </w:rPr>
+        <w:t>Callbacks</w:t>
+      </w:r>
+      <w:proofErr w:type="spellEnd"/>
+      <w:r>
+        <w:rPr>
+          <w:lang w:val="de-DE"/>
+        </w:rPr>
+        <w:t xml:space="preserve"> dürfen deshalb die periodische Verarbeitung nicht blockieren [19].</w:t>
+      </w:r>
+    </w:p>
+    <w:p>
+      <w:pPr>
+        <w:rPr>
+          <w:lang w:val="de-DE"/>
+        </w:rPr>
+      </w:pPr>
+      <w:r>
+        <w:rPr>
+          <w:lang w:val="de-DE"/>
+        </w:rPr>
+        <w:t xml:space="preserve">AICA ergänzt diese Komponenten um die Hardwareanbindung und die Bewegungsumsetzung. Dazu gehören die Schnittstelle zum UR10e, der Inverse-Kinematik-Controller und der Signal Point </w:t>
+      </w:r>
+      <w:proofErr w:type="spellStart"/>
+      <w:r>
+        <w:rPr>
+          <w:lang w:val="de-DE"/>
+        </w:rPr>
+        <w:t>Attractor</w:t>
+      </w:r>
+      <w:proofErr w:type="spellEnd"/>
+      <w:r>
+        <w:rPr>
+          <w:lang w:val="de-DE"/>
+        </w:rPr>
+        <w:t>. Die konkrete Aufgabenverteilung der Komponenten und Controller wird in Kapitel 3 beschrieben.</w:t>
       </w:r>
       <w:r>
         <w:rPr>
@@ -8643,10 +9375,15 @@
       <w:bookmarkStart w:id="44" w:name="ch_2_3_3"/>
       <w:bookmarkStart w:id="45" w:name="_Toc241704889"/>
       <w:r>
-        <w:t>Signal- und Datenfluss</w:t>
+        <w:t xml:space="preserve">Signal- und </w:t>
+      </w:r>
+      <w:proofErr w:type="spellStart"/>
+      <w:r>
+        <w:t>Datenfluss</w:t>
       </w:r>
       <w:bookmarkEnd w:id="44"/>
       <w:bookmarkEnd w:id="45"/>
+      <w:proofErr w:type="spellEnd"/>
     </w:p>
     <w:p>
       <w:pPr>
@@ -8710,12 +9447,22 @@
         <w:pStyle w:val="berschrift1"/>
       </w:pPr>
       <w:bookmarkStart w:id="47" w:name="_Toc241704890"/>
+      <w:proofErr w:type="spellStart"/>
       <w:r>
         <w:lastRenderedPageBreak/>
-        <w:t>Greifkonzept und Umsetzung</w:t>
+        <w:t>Greifkonzept</w:t>
+      </w:r>
+      <w:proofErr w:type="spellEnd"/>
+      <w:r>
+        <w:t xml:space="preserve"> und </w:t>
+      </w:r>
+      <w:proofErr w:type="spellStart"/>
+      <w:r>
+        <w:t>Umsetzung</w:t>
       </w:r>
       <w:bookmarkEnd w:id="46"/>
       <w:bookmarkEnd w:id="47"/>
+      <w:proofErr w:type="spellEnd"/>
     </w:p>
     <w:p/>
     <w:p>
@@ -8724,8 +9471,13 @@
       </w:pPr>
       <w:bookmarkStart w:id="48" w:name="ch_3_1"/>
       <w:bookmarkStart w:id="49" w:name="_Toc241704891"/>
-      <w:r>
-        <w:t>Funktionskette des Pick-on-the-Fly</w:t>
+      <w:proofErr w:type="spellStart"/>
+      <w:r>
+        <w:t>Funktionskette</w:t>
+      </w:r>
+      <w:proofErr w:type="spellEnd"/>
+      <w:r>
+        <w:t xml:space="preserve"> des Pick-on-the-Fly</w:t>
       </w:r>
       <w:bookmarkEnd w:id="48"/>
       <w:bookmarkEnd w:id="49"/>
@@ -8780,20 +9532,146 @@
         <w:rPr>
           <w:lang w:val="de-DE"/>
         </w:rPr>
-        <w:t>Daraus ergibt sich eine Kette von fünf Schritten. base_cam erkennt und vermisst die Klötze im Kamerabild. vectoring schätzt ihre Geschwindigkeit und berechnet ihre Position über das Kamerabild hinaus weiter. Der priority_handler ermittelt den nächsten erreichbaren Klotz. Der object_follower führt den Greifer über den Klotz, greift ihn mitfahrend und legt ihn in der Ablagekiste ab. Die Komponente robotiq_gripper steuert den Greifer. Das Ergebnis jedes Greifversuchs geht an den priority_handler zurück, der daraufhin das nächste Ziel wählt.</w:t>
-      </w:r>
-    </w:p>
-    <w:p>
-      <w:pPr>
-        <w:rPr>
-          <w:lang w:val="de-DE"/>
-        </w:rPr>
-      </w:pPr>
-      <w:r>
-        <w:rPr>
-          <w:lang w:val="de-DE"/>
-        </w:rPr>
-        <w:t>Die Komponenten tauschen ihre Daten über die in Tabelle 1 zusammengefassten Signale aus. Positionen und Geschwindigkeiten stehen in SI-Einheiten und im Bezugssystem world. Die Objektdaten von base_cam bis priority_handler tragen den Zeitstempel des zugrunde liegenden Kamerabilds.</w:t>
+        <w:t xml:space="preserve">Daraus ergibt sich eine Kette von fünf Schritten. </w:t>
+      </w:r>
+      <w:proofErr w:type="spellStart"/>
+      <w:r>
+        <w:rPr>
+          <w:lang w:val="de-DE"/>
+        </w:rPr>
+        <w:t>base_cam</w:t>
+      </w:r>
+      <w:proofErr w:type="spellEnd"/>
+      <w:r>
+        <w:rPr>
+          <w:lang w:val="de-DE"/>
+        </w:rPr>
+        <w:t xml:space="preserve"> erkennt und vermisst die Klötze im Kamerabild. </w:t>
+      </w:r>
+      <w:proofErr w:type="spellStart"/>
+      <w:r>
+        <w:rPr>
+          <w:lang w:val="de-DE"/>
+        </w:rPr>
+        <w:t>vectoring</w:t>
+      </w:r>
+      <w:proofErr w:type="spellEnd"/>
+      <w:r>
+        <w:rPr>
+          <w:lang w:val="de-DE"/>
+        </w:rPr>
+        <w:t xml:space="preserve"> schätzt ihre Geschwindigkeit und berechnet ihre Position über das Kamerabild hinaus weiter. Der </w:t>
+      </w:r>
+      <w:proofErr w:type="spellStart"/>
+      <w:r>
+        <w:rPr>
+          <w:lang w:val="de-DE"/>
+        </w:rPr>
+        <w:t>priority_handler</w:t>
+      </w:r>
+      <w:proofErr w:type="spellEnd"/>
+      <w:r>
+        <w:rPr>
+          <w:lang w:val="de-DE"/>
+        </w:rPr>
+        <w:t xml:space="preserve"> ermittelt den nächsten erreichbaren Klotz. Der </w:t>
+      </w:r>
+      <w:proofErr w:type="spellStart"/>
+      <w:r>
+        <w:rPr>
+          <w:lang w:val="de-DE"/>
+        </w:rPr>
+        <w:t>object_follower</w:t>
+      </w:r>
+      <w:proofErr w:type="spellEnd"/>
+      <w:r>
+        <w:rPr>
+          <w:lang w:val="de-DE"/>
+        </w:rPr>
+        <w:t xml:space="preserve"> führt den Greifer über den Klotz, greift ihn mitfahrend und legt ihn in der Ablagekiste ab. Die Komponente </w:t>
+      </w:r>
+      <w:proofErr w:type="spellStart"/>
+      <w:r>
+        <w:rPr>
+          <w:lang w:val="de-DE"/>
+        </w:rPr>
+        <w:t>robotiq_gripper</w:t>
+      </w:r>
+      <w:proofErr w:type="spellEnd"/>
+      <w:r>
+        <w:rPr>
+          <w:lang w:val="de-DE"/>
+        </w:rPr>
+        <w:t xml:space="preserve"> steuert den Greifer. Das Ergebnis jedes Greifversuchs geht an den </w:t>
+      </w:r>
+      <w:proofErr w:type="spellStart"/>
+      <w:r>
+        <w:rPr>
+          <w:lang w:val="de-DE"/>
+        </w:rPr>
+        <w:t>priority_handler</w:t>
+      </w:r>
+      <w:proofErr w:type="spellEnd"/>
+      <w:r>
+        <w:rPr>
+          <w:lang w:val="de-DE"/>
+        </w:rPr>
+        <w:t xml:space="preserve"> zurück, der daraufhin das nächste Ziel wählt.</w:t>
+      </w:r>
+    </w:p>
+    <w:p>
+      <w:pPr>
+        <w:rPr>
+          <w:lang w:val="de-DE"/>
+        </w:rPr>
+      </w:pPr>
+      <w:r>
+        <w:rPr>
+          <w:lang w:val="de-DE"/>
+        </w:rPr>
+        <w:t xml:space="preserve">Die Komponenten tauschen ihre Daten über die in Tabelle 1 zusammengefassten Signale aus. Positionen und Geschwindigkeiten stehen in SI-Einheiten und im Bezugssystem </w:t>
+      </w:r>
+      <w:proofErr w:type="spellStart"/>
+      <w:r>
+        <w:rPr>
+          <w:lang w:val="de-DE"/>
+        </w:rPr>
+        <w:t>world</w:t>
+      </w:r>
+      <w:proofErr w:type="spellEnd"/>
+      <w:r>
+        <w:rPr>
+          <w:lang w:val="de-DE"/>
+        </w:rPr>
+        <w:t xml:space="preserve">. Die Objektdaten von </w:t>
+      </w:r>
+      <w:proofErr w:type="spellStart"/>
+      <w:r>
+        <w:rPr>
+          <w:lang w:val="de-DE"/>
+        </w:rPr>
+        <w:t>base_cam</w:t>
+      </w:r>
+      <w:proofErr w:type="spellEnd"/>
+      <w:r>
+        <w:rPr>
+          <w:lang w:val="de-DE"/>
+        </w:rPr>
+        <w:t xml:space="preserve"> bis </w:t>
+      </w:r>
+      <w:proofErr w:type="spellStart"/>
+      <w:r>
+        <w:rPr>
+          <w:lang w:val="de-DE"/>
+        </w:rPr>
+        <w:t>priority_handler</w:t>
+      </w:r>
+      <w:proofErr w:type="spellEnd"/>
+      <w:r>
+        <w:rPr>
+          <w:lang w:val="de-DE"/>
+        </w:rPr>
+        <w:t xml:space="preserve"> tragen den Zeitstempel des zugrunde liegenden Kamerabilds.</w:t>
       </w:r>
     </w:p>
     <w:p>
@@ -8801,8 +9679,29 @@
         <w:pStyle w:val="Beschriftung"/>
         <w:jc w:val="center"/>
       </w:pPr>
-      <w:r>
-        <w:t>Tabelle 1: Signale des Regelpfads.</w:t>
+      <w:proofErr w:type="spellStart"/>
+      <w:r>
+        <w:t>Tabelle</w:t>
+      </w:r>
+      <w:proofErr w:type="spellEnd"/>
+      <w:r>
+        <w:t xml:space="preserve"> 1: </w:t>
+      </w:r>
+      <w:proofErr w:type="spellStart"/>
+      <w:r>
+        <w:t>Signale</w:t>
+      </w:r>
+      <w:proofErr w:type="spellEnd"/>
+      <w:r>
+        <w:t xml:space="preserve"> des </w:t>
+      </w:r>
+      <w:proofErr w:type="spellStart"/>
+      <w:r>
+        <w:t>Regelpfads</w:t>
+      </w:r>
+      <w:proofErr w:type="spellEnd"/>
+      <w:r>
+        <w:t>.</w:t>
       </w:r>
     </w:p>
     <w:tbl>
@@ -8846,8 +9745,17 @@
                 <w:b/>
                 <w:sz w:val="18"/>
               </w:rPr>
-              <w:t>Sender → Empfänger</w:t>
-            </w:r>
+              <w:t xml:space="preserve">Sender → </w:t>
+            </w:r>
+            <w:proofErr w:type="spellStart"/>
+            <w:r>
+              <w:rPr>
+                <w:b/>
+                <w:sz w:val="18"/>
+              </w:rPr>
+              <w:t>Empfänger</w:t>
+            </w:r>
+            <w:proofErr w:type="spellEnd"/>
           </w:p>
         </w:tc>
         <w:tc>
@@ -8856,6 +9764,7 @@
             <w:vAlign w:val="center"/>
           </w:tcPr>
           <w:p>
+            <w:proofErr w:type="spellStart"/>
             <w:r>
               <w:rPr>
                 <w:b/>
@@ -8863,6 +9772,7 @@
               </w:rPr>
               <w:t>Inhalt</w:t>
             </w:r>
+            <w:proofErr w:type="spellEnd"/>
           </w:p>
         </w:tc>
       </w:tr>
@@ -8890,11 +9800,19 @@
             <w:vAlign w:val="center"/>
           </w:tcPr>
           <w:p>
-            <w:r>
-              <w:rPr>
-                <w:sz w:val="18"/>
-              </w:rPr>
-              <w:t>base_cam → vectoring</w:t>
+            <w:proofErr w:type="spellStart"/>
+            <w:r>
+              <w:rPr>
+                <w:sz w:val="18"/>
+              </w:rPr>
+              <w:t>base_cam</w:t>
+            </w:r>
+            <w:proofErr w:type="spellEnd"/>
+            <w:r>
+              <w:rPr>
+                <w:sz w:val="18"/>
+              </w:rPr>
+              <w:t xml:space="preserve"> → vectoring</w:t>
             </w:r>
           </w:p>
         </w:tc>
@@ -8947,8 +9865,16 @@
               <w:rPr>
                 <w:sz w:val="18"/>
               </w:rPr>
-              <w:t>vectoring → priority_handler</w:t>
-            </w:r>
+              <w:t xml:space="preserve">vectoring → </w:t>
+            </w:r>
+            <w:proofErr w:type="spellStart"/>
+            <w:r>
+              <w:rPr>
+                <w:sz w:val="18"/>
+              </w:rPr>
+              <w:t>priority_handler</w:t>
+            </w:r>
+            <w:proofErr w:type="spellEnd"/>
           </w:p>
         </w:tc>
         <w:tc>
@@ -8996,12 +9922,28 @@
             <w:vAlign w:val="center"/>
           </w:tcPr>
           <w:p>
-            <w:r>
-              <w:rPr>
-                <w:sz w:val="18"/>
-              </w:rPr>
-              <w:t>priority_handler → object_follower</w:t>
-            </w:r>
+            <w:proofErr w:type="spellStart"/>
+            <w:r>
+              <w:rPr>
+                <w:sz w:val="18"/>
+              </w:rPr>
+              <w:t>priority_handler</w:t>
+            </w:r>
+            <w:proofErr w:type="spellEnd"/>
+            <w:r>
+              <w:rPr>
+                <w:sz w:val="18"/>
+              </w:rPr>
+              <w:t xml:space="preserve"> → </w:t>
+            </w:r>
+            <w:proofErr w:type="spellStart"/>
+            <w:r>
+              <w:rPr>
+                <w:sz w:val="18"/>
+              </w:rPr>
+              <w:t>object_follower</w:t>
+            </w:r>
+            <w:proofErr w:type="spellEnd"/>
           </w:p>
         </w:tc>
         <w:tc>
@@ -9035,12 +9977,14 @@
             <w:vAlign w:val="center"/>
           </w:tcPr>
           <w:p>
+            <w:proofErr w:type="spellStart"/>
             <w:r>
               <w:rPr>
                 <w:sz w:val="18"/>
               </w:rPr>
               <w:t>target_pose</w:t>
             </w:r>
+            <w:proofErr w:type="spellEnd"/>
           </w:p>
         </w:tc>
         <w:tc>
@@ -9049,11 +9993,19 @@
             <w:vAlign w:val="center"/>
           </w:tcPr>
           <w:p>
-            <w:r>
-              <w:rPr>
-                <w:sz w:val="18"/>
-              </w:rPr>
-              <w:t>object_follower → Signal Point Attractor</w:t>
+            <w:proofErr w:type="spellStart"/>
+            <w:r>
+              <w:rPr>
+                <w:sz w:val="18"/>
+              </w:rPr>
+              <w:t>object_follower</w:t>
+            </w:r>
+            <w:proofErr w:type="spellEnd"/>
+            <w:r>
+              <w:rPr>
+                <w:sz w:val="18"/>
+              </w:rPr>
+              <w:t xml:space="preserve"> → Signal Point Attractor</w:t>
             </w:r>
           </w:p>
         </w:tc>
@@ -9063,12 +10015,28 @@
             <w:vAlign w:val="center"/>
           </w:tcPr>
           <w:p>
-            <w:r>
-              <w:rPr>
-                <w:sz w:val="18"/>
-              </w:rPr>
-              <w:t>Zielpose des Flansches</w:t>
-            </w:r>
+            <w:proofErr w:type="spellStart"/>
+            <w:r>
+              <w:rPr>
+                <w:sz w:val="18"/>
+              </w:rPr>
+              <w:t>Zielpose</w:t>
+            </w:r>
+            <w:proofErr w:type="spellEnd"/>
+            <w:r>
+              <w:rPr>
+                <w:sz w:val="18"/>
+              </w:rPr>
+              <w:t xml:space="preserve"> des </w:t>
+            </w:r>
+            <w:proofErr w:type="spellStart"/>
+            <w:r>
+              <w:rPr>
+                <w:sz w:val="18"/>
+              </w:rPr>
+              <w:t>Flansches</w:t>
+            </w:r>
+            <w:proofErr w:type="spellEnd"/>
           </w:p>
         </w:tc>
       </w:tr>
@@ -9110,12 +10078,42 @@
             <w:vAlign w:val="center"/>
           </w:tcPr>
           <w:p>
-            <w:r>
-              <w:rPr>
-                <w:sz w:val="18"/>
-              </w:rPr>
-              <w:t>kartesische Sollgeschwindigkeit des Flansches</w:t>
-            </w:r>
+            <w:proofErr w:type="spellStart"/>
+            <w:r>
+              <w:rPr>
+                <w:sz w:val="18"/>
+              </w:rPr>
+              <w:t>kartesische</w:t>
+            </w:r>
+            <w:proofErr w:type="spellEnd"/>
+            <w:r>
+              <w:rPr>
+                <w:sz w:val="18"/>
+              </w:rPr>
+              <w:t xml:space="preserve"> </w:t>
+            </w:r>
+            <w:proofErr w:type="spellStart"/>
+            <w:r>
+              <w:rPr>
+                <w:sz w:val="18"/>
+              </w:rPr>
+              <w:t>Sollgeschwindigkeit</w:t>
+            </w:r>
+            <w:proofErr w:type="spellEnd"/>
+            <w:r>
+              <w:rPr>
+                <w:sz w:val="18"/>
+              </w:rPr>
+              <w:t xml:space="preserve"> des </w:t>
+            </w:r>
+            <w:proofErr w:type="spellStart"/>
+            <w:r>
+              <w:rPr>
+                <w:sz w:val="18"/>
+              </w:rPr>
+              <w:t>Flansches</w:t>
+            </w:r>
+            <w:proofErr w:type="spellEnd"/>
           </w:p>
         </w:tc>
       </w:tr>
@@ -9129,12 +10127,14 @@
             <w:vAlign w:val="center"/>
           </w:tcPr>
           <w:p>
+            <w:proofErr w:type="spellStart"/>
             <w:r>
               <w:rPr>
                 <w:sz w:val="18"/>
               </w:rPr>
               <w:t>cartesian_state</w:t>
             </w:r>
+            <w:proofErr w:type="spellEnd"/>
           </w:p>
         </w:tc>
         <w:tc>
@@ -9143,12 +10143,42 @@
             <w:vAlign w:val="center"/>
           </w:tcPr>
           <w:p>
-            <w:r>
-              <w:rPr>
-                <w:sz w:val="18"/>
-              </w:rPr>
-              <w:t>Roboter → Attractor, object_follower, priority_handler</w:t>
-            </w:r>
+            <w:proofErr w:type="spellStart"/>
+            <w:r>
+              <w:rPr>
+                <w:sz w:val="18"/>
+              </w:rPr>
+              <w:t>Roboter</w:t>
+            </w:r>
+            <w:proofErr w:type="spellEnd"/>
+            <w:r>
+              <w:rPr>
+                <w:sz w:val="18"/>
+              </w:rPr>
+              <w:t xml:space="preserve"> → Attractor, </w:t>
+            </w:r>
+            <w:proofErr w:type="spellStart"/>
+            <w:r>
+              <w:rPr>
+                <w:sz w:val="18"/>
+              </w:rPr>
+              <w:t>object_follower</w:t>
+            </w:r>
+            <w:proofErr w:type="spellEnd"/>
+            <w:r>
+              <w:rPr>
+                <w:sz w:val="18"/>
+              </w:rPr>
+              <w:t xml:space="preserve">, </w:t>
+            </w:r>
+            <w:proofErr w:type="spellStart"/>
+            <w:r>
+              <w:rPr>
+                <w:sz w:val="18"/>
+              </w:rPr>
+              <w:t>priority_handler</w:t>
+            </w:r>
+            <w:proofErr w:type="spellEnd"/>
           </w:p>
         </w:tc>
         <w:tc>
@@ -9182,12 +10212,14 @@
             <w:vAlign w:val="center"/>
           </w:tcPr>
           <w:p>
+            <w:proofErr w:type="spellStart"/>
             <w:r>
               <w:rPr>
                 <w:sz w:val="18"/>
               </w:rPr>
               <w:t>gripper_close</w:t>
             </w:r>
+            <w:proofErr w:type="spellEnd"/>
           </w:p>
         </w:tc>
         <w:tc>
@@ -9196,12 +10228,28 @@
             <w:vAlign w:val="center"/>
           </w:tcPr>
           <w:p>
-            <w:r>
-              <w:rPr>
-                <w:sz w:val="18"/>
-              </w:rPr>
-              <w:t>object_follower → robotiq_gripper</w:t>
-            </w:r>
+            <w:proofErr w:type="spellStart"/>
+            <w:r>
+              <w:rPr>
+                <w:sz w:val="18"/>
+              </w:rPr>
+              <w:t>object_follower</w:t>
+            </w:r>
+            <w:proofErr w:type="spellEnd"/>
+            <w:r>
+              <w:rPr>
+                <w:sz w:val="18"/>
+              </w:rPr>
+              <w:t xml:space="preserve"> → </w:t>
+            </w:r>
+            <w:proofErr w:type="spellStart"/>
+            <w:r>
+              <w:rPr>
+                <w:sz w:val="18"/>
+              </w:rPr>
+              <w:t>robotiq_gripper</w:t>
+            </w:r>
+            <w:proofErr w:type="spellEnd"/>
           </w:p>
         </w:tc>
         <w:tc>
@@ -9235,12 +10283,28 @@
             <w:vAlign w:val="center"/>
           </w:tcPr>
           <w:p>
-            <w:r>
-              <w:rPr>
-                <w:sz w:val="18"/>
-              </w:rPr>
-              <w:t>motion_done, has_object</w:t>
-            </w:r>
+            <w:proofErr w:type="spellStart"/>
+            <w:r>
+              <w:rPr>
+                <w:sz w:val="18"/>
+              </w:rPr>
+              <w:t>motion_done</w:t>
+            </w:r>
+            <w:proofErr w:type="spellEnd"/>
+            <w:r>
+              <w:rPr>
+                <w:sz w:val="18"/>
+              </w:rPr>
+              <w:t xml:space="preserve">, </w:t>
+            </w:r>
+            <w:proofErr w:type="spellStart"/>
+            <w:r>
+              <w:rPr>
+                <w:sz w:val="18"/>
+              </w:rPr>
+              <w:t>has_object</w:t>
+            </w:r>
+            <w:proofErr w:type="spellEnd"/>
           </w:p>
         </w:tc>
         <w:tc>
@@ -9249,12 +10313,28 @@
             <w:vAlign w:val="center"/>
           </w:tcPr>
           <w:p>
-            <w:r>
-              <w:rPr>
-                <w:sz w:val="18"/>
-              </w:rPr>
-              <w:t>robotiq_gripper → object_follower</w:t>
-            </w:r>
+            <w:proofErr w:type="spellStart"/>
+            <w:r>
+              <w:rPr>
+                <w:sz w:val="18"/>
+              </w:rPr>
+              <w:t>robotiq_gripper</w:t>
+            </w:r>
+            <w:proofErr w:type="spellEnd"/>
+            <w:r>
+              <w:rPr>
+                <w:sz w:val="18"/>
+              </w:rPr>
+              <w:t xml:space="preserve"> → </w:t>
+            </w:r>
+            <w:proofErr w:type="spellStart"/>
+            <w:r>
+              <w:rPr>
+                <w:sz w:val="18"/>
+              </w:rPr>
+              <w:t>object_follower</w:t>
+            </w:r>
+            <w:proofErr w:type="spellEnd"/>
           </w:p>
         </w:tc>
         <w:tc>
@@ -9263,12 +10343,42 @@
             <w:vAlign w:val="center"/>
           </w:tcPr>
           <w:p>
-            <w:r>
-              <w:rPr>
-                <w:sz w:val="18"/>
-              </w:rPr>
-              <w:t>Bewegung beendet, Klotz gehalten</w:t>
-            </w:r>
+            <w:proofErr w:type="spellStart"/>
+            <w:r>
+              <w:rPr>
+                <w:sz w:val="18"/>
+              </w:rPr>
+              <w:t>Bewegung</w:t>
+            </w:r>
+            <w:proofErr w:type="spellEnd"/>
+            <w:r>
+              <w:rPr>
+                <w:sz w:val="18"/>
+              </w:rPr>
+              <w:t xml:space="preserve"> </w:t>
+            </w:r>
+            <w:proofErr w:type="spellStart"/>
+            <w:r>
+              <w:rPr>
+                <w:sz w:val="18"/>
+              </w:rPr>
+              <w:t>beendet</w:t>
+            </w:r>
+            <w:proofErr w:type="spellEnd"/>
+            <w:r>
+              <w:rPr>
+                <w:sz w:val="18"/>
+              </w:rPr>
+              <w:t xml:space="preserve">, Klotz </w:t>
+            </w:r>
+            <w:proofErr w:type="spellStart"/>
+            <w:r>
+              <w:rPr>
+                <w:sz w:val="18"/>
+              </w:rPr>
+              <w:t>gehalten</w:t>
+            </w:r>
+            <w:proofErr w:type="spellEnd"/>
           </w:p>
         </w:tc>
       </w:tr>
@@ -9282,12 +10392,14 @@
             <w:vAlign w:val="center"/>
           </w:tcPr>
           <w:p>
+            <w:proofErr w:type="spellStart"/>
             <w:r>
               <w:rPr>
                 <w:sz w:val="18"/>
               </w:rPr>
               <w:t>picked_id</w:t>
             </w:r>
+            <w:proofErr w:type="spellEnd"/>
           </w:p>
         </w:tc>
         <w:tc>
@@ -9296,12 +10408,28 @@
             <w:vAlign w:val="center"/>
           </w:tcPr>
           <w:p>
-            <w:r>
-              <w:rPr>
-                <w:sz w:val="18"/>
-              </w:rPr>
-              <w:t>object_follower → priority_handler</w:t>
-            </w:r>
+            <w:proofErr w:type="spellStart"/>
+            <w:r>
+              <w:rPr>
+                <w:sz w:val="18"/>
+              </w:rPr>
+              <w:t>object_follower</w:t>
+            </w:r>
+            <w:proofErr w:type="spellEnd"/>
+            <w:r>
+              <w:rPr>
+                <w:sz w:val="18"/>
+              </w:rPr>
+              <w:t xml:space="preserve"> → </w:t>
+            </w:r>
+            <w:proofErr w:type="spellStart"/>
+            <w:r>
+              <w:rPr>
+                <w:sz w:val="18"/>
+              </w:rPr>
+              <w:t>priority_handler</w:t>
+            </w:r>
+            <w:proofErr w:type="spellEnd"/>
           </w:p>
         </w:tc>
         <w:tc>
@@ -9425,11 +10553,29 @@
       </w:pPr>
       <w:bookmarkStart w:id="50" w:name="ch_3_2"/>
       <w:bookmarkStart w:id="51" w:name="_Toc241704892"/>
-      <w:r>
-        <w:t>Erkennung, Vermessung und Vorhersage</w:t>
+      <w:proofErr w:type="spellStart"/>
+      <w:r>
+        <w:t>Erkennung</w:t>
+      </w:r>
+      <w:proofErr w:type="spellEnd"/>
+      <w:r>
+        <w:t xml:space="preserve">, </w:t>
+      </w:r>
+      <w:proofErr w:type="spellStart"/>
+      <w:r>
+        <w:t>Vermessung</w:t>
+      </w:r>
+      <w:proofErr w:type="spellEnd"/>
+      <w:r>
+        <w:t xml:space="preserve"> und </w:t>
+      </w:r>
+      <w:proofErr w:type="spellStart"/>
+      <w:r>
+        <w:t>Vorhersage</w:t>
       </w:r>
       <w:bookmarkEnd w:id="50"/>
       <w:bookmarkEnd w:id="51"/>
+      <w:proofErr w:type="spellEnd"/>
     </w:p>
     <w:p>
       <w:pPr>
@@ -9437,36 +10583,82 @@
       </w:pPr>
       <w:bookmarkStart w:id="52" w:name="ch_3_2_1"/>
       <w:bookmarkStart w:id="53" w:name="_Toc241704893"/>
-      <w:r>
-        <w:t>base_cam und Objektdaten</w:t>
+      <w:proofErr w:type="spellStart"/>
+      <w:r>
+        <w:t>base_cam</w:t>
+      </w:r>
+      <w:proofErr w:type="spellEnd"/>
+      <w:r>
+        <w:t xml:space="preserve"> und </w:t>
+      </w:r>
+      <w:proofErr w:type="spellStart"/>
+      <w:r>
+        <w:t>Objektdaten</w:t>
       </w:r>
       <w:bookmarkEnd w:id="52"/>
       <w:bookmarkEnd w:id="53"/>
-    </w:p>
-    <w:p>
-      <w:pPr>
-        <w:rPr>
-          <w:lang w:val="de-DE"/>
-        </w:rPr>
-      </w:pPr>
-      <w:r>
-        <w:rPr>
-          <w:lang w:val="de-DE"/>
-        </w:rPr>
-        <w:t>base_cam wertet Farb- und Tiefenbild der Basiskamera aus. Im Tiefenbild gilt alles als Objekt, was innerhalb eines festgelegten Bildausschnitts eine Mindesthöhe über der Bandoberfläche überschreitet. Aus dem Umriss jedes Objekts wird das kleinste umschließende Rechteck bestimmt. Es liefert Mittelpunkt, Länge, Breite und Drehwinkel des Klotzes. Die Tiefe der Oberseite ergibt sich als Median über den Umriss. Randpixel, die bereits das Band messen, verfälschen die Höhe dadurch nicht. Die Farbe wird im Farbbild über den Farbton bestimmt.</w:t>
-      </w:r>
-    </w:p>
-    <w:p>
-      <w:pPr>
-        <w:rPr>
-          <w:lang w:val="de-DE"/>
-        </w:rPr>
-      </w:pPr>
-      <w:r>
-        <w:rPr>
-          <w:lang w:val="de-DE"/>
-        </w:rPr>
-        <w:t xml:space="preserve">Mit der Kalibrierung (Kapitel 4) rechnet base_cam alle Werte in das Bezugssystem world um. Die Messungen aufeinanderfolgender Bilder werden einander zugeordnet, und jeder Klotz erhält eine feste Kennung. Farbe und Abmessungen werden je Klotz erfasst, die Zielauswahl nutzt davon nur die Abmessungen (Abschnitt </w:t>
+      <w:proofErr w:type="spellEnd"/>
+    </w:p>
+    <w:p>
+      <w:pPr>
+        <w:rPr>
+          <w:lang w:val="de-DE"/>
+        </w:rPr>
+      </w:pPr>
+      <w:proofErr w:type="spellStart"/>
+      <w:r>
+        <w:rPr>
+          <w:lang w:val="de-DE"/>
+        </w:rPr>
+        <w:t>base_cam</w:t>
+      </w:r>
+      <w:proofErr w:type="spellEnd"/>
+      <w:r>
+        <w:rPr>
+          <w:lang w:val="de-DE"/>
+        </w:rPr>
+        <w:t xml:space="preserve"> wertet Farb- und Tiefenbild der Basiskamera aus. Im Tiefenbild gilt alles als Objekt, was innerhalb eines festgelegten Bildausschnitts eine Mindesthöhe über der Bandoberfläche überschreitet. Aus dem Umriss jedes Objekts wird das kleinste umschließende Rechteck bestimmt. Es liefert Mittelpunkt, Länge, Breite und Drehwinkel des Klotzes. Die Tiefe der Oberseite ergibt sich als Median über den Umriss. Randpixel, die bereits das Band messen, verfälschen die Höhe dadurch nicht. Die Farbe wird im Farbbild über den Farbton bestimmt.</w:t>
+      </w:r>
+    </w:p>
+    <w:p>
+      <w:pPr>
+        <w:rPr>
+          <w:lang w:val="de-DE"/>
+        </w:rPr>
+      </w:pPr>
+      <w:r>
+        <w:rPr>
+          <w:lang w:val="de-DE"/>
+        </w:rPr>
+        <w:t xml:space="preserve">Mit der Kalibrierung (Kapitel 4) rechnet </w:t>
+      </w:r>
+      <w:proofErr w:type="spellStart"/>
+      <w:r>
+        <w:rPr>
+          <w:lang w:val="de-DE"/>
+        </w:rPr>
+        <w:t>base_cam</w:t>
+      </w:r>
+      <w:proofErr w:type="spellEnd"/>
+      <w:r>
+        <w:rPr>
+          <w:lang w:val="de-DE"/>
+        </w:rPr>
+        <w:t xml:space="preserve"> alle Werte in das Bezugssystem </w:t>
+      </w:r>
+      <w:proofErr w:type="spellStart"/>
+      <w:r>
+        <w:rPr>
+          <w:lang w:val="de-DE"/>
+        </w:rPr>
+        <w:t>world</w:t>
+      </w:r>
+      <w:proofErr w:type="spellEnd"/>
+      <w:r>
+        <w:rPr>
+          <w:lang w:val="de-DE"/>
+        </w:rPr>
+        <w:t xml:space="preserve"> um. Die Messungen aufeinanderfolgender Bilder werden einander zugeordnet, und jeder Klotz erhält eine feste Kennung. Farbe und Abmessungen werden je Klotz erfasst, die Zielauswahl nutzt davon nur die Abmessungen (Abschnitt </w:t>
       </w:r>
       <w:r>
         <w:fldChar w:fldCharType="begin"/>
@@ -9506,7 +10698,21 @@
         <w:rPr>
           <w:lang w:val="de-DE"/>
         </w:rPr>
-        <w:t>Die Position eines Klotzes streut von Bild zu Bild nur um Bruchteile eines Millimeters. Die gemessene Grundfläche schwankt dagegen deutlich. Geometrische Prüfungen erfolgen deshalb erst auf den geglätteten Werten aus vectoring.</w:t>
+        <w:t xml:space="preserve">Die Position eines Klotzes streut von Bild zu Bild nur um Bruchteile eines Millimeters. Die gemessene Grundfläche schwankt dagegen deutlich. Geometrische Prüfungen erfolgen deshalb erst auf den geglätteten Werten aus </w:t>
+      </w:r>
+      <w:proofErr w:type="spellStart"/>
+      <w:r>
+        <w:rPr>
+          <w:lang w:val="de-DE"/>
+        </w:rPr>
+        <w:t>vectoring</w:t>
+      </w:r>
+      <w:proofErr w:type="spellEnd"/>
+      <w:r>
+        <w:rPr>
+          <w:lang w:val="de-DE"/>
+        </w:rPr>
+        <w:t>.</w:t>
       </w:r>
       <w:r>
         <w:rPr>
@@ -9529,35 +10735,76 @@
       <w:bookmarkStart w:id="54" w:name="ch_3_2_2"/>
       <w:bookmarkStart w:id="55" w:name="_Toc241704894"/>
       <w:r>
-        <w:t>vectoring und Geschwindigkeits- und Positionsschätzung</w:t>
+        <w:t xml:space="preserve">vectoring und </w:t>
+      </w:r>
+      <w:proofErr w:type="spellStart"/>
+      <w:r>
+        <w:t>Geschwindigkeits</w:t>
+      </w:r>
+      <w:proofErr w:type="spellEnd"/>
+      <w:r>
+        <w:t xml:space="preserve">- und </w:t>
+      </w:r>
+      <w:proofErr w:type="spellStart"/>
+      <w:r>
+        <w:t>Positionsschätzung</w:t>
       </w:r>
       <w:bookmarkEnd w:id="54"/>
       <w:bookmarkEnd w:id="55"/>
-    </w:p>
-    <w:p>
-      <w:pPr>
-        <w:rPr>
-          <w:lang w:val="de-DE"/>
-        </w:rPr>
-      </w:pPr>
-      <w:r>
-        <w:rPr>
-          <w:lang w:val="de-DE"/>
-        </w:rPr>
-        <w:t>Die Bandgeschwindigkeit wird aus den Bilddaten geschätzt. vectoring verfolgt dazu für jeden Klotz den Verlauf seiner Position über der Zeit.</w:t>
-      </w:r>
-    </w:p>
-    <w:p>
-      <w:pPr>
-        <w:rPr>
-          <w:lang w:val="de-DE"/>
-        </w:rPr>
-      </w:pPr>
-      <w:r>
-        <w:rPr>
-          <w:lang w:val="de-DE"/>
-        </w:rPr>
-        <w:t xml:space="preserve">Ein aufgelegter Klotz kann beim Aufsetzen kippen oder noch schwanken. Seine ersten Messungen sind für eine Geschwindigkeitsschätzung deshalb ungeeignet. vectoring teilt die jüngsten Messungen in zwei aufeinanderfolgende Fenster von je fünf Messungen und bestimmt in jedem die Geschwindigkeit. Stimmen beide auf 0,01 m/s überein, gilt der Klotz als </w:t>
+      <w:proofErr w:type="spellEnd"/>
+    </w:p>
+    <w:p>
+      <w:pPr>
+        <w:rPr>
+          <w:lang w:val="de-DE"/>
+        </w:rPr>
+      </w:pPr>
+      <w:r>
+        <w:rPr>
+          <w:lang w:val="de-DE"/>
+        </w:rPr>
+        <w:t xml:space="preserve">Die Bandgeschwindigkeit wird aus den Bilddaten geschätzt. </w:t>
+      </w:r>
+      <w:proofErr w:type="spellStart"/>
+      <w:r>
+        <w:rPr>
+          <w:lang w:val="de-DE"/>
+        </w:rPr>
+        <w:t>vectoring</w:t>
+      </w:r>
+      <w:proofErr w:type="spellEnd"/>
+      <w:r>
+        <w:rPr>
+          <w:lang w:val="de-DE"/>
+        </w:rPr>
+        <w:t xml:space="preserve"> verfolgt dazu für jeden Klotz den Verlauf seiner Position über der Zeit.</w:t>
+      </w:r>
+    </w:p>
+    <w:p>
+      <w:pPr>
+        <w:rPr>
+          <w:lang w:val="de-DE"/>
+        </w:rPr>
+      </w:pPr>
+      <w:r>
+        <w:rPr>
+          <w:lang w:val="de-DE"/>
+        </w:rPr>
+        <w:t xml:space="preserve">Ein aufgelegter Klotz kann beim Aufsetzen kippen oder noch schwanken. Seine ersten Messungen sind für eine Geschwindigkeitsschätzung deshalb ungeeignet. </w:t>
+      </w:r>
+      <w:proofErr w:type="spellStart"/>
+      <w:r>
+        <w:rPr>
+          <w:lang w:val="de-DE"/>
+        </w:rPr>
+        <w:t>vectoring</w:t>
+      </w:r>
+      <w:proofErr w:type="spellEnd"/>
+      <w:r>
+        <w:rPr>
+          <w:lang w:val="de-DE"/>
+        </w:rPr>
+        <w:t xml:space="preserve"> teilt die jüngsten Messungen in zwei aufeinanderfolgende Fenster von je fünf Messungen und bestimmt in jedem die Geschwindigkeit. Stimmen beide auf 0,01 m/s überein, gilt der Klotz als </w:t>
       </w:r>
       <w:r>
         <w:rPr>
@@ -9577,20 +10824,48 @@
         <w:rPr>
           <w:lang w:val="de-DE"/>
         </w:rPr>
-        <w:t>Alle Klötze liegen frei auf dem Band und bewegen sich mit derselben Geschwindigkeit. vectoring fasst deshalb die Messungen aller eingeschwungenen Klötze eines Durchlaufs in einer gemeinsamen Ausgleichsrechnung zusammen. Sie liefert die Bandgeschwindigkeit nach Betrag und Richtung. Lange, ungestörte Messreihen gehen dabei stärker ein als kurze. Mit jedem weiteren Klotz wird die Schätzung genauer.</w:t>
-      </w:r>
-    </w:p>
-    <w:p>
-      <w:pPr>
-        <w:rPr>
-          <w:lang w:val="de-DE"/>
-        </w:rPr>
-      </w:pPr>
-      <w:r>
-        <w:rPr>
-          <w:lang w:val="de-DE"/>
-        </w:rPr>
-        <w:t>Ab dem Einschwingen mittelt vectoring Position, Abmessungen und Drehwinkel über die letzten 20 Messungen. Verlässt ein eingeschwungener Klotz das Kamerabild, wird er mit der geschätzten Bandgeschwindigkeit weitergeführt. Seine Position wird dann vorhergesagt statt gemessen. Auf dieser Grundlage greift der Roboter Klötze in der Greifzone hinter dem Kamerabild, ohne ihre Position dort aktuell zu messen [21].</w:t>
+        <w:t xml:space="preserve">Alle Klötze liegen frei auf dem Band und bewegen sich mit derselben Geschwindigkeit. </w:t>
+      </w:r>
+      <w:proofErr w:type="spellStart"/>
+      <w:r>
+        <w:rPr>
+          <w:lang w:val="de-DE"/>
+        </w:rPr>
+        <w:t>vectoring</w:t>
+      </w:r>
+      <w:proofErr w:type="spellEnd"/>
+      <w:r>
+        <w:rPr>
+          <w:lang w:val="de-DE"/>
+        </w:rPr>
+        <w:t xml:space="preserve"> fasst deshalb die Messungen aller eingeschwungenen Klötze eines Durchlaufs in einer gemeinsamen Ausgleichsrechnung zusammen. Sie liefert die Bandgeschwindigkeit nach Betrag und Richtung. Lange, ungestörte Messreihen gehen dabei stärker ein als kurze. Mit jedem weiteren Klotz wird die Schätzung genauer.</w:t>
+      </w:r>
+    </w:p>
+    <w:p>
+      <w:pPr>
+        <w:rPr>
+          <w:lang w:val="de-DE"/>
+        </w:rPr>
+      </w:pPr>
+      <w:r>
+        <w:rPr>
+          <w:lang w:val="de-DE"/>
+        </w:rPr>
+        <w:t xml:space="preserve">Ab dem Einschwingen mittelt </w:t>
+      </w:r>
+      <w:proofErr w:type="spellStart"/>
+      <w:r>
+        <w:rPr>
+          <w:lang w:val="de-DE"/>
+        </w:rPr>
+        <w:t>vectoring</w:t>
+      </w:r>
+      <w:proofErr w:type="spellEnd"/>
+      <w:r>
+        <w:rPr>
+          <w:lang w:val="de-DE"/>
+        </w:rPr>
+        <w:t xml:space="preserve"> Position, Abmessungen und Drehwinkel über die letzten 20 Messungen. Verlässt ein eingeschwungener Klotz das Kamerabild, wird er mit der geschätzten Bandgeschwindigkeit weitergeführt. Seine Position wird dann vorhergesagt statt gemessen. Auf dieser Grundlage greift der Roboter Klötze in der Greifzone hinter dem Kamerabild, ohne ihre Position dort aktuell zu messen [21].</w:t>
       </w:r>
       <w:r>
         <w:rPr>
@@ -9612,11 +10887,21 @@
       </w:pPr>
       <w:bookmarkStart w:id="56" w:name="ch_3_3"/>
       <w:bookmarkStart w:id="57" w:name="_Toc241704895"/>
-      <w:r>
-        <w:t>Zielauswahl und Erreichbarkeitsprüfung</w:t>
+      <w:proofErr w:type="spellStart"/>
+      <w:r>
+        <w:t>Zielauswahl</w:t>
+      </w:r>
+      <w:proofErr w:type="spellEnd"/>
+      <w:r>
+        <w:t xml:space="preserve"> und </w:t>
+      </w:r>
+      <w:proofErr w:type="spellStart"/>
+      <w:r>
+        <w:t>Erreichbarkeitsprüfung</w:t>
       </w:r>
       <w:bookmarkEnd w:id="56"/>
       <w:bookmarkEnd w:id="57"/>
+      <w:proofErr w:type="spellEnd"/>
     </w:p>
     <w:p>
       <w:pPr>
@@ -9624,23 +10909,47 @@
       </w:pPr>
       <w:bookmarkStart w:id="58" w:name="ch_3_3_1"/>
       <w:bookmarkStart w:id="59" w:name="_Toc241704896"/>
-      <w:r>
-        <w:t>priority_handler und Greifebene</w:t>
+      <w:proofErr w:type="spellStart"/>
+      <w:r>
+        <w:t>priority_handler</w:t>
+      </w:r>
+      <w:proofErr w:type="spellEnd"/>
+      <w:r>
+        <w:t xml:space="preserve"> und </w:t>
+      </w:r>
+      <w:proofErr w:type="spellStart"/>
+      <w:r>
+        <w:t>Greifebene</w:t>
       </w:r>
       <w:bookmarkEnd w:id="58"/>
       <w:bookmarkEnd w:id="59"/>
-    </w:p>
-    <w:p>
-      <w:pPr>
-        <w:rPr>
-          <w:lang w:val="de-DE"/>
-        </w:rPr>
-      </w:pPr>
-      <w:r>
-        <w:rPr>
-          <w:lang w:val="de-DE"/>
-        </w:rPr>
-        <w:t xml:space="preserve">Der priority_handler ermittelt, welcher Klotz als nächster gegriffen wird. Grundlage sind die Greifzone und die Greifebene. Die Greifzone ist der Bereich des Bandes, in dem der Roboter greifen darf. Sie ist in Abschnitt </w:t>
+      <w:proofErr w:type="spellEnd"/>
+    </w:p>
+    <w:p>
+      <w:pPr>
+        <w:rPr>
+          <w:lang w:val="de-DE"/>
+        </w:rPr>
+      </w:pPr>
+      <w:r>
+        <w:rPr>
+          <w:lang w:val="de-DE"/>
+        </w:rPr>
+        <w:t xml:space="preserve">Der </w:t>
+      </w:r>
+      <w:proofErr w:type="spellStart"/>
+      <w:r>
+        <w:rPr>
+          <w:lang w:val="de-DE"/>
+        </w:rPr>
+        <w:t>priority_handler</w:t>
+      </w:r>
+      <w:proofErr w:type="spellEnd"/>
+      <w:r>
+        <w:rPr>
+          <w:lang w:val="de-DE"/>
+        </w:rPr>
+        <w:t xml:space="preserve"> ermittelt, welcher Klotz als nächster gegriffen wird. Grundlage sind die Greifzone und die Greifebene. Die Greifzone ist der Bereich des Bandes, in dem der Roboter greifen darf. Sie ist in Abschnitt </w:t>
       </w:r>
       <w:r>
         <w:fldChar w:fldCharType="begin"/>
@@ -9689,11 +10998,21 @@
       </w:pPr>
       <w:bookmarkStart w:id="60" w:name="ch_3_3_2"/>
       <w:bookmarkStart w:id="61" w:name="_Toc241704897"/>
-      <w:r>
-        <w:t>Greifbarkeits- und Erreichbarkeitsprüfung</w:t>
+      <w:proofErr w:type="spellStart"/>
+      <w:r>
+        <w:t>Greifbarkeits</w:t>
+      </w:r>
+      <w:proofErr w:type="spellEnd"/>
+      <w:r>
+        <w:t xml:space="preserve">- und </w:t>
+      </w:r>
+      <w:proofErr w:type="spellStart"/>
+      <w:r>
+        <w:t>Erreichbarkeitsprüfung</w:t>
       </w:r>
       <w:bookmarkEnd w:id="60"/>
       <w:bookmarkEnd w:id="61"/>
+      <w:proofErr w:type="spellEnd"/>
     </w:p>
     <w:p>
       <w:pPr>
@@ -9718,7 +11037,35 @@
         <w:rPr>
           <w:lang w:val="de-DE"/>
         </w:rPr>
-        <w:t>Unter allen Kandidaten wählt der priority_handler den dringendsten noch greifbaren Klotz. Das ist der Klotz mit der kürzesten verbleibenden Zeit bis zur Greifebene. Die Wahl bleibt bestehen, bis der object_follower ein Ergebnis meldet. Ein Zielwechsel während der Bewegung ist damit ausgeschlossen. Nicht greifbare oder nicht erreichbare Klötze bleiben auf dem Band [21].</w:t>
+        <w:t xml:space="preserve">Unter allen Kandidaten wählt der </w:t>
+      </w:r>
+      <w:proofErr w:type="spellStart"/>
+      <w:r>
+        <w:rPr>
+          <w:lang w:val="de-DE"/>
+        </w:rPr>
+        <w:t>priority_handler</w:t>
+      </w:r>
+      <w:proofErr w:type="spellEnd"/>
+      <w:r>
+        <w:rPr>
+          <w:lang w:val="de-DE"/>
+        </w:rPr>
+        <w:t xml:space="preserve"> den dringendsten noch greifbaren Klotz. Das ist der Klotz mit der kürzesten verbleibenden Zeit bis zur Greifebene. Die Wahl bleibt bestehen, bis der </w:t>
+      </w:r>
+      <w:proofErr w:type="spellStart"/>
+      <w:r>
+        <w:rPr>
+          <w:lang w:val="de-DE"/>
+        </w:rPr>
+        <w:t>object_follower</w:t>
+      </w:r>
+      <w:proofErr w:type="spellEnd"/>
+      <w:r>
+        <w:rPr>
+          <w:lang w:val="de-DE"/>
+        </w:rPr>
+        <w:t xml:space="preserve"> ein Ergebnis meldet. Ein Zielwechsel während der Bewegung ist damit ausgeschlossen. Nicht greifbare oder nicht erreichbare Klötze bleiben auf dem Band [21].</w:t>
       </w:r>
     </w:p>
     <w:p>
@@ -9727,12 +11074,22 @@
       </w:pPr>
       <w:bookmarkStart w:id="62" w:name="ch_3_4"/>
       <w:bookmarkStart w:id="63" w:name="_Toc241704898"/>
+      <w:proofErr w:type="spellStart"/>
       <w:r>
         <w:lastRenderedPageBreak/>
-        <w:t>Bahnführung und Greifablauf</w:t>
+        <w:t>Bahnführung</w:t>
+      </w:r>
+      <w:proofErr w:type="spellEnd"/>
+      <w:r>
+        <w:t xml:space="preserve"> und </w:t>
+      </w:r>
+      <w:proofErr w:type="spellStart"/>
+      <w:r>
+        <w:t>Greifablauf</w:t>
       </w:r>
       <w:bookmarkEnd w:id="62"/>
       <w:bookmarkEnd w:id="63"/>
+      <w:proofErr w:type="spellEnd"/>
     </w:p>
     <w:p>
       <w:pPr>
@@ -9740,21 +11097,96 @@
       </w:pPr>
       <w:bookmarkStart w:id="64" w:name="ch_3_4_1"/>
       <w:bookmarkStart w:id="65" w:name="_Toc241704899"/>
-      <w:r>
-        <w:t>object_follower und Zustandsautomat</w:t>
+      <w:proofErr w:type="spellStart"/>
+      <w:r>
+        <w:t>object_follower</w:t>
+      </w:r>
+      <w:proofErr w:type="spellEnd"/>
+      <w:r>
+        <w:t xml:space="preserve"> und </w:t>
+      </w:r>
+      <w:proofErr w:type="spellStart"/>
+      <w:r>
+        <w:t>Zustandsautomat</w:t>
       </w:r>
       <w:bookmarkEnd w:id="64"/>
       <w:bookmarkEnd w:id="65"/>
-    </w:p>
-    <w:p>
-      <w:r>
-        <w:rPr>
-          <w:lang w:val="de-DE"/>
-        </w:rPr>
-        <w:t xml:space="preserve">Der object_follower setzt den Greifablauf als Zustandsautomaten um. In jedem Zustand gibt er eine Zielpose des Flansches aus, der Greifer zeigt dabei stets senkrecht nach unten. </w:t>
-      </w:r>
-      <w:r>
-        <w:t>Abbildung 7 zeigt die Zustände und ihre Übergänge.</w:t>
+      <w:proofErr w:type="spellEnd"/>
+    </w:p>
+    <w:p>
+      <w:r>
+        <w:rPr>
+          <w:lang w:val="de-DE"/>
+        </w:rPr>
+        <w:t xml:space="preserve">Der </w:t>
+      </w:r>
+      <w:proofErr w:type="spellStart"/>
+      <w:r>
+        <w:rPr>
+          <w:lang w:val="de-DE"/>
+        </w:rPr>
+        <w:t>object_follower</w:t>
+      </w:r>
+      <w:proofErr w:type="spellEnd"/>
+      <w:r>
+        <w:rPr>
+          <w:lang w:val="de-DE"/>
+        </w:rPr>
+        <w:t xml:space="preserve"> setzt den Greifablauf als Zustandsautomaten um. In jedem Zustand gibt er eine </w:t>
+      </w:r>
+      <w:proofErr w:type="spellStart"/>
+      <w:r>
+        <w:rPr>
+          <w:lang w:val="de-DE"/>
+        </w:rPr>
+        <w:t>Zielpose</w:t>
+      </w:r>
+      <w:proofErr w:type="spellEnd"/>
+      <w:r>
+        <w:rPr>
+          <w:lang w:val="de-DE"/>
+        </w:rPr>
+        <w:t xml:space="preserve"> des Flansches aus, der Greifer zeigt dabei stets senkrecht nach unten. </w:t>
+      </w:r>
+      <w:proofErr w:type="spellStart"/>
+      <w:r>
+        <w:t>Abbildung</w:t>
+      </w:r>
+      <w:proofErr w:type="spellEnd"/>
+      <w:r>
+        <w:t xml:space="preserve"> 7 </w:t>
+      </w:r>
+      <w:proofErr w:type="spellStart"/>
+      <w:r>
+        <w:t>zeigt</w:t>
+      </w:r>
+      <w:proofErr w:type="spellEnd"/>
+      <w:r>
+        <w:t xml:space="preserve"> die </w:t>
+      </w:r>
+      <w:proofErr w:type="spellStart"/>
+      <w:r>
+        <w:t>Zustände</w:t>
+      </w:r>
+      <w:proofErr w:type="spellEnd"/>
+      <w:r>
+        <w:t xml:space="preserve"> und </w:t>
+      </w:r>
+      <w:proofErr w:type="spellStart"/>
+      <w:r>
+        <w:t>ihre</w:t>
+      </w:r>
+      <w:proofErr w:type="spellEnd"/>
+      <w:r>
+        <w:t xml:space="preserve"> </w:t>
+      </w:r>
+      <w:proofErr w:type="spellStart"/>
+      <w:r>
+        <w:t>Übergänge</w:t>
+      </w:r>
+      <w:proofErr w:type="spellEnd"/>
+      <w:r>
+        <w:t>.</w:t>
       </w:r>
     </w:p>
     <w:p>
@@ -9814,20 +11246,62 @@
         <w:rPr>
           <w:lang w:val="de-DE"/>
         </w:rPr>
-        <w:t>Abbildung 7: Zustandsautomat des object_follower. Die gestrichelte Umrandung fasst die Zustände zusammen, aus denen ein Versuch abgebrochen werden kann, bevor der Greifer den Klotz hält.</w:t>
-      </w:r>
-    </w:p>
-    <w:p>
-      <w:pPr>
-        <w:rPr>
-          <w:lang w:val="de-DE"/>
-        </w:rPr>
-      </w:pPr>
-      <w:r>
-        <w:rPr>
-          <w:lang w:val="de-DE"/>
-        </w:rPr>
-        <w:t xml:space="preserve">Der object_follower startet im Zustand ABBRUCH und fährt senkrecht auf die Freihöhe. Dadurch ist der Start aus jeder Roboterstellung sicher. Anschließend wartet er in der Beobachtungspose aus Abschnitt </w:t>
+        <w:t xml:space="preserve">Abbildung 7: Zustandsautomat des </w:t>
+      </w:r>
+      <w:proofErr w:type="spellStart"/>
+      <w:r>
+        <w:rPr>
+          <w:lang w:val="de-DE"/>
+        </w:rPr>
+        <w:t>object_follower</w:t>
+      </w:r>
+      <w:proofErr w:type="spellEnd"/>
+      <w:r>
+        <w:rPr>
+          <w:lang w:val="de-DE"/>
+        </w:rPr>
+        <w:t>. Die gestrichelte Umrandung fasst die Zustände zusammen, aus denen ein Versuch abgebrochen werden kann, bevor der Greifer den Klotz hält.</w:t>
+      </w:r>
+    </w:p>
+    <w:p>
+      <w:pPr>
+        <w:rPr>
+          <w:lang w:val="de-DE"/>
+        </w:rPr>
+      </w:pPr>
+      <w:r>
+        <w:rPr>
+          <w:lang w:val="de-DE"/>
+        </w:rPr>
+        <w:t xml:space="preserve">Der </w:t>
+      </w:r>
+      <w:proofErr w:type="spellStart"/>
+      <w:r>
+        <w:rPr>
+          <w:lang w:val="de-DE"/>
+        </w:rPr>
+        <w:t>object_follower</w:t>
+      </w:r>
+      <w:proofErr w:type="spellEnd"/>
+      <w:r>
+        <w:rPr>
+          <w:lang w:val="de-DE"/>
+        </w:rPr>
+        <w:t xml:space="preserve"> startet im Zustand ABBRUCH und fährt senkrecht auf die </w:t>
+      </w:r>
+      <w:proofErr w:type="spellStart"/>
+      <w:r>
+        <w:rPr>
+          <w:lang w:val="de-DE"/>
+        </w:rPr>
+        <w:t>Freihöhe</w:t>
+      </w:r>
+      <w:proofErr w:type="spellEnd"/>
+      <w:r>
+        <w:rPr>
+          <w:lang w:val="de-DE"/>
+        </w:rPr>
+        <w:t xml:space="preserve">. Dadurch ist der Start aus jeder Roboterstellung sicher. Anschließend wartet er in der Beobachtungspose aus Abschnitt </w:t>
       </w:r>
       <w:r>
         <w:fldChar w:fldCharType="begin"/>
@@ -9876,23 +11350,47 @@
       </w:pPr>
       <w:bookmarkStart w:id="66" w:name="ch_3_4_2"/>
       <w:bookmarkStart w:id="67" w:name="_Toc241704900"/>
-      <w:r>
-        <w:t>Anfahren und Folgen</w:t>
+      <w:proofErr w:type="spellStart"/>
+      <w:r>
+        <w:t>Anfahren</w:t>
+      </w:r>
+      <w:proofErr w:type="spellEnd"/>
+      <w:r>
+        <w:t xml:space="preserve"> und </w:t>
+      </w:r>
+      <w:proofErr w:type="spellStart"/>
+      <w:r>
+        <w:t>Folgen</w:t>
       </w:r>
       <w:bookmarkEnd w:id="66"/>
       <w:bookmarkEnd w:id="67"/>
-    </w:p>
-    <w:p>
-      <w:pPr>
-        <w:rPr>
-          <w:lang w:val="de-DE"/>
-        </w:rPr>
-      </w:pPr>
-      <w:r>
-        <w:rPr>
-          <w:lang w:val="de-DE"/>
-        </w:rPr>
-        <w:t>Mit einem gewählten Ziel fährt der Flansch auf der Folgehöhe über den Klotz (ANFAHREN). Die Zielpose ist die vorhergesagte Position des Klotzes, ergänzt um einen Vorhalt in Bandrichtung (Abschnitt 3.5.1). Liegt der Klotz noch vor der Greifzone, wartet der Flansch am Zonenrand auf der Spur des Klotzes in Bandrichtung. Sobald der Klotz die Greifzone erreicht, folgt der Flansch ihm (FOLGEN). Dabei dreht sich der Greifer in den Winkel des Klotzes. Ein Quader kann über beide Seitenpaare gegriffen werden. Eine Drehung um höchstens ±45° genügt deshalb für jede Lage und stellt sicher, dass der vorhandene Kameraaufbau nicht beschädigt wird.</w:t>
+      <w:proofErr w:type="spellEnd"/>
+    </w:p>
+    <w:p>
+      <w:pPr>
+        <w:rPr>
+          <w:lang w:val="de-DE"/>
+        </w:rPr>
+      </w:pPr>
+      <w:r>
+        <w:rPr>
+          <w:lang w:val="de-DE"/>
+        </w:rPr>
+        <w:t xml:space="preserve">Mit einem gewählten Ziel fährt der Flansch auf der Folgehöhe über den Klotz (ANFAHREN). Die </w:t>
+      </w:r>
+      <w:proofErr w:type="spellStart"/>
+      <w:r>
+        <w:rPr>
+          <w:lang w:val="de-DE"/>
+        </w:rPr>
+        <w:t>Zielpose</w:t>
+      </w:r>
+      <w:proofErr w:type="spellEnd"/>
+      <w:r>
+        <w:rPr>
+          <w:lang w:val="de-DE"/>
+        </w:rPr>
+        <w:t xml:space="preserve"> ist die vorhergesagte Position des Klotzes, ergänzt um einen Vorhalt in Bandrichtung (Abschnitt 3.5.1). Liegt der Klotz noch vor der Greifzone, wartet der Flansch am Zonenrand auf der Spur des Klotzes in Bandrichtung. Sobald der Klotz die Greifzone erreicht, folgt der Flansch ihm (FOLGEN). Dabei dreht sich der Greifer in den Winkel des Klotzes. Ein Quader kann über beide Seitenpaare gegriffen werden. Eine Drehung um höchstens ±45° genügt deshalb für jede Lage und stellt sicher, dass der vorhandene Kameraaufbau nicht beschädigt wird.</w:t>
       </w:r>
     </w:p>
     <w:p>
@@ -9914,12 +11412,30 @@
       </w:pPr>
       <w:bookmarkStart w:id="68" w:name="ch_3_4_3"/>
       <w:bookmarkStart w:id="69" w:name="_Toc241704901"/>
+      <w:proofErr w:type="spellStart"/>
       <w:r>
         <w:lastRenderedPageBreak/>
-        <w:t>Absenken, Greifen, Heben und Ablage</w:t>
+        <w:t>Absenken</w:t>
+      </w:r>
+      <w:proofErr w:type="spellEnd"/>
+      <w:r>
+        <w:t xml:space="preserve">, </w:t>
+      </w:r>
+      <w:proofErr w:type="spellStart"/>
+      <w:r>
+        <w:t>Greifen</w:t>
+      </w:r>
+      <w:proofErr w:type="spellEnd"/>
+      <w:r>
+        <w:t xml:space="preserve">, Heben und </w:t>
+      </w:r>
+      <w:proofErr w:type="spellStart"/>
+      <w:r>
+        <w:t>Ablage</w:t>
       </w:r>
       <w:bookmarkEnd w:id="68"/>
       <w:bookmarkEnd w:id="69"/>
+      <w:proofErr w:type="spellEnd"/>
     </w:p>
     <w:p>
       <w:pPr>
@@ -9950,7 +11466,49 @@
         <w:rPr>
           <w:lang w:val="de-DE"/>
         </w:rPr>
-        <w:t>Meldet der Greifer einen gehaltenen Klotz, hebt der Flansch ihn an und fährt dabei mit der Bandgeschwindigkeit weiter, bis der Klotz die Bandoberfläche verlassen hat (HEBEN). Anschließend steigt er senkrecht auf die Freihöhe und fährt erst danach zur Ablagekiste, über der der Greifer öffnet (ABLEGEN, LOESEN). Danach kehrt der object_follower in die Beobachtungspose zurück und meldet das Ergebnis an den priority_handler.</w:t>
+        <w:t xml:space="preserve">Meldet der Greifer einen gehaltenen Klotz, hebt der Flansch ihn an und fährt dabei mit der Bandgeschwindigkeit weiter, bis der Klotz die Bandoberfläche verlassen hat (HEBEN). Anschließend steigt er senkrecht auf die </w:t>
+      </w:r>
+      <w:proofErr w:type="spellStart"/>
+      <w:r>
+        <w:rPr>
+          <w:lang w:val="de-DE"/>
+        </w:rPr>
+        <w:t>Freihöhe</w:t>
+      </w:r>
+      <w:proofErr w:type="spellEnd"/>
+      <w:r>
+        <w:rPr>
+          <w:lang w:val="de-DE"/>
+        </w:rPr>
+        <w:t xml:space="preserve"> und fährt erst danach zur Ablagekiste, über der der Greifer öffnet (ABLEGEN, LOESEN). Danach kehrt der </w:t>
+      </w:r>
+      <w:proofErr w:type="spellStart"/>
+      <w:r>
+        <w:rPr>
+          <w:lang w:val="de-DE"/>
+        </w:rPr>
+        <w:t>object_follower</w:t>
+      </w:r>
+      <w:proofErr w:type="spellEnd"/>
+      <w:r>
+        <w:rPr>
+          <w:lang w:val="de-DE"/>
+        </w:rPr>
+        <w:t xml:space="preserve"> in die Beobachtungspose zurück und meldet das Ergebnis an den </w:t>
+      </w:r>
+      <w:proofErr w:type="spellStart"/>
+      <w:r>
+        <w:rPr>
+          <w:lang w:val="de-DE"/>
+        </w:rPr>
+        <w:t>priority_handler</w:t>
+      </w:r>
+      <w:proofErr w:type="spellEnd"/>
+      <w:r>
+        <w:rPr>
+          <w:lang w:val="de-DE"/>
+        </w:rPr>
+        <w:t>.</w:t>
       </w:r>
       <w:r>
         <w:rPr>
@@ -9972,36 +11530,102 @@
       </w:pPr>
       <w:bookmarkStart w:id="70" w:name="ch_3_4_4"/>
       <w:bookmarkStart w:id="71" w:name="_Toc241704902"/>
-      <w:r>
-        <w:t>Fehlerbehandlung und Abbruch</w:t>
+      <w:proofErr w:type="spellStart"/>
+      <w:r>
+        <w:t>Fehlerbehandlung</w:t>
+      </w:r>
+      <w:proofErr w:type="spellEnd"/>
+      <w:r>
+        <w:t xml:space="preserve"> und </w:t>
+      </w:r>
+      <w:proofErr w:type="spellStart"/>
+      <w:r>
+        <w:t>Abbruch</w:t>
       </w:r>
       <w:bookmarkEnd w:id="70"/>
       <w:bookmarkEnd w:id="71"/>
-    </w:p>
-    <w:p>
-      <w:pPr>
-        <w:rPr>
-          <w:lang w:val="de-DE"/>
-        </w:rPr>
-      </w:pPr>
-      <w:r>
-        <w:rPr>
-          <w:lang w:val="de-DE"/>
-        </w:rPr>
-        <w:t>Bis der Greifer den Klotz hält, beendet jede Unstimmigkeit den Versuch. Dazu gehören ein Überschreiten der Greifebene vor dem Absenken, ein entzogenes oder veraltetes Ziel, eine Zeitüberschreitung und ein Fehlgriff. Der Flansch fährt dann senkrecht auf die Freihöhe und kehrt in die Beobachtungspose zurück. Der Klotz bleibt auf dem Band. Hält der Greifer bereits einen Klotz, wird dieser auch bei einem Abbruch in der Kiste abgelegt. So fällt kein Klotz unkontrolliert aus dem Greifer.</w:t>
-      </w:r>
-    </w:p>
-    <w:p>
-      <w:pPr>
-        <w:rPr>
-          <w:lang w:val="de-DE"/>
-        </w:rPr>
-      </w:pPr>
-      <w:r>
-        <w:rPr>
-          <w:lang w:val="de-DE"/>
-        </w:rPr>
-        <w:t>Unabhängig vom Zustand durchläuft jede Zielpose vor der Ausgabe eine Sicherheitsprüfung. Ungültige Werte und Sprünge zwischen zwei Takten werden verworfen. Jede Pose wird auf den Arbeitsraum begrenzt. Ist die zuletzt gemeldete Roboterpose älter als 0,2 s, gibt der object_follower keine neue Zielpose aus [21].</w:t>
+      <w:proofErr w:type="spellEnd"/>
+    </w:p>
+    <w:p>
+      <w:pPr>
+        <w:rPr>
+          <w:lang w:val="de-DE"/>
+        </w:rPr>
+      </w:pPr>
+      <w:r>
+        <w:rPr>
+          <w:lang w:val="de-DE"/>
+        </w:rPr>
+        <w:t xml:space="preserve">Bis der Greifer den Klotz hält, beendet jede Unstimmigkeit den Versuch. Dazu gehören ein Überschreiten der Greifebene vor dem Absenken, ein entzogenes oder veraltetes Ziel, eine Zeitüberschreitung und ein Fehlgriff. Der Flansch fährt dann senkrecht auf die </w:t>
+      </w:r>
+      <w:proofErr w:type="spellStart"/>
+      <w:r>
+        <w:rPr>
+          <w:lang w:val="de-DE"/>
+        </w:rPr>
+        <w:t>Freihöhe</w:t>
+      </w:r>
+      <w:proofErr w:type="spellEnd"/>
+      <w:r>
+        <w:rPr>
+          <w:lang w:val="de-DE"/>
+        </w:rPr>
+        <w:t xml:space="preserve"> und kehrt in die Beobachtungspose zurück. Der Klotz bleibt auf dem Band. Hält der Greifer bereits einen Klotz, wird dieser auch bei einem Abbruch in der Kiste abgelegt. So fällt kein Klotz unkontrolliert aus dem Greifer.</w:t>
+      </w:r>
+    </w:p>
+    <w:p>
+      <w:pPr>
+        <w:rPr>
+          <w:lang w:val="de-DE"/>
+        </w:rPr>
+      </w:pPr>
+      <w:r>
+        <w:rPr>
+          <w:lang w:val="de-DE"/>
+        </w:rPr>
+        <w:t xml:space="preserve">Unabhängig vom Zustand durchläuft jede </w:t>
+      </w:r>
+      <w:proofErr w:type="spellStart"/>
+      <w:r>
+        <w:rPr>
+          <w:lang w:val="de-DE"/>
+        </w:rPr>
+        <w:t>Zielpose</w:t>
+      </w:r>
+      <w:proofErr w:type="spellEnd"/>
+      <w:r>
+        <w:rPr>
+          <w:lang w:val="de-DE"/>
+        </w:rPr>
+        <w:t xml:space="preserve"> vor der Ausgabe eine Sicherheitsprüfung. Ungültige Werte und Sprünge zwischen zwei Takten werden verworfen. Jede Pose wird auf den Arbeitsraum begrenzt. Ist die zuletzt gemeldete Roboterpose älter als 0,2 s, gibt der </w:t>
+      </w:r>
+      <w:proofErr w:type="spellStart"/>
+      <w:r>
+        <w:rPr>
+          <w:lang w:val="de-DE"/>
+        </w:rPr>
+        <w:t>object_follower</w:t>
+      </w:r>
+      <w:proofErr w:type="spellEnd"/>
+      <w:r>
+        <w:rPr>
+          <w:lang w:val="de-DE"/>
+        </w:rPr>
+        <w:t xml:space="preserve"> keine neue </w:t>
+      </w:r>
+      <w:proofErr w:type="spellStart"/>
+      <w:r>
+        <w:rPr>
+          <w:lang w:val="de-DE"/>
+        </w:rPr>
+        <w:t>Zielpose</w:t>
+      </w:r>
+      <w:proofErr w:type="spellEnd"/>
+      <w:r>
+        <w:rPr>
+          <w:lang w:val="de-DE"/>
+        </w:rPr>
+        <w:t xml:space="preserve"> aus [21].</w:t>
       </w:r>
       <w:r>
         <w:rPr>
@@ -10023,8 +11647,13 @@
       </w:pPr>
       <w:bookmarkStart w:id="72" w:name="ch_3_5"/>
       <w:bookmarkStart w:id="73" w:name="_Toc241704903"/>
-      <w:r>
-        <w:t>Bewegungsumsetzung in AICA</w:t>
+      <w:proofErr w:type="spellStart"/>
+      <w:r>
+        <w:t>Bewegungsumsetzung</w:t>
+      </w:r>
+      <w:proofErr w:type="spellEnd"/>
+      <w:r>
+        <w:t xml:space="preserve"> in AICA</w:t>
       </w:r>
       <w:bookmarkEnd w:id="72"/>
       <w:bookmarkEnd w:id="73"/>
@@ -10036,35 +11665,110 @@
       <w:bookmarkStart w:id="74" w:name="ch_3_5_1"/>
       <w:bookmarkStart w:id="75" w:name="_Toc241704904"/>
       <w:r>
-        <w:t>Signal Point Attractor und Vorhalt</w:t>
+        <w:t xml:space="preserve">Signal Point Attractor und </w:t>
+      </w:r>
+      <w:proofErr w:type="spellStart"/>
+      <w:r>
+        <w:t>Vorhalt</w:t>
       </w:r>
       <w:bookmarkEnd w:id="74"/>
       <w:bookmarkEnd w:id="75"/>
-    </w:p>
-    <w:p>
-      <w:pPr>
-        <w:rPr>
-          <w:lang w:val="de-DE"/>
-        </w:rPr>
-      </w:pPr>
-      <w:r>
-        <w:rPr>
-          <w:lang w:val="de-DE"/>
-        </w:rPr>
-        <w:t>Der object_follower gibt keine Geschwindigkeit, sondern eine Zielpose aus. Die Umsetzung in eine Bewegung übernimmt der AICA-Baustein Signal Point Attractor. Er erzeugt eine kartesische Geschwindigkeit, die proportional zur Abweichung zwischen aktueller Flanschpose und Zielpose ist. Die Verstärkung beträgt K = 5 1/s, die Geschwindigkeit ist auf 0,85 m/s begrenzt.</w:t>
-      </w:r>
-    </w:p>
-    <w:p>
-      <w:pPr>
-        <w:rPr>
-          <w:lang w:val="de-DE"/>
-        </w:rPr>
-      </w:pPr>
-      <w:r>
-        <w:rPr>
-          <w:lang w:val="de-DE"/>
-        </w:rPr>
-        <w:t>Ein Proportionalregler folgt einem gleichförmig bewegten Ziel mit einem bleibenden Nachlauf. Bei der Bandgeschwindigkeit v beträgt er v/K. Ohne Ausgleich würde der Greifer deshalb stets hinter dem Klotz zufassen. Der object_follower setzt das Ziel aus diesem Grund um einen Vorhalt in Bandrichtung voraus. Der Vorhalt ist als Zeit festgelegt und wird mit der geschätzten Bandgeschwindigkeit multipliziert. Er beträgt 0,24 s, also etwa 1/K, und gilt damit für jede Bandgeschwindigkeit. Am Aufbau folgt der Flansch dem Klotz so mit einer Längsabweichung von rund 1 mm und damit ausreichend genau für einen sicheren Greifprozess [21].</w:t>
+      <w:proofErr w:type="spellEnd"/>
+    </w:p>
+    <w:p>
+      <w:pPr>
+        <w:rPr>
+          <w:lang w:val="de-DE"/>
+        </w:rPr>
+      </w:pPr>
+      <w:r>
+        <w:rPr>
+          <w:lang w:val="de-DE"/>
+        </w:rPr>
+        <w:t xml:space="preserve">Der </w:t>
+      </w:r>
+      <w:proofErr w:type="spellStart"/>
+      <w:r>
+        <w:rPr>
+          <w:lang w:val="de-DE"/>
+        </w:rPr>
+        <w:t>object_follower</w:t>
+      </w:r>
+      <w:proofErr w:type="spellEnd"/>
+      <w:r>
+        <w:rPr>
+          <w:lang w:val="de-DE"/>
+        </w:rPr>
+        <w:t xml:space="preserve"> gibt keine Geschwindigkeit, sondern eine </w:t>
+      </w:r>
+      <w:proofErr w:type="spellStart"/>
+      <w:r>
+        <w:rPr>
+          <w:lang w:val="de-DE"/>
+        </w:rPr>
+        <w:t>Zielpose</w:t>
+      </w:r>
+      <w:proofErr w:type="spellEnd"/>
+      <w:r>
+        <w:rPr>
+          <w:lang w:val="de-DE"/>
+        </w:rPr>
+        <w:t xml:space="preserve"> aus. Die Umsetzung in eine Bewegung übernimmt der AICA-Baustein Signal Point </w:t>
+      </w:r>
+      <w:proofErr w:type="spellStart"/>
+      <w:r>
+        <w:rPr>
+          <w:lang w:val="de-DE"/>
+        </w:rPr>
+        <w:t>Attractor</w:t>
+      </w:r>
+      <w:proofErr w:type="spellEnd"/>
+      <w:r>
+        <w:rPr>
+          <w:lang w:val="de-DE"/>
+        </w:rPr>
+        <w:t xml:space="preserve">. Er erzeugt eine kartesische Geschwindigkeit, die proportional zur Abweichung zwischen aktueller Flanschpose und </w:t>
+      </w:r>
+      <w:proofErr w:type="spellStart"/>
+      <w:r>
+        <w:rPr>
+          <w:lang w:val="de-DE"/>
+        </w:rPr>
+        <w:t>Zielpose</w:t>
+      </w:r>
+      <w:proofErr w:type="spellEnd"/>
+      <w:r>
+        <w:rPr>
+          <w:lang w:val="de-DE"/>
+        </w:rPr>
+        <w:t xml:space="preserve"> ist. Die Verstärkung beträgt K = 5 1/s, die Geschwindigkeit ist auf 0,85 m/s begrenzt.</w:t>
+      </w:r>
+    </w:p>
+    <w:p>
+      <w:pPr>
+        <w:rPr>
+          <w:lang w:val="de-DE"/>
+        </w:rPr>
+      </w:pPr>
+      <w:r>
+        <w:rPr>
+          <w:lang w:val="de-DE"/>
+        </w:rPr>
+        <w:t xml:space="preserve">Ein Proportionalregler folgt einem gleichförmig bewegten Ziel mit einem bleibenden Nachlauf. Bei der Bandgeschwindigkeit v beträgt er v/K. Ohne Ausgleich würde der Greifer deshalb stets hinter dem Klotz zufassen. Der </w:t>
+      </w:r>
+      <w:proofErr w:type="spellStart"/>
+      <w:r>
+        <w:rPr>
+          <w:lang w:val="de-DE"/>
+        </w:rPr>
+        <w:t>object_follower</w:t>
+      </w:r>
+      <w:proofErr w:type="spellEnd"/>
+      <w:r>
+        <w:rPr>
+          <w:lang w:val="de-DE"/>
+        </w:rPr>
+        <w:t xml:space="preserve"> setzt das Ziel aus diesem Grund um einen Vorhalt in Bandrichtung voraus. Der Vorhalt ist als Zeit festgelegt und wird mit der geschätzten Bandgeschwindigkeit multipliziert. Er beträgt 0,24 s, also etwa 1/K, und gilt damit für jede Bandgeschwindigkeit. Am Aufbau folgt der Flansch dem Klotz so mit einer Längsabweichung von rund 1 mm und damit ausreichend genau für einen sicheren Greifprozess [21].</w:t>
       </w:r>
     </w:p>
     <w:p>
@@ -10075,10 +11779,15 @@
       <w:bookmarkStart w:id="77" w:name="_Toc241704905"/>
       <w:r>
         <w:lastRenderedPageBreak/>
-        <w:t>IK Velocity Controller und Geschwindigkeitsgrenzen</w:t>
+        <w:t xml:space="preserve">IK Velocity Controller und </w:t>
+      </w:r>
+      <w:proofErr w:type="spellStart"/>
+      <w:r>
+        <w:t>Geschwindigkeitsgrenzen</w:t>
       </w:r>
       <w:bookmarkEnd w:id="76"/>
       <w:bookmarkEnd w:id="77"/>
+      <w:proofErr w:type="spellEnd"/>
     </w:p>
     <w:p>
       <w:r>
@@ -10088,7 +11797,55 @@
         <w:t xml:space="preserve">Der IK Velocity Controller rechnet die kartesische Geschwindigkeit über die inverse Kinematik in Gelenkgeschwindigkeiten um. Die Hardwareschnittstelle des UR10e setzt sie mit 500 Hz um. Der Controller begrenzt die lineare Geschwindigkeit ebenfalls auf 0,85 m/s und zusätzlich die Änderungsrate der Befehle. Geregelt wird der Flansch, da der Greifer nicht im Robotermodell enthalten ist. </w:t>
       </w:r>
       <w:r>
-        <w:t xml:space="preserve">Den Versatz zum Griffpunkt berücksichtigt der object_follower (Abschnitt </w:t>
+        <w:t xml:space="preserve">Den </w:t>
+      </w:r>
+      <w:proofErr w:type="spellStart"/>
+      <w:r>
+        <w:t>Versatz</w:t>
+      </w:r>
+      <w:proofErr w:type="spellEnd"/>
+      <w:r>
+        <w:t xml:space="preserve"> </w:t>
+      </w:r>
+      <w:proofErr w:type="spellStart"/>
+      <w:r>
+        <w:t>zum</w:t>
+      </w:r>
+      <w:proofErr w:type="spellEnd"/>
+      <w:r>
+        <w:t xml:space="preserve"> </w:t>
+      </w:r>
+      <w:proofErr w:type="spellStart"/>
+      <w:r>
+        <w:t>Griffpunkt</w:t>
+      </w:r>
+      <w:proofErr w:type="spellEnd"/>
+      <w:r>
+        <w:t xml:space="preserve"> </w:t>
+      </w:r>
+      <w:proofErr w:type="spellStart"/>
+      <w:r>
+        <w:t>berücksichtigt</w:t>
+      </w:r>
+      <w:proofErr w:type="spellEnd"/>
+      <w:r>
+        <w:t xml:space="preserve"> der </w:t>
+      </w:r>
+      <w:proofErr w:type="spellStart"/>
+      <w:r>
+        <w:t>object_follower</w:t>
+      </w:r>
+      <w:proofErr w:type="spellEnd"/>
+      <w:r>
+        <w:t xml:space="preserve"> (</w:t>
+      </w:r>
+      <w:proofErr w:type="spellStart"/>
+      <w:r>
+        <w:t>Abschnitt</w:t>
+      </w:r>
+      <w:proofErr w:type="spellEnd"/>
+      <w:r>
+        <w:t xml:space="preserve"> </w:t>
       </w:r>
       <w:r>
         <w:fldChar w:fldCharType="begin"/>
@@ -10119,36 +11876,102 @@
       </w:pPr>
       <w:bookmarkStart w:id="78" w:name="ch_3_6"/>
       <w:bookmarkStart w:id="79" w:name="_Toc241704906"/>
-      <w:r>
-        <w:t>Greiferansteuerung und Rückmeldungen</w:t>
+      <w:proofErr w:type="spellStart"/>
+      <w:r>
+        <w:t>Greiferansteuerung</w:t>
+      </w:r>
+      <w:proofErr w:type="spellEnd"/>
+      <w:r>
+        <w:t xml:space="preserve"> und </w:t>
+      </w:r>
+      <w:proofErr w:type="spellStart"/>
+      <w:r>
+        <w:t>Rückmeldungen</w:t>
       </w:r>
       <w:bookmarkEnd w:id="78"/>
       <w:bookmarkEnd w:id="79"/>
-    </w:p>
-    <w:p>
-      <w:pPr>
-        <w:rPr>
-          <w:lang w:val="de-DE"/>
-        </w:rPr>
-      </w:pPr>
-      <w:r>
-        <w:rPr>
-          <w:lang w:val="de-DE"/>
-        </w:rPr>
-        <w:t>Der Robotiq 2F-140 wird über die eigene Komponente robotiq_gripper angesteuert. Sie kommuniziert über USB mit dem Protokoll Modbus RTU. Der object_follower gibt nur einen Schaltbefehl aus: Greifer schließen oder öffnen. Die Komponente meldet zwei Zustände zurück. „Bewegung beendet“ zeigt an, dass der Greifer seine Endlage erreicht hat. „Klotz gehalten“ zeigt an, dass die Finger beim Schließen auf Widerstand getroffen sind.</w:t>
-      </w:r>
-    </w:p>
-    <w:p>
-      <w:pPr>
-        <w:rPr>
-          <w:lang w:val="de-DE"/>
-        </w:rPr>
-      </w:pPr>
-      <w:r>
-        <w:rPr>
-          <w:lang w:val="de-DE"/>
-        </w:rPr>
-        <w:t>Aus beiden Meldungen entscheidet der object_follower, ob ein Griff gelungen ist. Schließt der Greifer vollständig ohne Widerstand, liegt ein Fehlgriff vor. Entfällt die Meldung „Klotz gehalten“ auf dem Weg zur Kiste, gilt der Klotz als verloren [21].</w:t>
+      <w:proofErr w:type="spellEnd"/>
+    </w:p>
+    <w:p>
+      <w:pPr>
+        <w:rPr>
+          <w:lang w:val="de-DE"/>
+        </w:rPr>
+      </w:pPr>
+      <w:r>
+        <w:rPr>
+          <w:lang w:val="de-DE"/>
+        </w:rPr>
+        <w:t xml:space="preserve">Der </w:t>
+      </w:r>
+      <w:proofErr w:type="spellStart"/>
+      <w:r>
+        <w:rPr>
+          <w:lang w:val="de-DE"/>
+        </w:rPr>
+        <w:t>Robotiq</w:t>
+      </w:r>
+      <w:proofErr w:type="spellEnd"/>
+      <w:r>
+        <w:rPr>
+          <w:lang w:val="de-DE"/>
+        </w:rPr>
+        <w:t xml:space="preserve"> 2F-140 wird über die eigene Komponente </w:t>
+      </w:r>
+      <w:proofErr w:type="spellStart"/>
+      <w:r>
+        <w:rPr>
+          <w:lang w:val="de-DE"/>
+        </w:rPr>
+        <w:t>robotiq_gripper</w:t>
+      </w:r>
+      <w:proofErr w:type="spellEnd"/>
+      <w:r>
+        <w:rPr>
+          <w:lang w:val="de-DE"/>
+        </w:rPr>
+        <w:t xml:space="preserve"> angesteuert. Sie kommuniziert über USB mit dem Protokoll Modbus RTU. Der </w:t>
+      </w:r>
+      <w:proofErr w:type="spellStart"/>
+      <w:r>
+        <w:rPr>
+          <w:lang w:val="de-DE"/>
+        </w:rPr>
+        <w:t>object_follower</w:t>
+      </w:r>
+      <w:proofErr w:type="spellEnd"/>
+      <w:r>
+        <w:rPr>
+          <w:lang w:val="de-DE"/>
+        </w:rPr>
+        <w:t xml:space="preserve"> gibt nur einen Schaltbefehl aus: Greifer schließen oder öffnen. Die Komponente meldet zwei Zustände zurück. „Bewegung beendet“ zeigt an, dass der Greifer seine Endlage erreicht hat. „Klotz gehalten“ zeigt an, dass die Finger beim Schließen auf Widerstand getroffen sind.</w:t>
+      </w:r>
+    </w:p>
+    <w:p>
+      <w:pPr>
+        <w:rPr>
+          <w:lang w:val="de-DE"/>
+        </w:rPr>
+      </w:pPr>
+      <w:r>
+        <w:rPr>
+          <w:lang w:val="de-DE"/>
+        </w:rPr>
+        <w:t xml:space="preserve">Aus beiden Meldungen entscheidet der </w:t>
+      </w:r>
+      <w:proofErr w:type="spellStart"/>
+      <w:r>
+        <w:rPr>
+          <w:lang w:val="de-DE"/>
+        </w:rPr>
+        <w:t>object_follower</w:t>
+      </w:r>
+      <w:proofErr w:type="spellEnd"/>
+      <w:r>
+        <w:rPr>
+          <w:lang w:val="de-DE"/>
+        </w:rPr>
+        <w:t>, ob ein Griff gelungen ist. Schließt der Greifer vollständig ohne Widerstand, liegt ein Fehlgriff vor. Entfällt die Meldung „Klotz gehalten“ auf dem Weg zur Kiste, gilt der Klotz als verloren [21].</w:t>
       </w:r>
       <w:r>
         <w:rPr>
@@ -10171,22 +11994,97 @@
       <w:bookmarkStart w:id="80" w:name="ch_3_7"/>
       <w:bookmarkStart w:id="81" w:name="_Toc241704907"/>
       <w:r>
-        <w:t>Interface Streamer und Laufzeitdiagnose</w:t>
+        <w:t xml:space="preserve">Interface Streamer und </w:t>
+      </w:r>
+      <w:proofErr w:type="spellStart"/>
+      <w:r>
+        <w:t>Laufzeitdiagnose</w:t>
       </w:r>
       <w:bookmarkEnd w:id="80"/>
       <w:bookmarkEnd w:id="81"/>
-    </w:p>
-    <w:p>
-      <w:pPr>
-        <w:rPr>
-          <w:lang w:val="de-DE"/>
-        </w:rPr>
-      </w:pPr>
-      <w:r>
-        <w:rPr>
-          <w:lang w:val="de-DE"/>
-        </w:rPr>
-        <w:t>Der interface_streamer stellt den aktuellen Zustand der Anwendung für die Inbetriebnahme und Fehlersuche dar. Er empfängt das Debug-Bild von base_cam, den Weltzustand aus data_tracker und den Status des object_follower. Die Anzeige wird mit 10 Hz aktualisiert und hat keine Rückwirkung auf den Regelpfad [22].</w:t>
+      <w:proofErr w:type="spellEnd"/>
+    </w:p>
+    <w:p>
+      <w:pPr>
+        <w:rPr>
+          <w:lang w:val="de-DE"/>
+        </w:rPr>
+      </w:pPr>
+      <w:r>
+        <w:rPr>
+          <w:lang w:val="de-DE"/>
+        </w:rPr>
+        <w:t xml:space="preserve">Der </w:t>
+      </w:r>
+      <w:proofErr w:type="spellStart"/>
+      <w:r>
+        <w:rPr>
+          <w:lang w:val="de-DE"/>
+        </w:rPr>
+        <w:t>interface_streamer</w:t>
+      </w:r>
+      <w:proofErr w:type="spellEnd"/>
+      <w:r>
+        <w:rPr>
+          <w:lang w:val="de-DE"/>
+        </w:rPr>
+        <w:t xml:space="preserve"> stellt den aktuellen Zustand der Anwendung für die Inbetriebnahme und Fehlersuche dar. Er empfängt das </w:t>
+      </w:r>
+      <w:proofErr w:type="spellStart"/>
+      <w:r>
+        <w:rPr>
+          <w:lang w:val="de-DE"/>
+        </w:rPr>
+        <w:t>Debug</w:t>
+      </w:r>
+      <w:proofErr w:type="spellEnd"/>
+      <w:r>
+        <w:rPr>
+          <w:lang w:val="de-DE"/>
+        </w:rPr>
+        <w:t xml:space="preserve">-Bild von </w:t>
+      </w:r>
+      <w:proofErr w:type="spellStart"/>
+      <w:r>
+        <w:rPr>
+          <w:lang w:val="de-DE"/>
+        </w:rPr>
+        <w:t>base_cam</w:t>
+      </w:r>
+      <w:proofErr w:type="spellEnd"/>
+      <w:r>
+        <w:rPr>
+          <w:lang w:val="de-DE"/>
+        </w:rPr>
+        <w:t xml:space="preserve">, den Weltzustand aus </w:t>
+      </w:r>
+      <w:proofErr w:type="spellStart"/>
+      <w:r>
+        <w:rPr>
+          <w:lang w:val="de-DE"/>
+        </w:rPr>
+        <w:t>data_tracker</w:t>
+      </w:r>
+      <w:proofErr w:type="spellEnd"/>
+      <w:r>
+        <w:rPr>
+          <w:lang w:val="de-DE"/>
+        </w:rPr>
+        <w:t xml:space="preserve"> und den Status des </w:t>
+      </w:r>
+      <w:proofErr w:type="spellStart"/>
+      <w:r>
+        <w:rPr>
+          <w:lang w:val="de-DE"/>
+        </w:rPr>
+        <w:t>object_follower</w:t>
+      </w:r>
+      <w:proofErr w:type="spellEnd"/>
+      <w:r>
+        <w:rPr>
+          <w:lang w:val="de-DE"/>
+        </w:rPr>
+        <w:t>. Die Anzeige wird mit 10 Hz aktualisiert und hat keine Rückwirkung auf den Regelpfad [22].</w:t>
       </w:r>
     </w:p>
     <w:p>
@@ -10260,20 +12158,62 @@
         <w:rPr>
           <w:lang w:val="de-DE"/>
         </w:rPr>
-        <w:t>Abbildung 8: Interface Streamer im Betrieb mit Debug-Bild der Basiskamera, Follower-Zustand, Ziel, Regelabweichungen und Trackübersicht.</w:t>
-      </w:r>
-    </w:p>
-    <w:p>
-      <w:pPr>
-        <w:rPr>
-          <w:lang w:val="de-DE"/>
-        </w:rPr>
-      </w:pPr>
-      <w:r>
-        <w:rPr>
-          <w:lang w:val="de-DE"/>
-        </w:rPr>
-        <w:t>Das Debug-Bild der Basiskamera verdeutlicht Abbildung 9. Es markiert den für die Detektion verwendeten Bildbereich (ROI) sowie die erkannten Klötze mit den IDs 10 und 11 und ihren Farben.</w:t>
+        <w:t xml:space="preserve">Abbildung 8: Interface Streamer im Betrieb mit </w:t>
+      </w:r>
+      <w:proofErr w:type="spellStart"/>
+      <w:r>
+        <w:rPr>
+          <w:lang w:val="de-DE"/>
+        </w:rPr>
+        <w:t>Debug</w:t>
+      </w:r>
+      <w:proofErr w:type="spellEnd"/>
+      <w:r>
+        <w:rPr>
+          <w:lang w:val="de-DE"/>
+        </w:rPr>
+        <w:t xml:space="preserve">-Bild der Basiskamera, Follower-Zustand, Ziel, Regelabweichungen und </w:t>
+      </w:r>
+      <w:proofErr w:type="spellStart"/>
+      <w:r>
+        <w:rPr>
+          <w:lang w:val="de-DE"/>
+        </w:rPr>
+        <w:t>Trackübersicht</w:t>
+      </w:r>
+      <w:proofErr w:type="spellEnd"/>
+      <w:r>
+        <w:rPr>
+          <w:lang w:val="de-DE"/>
+        </w:rPr>
+        <w:t>.</w:t>
+      </w:r>
+    </w:p>
+    <w:p>
+      <w:pPr>
+        <w:rPr>
+          <w:lang w:val="de-DE"/>
+        </w:rPr>
+      </w:pPr>
+      <w:r>
+        <w:rPr>
+          <w:lang w:val="de-DE"/>
+        </w:rPr>
+        <w:t xml:space="preserve">Das </w:t>
+      </w:r>
+      <w:proofErr w:type="spellStart"/>
+      <w:r>
+        <w:rPr>
+          <w:lang w:val="de-DE"/>
+        </w:rPr>
+        <w:t>Debug</w:t>
+      </w:r>
+      <w:proofErr w:type="spellEnd"/>
+      <w:r>
+        <w:rPr>
+          <w:lang w:val="de-DE"/>
+        </w:rPr>
+        <w:t>-Bild der Basiskamera verdeutlicht Abbildung 9. Es markiert den für die Detektion verwendeten Bildbereich (ROI) sowie die erkannten Klötze mit den IDs 10 und 11 und ihren Farben.</w:t>
       </w:r>
     </w:p>
     <w:p>
@@ -10333,7 +12273,21 @@
         <w:rPr>
           <w:lang w:val="de-DE"/>
         </w:rPr>
-        <w:t>Abbildung 9: Debug-Bild der Basiskamera mit den erkannten Objekten ID 10 und ID 11, deren Farben und dem für die Detektion verwendeten Bildausschnitt (ROI).</w:t>
+        <w:t xml:space="preserve">Abbildung 9: </w:t>
+      </w:r>
+      <w:proofErr w:type="spellStart"/>
+      <w:r>
+        <w:rPr>
+          <w:lang w:val="de-DE"/>
+        </w:rPr>
+        <w:t>Debug</w:t>
+      </w:r>
+      <w:proofErr w:type="spellEnd"/>
+      <w:r>
+        <w:rPr>
+          <w:lang w:val="de-DE"/>
+        </w:rPr>
+        <w:t>-Bild der Basiskamera mit den erkannten Objekten ID 10 und ID 11, deren Farben und dem für die Detektion verwendeten Bildausschnitt (ROI).</w:t>
       </w:r>
     </w:p>
     <w:p>
@@ -10359,12 +12313,14 @@
         <w:pStyle w:val="berschrift1"/>
       </w:pPr>
       <w:bookmarkStart w:id="83" w:name="_Toc241704908"/>
+      <w:proofErr w:type="spellStart"/>
       <w:r>
         <w:lastRenderedPageBreak/>
         <w:t>Kalibrierung</w:t>
       </w:r>
       <w:bookmarkEnd w:id="82"/>
       <w:bookmarkEnd w:id="83"/>
+      <w:proofErr w:type="spellEnd"/>
     </w:p>
     <w:p/>
     <w:p>
@@ -10373,23 +12329,47 @@
       </w:pPr>
       <w:bookmarkStart w:id="84" w:name="ch_4_1"/>
       <w:bookmarkStart w:id="85" w:name="_Toc241704909"/>
-      <w:r>
-        <w:t>Kalibrierungsstrategie und Bezugssysteme</w:t>
+      <w:proofErr w:type="spellStart"/>
+      <w:r>
+        <w:t>Kalibrierungsstrategie</w:t>
+      </w:r>
+      <w:proofErr w:type="spellEnd"/>
+      <w:r>
+        <w:t xml:space="preserve"> und </w:t>
+      </w:r>
+      <w:proofErr w:type="spellStart"/>
+      <w:r>
+        <w:t>Bezugssysteme</w:t>
       </w:r>
       <w:bookmarkEnd w:id="84"/>
       <w:bookmarkEnd w:id="85"/>
-    </w:p>
-    <w:p>
-      <w:pPr>
-        <w:rPr>
-          <w:lang w:val="de-DE"/>
-        </w:rPr>
-      </w:pPr>
-      <w:r>
-        <w:rPr>
-          <w:lang w:val="de-DE"/>
-        </w:rPr>
-        <w:t>Alle Komponenten des Regelpfads rechnen im Bezugssystem world, dessen Ursprung in der Roboterbasis liegt. Die Messungen der Basiskamera werden entsprechend in dieses System überführt. Dafür werden die Eigenschaften der Kamera und ihre Lage relativ zum Roboter benötigt. Tabelle 2 ordnet diese Größen ihrer Herkunft zu.</w:t>
+      <w:proofErr w:type="spellEnd"/>
+    </w:p>
+    <w:p>
+      <w:pPr>
+        <w:rPr>
+          <w:lang w:val="de-DE"/>
+        </w:rPr>
+      </w:pPr>
+      <w:r>
+        <w:rPr>
+          <w:lang w:val="de-DE"/>
+        </w:rPr>
+        <w:t xml:space="preserve">Alle Komponenten des Regelpfads rechnen im Bezugssystem </w:t>
+      </w:r>
+      <w:proofErr w:type="spellStart"/>
+      <w:r>
+        <w:rPr>
+          <w:lang w:val="de-DE"/>
+        </w:rPr>
+        <w:t>world</w:t>
+      </w:r>
+      <w:proofErr w:type="spellEnd"/>
+      <w:r>
+        <w:rPr>
+          <w:lang w:val="de-DE"/>
+        </w:rPr>
+        <w:t>, dessen Ursprung in der Roboterbasis liegt. Die Messungen der Basiskamera werden entsprechend in dieses System überführt. Dafür werden die Eigenschaften der Kamera und ihre Lage relativ zum Roboter benötigt. Tabelle 2 ordnet diese Größen ihrer Herkunft zu.</w:t>
       </w:r>
     </w:p>
     <w:p>
@@ -10428,6 +12408,7 @@
             <w:vAlign w:val="center"/>
           </w:tcPr>
           <w:p>
+            <w:proofErr w:type="spellStart"/>
             <w:r>
               <w:rPr>
                 <w:b/>
@@ -10435,6 +12416,7 @@
               </w:rPr>
               <w:t>Größe</w:t>
             </w:r>
+            <w:proofErr w:type="spellEnd"/>
           </w:p>
         </w:tc>
         <w:tc>
@@ -10443,6 +12425,7 @@
             <w:vAlign w:val="center"/>
           </w:tcPr>
           <w:p>
+            <w:proofErr w:type="spellStart"/>
             <w:r>
               <w:rPr>
                 <w:b/>
@@ -10450,6 +12433,7 @@
               </w:rPr>
               <w:t>Herkunft</w:t>
             </w:r>
+            <w:proofErr w:type="spellEnd"/>
           </w:p>
         </w:tc>
         <w:tc>
@@ -10458,6 +12442,7 @@
             <w:vAlign w:val="center"/>
           </w:tcPr>
           <w:p>
+            <w:proofErr w:type="spellStart"/>
             <w:r>
               <w:rPr>
                 <w:b/>
@@ -10465,6 +12450,7 @@
               </w:rPr>
               <w:t>Abschnitt</w:t>
             </w:r>
+            <w:proofErr w:type="spellEnd"/>
           </w:p>
         </w:tc>
       </w:tr>
@@ -10478,11 +12464,19 @@
             <w:vAlign w:val="center"/>
           </w:tcPr>
           <w:p>
-            <w:r>
-              <w:rPr>
-                <w:sz w:val="18"/>
-              </w:rPr>
-              <w:t>Intrinsische Parameter der Basiskamera</w:t>
+            <w:proofErr w:type="spellStart"/>
+            <w:r>
+              <w:rPr>
+                <w:sz w:val="18"/>
+              </w:rPr>
+              <w:t>Intrinsische</w:t>
+            </w:r>
+            <w:proofErr w:type="spellEnd"/>
+            <w:r>
+              <w:rPr>
+                <w:sz w:val="18"/>
+              </w:rPr>
+              <w:t xml:space="preserve"> Parameter der Basiskamera</w:t>
             </w:r>
           </w:p>
         </w:tc>
@@ -10492,12 +12486,56 @@
             <w:vAlign w:val="center"/>
           </w:tcPr>
           <w:p>
-            <w:r>
-              <w:rPr>
-                <w:sz w:val="18"/>
-              </w:rPr>
-              <w:t>Werkskalibrierung, vom Kameratreiber bereitgestellt</w:t>
-            </w:r>
+            <w:proofErr w:type="spellStart"/>
+            <w:r>
+              <w:rPr>
+                <w:sz w:val="18"/>
+              </w:rPr>
+              <w:t>Werkskalibrierung</w:t>
+            </w:r>
+            <w:proofErr w:type="spellEnd"/>
+            <w:r>
+              <w:rPr>
+                <w:sz w:val="18"/>
+              </w:rPr>
+              <w:t xml:space="preserve">, </w:t>
+            </w:r>
+            <w:proofErr w:type="spellStart"/>
+            <w:r>
+              <w:rPr>
+                <w:sz w:val="18"/>
+              </w:rPr>
+              <w:t>vom</w:t>
+            </w:r>
+            <w:proofErr w:type="spellEnd"/>
+            <w:r>
+              <w:rPr>
+                <w:sz w:val="18"/>
+              </w:rPr>
+              <w:t xml:space="preserve"> </w:t>
+            </w:r>
+            <w:proofErr w:type="spellStart"/>
+            <w:r>
+              <w:rPr>
+                <w:sz w:val="18"/>
+              </w:rPr>
+              <w:t>Kameratreiber</w:t>
+            </w:r>
+            <w:proofErr w:type="spellEnd"/>
+            <w:r>
+              <w:rPr>
+                <w:sz w:val="18"/>
+              </w:rPr>
+              <w:t xml:space="preserve"> </w:t>
+            </w:r>
+            <w:proofErr w:type="spellStart"/>
+            <w:r>
+              <w:rPr>
+                <w:sz w:val="18"/>
+              </w:rPr>
+              <w:t>bereitgestellt</w:t>
+            </w:r>
+            <w:proofErr w:type="spellEnd"/>
           </w:p>
         </w:tc>
         <w:tc>
@@ -10535,8 +12573,17 @@
                 <w:sz w:val="18"/>
                 <w:lang w:val="de-DE"/>
               </w:rPr>
-              <w:t>Lage der Basiskamera in world</w:t>
-            </w:r>
+              <w:t xml:space="preserve">Lage der Basiskamera in </w:t>
+            </w:r>
+            <w:proofErr w:type="spellStart"/>
+            <w:r>
+              <w:rPr>
+                <w:sz w:val="18"/>
+                <w:lang w:val="de-DE"/>
+              </w:rPr>
+              <w:t>world</w:t>
+            </w:r>
+            <w:proofErr w:type="spellEnd"/>
           </w:p>
         </w:tc>
         <w:tc>
@@ -10545,12 +12592,14 @@
             <w:vAlign w:val="center"/>
           </w:tcPr>
           <w:p>
+            <w:proofErr w:type="spellStart"/>
             <w:r>
               <w:rPr>
                 <w:sz w:val="18"/>
               </w:rPr>
               <w:t>Kalibrierung</w:t>
             </w:r>
+            <w:proofErr w:type="spellEnd"/>
           </w:p>
         </w:tc>
         <w:tc>
@@ -10598,11 +12647,19 @@
             <w:vAlign w:val="center"/>
           </w:tcPr>
           <w:p>
-            <w:r>
-              <w:rPr>
-                <w:sz w:val="18"/>
-              </w:rPr>
-              <w:t>Messung am Aufbau, 0,235 m</w:t>
+            <w:proofErr w:type="spellStart"/>
+            <w:r>
+              <w:rPr>
+                <w:sz w:val="18"/>
+              </w:rPr>
+              <w:t>Messung</w:t>
+            </w:r>
+            <w:proofErr w:type="spellEnd"/>
+            <w:r>
+              <w:rPr>
+                <w:sz w:val="18"/>
+              </w:rPr>
+              <w:t xml:space="preserve"> am Aufbau, 0,235 m</w:t>
             </w:r>
           </w:p>
         </w:tc>
@@ -10631,12 +12688,28 @@
             <w:vAlign w:val="center"/>
           </w:tcPr>
           <w:p>
-            <w:r>
-              <w:rPr>
-                <w:sz w:val="18"/>
-              </w:rPr>
-              <w:t>Bandrichtung und Bandgeschwindigkeit</w:t>
-            </w:r>
+            <w:proofErr w:type="spellStart"/>
+            <w:r>
+              <w:rPr>
+                <w:sz w:val="18"/>
+              </w:rPr>
+              <w:t>Bandrichtung</w:t>
+            </w:r>
+            <w:proofErr w:type="spellEnd"/>
+            <w:r>
+              <w:rPr>
+                <w:sz w:val="18"/>
+              </w:rPr>
+              <w:t xml:space="preserve"> und </w:t>
+            </w:r>
+            <w:proofErr w:type="spellStart"/>
+            <w:r>
+              <w:rPr>
+                <w:sz w:val="18"/>
+              </w:rPr>
+              <w:t>Bandgeschwindigkeit</w:t>
+            </w:r>
+            <w:proofErr w:type="spellEnd"/>
           </w:p>
         </w:tc>
         <w:tc>
@@ -10761,7 +12834,15 @@
       <w:bookmarkStart w:id="86" w:name="ch_4_2"/>
       <w:bookmarkStart w:id="87" w:name="_Toc241704910"/>
       <w:r>
-        <w:t>Extrinsische Kalibrierung der Basiskamera</w:t>
+        <w:t xml:space="preserve">Extrinsische </w:t>
+      </w:r>
+      <w:proofErr w:type="spellStart"/>
+      <w:r>
+        <w:t>Kalibrierung</w:t>
+      </w:r>
+      <w:proofErr w:type="spellEnd"/>
+      <w:r>
+        <w:t xml:space="preserve"> der Basiskamera</w:t>
       </w:r>
       <w:bookmarkEnd w:id="86"/>
       <w:bookmarkEnd w:id="87"/>
@@ -10773,8 +12854,45 @@
         </w:rPr>
         <w:t xml:space="preserve">Für die automatische Kalibrierung wird der Roboter als Messmittel eingesetzt. Der Greifer hält ein Kalibrierboard unter die fest montierte Basiskamera. </w:t>
       </w:r>
-      <w:r>
-        <w:t>Abbildung 10 zeigt diese Anordnung aus Sicht der Kamera.</w:t>
+      <w:proofErr w:type="spellStart"/>
+      <w:r>
+        <w:t>Abbildung</w:t>
+      </w:r>
+      <w:proofErr w:type="spellEnd"/>
+      <w:r>
+        <w:t xml:space="preserve"> 10 </w:t>
+      </w:r>
+      <w:proofErr w:type="spellStart"/>
+      <w:r>
+        <w:t>zeigt</w:t>
+      </w:r>
+      <w:proofErr w:type="spellEnd"/>
+      <w:r>
+        <w:t xml:space="preserve"> </w:t>
+      </w:r>
+      <w:proofErr w:type="spellStart"/>
+      <w:r>
+        <w:t>diese</w:t>
+      </w:r>
+      <w:proofErr w:type="spellEnd"/>
+      <w:r>
+        <w:t xml:space="preserve"> </w:t>
+      </w:r>
+      <w:proofErr w:type="spellStart"/>
+      <w:r>
+        <w:t>Anordnung</w:t>
+      </w:r>
+      <w:proofErr w:type="spellEnd"/>
+      <w:r>
+        <w:t xml:space="preserve"> </w:t>
+      </w:r>
+      <w:proofErr w:type="spellStart"/>
+      <w:r>
+        <w:t>aus</w:t>
+      </w:r>
+      <w:proofErr w:type="spellEnd"/>
+      <w:r>
+        <w:t xml:space="preserve"> Sicht der Kamera.</w:t>
       </w:r>
     </w:p>
     <w:p>
@@ -10835,72 +12953,212 @@
         <w:rPr>
           <w:lang w:val="de-DE"/>
         </w:rPr>
-        <w:t>Abbildung 10: AprilGrid-Kalibrierboard im Greifer in der Startpose, aufgenommen von der Basiskamera (Graubild der Farbkamera, 0,53 m Abstand).</w:t>
-      </w:r>
-    </w:p>
-    <w:p>
-      <w:pPr>
-        <w:rPr>
-          <w:lang w:val="de-DE"/>
-        </w:rPr>
-      </w:pPr>
-      <w:r>
-        <w:rPr>
-          <w:lang w:val="de-DE"/>
-        </w:rPr>
-        <w:t>Das Board ist ein AprilGrid aus 7 × 11 AprilTags [24]. Jeder Tag trägt eine eindeutige Kennung. Seine Ecken lassen sich deshalb auch bei teilweiser Verdeckung sicher zuordnen [25]. Aus den erkannten Ecken wird für jede Pose die Lage des Boards relativ zur Kamera berechnet. Gleichzeitig liefert der Roboter die Lage seines Flansches in world.</w:t>
-      </w:r>
-    </w:p>
-    <w:p>
-      <w:pPr>
-        <w:rPr>
-          <w:lang w:val="de-DE"/>
-        </w:rPr>
-      </w:pPr>
-      <w:r>
-        <w:rPr>
-          <w:lang w:val="de-DE"/>
-        </w:rPr>
-        <w:t>Die Anordnung entspricht einer Hand-Auge-Kalibrierung mit ortsfester Kamera. Unbekannt sind zwei Transformationen: die Lage der Kamera in world und die Lage des Boards am Flansch. Beide werden gemeinsam bestimmt. Einen Startwert liefern die Verfahren nach Tsai und Lenz sowie nach Park und Martin [26], [27] in der Implementierung von OpenCV [28]. Anschließend werden beide Transformationen so angepasst, dass der Abstand zwischen erkannten und vorhergesagten Tag-Ecken über alle Posen minimal wird.</w:t>
-      </w:r>
-    </w:p>
-    <w:p>
-      <w:pPr>
-        <w:rPr>
-          <w:lang w:val="de-DE"/>
-        </w:rPr>
-      </w:pPr>
-      <w:r>
-        <w:rPr>
-          <w:lang w:val="de-DE"/>
-        </w:rPr>
-        <w:t>Der Ablauf ist weitestgehend automatisiert. Der Roboter fährt 40 Posen an, danach vier Prüfposen und zum Abschluss die erste Pose erneut. Die Prüfposen gehen nicht in die Berechnung ein und zeigen die Genauigkeit an unabhängigen Daten. Die wiederholte Pose deckt ein Verrutschen des Boards im Greifer auf. Ein Durchlauf dauert rund vier Minuten. Das Ergebnis wird nur gespeichert, wenn der mittlere Bildfehler höchstens 1 px, die Abweichung der Prüfposen höchstens 2 mm und das Verrutschen höchstens 0,5 mm beträgt [29].</w:t>
-      </w:r>
-    </w:p>
-    <w:p>
-      <w:pPr>
-        <w:rPr>
-          <w:lang w:val="de-DE"/>
-        </w:rPr>
-      </w:pPr>
-      <w:r>
-        <w:rPr>
-          <w:lang w:val="de-DE"/>
-        </w:rPr>
-        <w:t>Der Greifer konnte im Rahmen des Projekts nicht verändert werden. Das Board wird deshalb mit einem Gummigreifsatz zwischen die Backen geklemmt und muss dafür von Hand eingelegt werden. Dieser Teil des Ablaufs ist der einzige, der im Rahmen des Versuchsaufbaus nicht automatisiert werden konnte.</w:t>
-      </w:r>
-    </w:p>
-    <w:p>
-      <w:pPr>
-        <w:rPr>
-          <w:lang w:val="de-DE"/>
-        </w:rPr>
-      </w:pPr>
-      <w:r>
-        <w:rPr>
-          <w:lang w:val="de-DE"/>
-        </w:rPr>
-        <w:t xml:space="preserve">Die Kalibrierung über das Board bestimmt die Lage des Farbbilds. base_cam ermittelt Umriss und Höhe der Klötze jedoch aus dem Tiefenbild. Beide Bilder müssten dieselbe Geometrie liefern. Um dies zu prüfen, wurde dieselbe Board-Ebene in 13 Aufnahmen gleichzeitig über die </w:t>
+        <w:t xml:space="preserve">Abbildung 10: </w:t>
+      </w:r>
+      <w:proofErr w:type="spellStart"/>
+      <w:r>
+        <w:rPr>
+          <w:lang w:val="de-DE"/>
+        </w:rPr>
+        <w:t>AprilGrid</w:t>
+      </w:r>
+      <w:proofErr w:type="spellEnd"/>
+      <w:r>
+        <w:rPr>
+          <w:lang w:val="de-DE"/>
+        </w:rPr>
+        <w:t>-Kalibrierboard im Greifer in der Startpose, aufgenommen von der Basiskamera (</w:t>
+      </w:r>
+      <w:proofErr w:type="spellStart"/>
+      <w:r>
+        <w:rPr>
+          <w:lang w:val="de-DE"/>
+        </w:rPr>
+        <w:t>Graubild</w:t>
+      </w:r>
+      <w:proofErr w:type="spellEnd"/>
+      <w:r>
+        <w:rPr>
+          <w:lang w:val="de-DE"/>
+        </w:rPr>
+        <w:t xml:space="preserve"> der Farbkamera, 0,53 m Abstand).</w:t>
+      </w:r>
+    </w:p>
+    <w:p>
+      <w:pPr>
+        <w:rPr>
+          <w:lang w:val="de-DE"/>
+        </w:rPr>
+      </w:pPr>
+      <w:r>
+        <w:rPr>
+          <w:lang w:val="de-DE"/>
+        </w:rPr>
+        <w:t xml:space="preserve">Das Board ist ein </w:t>
+      </w:r>
+      <w:proofErr w:type="spellStart"/>
+      <w:r>
+        <w:rPr>
+          <w:lang w:val="de-DE"/>
+        </w:rPr>
+        <w:t>AprilGrid</w:t>
+      </w:r>
+      <w:proofErr w:type="spellEnd"/>
+      <w:r>
+        <w:rPr>
+          <w:lang w:val="de-DE"/>
+        </w:rPr>
+        <w:t xml:space="preserve"> aus 7 × 11 </w:t>
+      </w:r>
+      <w:proofErr w:type="spellStart"/>
+      <w:r>
+        <w:rPr>
+          <w:lang w:val="de-DE"/>
+        </w:rPr>
+        <w:t>AprilTags</w:t>
+      </w:r>
+      <w:proofErr w:type="spellEnd"/>
+      <w:r>
+        <w:rPr>
+          <w:lang w:val="de-DE"/>
+        </w:rPr>
+        <w:t xml:space="preserve"> [24]. Jeder Tag trägt eine eindeutige Kennung. Seine Ecken lassen sich deshalb auch bei teilweiser Verdeckung sicher zuordnen [25]. Aus den erkannten Ecken wird für jede Pose die Lage des Boards relativ zur Kamera berechnet. Gleichzeitig liefert der Roboter die Lage seines Flansches in </w:t>
+      </w:r>
+      <w:proofErr w:type="spellStart"/>
+      <w:r>
+        <w:rPr>
+          <w:lang w:val="de-DE"/>
+        </w:rPr>
+        <w:t>world</w:t>
+      </w:r>
+      <w:proofErr w:type="spellEnd"/>
+      <w:r>
+        <w:rPr>
+          <w:lang w:val="de-DE"/>
+        </w:rPr>
+        <w:t>.</w:t>
+      </w:r>
+    </w:p>
+    <w:p>
+      <w:pPr>
+        <w:rPr>
+          <w:lang w:val="de-DE"/>
+        </w:rPr>
+      </w:pPr>
+      <w:r>
+        <w:rPr>
+          <w:lang w:val="de-DE"/>
+        </w:rPr>
+        <w:t xml:space="preserve">Die Anordnung entspricht einer Hand-Auge-Kalibrierung mit ortsfester Kamera. Unbekannt sind zwei Transformationen: die Lage der Kamera in </w:t>
+      </w:r>
+      <w:proofErr w:type="spellStart"/>
+      <w:r>
+        <w:rPr>
+          <w:lang w:val="de-DE"/>
+        </w:rPr>
+        <w:t>world</w:t>
+      </w:r>
+      <w:proofErr w:type="spellEnd"/>
+      <w:r>
+        <w:rPr>
+          <w:lang w:val="de-DE"/>
+        </w:rPr>
+        <w:t xml:space="preserve"> und die Lage des Boards am Flansch. Beide werden gemeinsam bestimmt. Einen Startwert liefern die Verfahren nach Tsai und Lenz sowie nach Park und Martin [26], [27] in der Implementierung von </w:t>
+      </w:r>
+      <w:proofErr w:type="spellStart"/>
+      <w:r>
+        <w:rPr>
+          <w:lang w:val="de-DE"/>
+        </w:rPr>
+        <w:t>OpenCV</w:t>
+      </w:r>
+      <w:proofErr w:type="spellEnd"/>
+      <w:r>
+        <w:rPr>
+          <w:lang w:val="de-DE"/>
+        </w:rPr>
+        <w:t xml:space="preserve"> [28]. Anschließend werden beide Transformationen so angepasst, dass der Abstand zwischen erkannten und vorhergesagten Tag-Ecken über alle Posen minimal wird.</w:t>
+      </w:r>
+    </w:p>
+    <w:p>
+      <w:pPr>
+        <w:rPr>
+          <w:lang w:val="de-DE"/>
+        </w:rPr>
+      </w:pPr>
+      <w:r>
+        <w:rPr>
+          <w:lang w:val="de-DE"/>
+        </w:rPr>
+        <w:t xml:space="preserve">Der Ablauf ist weitestgehend automatisiert. Der Roboter fährt 40 Posen an, danach vier Prüfposen und zum Abschluss die erste Pose erneut. Die Prüfposen gehen nicht in die Berechnung ein und zeigen die Genauigkeit an unabhängigen Daten. Die wiederholte Pose deckt ein Verrutschen des Boards im Greifer auf. Ein Durchlauf dauert rund vier Minuten. Das Ergebnis wird nur gespeichert, wenn der mittlere Bildfehler höchstens 1 </w:t>
+      </w:r>
+      <w:proofErr w:type="spellStart"/>
+      <w:r>
+        <w:rPr>
+          <w:lang w:val="de-DE"/>
+        </w:rPr>
+        <w:t>px</w:t>
+      </w:r>
+      <w:proofErr w:type="spellEnd"/>
+      <w:r>
+        <w:rPr>
+          <w:lang w:val="de-DE"/>
+        </w:rPr>
+        <w:t>, die Abweichung der Prüfposen höchstens 2 mm und das Verrutschen höchstens 0,5 mm beträgt [29].</w:t>
+      </w:r>
+    </w:p>
+    <w:p>
+      <w:pPr>
+        <w:rPr>
+          <w:lang w:val="de-DE"/>
+        </w:rPr>
+      </w:pPr>
+      <w:r>
+        <w:rPr>
+          <w:lang w:val="de-DE"/>
+        </w:rPr>
+        <w:t xml:space="preserve">Der Greifer konnte im Rahmen des Projekts nicht verändert werden. Das Board wird deshalb mit einem Gummigreifsatz zwischen die Backen geklemmt und muss dafür von Hand eingelegt werden. Dieser Teil des Ablaufs ist der </w:t>
+      </w:r>
+      <w:proofErr w:type="gramStart"/>
+      <w:r>
+        <w:rPr>
+          <w:lang w:val="de-DE"/>
+        </w:rPr>
+        <w:t>einzige</w:t>
+      </w:r>
+      <w:proofErr w:type="gramEnd"/>
+      <w:r>
+        <w:rPr>
+          <w:lang w:val="de-DE"/>
+        </w:rPr>
+        <w:t>, der im Rahmen des Versuchsaufbaus nicht automatisiert werden konnte.</w:t>
+      </w:r>
+    </w:p>
+    <w:p>
+      <w:pPr>
+        <w:rPr>
+          <w:lang w:val="de-DE"/>
+        </w:rPr>
+      </w:pPr>
+      <w:r>
+        <w:rPr>
+          <w:lang w:val="de-DE"/>
+        </w:rPr>
+        <w:t xml:space="preserve">Die Kalibrierung über das Board bestimmt die Lage des Farbbilds. </w:t>
+      </w:r>
+      <w:proofErr w:type="spellStart"/>
+      <w:r>
+        <w:rPr>
+          <w:lang w:val="de-DE"/>
+        </w:rPr>
+        <w:t>base_cam</w:t>
+      </w:r>
+      <w:proofErr w:type="spellEnd"/>
+      <w:r>
+        <w:rPr>
+          <w:lang w:val="de-DE"/>
+        </w:rPr>
+        <w:t xml:space="preserve"> ermittelt Umriss und Höhe der Klötze jedoch aus dem Tiefenbild. Beide Bilder müssten dieselbe Geometrie liefern. Um dies zu prüfen, wurde dieselbe Board-Ebene in 13 Aufnahmen gleichzeitig über die </w:t>
       </w:r>
       <w:r>
         <w:rPr>
@@ -10915,10 +13173,92 @@
         <w:rPr>
           <w:lang w:val="de-DE"/>
         </w:rPr>
-        <w:t xml:space="preserve">Mit der reinen Lage der Farbkamera wären die von base_cam gemessenen Klotzhöhen am unteren Bildrand um bis zu 13 mm falsch. Das Verfahren bestimmt deshalb die Lage, mit der base_cam aus dem Tiefenbild richtig rechnet. Neigung und Höhe werden aus der Bandebene im Tiefenbild bestimmt. Die Drehung um die Hochachse und die horizontale Lage werden aus Punkten auf Arbeitshöhe übertragen, vom Band bis 100 mm darüber. Für diese Punkte ist bekannt, wo die Farbkamera sie sieht und wo base_cam sie mit dem gemessenen Tiefenfehler abbildet. </w:t>
-      </w:r>
-      <w:r>
-        <w:t>Die Objekterkennung in base_cam bleibt dadurch unverändert [29].</w:t>
+        <w:t xml:space="preserve">Mit der reinen Lage der Farbkamera wären die von </w:t>
+      </w:r>
+      <w:proofErr w:type="spellStart"/>
+      <w:r>
+        <w:rPr>
+          <w:lang w:val="de-DE"/>
+        </w:rPr>
+        <w:t>base_cam</w:t>
+      </w:r>
+      <w:proofErr w:type="spellEnd"/>
+      <w:r>
+        <w:rPr>
+          <w:lang w:val="de-DE"/>
+        </w:rPr>
+        <w:t xml:space="preserve"> gemessenen Klotzhöhen am unteren Bildrand um bis zu 13 mm falsch. Das Verfahren bestimmt deshalb die Lage, mit der </w:t>
+      </w:r>
+      <w:proofErr w:type="spellStart"/>
+      <w:r>
+        <w:rPr>
+          <w:lang w:val="de-DE"/>
+        </w:rPr>
+        <w:t>base_cam</w:t>
+      </w:r>
+      <w:proofErr w:type="spellEnd"/>
+      <w:r>
+        <w:rPr>
+          <w:lang w:val="de-DE"/>
+        </w:rPr>
+        <w:t xml:space="preserve"> aus dem Tiefenbild richtig rechnet. Neigung und Höhe werden aus der Bandebene im Tiefenbild bestimmt. Die Drehung um die Hochachse und die horizontale Lage werden aus Punkten auf Arbeitshöhe übertragen, vom Band bis 100 mm darüber. Für diese Punkte ist bekannt, wo die Farbkamera sie sieht und wo </w:t>
+      </w:r>
+      <w:proofErr w:type="spellStart"/>
+      <w:r>
+        <w:rPr>
+          <w:lang w:val="de-DE"/>
+        </w:rPr>
+        <w:t>base_cam</w:t>
+      </w:r>
+      <w:proofErr w:type="spellEnd"/>
+      <w:r>
+        <w:rPr>
+          <w:lang w:val="de-DE"/>
+        </w:rPr>
+        <w:t xml:space="preserve"> sie mit dem gemessenen Tiefenfehler abbildet. </w:t>
+      </w:r>
+      <w:r>
+        <w:t xml:space="preserve">Die </w:t>
+      </w:r>
+      <w:proofErr w:type="spellStart"/>
+      <w:r>
+        <w:t>Objekterkennung</w:t>
+      </w:r>
+      <w:proofErr w:type="spellEnd"/>
+      <w:r>
+        <w:t xml:space="preserve"> in </w:t>
+      </w:r>
+      <w:proofErr w:type="spellStart"/>
+      <w:r>
+        <w:t>base_cam</w:t>
+      </w:r>
+      <w:proofErr w:type="spellEnd"/>
+      <w:r>
+        <w:t xml:space="preserve"> </w:t>
+      </w:r>
+      <w:proofErr w:type="spellStart"/>
+      <w:r>
+        <w:t>bleibt</w:t>
+      </w:r>
+      <w:proofErr w:type="spellEnd"/>
+      <w:r>
+        <w:t xml:space="preserve"> </w:t>
+      </w:r>
+      <w:proofErr w:type="spellStart"/>
+      <w:r>
+        <w:t>dadurch</w:t>
+      </w:r>
+      <w:proofErr w:type="spellEnd"/>
+      <w:r>
+        <w:t xml:space="preserve"> </w:t>
+      </w:r>
+      <w:proofErr w:type="spellStart"/>
+      <w:r>
+        <w:t>unverändert</w:t>
+      </w:r>
+      <w:proofErr w:type="spellEnd"/>
+      <w:r>
+        <w:t xml:space="preserve"> [29].</w:t>
       </w:r>
       <w:r>
         <w:t xml:space="preserve"> </w:t>
@@ -10932,10 +13272,23 @@
       <w:bookmarkStart w:id="88" w:name="ch_4_3"/>
       <w:bookmarkStart w:id="89" w:name="_Toc241704911"/>
       <w:r>
-        <w:t>Hand-Auge-Kalibrierung der Roboterkamera</w:t>
+        <w:t>Hand-Auge-</w:t>
+      </w:r>
+      <w:proofErr w:type="spellStart"/>
+      <w:r>
+        <w:t>Kalibrierung</w:t>
+      </w:r>
+      <w:proofErr w:type="spellEnd"/>
+      <w:r>
+        <w:t xml:space="preserve"> der </w:t>
+      </w:r>
+      <w:proofErr w:type="spellStart"/>
+      <w:r>
+        <w:t>Roboterkamera</w:t>
       </w:r>
       <w:bookmarkEnd w:id="88"/>
       <w:bookmarkEnd w:id="89"/>
+      <w:proofErr w:type="spellEnd"/>
     </w:p>
     <w:p>
       <w:pPr>
@@ -11014,7 +13367,21 @@
         <w:rPr>
           <w:lang w:val="de-DE"/>
         </w:rPr>
-        <w:t xml:space="preserve">Die Roboterkamera bewegt sich mit dem Flansch. Ihre Messungen sind nur dann in world auswertbar, wenn die feste Transformation zwischen Flansch und Kamera bekannt ist. Dieses Problem ist von dem in Abschnitt </w:t>
+        <w:t xml:space="preserve">Die Roboterkamera bewegt sich mit dem Flansch. Ihre Messungen sind nur dann in </w:t>
+      </w:r>
+      <w:proofErr w:type="spellStart"/>
+      <w:r>
+        <w:rPr>
+          <w:lang w:val="de-DE"/>
+        </w:rPr>
+        <w:t>world</w:t>
+      </w:r>
+      <w:proofErr w:type="spellEnd"/>
+      <w:r>
+        <w:rPr>
+          <w:lang w:val="de-DE"/>
+        </w:rPr>
+        <w:t xml:space="preserve"> auswertbar, wenn die feste Transformation zwischen Flansch und Kamera bekannt ist. Dieses Problem ist von dem in Abschnitt </w:t>
       </w:r>
       <w:r>
         <w:fldChar w:fldCharType="begin"/>
@@ -11054,7 +13421,49 @@
         <w:rPr>
           <w:lang w:val="de-DE"/>
         </w:rPr>
-        <w:t xml:space="preserve">Unbekannt sind zwei Transformationen: die Lage der Kamera relativ zum Flansch (T_ee_cam) und die Lage des Boards im Bezugssystem world. Beide werden gemeinsam bestimmt. Als Nebenprodukt entsteht die Transformation zwischen Roboterbasis und Förderband-Koordinatensystem conveyor_frame aus Abschnitt </w:t>
+        <w:t>Unbekannt sind zwei Transformationen: die Lage der Kamera relativ zum Flansch (</w:t>
+      </w:r>
+      <w:proofErr w:type="spellStart"/>
+      <w:r>
+        <w:rPr>
+          <w:lang w:val="de-DE"/>
+        </w:rPr>
+        <w:t>T_ee_cam</w:t>
+      </w:r>
+      <w:proofErr w:type="spellEnd"/>
+      <w:r>
+        <w:rPr>
+          <w:lang w:val="de-DE"/>
+        </w:rPr>
+        <w:t xml:space="preserve">) und die Lage des Boards im Bezugssystem </w:t>
+      </w:r>
+      <w:proofErr w:type="spellStart"/>
+      <w:r>
+        <w:rPr>
+          <w:lang w:val="de-DE"/>
+        </w:rPr>
+        <w:t>world</w:t>
+      </w:r>
+      <w:proofErr w:type="spellEnd"/>
+      <w:r>
+        <w:rPr>
+          <w:lang w:val="de-DE"/>
+        </w:rPr>
+        <w:t xml:space="preserve">. Beide werden gemeinsam bestimmt. Als Nebenprodukt entsteht die Transformation zwischen Roboterbasis und Förderband-Koordinatensystem </w:t>
+      </w:r>
+      <w:proofErr w:type="spellStart"/>
+      <w:r>
+        <w:rPr>
+          <w:lang w:val="de-DE"/>
+        </w:rPr>
+        <w:t>conveyor_frame</w:t>
+      </w:r>
+      <w:proofErr w:type="spellEnd"/>
+      <w:r>
+        <w:rPr>
+          <w:lang w:val="de-DE"/>
+        </w:rPr>
+        <w:t xml:space="preserve"> aus Abschnitt </w:t>
       </w:r>
       <w:r>
         <w:fldChar w:fldCharType="begin"/>
@@ -11081,7 +13490,21 @@
         <w:rPr>
           <w:lang w:val="de-DE"/>
         </w:rPr>
-        <w:t xml:space="preserve"> (T_robot_conveyor). Dafür wird der Ursprung des Boards als bekannter Punkt im Förderband-Koordinatensystem festgelegt. Die Berechnung nutzt dieselben Verfahren wie in Abschnitt </w:t>
+        <w:t xml:space="preserve"> (</w:t>
+      </w:r>
+      <w:proofErr w:type="spellStart"/>
+      <w:r>
+        <w:rPr>
+          <w:lang w:val="de-DE"/>
+        </w:rPr>
+        <w:t>T_robot_conveyor</w:t>
+      </w:r>
+      <w:proofErr w:type="spellEnd"/>
+      <w:r>
+        <w:rPr>
+          <w:lang w:val="de-DE"/>
+        </w:rPr>
+        <w:t xml:space="preserve">). Dafür wird der Ursprung des Boards als bekannter Punkt im Förderband-Koordinatensystem festgelegt. Die Berechnung nutzt dieselben Verfahren wie in Abschnitt </w:t>
       </w:r>
       <w:r>
         <w:fldChar w:fldCharType="begin"/>
@@ -11148,7 +13571,49 @@
         <w:rPr>
           <w:lang w:val="de-DE"/>
         </w:rPr>
-        <w:t xml:space="preserve"> verwendete AprilGrid-Board ist für die Roboterkamera nicht geeignet. Aus wechselnden Abständen und Blickwinkeln ist das Board zu klein, um seine Ecken zuverlässig zu erkennen. Stattdessen wird ein ChArUco-Board verwendet. Es kombiniert ein Schachbrettmuster mit ArUco-Markierungen. Jede Ecke des Schachbrettmusters ist über die umliegenden Marker eindeutig identifizierbar. Das Board ist physisch größer und kann von beiden Kameras aus unterschiedlichen Abständen sicher erkannt werden [30], [31].</w:t>
+        <w:t xml:space="preserve"> verwendete </w:t>
+      </w:r>
+      <w:proofErr w:type="spellStart"/>
+      <w:r>
+        <w:rPr>
+          <w:lang w:val="de-DE"/>
+        </w:rPr>
+        <w:t>AprilGrid</w:t>
+      </w:r>
+      <w:proofErr w:type="spellEnd"/>
+      <w:r>
+        <w:rPr>
+          <w:lang w:val="de-DE"/>
+        </w:rPr>
+        <w:t xml:space="preserve">-Board ist für die Roboterkamera nicht geeignet. Aus wechselnden Abständen und Blickwinkeln ist das Board zu klein, um seine Ecken zuverlässig zu erkennen. Stattdessen wird ein </w:t>
+      </w:r>
+      <w:proofErr w:type="spellStart"/>
+      <w:r>
+        <w:rPr>
+          <w:lang w:val="de-DE"/>
+        </w:rPr>
+        <w:t>ChArUco</w:t>
+      </w:r>
+      <w:proofErr w:type="spellEnd"/>
+      <w:r>
+        <w:rPr>
+          <w:lang w:val="de-DE"/>
+        </w:rPr>
+        <w:t xml:space="preserve">-Board verwendet. Es kombiniert ein Schachbrettmuster mit </w:t>
+      </w:r>
+      <w:proofErr w:type="spellStart"/>
+      <w:r>
+        <w:rPr>
+          <w:lang w:val="de-DE"/>
+        </w:rPr>
+        <w:t>ArUco</w:t>
+      </w:r>
+      <w:proofErr w:type="spellEnd"/>
+      <w:r>
+        <w:rPr>
+          <w:lang w:val="de-DE"/>
+        </w:rPr>
+        <w:t>-Markierungen. Jede Ecke des Schachbrettmusters ist über die umliegenden Marker eindeutig identifizierbar. Das Board ist physisch größer und kann von beiden Kameras aus unterschiedlichen Abständen sicher erkannt werden [30], [31].</w:t>
       </w:r>
     </w:p>
     <w:p>
@@ -11267,7 +13732,63 @@
         <w:rPr>
           <w:lang w:val="de-DE"/>
         </w:rPr>
-        <w:t xml:space="preserve">Aus den gesammelten Flanschposen und Board-Posen berechnet OpenCV die Transformation T_ee_cam. Daraus folgen T_robot_conveyor und eine Lage der Basiskamera in world. Für die Basiskamera gilt im Projekt jedoch das Verfahren aus Abschnitt </w:t>
+        <w:t xml:space="preserve">Aus den gesammelten Flanschposen und Board-Posen berechnet </w:t>
+      </w:r>
+      <w:proofErr w:type="spellStart"/>
+      <w:r>
+        <w:rPr>
+          <w:lang w:val="de-DE"/>
+        </w:rPr>
+        <w:t>OpenCV</w:t>
+      </w:r>
+      <w:proofErr w:type="spellEnd"/>
+      <w:r>
+        <w:rPr>
+          <w:lang w:val="de-DE"/>
+        </w:rPr>
+        <w:t xml:space="preserve"> die Transformation </w:t>
+      </w:r>
+      <w:proofErr w:type="spellStart"/>
+      <w:r>
+        <w:rPr>
+          <w:lang w:val="de-DE"/>
+        </w:rPr>
+        <w:t>T_ee_cam</w:t>
+      </w:r>
+      <w:proofErr w:type="spellEnd"/>
+      <w:r>
+        <w:rPr>
+          <w:lang w:val="de-DE"/>
+        </w:rPr>
+        <w:t xml:space="preserve">. Daraus folgen </w:t>
+      </w:r>
+      <w:proofErr w:type="spellStart"/>
+      <w:r>
+        <w:rPr>
+          <w:lang w:val="de-DE"/>
+        </w:rPr>
+        <w:t>T_robot_conveyor</w:t>
+      </w:r>
+      <w:proofErr w:type="spellEnd"/>
+      <w:r>
+        <w:rPr>
+          <w:lang w:val="de-DE"/>
+        </w:rPr>
+        <w:t xml:space="preserve"> und eine Lage der Basiskamera in </w:t>
+      </w:r>
+      <w:proofErr w:type="spellStart"/>
+      <w:r>
+        <w:rPr>
+          <w:lang w:val="de-DE"/>
+        </w:rPr>
+        <w:t>world</w:t>
+      </w:r>
+      <w:proofErr w:type="spellEnd"/>
+      <w:r>
+        <w:rPr>
+          <w:lang w:val="de-DE"/>
+        </w:rPr>
+        <w:t xml:space="preserve">. Für die Basiskamera gilt im Projekt jedoch das Verfahren aus Abschnitt </w:t>
       </w:r>
       <w:r>
         <w:fldChar w:fldCharType="begin"/>
@@ -11294,7 +13815,23 @@
         <w:rPr>
           <w:lang w:val="de-DE"/>
         </w:rPr>
-        <w:t>. Alle drei Transformationen werden in der Datei calibration.yaml gespeichert. Eine Anwendung, die die Roboterkamera einbindet, kann diese Datei beim Start einlesen. Damit ist keine laufende Signalverbindung zwischen Kalibrierung und Betrieb erforderlich.</w:t>
+        <w:t xml:space="preserve">. Alle drei Transformationen werden in der Datei </w:t>
+      </w:r>
+      <w:proofErr w:type="spellStart"/>
+      <w:proofErr w:type="gramStart"/>
+      <w:r>
+        <w:rPr>
+          <w:lang w:val="de-DE"/>
+        </w:rPr>
+        <w:t>calibration.yaml</w:t>
+      </w:r>
+      <w:proofErr w:type="spellEnd"/>
+      <w:proofErr w:type="gramEnd"/>
+      <w:r>
+        <w:rPr>
+          <w:lang w:val="de-DE"/>
+        </w:rPr>
+        <w:t xml:space="preserve"> gespeichert. Eine Anwendung, die die Roboterkamera einbindet, kann diese Datei beim Start einlesen. Damit ist keine laufende Signalverbindung zwischen Kalibrierung und Betrieb erforderlich.</w:t>
       </w:r>
     </w:p>
     <w:p>
@@ -11320,7 +13857,21 @@
         <w:rPr>
           <w:lang w:val="de-DE"/>
         </w:rPr>
-        <w:t>Die Kalibrierung wird anschließend mit einer Testfahrt überprüft. Die Kalibrieranwendung fährt den Flansch so, dass das Fadenkreuz des Kamerabilds auf der Mitte des Boards steht. Dabei wird der physische Versatz zwischen Flansch und Kameraoptik über T_ee_cam eingerechnet. Ein korrekt kalibriertes System platziert das Fadenkreuz mittig auf dem Board. Danach fährt der Flansch 200 mm entlang der Förderband-Y-Achse vorwärts und zurück. Bleibt die Bewegung parallel zur Bandkante ohne seitliche Abweichung, bestätigt das die berechnete Ausrichtung des Förderband-Koordinatensystems.</w:t>
+        <w:t xml:space="preserve">Die Kalibrierung wird anschließend mit einer Testfahrt überprüft. Die Kalibrieranwendung fährt den Flansch so, dass das Fadenkreuz des Kamerabilds auf der Mitte des Boards steht. Dabei wird der physische Versatz zwischen Flansch und Kameraoptik über </w:t>
+      </w:r>
+      <w:proofErr w:type="spellStart"/>
+      <w:r>
+        <w:rPr>
+          <w:lang w:val="de-DE"/>
+        </w:rPr>
+        <w:t>T_ee_cam</w:t>
+      </w:r>
+      <w:proofErr w:type="spellEnd"/>
+      <w:r>
+        <w:rPr>
+          <w:lang w:val="de-DE"/>
+        </w:rPr>
+        <w:t xml:space="preserve"> eingerechnet. Ein korrekt kalibriertes System platziert das Fadenkreuz mittig auf dem Board. Danach fährt der Flansch 200 mm entlang der Förderband-Y-Achse vorwärts und zurück. Bleibt die Bewegung parallel zur Bandkante ohne seitliche Abweichung, bestätigt das die berechnete Ausrichtung des Förderband-Koordinatensystems.</w:t>
       </w:r>
     </w:p>
     <w:p>
@@ -11329,12 +13880,30 @@
       </w:pPr>
       <w:bookmarkStart w:id="90" w:name="ch_4_4"/>
       <w:bookmarkStart w:id="91" w:name="_Toc241704912"/>
+      <w:proofErr w:type="spellStart"/>
       <w:r>
         <w:lastRenderedPageBreak/>
-        <w:t>Validierung der Koordinatentransformation und Positionsgenauigkeit</w:t>
+        <w:t>Validierung</w:t>
+      </w:r>
+      <w:proofErr w:type="spellEnd"/>
+      <w:r>
+        <w:t xml:space="preserve"> der </w:t>
+      </w:r>
+      <w:proofErr w:type="spellStart"/>
+      <w:r>
+        <w:t>Koordinatentransformation</w:t>
+      </w:r>
+      <w:proofErr w:type="spellEnd"/>
+      <w:r>
+        <w:t xml:space="preserve"> und </w:t>
+      </w:r>
+      <w:proofErr w:type="spellStart"/>
+      <w:r>
+        <w:t>Positionsgenauigkeit</w:t>
       </w:r>
       <w:bookmarkEnd w:id="90"/>
       <w:bookmarkEnd w:id="91"/>
+      <w:proofErr w:type="spellEnd"/>
     </w:p>
     <w:p>
       <w:pPr>
@@ -11412,6 +13981,7 @@
             <w:vAlign w:val="center"/>
           </w:tcPr>
           <w:p>
+            <w:proofErr w:type="spellStart"/>
             <w:r>
               <w:rPr>
                 <w:b/>
@@ -11419,6 +13989,7 @@
               </w:rPr>
               <w:t>Prüfung</w:t>
             </w:r>
+            <w:proofErr w:type="spellEnd"/>
           </w:p>
         </w:tc>
         <w:tc>
@@ -11427,6 +13998,7 @@
             <w:vAlign w:val="center"/>
           </w:tcPr>
           <w:p>
+            <w:proofErr w:type="spellStart"/>
             <w:r>
               <w:rPr>
                 <w:b/>
@@ -11434,6 +14006,7 @@
               </w:rPr>
               <w:t>Bedingung</w:t>
             </w:r>
+            <w:proofErr w:type="spellEnd"/>
           </w:p>
         </w:tc>
         <w:tc>
@@ -11442,6 +14015,7 @@
             <w:vAlign w:val="center"/>
           </w:tcPr>
           <w:p>
+            <w:proofErr w:type="spellStart"/>
             <w:r>
               <w:rPr>
                 <w:b/>
@@ -11449,6 +14023,7 @@
               </w:rPr>
               <w:t>Ergebnis</w:t>
             </w:r>
+            <w:proofErr w:type="spellEnd"/>
           </w:p>
         </w:tc>
       </w:tr>
@@ -11462,11 +14037,19 @@
             <w:vAlign w:val="center"/>
           </w:tcPr>
           <w:p>
-            <w:r>
-              <w:rPr>
-                <w:sz w:val="18"/>
-              </w:rPr>
-              <w:t>Mittlerer Bildfehler</w:t>
+            <w:proofErr w:type="spellStart"/>
+            <w:r>
+              <w:rPr>
+                <w:sz w:val="18"/>
+              </w:rPr>
+              <w:t>Mittlerer</w:t>
+            </w:r>
+            <w:proofErr w:type="spellEnd"/>
+            <w:r>
+              <w:rPr>
+                <w:sz w:val="18"/>
+              </w:rPr>
+              <w:t xml:space="preserve"> Bildfehler</w:t>
             </w:r>
           </w:p>
         </w:tc>
@@ -11476,11 +14059,19 @@
             <w:vAlign w:val="center"/>
           </w:tcPr>
           <w:p>
-            <w:r>
-              <w:rPr>
-                <w:sz w:val="18"/>
-              </w:rPr>
-              <w:t>Kalibrierlauf am 28.09.2026, 40 Posen</w:t>
+            <w:proofErr w:type="spellStart"/>
+            <w:r>
+              <w:rPr>
+                <w:sz w:val="18"/>
+              </w:rPr>
+              <w:t>Kalibrierlauf</w:t>
+            </w:r>
+            <w:proofErr w:type="spellEnd"/>
+            <w:r>
+              <w:rPr>
+                <w:sz w:val="18"/>
+              </w:rPr>
+              <w:t xml:space="preserve"> am 28.09.2026, 40 Posen</w:t>
             </w:r>
           </w:p>
         </w:tc>
@@ -11494,8 +14085,16 @@
               <w:rPr>
                 <w:sz w:val="18"/>
               </w:rPr>
-              <w:t>0,34 px</w:t>
-            </w:r>
+              <w:t xml:space="preserve">0,34 </w:t>
+            </w:r>
+            <w:proofErr w:type="spellStart"/>
+            <w:r>
+              <w:rPr>
+                <w:sz w:val="18"/>
+              </w:rPr>
+              <w:t>px</w:t>
+            </w:r>
+            <w:proofErr w:type="spellEnd"/>
           </w:p>
         </w:tc>
       </w:tr>
@@ -11513,8 +14112,16 @@
               <w:rPr>
                 <w:sz w:val="18"/>
               </w:rPr>
-              <w:t>Abweichung der Prüfposen</w:t>
-            </w:r>
+              <w:t xml:space="preserve">Abweichung der </w:t>
+            </w:r>
+            <w:proofErr w:type="spellStart"/>
+            <w:r>
+              <w:rPr>
+                <w:sz w:val="18"/>
+              </w:rPr>
+              <w:t>Prüfposen</w:t>
+            </w:r>
+            <w:proofErr w:type="spellEnd"/>
           </w:p>
         </w:tc>
         <w:tc>
@@ -11562,11 +14169,19 @@
             <w:vAlign w:val="center"/>
           </w:tcPr>
           <w:p>
-            <w:r>
-              <w:rPr>
-                <w:sz w:val="18"/>
-              </w:rPr>
-              <w:t>Verrutschen des Boards</w:t>
+            <w:proofErr w:type="spellStart"/>
+            <w:r>
+              <w:rPr>
+                <w:sz w:val="18"/>
+              </w:rPr>
+              <w:t>Verrutschen</w:t>
+            </w:r>
+            <w:proofErr w:type="spellEnd"/>
+            <w:r>
+              <w:rPr>
+                <w:sz w:val="18"/>
+              </w:rPr>
+              <w:t xml:space="preserve"> des Boards</w:t>
             </w:r>
           </w:p>
         </w:tc>
@@ -11576,11 +14191,33 @@
             <w:vAlign w:val="center"/>
           </w:tcPr>
           <w:p>
-            <w:r>
-              <w:rPr>
-                <w:sz w:val="18"/>
-              </w:rPr>
-              <w:t>Wiederholung der ersten Pose</w:t>
+            <w:proofErr w:type="spellStart"/>
+            <w:r>
+              <w:rPr>
+                <w:sz w:val="18"/>
+              </w:rPr>
+              <w:t>Wiederholung</w:t>
+            </w:r>
+            <w:proofErr w:type="spellEnd"/>
+            <w:r>
+              <w:rPr>
+                <w:sz w:val="18"/>
+              </w:rPr>
+              <w:t xml:space="preserve"> der </w:t>
+            </w:r>
+            <w:proofErr w:type="spellStart"/>
+            <w:r>
+              <w:rPr>
+                <w:sz w:val="18"/>
+              </w:rPr>
+              <w:t>ersten</w:t>
+            </w:r>
+            <w:proofErr w:type="spellEnd"/>
+            <w:r>
+              <w:rPr>
+                <w:sz w:val="18"/>
+              </w:rPr>
+              <w:t xml:space="preserve"> Pose</w:t>
             </w:r>
           </w:p>
         </w:tc>
@@ -11609,12 +14246,28 @@
             <w:vAlign w:val="center"/>
           </w:tcPr>
           <w:p>
-            <w:r>
-              <w:rPr>
-                <w:sz w:val="18"/>
-              </w:rPr>
-              <w:t>Wiederholbarkeit der Kameralage</w:t>
-            </w:r>
+            <w:proofErr w:type="spellStart"/>
+            <w:r>
+              <w:rPr>
+                <w:sz w:val="18"/>
+              </w:rPr>
+              <w:t>Wiederholbarkeit</w:t>
+            </w:r>
+            <w:proofErr w:type="spellEnd"/>
+            <w:r>
+              <w:rPr>
+                <w:sz w:val="18"/>
+              </w:rPr>
+              <w:t xml:space="preserve"> der </w:t>
+            </w:r>
+            <w:proofErr w:type="spellStart"/>
+            <w:r>
+              <w:rPr>
+                <w:sz w:val="18"/>
+              </w:rPr>
+              <w:t>Kameralage</w:t>
+            </w:r>
+            <w:proofErr w:type="spellEnd"/>
           </w:p>
         </w:tc>
         <w:tc>
@@ -11623,11 +14276,33 @@
             <w:vAlign w:val="center"/>
           </w:tcPr>
           <w:p>
-            <w:r>
-              <w:rPr>
-                <w:sz w:val="18"/>
-              </w:rPr>
-              <w:t>Läufe vom 25.09. und 28.09.2026</w:t>
+            <w:proofErr w:type="spellStart"/>
+            <w:r>
+              <w:rPr>
+                <w:sz w:val="18"/>
+              </w:rPr>
+              <w:t>Läufe</w:t>
+            </w:r>
+            <w:proofErr w:type="spellEnd"/>
+            <w:r>
+              <w:rPr>
+                <w:sz w:val="18"/>
+              </w:rPr>
+              <w:t xml:space="preserve"> </w:t>
+            </w:r>
+            <w:proofErr w:type="spellStart"/>
+            <w:r>
+              <w:rPr>
+                <w:sz w:val="18"/>
+              </w:rPr>
+              <w:t>vom</w:t>
+            </w:r>
+            <w:proofErr w:type="spellEnd"/>
+            <w:r>
+              <w:rPr>
+                <w:sz w:val="18"/>
+              </w:rPr>
+              <w:t xml:space="preserve"> 25.09. und 28.09.2026</w:t>
             </w:r>
           </w:p>
         </w:tc>
@@ -11662,12 +14337,14 @@
             <w:vAlign w:val="center"/>
           </w:tcPr>
           <w:p>
+            <w:proofErr w:type="spellStart"/>
             <w:r>
               <w:rPr>
                 <w:sz w:val="18"/>
               </w:rPr>
               <w:t>Lageabweichung</w:t>
             </w:r>
+            <w:proofErr w:type="spellEnd"/>
           </w:p>
         </w:tc>
         <w:tc>
@@ -11721,12 +14398,14 @@
             <w:vAlign w:val="center"/>
           </w:tcPr>
           <w:p>
+            <w:proofErr w:type="spellStart"/>
             <w:r>
               <w:rPr>
                 <w:sz w:val="18"/>
               </w:rPr>
               <w:t>Greiflauf</w:t>
             </w:r>
+            <w:proofErr w:type="spellEnd"/>
           </w:p>
         </w:tc>
         <w:tc>
@@ -11745,7 +14424,23 @@
                 <w:sz w:val="18"/>
                 <w:lang w:val="de-DE"/>
               </w:rPr>
-              <w:t>Kalibrierung in base_cam, mehrere Tests im regulären Systemablauf</w:t>
+              <w:t xml:space="preserve">Kalibrierung in </w:t>
+            </w:r>
+            <w:proofErr w:type="spellStart"/>
+            <w:r>
+              <w:rPr>
+                <w:sz w:val="18"/>
+                <w:lang w:val="de-DE"/>
+              </w:rPr>
+              <w:t>base_cam</w:t>
+            </w:r>
+            <w:proofErr w:type="spellEnd"/>
+            <w:r>
+              <w:rPr>
+                <w:sz w:val="18"/>
+                <w:lang w:val="de-DE"/>
+              </w:rPr>
+              <w:t>, mehrere Tests im regulären Systemablauf</w:t>
             </w:r>
           </w:p>
         </w:tc>
@@ -11808,20 +14503,48 @@
         <w:rPr>
           <w:lang w:val="de-DE"/>
         </w:rPr>
-        <w:t>. Zwischen zwei Läufen im Abstand von drei Tagen unterscheidet sich die Kameralage um weniger als einen Millimeter. Das Verfahren reproduziert sein Ergebnis damit bei unveränderter Kamera. Für die Lageabweichung wurde verglichen, wo base_cam das Board mit der Kalibrierung abbildet und wo es laut Farbbild liegt. Die abschließende Prüfung ist der Greiflauf, weil er die gesamte Kette von der Erkennung bis zur Ablage einschließt. Mit den ermittelten Kalibrierwerten konnten in mehreren Tests alle Griffe im regulären Systemablauf ohne Einschränkung durchgeführt werden. Ein fehlerhafter Griffversatz war nach der Kalibrierung nicht zu erkennen.</w:t>
-      </w:r>
-    </w:p>
-    <w:p>
-      <w:pPr>
-        <w:rPr>
-          <w:lang w:val="de-DE"/>
-        </w:rPr>
-      </w:pPr>
-      <w:r>
-        <w:rPr>
-          <w:lang w:val="de-DE"/>
-        </w:rPr>
-        <w:t>Das automatische Verfahren steht für jede Veränderung der Kameraposition bereit. Ein neuer Lauf dauert einschließlich Vorbereitung rund fünf Minuten, und base_cam übernimmt das Ergebnis aus der Zieldatei der Kalibrierdaten.</w:t>
+        <w:t xml:space="preserve">. Zwischen zwei Läufen im Abstand von drei Tagen unterscheidet sich die Kameralage um weniger als einen Millimeter. Das Verfahren reproduziert sein Ergebnis damit bei unveränderter Kamera. Für die Lageabweichung wurde verglichen, wo </w:t>
+      </w:r>
+      <w:proofErr w:type="spellStart"/>
+      <w:r>
+        <w:rPr>
+          <w:lang w:val="de-DE"/>
+        </w:rPr>
+        <w:t>base_cam</w:t>
+      </w:r>
+      <w:proofErr w:type="spellEnd"/>
+      <w:r>
+        <w:rPr>
+          <w:lang w:val="de-DE"/>
+        </w:rPr>
+        <w:t xml:space="preserve"> das Board mit der Kalibrierung abbildet und wo es laut Farbbild liegt. Die abschließende Prüfung ist der Greiflauf, weil er die gesamte Kette von der Erkennung bis zur Ablage einschließt. Mit den ermittelten Kalibrierwerten konnten in mehreren Tests alle Griffe im regulären Systemablauf ohne Einschränkung durchgeführt werden. Ein fehlerhafter Griffversatz war nach der Kalibrierung nicht zu erkennen.</w:t>
+      </w:r>
+    </w:p>
+    <w:p>
+      <w:pPr>
+        <w:rPr>
+          <w:lang w:val="de-DE"/>
+        </w:rPr>
+      </w:pPr>
+      <w:r>
+        <w:rPr>
+          <w:lang w:val="de-DE"/>
+        </w:rPr>
+        <w:t xml:space="preserve">Das automatische Verfahren steht für jede Veränderung der Kameraposition bereit. Ein neuer Lauf dauert einschließlich Vorbereitung rund fünf Minuten, und </w:t>
+      </w:r>
+      <w:proofErr w:type="spellStart"/>
+      <w:r>
+        <w:rPr>
+          <w:lang w:val="de-DE"/>
+        </w:rPr>
+        <w:t>base_cam</w:t>
+      </w:r>
+      <w:proofErr w:type="spellEnd"/>
+      <w:r>
+        <w:rPr>
+          <w:lang w:val="de-DE"/>
+        </w:rPr>
+        <w:t xml:space="preserve"> übernimmt das Ergebnis aus der Zieldatei der Kalibrierdaten.</w:t>
       </w:r>
     </w:p>
     <w:p>
@@ -11847,12 +14570,22 @@
         <w:pStyle w:val="berschrift1"/>
       </w:pPr>
       <w:bookmarkStart w:id="93" w:name="_Toc241704913"/>
+      <w:proofErr w:type="spellStart"/>
       <w:r>
         <w:lastRenderedPageBreak/>
-        <w:t>Inbetriebnahme und Optimierung</w:t>
+        <w:t>Inbetriebnahme</w:t>
+      </w:r>
+      <w:proofErr w:type="spellEnd"/>
+      <w:r>
+        <w:t xml:space="preserve"> und </w:t>
+      </w:r>
+      <w:proofErr w:type="spellStart"/>
+      <w:r>
+        <w:t>Optimierung</w:t>
       </w:r>
       <w:bookmarkEnd w:id="92"/>
       <w:bookmarkEnd w:id="93"/>
+      <w:proofErr w:type="spellEnd"/>
     </w:p>
     <w:p/>
     <w:p>
@@ -11888,25 +14621,158 @@
       <w:bookmarkStart w:id="94" w:name="ch_5_1"/>
       <w:bookmarkStart w:id="95" w:name="_Toc241704914"/>
       <w:r>
-        <w:t>Integration und Inbetriebnahme des Regelpfads</w:t>
+        <w:t xml:space="preserve">Integration und </w:t>
+      </w:r>
+      <w:proofErr w:type="spellStart"/>
+      <w:r>
+        <w:t>Inbetriebnahme</w:t>
+      </w:r>
+      <w:proofErr w:type="spellEnd"/>
+      <w:r>
+        <w:t xml:space="preserve"> des </w:t>
+      </w:r>
+      <w:proofErr w:type="spellStart"/>
+      <w:r>
+        <w:t>Regelpfads</w:t>
       </w:r>
       <w:bookmarkEnd w:id="94"/>
       <w:bookmarkEnd w:id="95"/>
-    </w:p>
-    <w:p>
-      <w:pPr>
-        <w:rPr>
-          <w:lang w:val="de-DE"/>
-        </w:rPr>
-      </w:pPr>
-      <w:r>
-        <w:t xml:space="preserve">Der Regelpfad wurde in der Reihenfolge base_cam, vectoring, priority_handler, object_follower, Signal Point Attractor und IK Velocity Controller in Betrieb genommen. </w:t>
-      </w:r>
-      <w:r>
-        <w:rPr>
-          <w:lang w:val="de-DE"/>
-        </w:rPr>
-        <w:t>Die Basiskamera liefert erkannte Objekte. Das vollständige Zusammenspiel der Komponenten und ihrer in AICA verdrahteten Signale enthält Abbildung 13 im Anhang. Das Modul vectoring schätzt daraus die Geschwindigkeit. Anschließend wählt der priority_handler ein greifbares Objekt aus. Der Follower berechnet dessen vorhergesagte Zielpose, bevor der Attractor und der IK-Controller die Flanschbewegung umsetzen. Der Greifer und die Zustandsrückmeldungen sind in dieselbe Ablaufsteuerung eingebunden. Diagnosekomponenten bleiben davon getrennt und beeinflussen die Zielauswahl nicht [22].</w:t>
+      <w:proofErr w:type="spellEnd"/>
+    </w:p>
+    <w:p>
+      <w:pPr>
+        <w:rPr>
+          <w:lang w:val="de-DE"/>
+        </w:rPr>
+      </w:pPr>
+      <w:r>
+        <w:t xml:space="preserve">Der </w:t>
+      </w:r>
+      <w:proofErr w:type="spellStart"/>
+      <w:r>
+        <w:t>Regelpfad</w:t>
+      </w:r>
+      <w:proofErr w:type="spellEnd"/>
+      <w:r>
+        <w:t xml:space="preserve"> </w:t>
+      </w:r>
+      <w:proofErr w:type="spellStart"/>
+      <w:r>
+        <w:t>wurde</w:t>
+      </w:r>
+      <w:proofErr w:type="spellEnd"/>
+      <w:r>
+        <w:t xml:space="preserve"> in der </w:t>
+      </w:r>
+      <w:proofErr w:type="spellStart"/>
+      <w:r>
+        <w:t>Reihenfolge</w:t>
+      </w:r>
+      <w:proofErr w:type="spellEnd"/>
+      <w:r>
+        <w:t xml:space="preserve"> </w:t>
+      </w:r>
+      <w:proofErr w:type="spellStart"/>
+      <w:r>
+        <w:t>base_cam</w:t>
+      </w:r>
+      <w:proofErr w:type="spellEnd"/>
+      <w:r>
+        <w:t xml:space="preserve">, vectoring, </w:t>
+      </w:r>
+      <w:proofErr w:type="spellStart"/>
+      <w:r>
+        <w:t>priority_handler</w:t>
+      </w:r>
+      <w:proofErr w:type="spellEnd"/>
+      <w:r>
+        <w:t xml:space="preserve">, </w:t>
+      </w:r>
+      <w:proofErr w:type="spellStart"/>
+      <w:r>
+        <w:t>object_follower</w:t>
+      </w:r>
+      <w:proofErr w:type="spellEnd"/>
+      <w:r>
+        <w:t xml:space="preserve">, Signal Point Attractor und IK Velocity Controller in </w:t>
+      </w:r>
+      <w:proofErr w:type="spellStart"/>
+      <w:r>
+        <w:t>Betrieb</w:t>
+      </w:r>
+      <w:proofErr w:type="spellEnd"/>
+      <w:r>
+        <w:t xml:space="preserve"> </w:t>
+      </w:r>
+      <w:proofErr w:type="spellStart"/>
+      <w:r>
+        <w:t>genommen</w:t>
+      </w:r>
+      <w:proofErr w:type="spellEnd"/>
+      <w:r>
+        <w:t xml:space="preserve">. </w:t>
+      </w:r>
+      <w:r>
+        <w:rPr>
+          <w:lang w:val="de-DE"/>
+        </w:rPr>
+        <w:t xml:space="preserve">Die Basiskamera liefert erkannte Objekte. Das vollständige Zusammenspiel der Komponenten und ihrer in AICA verdrahteten Signale enthält Abbildung 13 im Anhang. Das Modul </w:t>
+      </w:r>
+      <w:proofErr w:type="spellStart"/>
+      <w:r>
+        <w:rPr>
+          <w:lang w:val="de-DE"/>
+        </w:rPr>
+        <w:t>vectoring</w:t>
+      </w:r>
+      <w:proofErr w:type="spellEnd"/>
+      <w:r>
+        <w:rPr>
+          <w:lang w:val="de-DE"/>
+        </w:rPr>
+        <w:t xml:space="preserve"> schätzt daraus die Geschwindigkeit. Anschließend wählt der </w:t>
+      </w:r>
+      <w:proofErr w:type="spellStart"/>
+      <w:r>
+        <w:rPr>
+          <w:lang w:val="de-DE"/>
+        </w:rPr>
+        <w:t>priority_handler</w:t>
+      </w:r>
+      <w:proofErr w:type="spellEnd"/>
+      <w:r>
+        <w:rPr>
+          <w:lang w:val="de-DE"/>
+        </w:rPr>
+        <w:t xml:space="preserve"> ein greifbares Objekt aus. Der Follower berechnet dessen vorhergesagte </w:t>
+      </w:r>
+      <w:proofErr w:type="spellStart"/>
+      <w:r>
+        <w:rPr>
+          <w:lang w:val="de-DE"/>
+        </w:rPr>
+        <w:t>Zielpose</w:t>
+      </w:r>
+      <w:proofErr w:type="spellEnd"/>
+      <w:r>
+        <w:rPr>
+          <w:lang w:val="de-DE"/>
+        </w:rPr>
+        <w:t xml:space="preserve">, bevor der </w:t>
+      </w:r>
+      <w:proofErr w:type="spellStart"/>
+      <w:r>
+        <w:rPr>
+          <w:lang w:val="de-DE"/>
+        </w:rPr>
+        <w:t>Attractor</w:t>
+      </w:r>
+      <w:proofErr w:type="spellEnd"/>
+      <w:r>
+        <w:rPr>
+          <w:lang w:val="de-DE"/>
+        </w:rPr>
+        <w:t xml:space="preserve"> und der IK-Controller die Flanschbewegung umsetzen. Der Greifer und die Zustandsrückmeldungen sind in dieselbe Ablaufsteuerung eingebunden. Diagnosekomponenten bleiben davon getrennt und beeinflussen die Zielauswahl nicht [22].</w:t>
       </w:r>
     </w:p>
     <w:p>
@@ -11932,20 +14798,104 @@
         <w:rPr>
           <w:lang w:val="de-DE"/>
         </w:rPr>
-        <w:t>Die Python-Komponenten laufen in einem gemeinsamen Prozess. Ihre Taktfrequenzen beanspruchen daher dieselben Rechenkerne. Zusätzliche Auswertung oder eine hohe Diagnoserate kann die Bildverarbeitung verzögern, obwohl sie nicht Teil des Regelpfads ist. Die Diagnose wurde deshalb auf 2 Hz für data_tracker und 10 Hz für interface_streamer begrenzt. Nicht genutzte Roboterkamera-Komponenten werden im finalen Betrieb nicht geladen. Die Basiskamera und vectoring arbeiten jeweils mit 15 Hz, der priority_handler mit 20 Hz und der object_follower mit 50 Hz. Die Roboterregelung selbst läuft mit 500 Hz [22].</w:t>
-      </w:r>
-    </w:p>
-    <w:p>
-      <w:pPr>
-        <w:rPr>
-          <w:lang w:val="de-DE"/>
-        </w:rPr>
-      </w:pPr>
-      <w:r>
-        <w:rPr>
-          <w:lang w:val="de-DE"/>
-        </w:rPr>
-        <w:t>Diese Taktfrequenzen können bei einzelnen Komponenten direkt im AICA-Interface eingestellt werden. Abbildung 12 zeigt dies beispielhaft für den Parameter Rate von vectoring.</w:t>
+        <w:t xml:space="preserve">Die Python-Komponenten laufen in einem gemeinsamen Prozess. Ihre Taktfrequenzen beanspruchen daher dieselben Rechenkerne. Zusätzliche Auswertung oder eine hohe Diagnoserate kann die Bildverarbeitung verzögern, obwohl sie nicht Teil des Regelpfads ist. Die Diagnose wurde deshalb auf 2 Hz für </w:t>
+      </w:r>
+      <w:proofErr w:type="spellStart"/>
+      <w:r>
+        <w:rPr>
+          <w:lang w:val="de-DE"/>
+        </w:rPr>
+        <w:t>data_tracker</w:t>
+      </w:r>
+      <w:proofErr w:type="spellEnd"/>
+      <w:r>
+        <w:rPr>
+          <w:lang w:val="de-DE"/>
+        </w:rPr>
+        <w:t xml:space="preserve"> und 10 Hz für </w:t>
+      </w:r>
+      <w:proofErr w:type="spellStart"/>
+      <w:r>
+        <w:rPr>
+          <w:lang w:val="de-DE"/>
+        </w:rPr>
+        <w:t>interface_streamer</w:t>
+      </w:r>
+      <w:proofErr w:type="spellEnd"/>
+      <w:r>
+        <w:rPr>
+          <w:lang w:val="de-DE"/>
+        </w:rPr>
+        <w:t xml:space="preserve"> begrenzt. Nicht genutzte Roboterkamera-Komponenten werden im finalen Betrieb nicht geladen. Die Basiskamera und </w:t>
+      </w:r>
+      <w:proofErr w:type="spellStart"/>
+      <w:r>
+        <w:rPr>
+          <w:lang w:val="de-DE"/>
+        </w:rPr>
+        <w:t>vectoring</w:t>
+      </w:r>
+      <w:proofErr w:type="spellEnd"/>
+      <w:r>
+        <w:rPr>
+          <w:lang w:val="de-DE"/>
+        </w:rPr>
+        <w:t xml:space="preserve"> arbeiten jeweils mit 15 Hz, der </w:t>
+      </w:r>
+      <w:proofErr w:type="spellStart"/>
+      <w:r>
+        <w:rPr>
+          <w:lang w:val="de-DE"/>
+        </w:rPr>
+        <w:t>priority_handler</w:t>
+      </w:r>
+      <w:proofErr w:type="spellEnd"/>
+      <w:r>
+        <w:rPr>
+          <w:lang w:val="de-DE"/>
+        </w:rPr>
+        <w:t xml:space="preserve"> mit 20 Hz und der </w:t>
+      </w:r>
+      <w:proofErr w:type="spellStart"/>
+      <w:r>
+        <w:rPr>
+          <w:lang w:val="de-DE"/>
+        </w:rPr>
+        <w:t>object_follower</w:t>
+      </w:r>
+      <w:proofErr w:type="spellEnd"/>
+      <w:r>
+        <w:rPr>
+          <w:lang w:val="de-DE"/>
+        </w:rPr>
+        <w:t xml:space="preserve"> mit 50 Hz. Die Roboterregelung selbst läuft mit 500 Hz [22].</w:t>
+      </w:r>
+    </w:p>
+    <w:p>
+      <w:pPr>
+        <w:rPr>
+          <w:lang w:val="de-DE"/>
+        </w:rPr>
+      </w:pPr>
+      <w:r>
+        <w:rPr>
+          <w:lang w:val="de-DE"/>
+        </w:rPr>
+        <w:t xml:space="preserve">Diese Taktfrequenzen können bei einzelnen Komponenten direkt im AICA-Interface eingestellt werden. Abbildung 12 zeigt dies beispielhaft für den Parameter Rate von </w:t>
+      </w:r>
+      <w:proofErr w:type="spellStart"/>
+      <w:r>
+        <w:rPr>
+          <w:lang w:val="de-DE"/>
+        </w:rPr>
+        <w:t>vectoring</w:t>
+      </w:r>
+      <w:proofErr w:type="spellEnd"/>
+      <w:r>
+        <w:rPr>
+          <w:lang w:val="de-DE"/>
+        </w:rPr>
+        <w:t>.</w:t>
       </w:r>
     </w:p>
     <w:p>
@@ -12019,20 +14969,104 @@
         <w:rPr>
           <w:lang w:val="de-DE"/>
         </w:rPr>
-        <w:t>Die Notwendigkeit dieser Begrenzung zeigte sich bereits während der Inbetriebnahme. Mit nicht angepassten Kamerakomponenten trafen durchschnittlich 5,1 Messungen pro Sekunde ein. Das mittlere Alter einer Messung betrug dabei 450 ms. Nach einer Begrenzung der Diagnoseraten stieg die Rate auf 7,1 Hz. Eine Eingangsqueue der Tiefe 1 verhinderte zusätzlich, dass alte Bilddaten aufgestaut verarbeitet werden. Das mittlere Messalter sank dadurch auf 139 ms; die mittlere Zeit bis zur nächsten Messung lag bei 266 ms. Die L515 selbst lieferte Bilddaten mit einem Alter von 46 bis 51 ms. Der verbleibende Anteil entsteht somit vor allem in Verarbeitung und Übertragung. Im finalen Betrieb liefert base_cam rund 8,6 neue Messungen pro Sekunde [22].</w:t>
-      </w:r>
-    </w:p>
-    <w:p>
-      <w:pPr>
-        <w:rPr>
-          <w:lang w:val="de-DE"/>
-        </w:rPr>
-      </w:pPr>
-      <w:r>
-        <w:rPr>
-          <w:lang w:val="de-DE"/>
-        </w:rPr>
-        <w:t>Auch die 500-Hz-Regelung reagierte empfindlich auf parallele Last. Bei geöffneter Visualisierung, Browser-Ansichten und weiteren Leseprozessen fiel ihre effektive Rate zeitweise auf 54 bis 89 % des Sollwerts. Für den Betrieb werden deshalb die Analyse-Software rviz2, nicht benötigte Browser-Ansichten und parallele Analyseprozesse geschlossen. Reicht die Rechenleistung trotzdem nicht aus, kann die Rate von base_cam auf 12 Hz reduziert werden. Diese Maßnahme verringert die Last, verlängert jedoch den Abstand zwischen zwei Objektmessungen [22].</w:t>
+        <w:t xml:space="preserve">Die Notwendigkeit dieser Begrenzung zeigte sich bereits während der Inbetriebnahme. Mit nicht angepassten Kamerakomponenten trafen durchschnittlich 5,1 Messungen pro Sekunde ein. Das mittlere Alter einer Messung betrug dabei 450 </w:t>
+      </w:r>
+      <w:proofErr w:type="spellStart"/>
+      <w:r>
+        <w:rPr>
+          <w:lang w:val="de-DE"/>
+        </w:rPr>
+        <w:t>ms.</w:t>
+      </w:r>
+      <w:proofErr w:type="spellEnd"/>
+      <w:r>
+        <w:rPr>
+          <w:lang w:val="de-DE"/>
+        </w:rPr>
+        <w:t xml:space="preserve"> Nach einer Begrenzung der Diagnoseraten stieg die Rate auf 7,1 Hz. Eine Eingangsqueue der Tiefe 1 verhinderte zusätzlich, dass alte Bilddaten aufgestaut verarbeitet werden. Das mittlere Messalter sank dadurch auf 139 </w:t>
+      </w:r>
+      <w:proofErr w:type="spellStart"/>
+      <w:r>
+        <w:rPr>
+          <w:lang w:val="de-DE"/>
+        </w:rPr>
+        <w:t>ms</w:t>
+      </w:r>
+      <w:proofErr w:type="spellEnd"/>
+      <w:r>
+        <w:rPr>
+          <w:lang w:val="de-DE"/>
+        </w:rPr>
+        <w:t xml:space="preserve">; die mittlere Zeit bis zur nächsten Messung lag bei 266 </w:t>
+      </w:r>
+      <w:proofErr w:type="spellStart"/>
+      <w:r>
+        <w:rPr>
+          <w:lang w:val="de-DE"/>
+        </w:rPr>
+        <w:t>ms.</w:t>
+      </w:r>
+      <w:proofErr w:type="spellEnd"/>
+      <w:r>
+        <w:rPr>
+          <w:lang w:val="de-DE"/>
+        </w:rPr>
+        <w:t xml:space="preserve"> Die L515 selbst lieferte Bilddaten mit einem Alter von 46 bis 51 </w:t>
+      </w:r>
+      <w:proofErr w:type="spellStart"/>
+      <w:r>
+        <w:rPr>
+          <w:lang w:val="de-DE"/>
+        </w:rPr>
+        <w:t>ms.</w:t>
+      </w:r>
+      <w:proofErr w:type="spellEnd"/>
+      <w:r>
+        <w:rPr>
+          <w:lang w:val="de-DE"/>
+        </w:rPr>
+        <w:t xml:space="preserve"> Der verbleibende Anteil entsteht somit vor allem in Verarbeitung und Übertragung. Im finalen Betrieb liefert </w:t>
+      </w:r>
+      <w:proofErr w:type="spellStart"/>
+      <w:r>
+        <w:rPr>
+          <w:lang w:val="de-DE"/>
+        </w:rPr>
+        <w:t>base_cam</w:t>
+      </w:r>
+      <w:proofErr w:type="spellEnd"/>
+      <w:r>
+        <w:rPr>
+          <w:lang w:val="de-DE"/>
+        </w:rPr>
+        <w:t xml:space="preserve"> rund 8,6 neue Messungen pro Sekunde [22].</w:t>
+      </w:r>
+    </w:p>
+    <w:p>
+      <w:pPr>
+        <w:rPr>
+          <w:lang w:val="de-DE"/>
+        </w:rPr>
+      </w:pPr>
+      <w:r>
+        <w:rPr>
+          <w:lang w:val="de-DE"/>
+        </w:rPr>
+        <w:t xml:space="preserve">Auch die 500-Hz-Regelung reagierte empfindlich auf parallele Last. Bei geöffneter Visualisierung, Browser-Ansichten und weiteren Leseprozessen fiel ihre effektive Rate zeitweise auf 54 bis 89 % des Sollwerts. Für den Betrieb werden deshalb die Analyse-Software rviz2, nicht benötigte Browser-Ansichten und parallele Analyseprozesse geschlossen. Reicht die Rechenleistung trotzdem nicht aus, kann die Rate von </w:t>
+      </w:r>
+      <w:proofErr w:type="spellStart"/>
+      <w:r>
+        <w:rPr>
+          <w:lang w:val="de-DE"/>
+        </w:rPr>
+        <w:t>base_cam</w:t>
+      </w:r>
+      <w:proofErr w:type="spellEnd"/>
+      <w:r>
+        <w:rPr>
+          <w:lang w:val="de-DE"/>
+        </w:rPr>
+        <w:t xml:space="preserve"> auf 12 Hz reduziert werden. Diese Maßnahme verringert die Last, verlängert jedoch den Abstand zwischen zwei Objektmessungen [22].</w:t>
       </w:r>
       <w:r>
         <w:rPr>
@@ -12071,12 +15105,30 @@
         <w:pStyle w:val="berschrift2"/>
       </w:pPr>
       <w:bookmarkStart w:id="97" w:name="_Toc241704915"/>
+      <w:proofErr w:type="spellStart"/>
       <w:r>
         <w:lastRenderedPageBreak/>
-        <w:t>Abstimmung der dynamischen Greifbewegung</w:t>
+        <w:t>Abstimmung</w:t>
+      </w:r>
+      <w:proofErr w:type="spellEnd"/>
+      <w:r>
+        <w:t xml:space="preserve"> der </w:t>
+      </w:r>
+      <w:proofErr w:type="spellStart"/>
+      <w:r>
+        <w:t>dynamischen</w:t>
+      </w:r>
+      <w:proofErr w:type="spellEnd"/>
+      <w:r>
+        <w:t xml:space="preserve"> </w:t>
+      </w:r>
+      <w:proofErr w:type="spellStart"/>
+      <w:r>
+        <w:t>Greifbewegung</w:t>
       </w:r>
       <w:bookmarkEnd w:id="96"/>
       <w:bookmarkEnd w:id="97"/>
+      <w:proofErr w:type="spellEnd"/>
     </w:p>
     <w:p>
       <w:pPr>
@@ -12173,6 +15225,7 @@
             <w:vAlign w:val="center"/>
           </w:tcPr>
           <w:p>
+            <w:proofErr w:type="spellStart"/>
             <w:r>
               <w:rPr>
                 <w:b/>
@@ -12180,6 +15233,7 @@
               </w:rPr>
               <w:t>Funktion</w:t>
             </w:r>
+            <w:proofErr w:type="spellEnd"/>
           </w:p>
         </w:tc>
       </w:tr>
@@ -12197,7 +15251,21 @@
               <w:rPr>
                 <w:sz w:val="18"/>
               </w:rPr>
-              <w:t>Rate base_cam und vectoring</w:t>
+              <w:t xml:space="preserve">Rate </w:t>
+            </w:r>
+            <w:proofErr w:type="spellStart"/>
+            <w:r>
+              <w:rPr>
+                <w:sz w:val="18"/>
+              </w:rPr>
+              <w:t>base_cam</w:t>
+            </w:r>
+            <w:proofErr w:type="spellEnd"/>
+            <w:r>
+              <w:rPr>
+                <w:sz w:val="18"/>
+              </w:rPr>
+              <w:t xml:space="preserve"> und vectoring</w:t>
             </w:r>
           </w:p>
         </w:tc>
@@ -12235,12 +15303,28 @@
             <w:vAlign w:val="center"/>
           </w:tcPr>
           <w:p>
-            <w:r>
-              <w:rPr>
-                <w:sz w:val="18"/>
-              </w:rPr>
-              <w:t>Objektmessung und Geschwindigkeitsschätzung</w:t>
-            </w:r>
+            <w:proofErr w:type="spellStart"/>
+            <w:r>
+              <w:rPr>
+                <w:sz w:val="18"/>
+              </w:rPr>
+              <w:t>Objektmessung</w:t>
+            </w:r>
+            <w:proofErr w:type="spellEnd"/>
+            <w:r>
+              <w:rPr>
+                <w:sz w:val="18"/>
+              </w:rPr>
+              <w:t xml:space="preserve"> und </w:t>
+            </w:r>
+            <w:proofErr w:type="spellStart"/>
+            <w:r>
+              <w:rPr>
+                <w:sz w:val="18"/>
+              </w:rPr>
+              <w:t>Geschwindigkeitsschätzung</w:t>
+            </w:r>
+            <w:proofErr w:type="spellEnd"/>
           </w:p>
         </w:tc>
       </w:tr>
@@ -12288,12 +15372,14 @@
             <w:vAlign w:val="center"/>
           </w:tcPr>
           <w:p>
+            <w:proofErr w:type="spellStart"/>
             <w:r>
               <w:rPr>
                 <w:sz w:val="18"/>
               </w:rPr>
               <w:t>Messungen</w:t>
             </w:r>
+            <w:proofErr w:type="spellEnd"/>
           </w:p>
         </w:tc>
         <w:tc>
@@ -12327,12 +15413,28 @@
             <w:vAlign w:val="center"/>
           </w:tcPr>
           <w:p>
-            <w:r>
-              <w:rPr>
-                <w:sz w:val="18"/>
-              </w:rPr>
-              <w:t>Vorhaltezeit lead_time_s</w:t>
-            </w:r>
+            <w:proofErr w:type="spellStart"/>
+            <w:r>
+              <w:rPr>
+                <w:sz w:val="18"/>
+              </w:rPr>
+              <w:t>Vorhaltezeit</w:t>
+            </w:r>
+            <w:proofErr w:type="spellEnd"/>
+            <w:r>
+              <w:rPr>
+                <w:sz w:val="18"/>
+              </w:rPr>
+              <w:t xml:space="preserve"> </w:t>
+            </w:r>
+            <w:proofErr w:type="spellStart"/>
+            <w:r>
+              <w:rPr>
+                <w:sz w:val="18"/>
+              </w:rPr>
+              <w:t>lead_time_s</w:t>
+            </w:r>
+            <w:proofErr w:type="spellEnd"/>
           </w:p>
         </w:tc>
         <w:tc>
@@ -12379,7 +15481,23 @@
                 <w:sz w:val="18"/>
                 <w:lang w:val="de-DE"/>
               </w:rPr>
-              <w:t>Gleicht den Nachlauf des Attractors aus (etwa 1/K)</w:t>
+              <w:t xml:space="preserve">Gleicht den Nachlauf des </w:t>
+            </w:r>
+            <w:proofErr w:type="spellStart"/>
+            <w:r>
+              <w:rPr>
+                <w:sz w:val="18"/>
+                <w:lang w:val="de-DE"/>
+              </w:rPr>
+              <w:t>Attractors</w:t>
+            </w:r>
+            <w:proofErr w:type="spellEnd"/>
+            <w:r>
+              <w:rPr>
+                <w:sz w:val="18"/>
+                <w:lang w:val="de-DE"/>
+              </w:rPr>
+              <w:t xml:space="preserve"> aus (etwa 1/K)</w:t>
             </w:r>
           </w:p>
         </w:tc>
@@ -12398,8 +15516,16 @@
               <w:rPr>
                 <w:sz w:val="18"/>
               </w:rPr>
-              <w:t>Attractor- und IK-Geschwindigkeitsgrenze</w:t>
-            </w:r>
+              <w:t>Attractor- und IK-</w:t>
+            </w:r>
+            <w:proofErr w:type="spellStart"/>
+            <w:r>
+              <w:rPr>
+                <w:sz w:val="18"/>
+              </w:rPr>
+              <w:t>Geschwindigkeitsgrenze</w:t>
+            </w:r>
+            <w:proofErr w:type="spellEnd"/>
           </w:p>
         </w:tc>
         <w:tc>
@@ -12436,12 +15562,42 @@
             <w:vAlign w:val="center"/>
           </w:tcPr>
           <w:p>
-            <w:r>
-              <w:rPr>
-                <w:sz w:val="18"/>
-              </w:rPr>
-              <w:t>Begrenzt die lineare Flanschgeschwindigkeit</w:t>
-            </w:r>
+            <w:proofErr w:type="spellStart"/>
+            <w:r>
+              <w:rPr>
+                <w:sz w:val="18"/>
+              </w:rPr>
+              <w:t>Begrenzt</w:t>
+            </w:r>
+            <w:proofErr w:type="spellEnd"/>
+            <w:r>
+              <w:rPr>
+                <w:sz w:val="18"/>
+              </w:rPr>
+              <w:t xml:space="preserve"> die </w:t>
+            </w:r>
+            <w:proofErr w:type="spellStart"/>
+            <w:r>
+              <w:rPr>
+                <w:sz w:val="18"/>
+              </w:rPr>
+              <w:t>lineare</w:t>
+            </w:r>
+            <w:proofErr w:type="spellEnd"/>
+            <w:r>
+              <w:rPr>
+                <w:sz w:val="18"/>
+              </w:rPr>
+              <w:t xml:space="preserve"> </w:t>
+            </w:r>
+            <w:proofErr w:type="spellStart"/>
+            <w:r>
+              <w:rPr>
+                <w:sz w:val="18"/>
+              </w:rPr>
+              <w:t>Flanschgeschwindigkeit</w:t>
+            </w:r>
+            <w:proofErr w:type="spellEnd"/>
           </w:p>
         </w:tc>
       </w:tr>
@@ -12465,8 +15621,17 @@
                 <w:sz w:val="18"/>
                 <w:lang w:val="de-DE"/>
               </w:rPr>
-              <w:t>IK-Befehlsratengrenze command_rate_limit</w:t>
-            </w:r>
+              <w:t xml:space="preserve">IK-Befehlsratengrenze </w:t>
+            </w:r>
+            <w:proofErr w:type="spellStart"/>
+            <w:r>
+              <w:rPr>
+                <w:sz w:val="18"/>
+                <w:lang w:val="de-DE"/>
+              </w:rPr>
+              <w:t>command_rate_limit</w:t>
+            </w:r>
+            <w:proofErr w:type="spellEnd"/>
           </w:p>
         </w:tc>
         <w:tc>
@@ -12528,12 +15693,14 @@
             <w:vAlign w:val="center"/>
           </w:tcPr>
           <w:p>
+            <w:proofErr w:type="spellStart"/>
             <w:r>
               <w:rPr>
                 <w:sz w:val="18"/>
               </w:rPr>
               <w:t>Absenkgeschwindigkeit</w:t>
             </w:r>
+            <w:proofErr w:type="spellEnd"/>
           </w:p>
         </w:tc>
         <w:tc>
@@ -12570,12 +15737,56 @@
             <w:vAlign w:val="center"/>
           </w:tcPr>
           <w:p>
-            <w:r>
-              <w:rPr>
-                <w:sz w:val="18"/>
-              </w:rPr>
-              <w:t>Vertikale Bewegung zum Greifpunkt</w:t>
-            </w:r>
+            <w:proofErr w:type="spellStart"/>
+            <w:r>
+              <w:rPr>
+                <w:sz w:val="18"/>
+              </w:rPr>
+              <w:t>Vertikale</w:t>
+            </w:r>
+            <w:proofErr w:type="spellEnd"/>
+            <w:r>
+              <w:rPr>
+                <w:sz w:val="18"/>
+              </w:rPr>
+              <w:t xml:space="preserve"> </w:t>
+            </w:r>
+            <w:proofErr w:type="spellStart"/>
+            <w:r>
+              <w:rPr>
+                <w:sz w:val="18"/>
+              </w:rPr>
+              <w:t>Bewegung</w:t>
+            </w:r>
+            <w:proofErr w:type="spellEnd"/>
+            <w:r>
+              <w:rPr>
+                <w:sz w:val="18"/>
+              </w:rPr>
+              <w:t xml:space="preserve"> </w:t>
+            </w:r>
+            <w:proofErr w:type="spellStart"/>
+            <w:r>
+              <w:rPr>
+                <w:sz w:val="18"/>
+              </w:rPr>
+              <w:t>zum</w:t>
+            </w:r>
+            <w:proofErr w:type="spellEnd"/>
+            <w:r>
+              <w:rPr>
+                <w:sz w:val="18"/>
+              </w:rPr>
+              <w:t xml:space="preserve"> </w:t>
+            </w:r>
+            <w:proofErr w:type="spellStart"/>
+            <w:r>
+              <w:rPr>
+                <w:sz w:val="18"/>
+              </w:rPr>
+              <w:t>Greifpunkt</w:t>
+            </w:r>
+            <w:proofErr w:type="spellEnd"/>
           </w:p>
         </w:tc>
       </w:tr>
@@ -12589,12 +15800,28 @@
             <w:vAlign w:val="center"/>
           </w:tcPr>
           <w:p>
-            <w:r>
-              <w:rPr>
-                <w:sz w:val="18"/>
-              </w:rPr>
-              <w:t>Sinkzeit t_descend_s</w:t>
-            </w:r>
+            <w:proofErr w:type="spellStart"/>
+            <w:r>
+              <w:rPr>
+                <w:sz w:val="18"/>
+              </w:rPr>
+              <w:t>Sinkzeit</w:t>
+            </w:r>
+            <w:proofErr w:type="spellEnd"/>
+            <w:r>
+              <w:rPr>
+                <w:sz w:val="18"/>
+              </w:rPr>
+              <w:t xml:space="preserve"> </w:t>
+            </w:r>
+            <w:proofErr w:type="spellStart"/>
+            <w:r>
+              <w:rPr>
+                <w:sz w:val="18"/>
+              </w:rPr>
+              <w:t>t_descend_s</w:t>
+            </w:r>
+            <w:proofErr w:type="spellEnd"/>
           </w:p>
         </w:tc>
         <w:tc>
@@ -12631,12 +15858,28 @@
             <w:vAlign w:val="center"/>
           </w:tcPr>
           <w:p>
-            <w:r>
-              <w:rPr>
-                <w:sz w:val="18"/>
-              </w:rPr>
-              <w:t>Berechnete Dauer des Absenkens</w:t>
-            </w:r>
+            <w:proofErr w:type="spellStart"/>
+            <w:r>
+              <w:rPr>
+                <w:sz w:val="18"/>
+              </w:rPr>
+              <w:t>Berechnete</w:t>
+            </w:r>
+            <w:proofErr w:type="spellEnd"/>
+            <w:r>
+              <w:rPr>
+                <w:sz w:val="18"/>
+              </w:rPr>
+              <w:t xml:space="preserve"> Dauer des </w:t>
+            </w:r>
+            <w:proofErr w:type="spellStart"/>
+            <w:r>
+              <w:rPr>
+                <w:sz w:val="18"/>
+              </w:rPr>
+              <w:t>Absenkens</w:t>
+            </w:r>
+            <w:proofErr w:type="spellEnd"/>
           </w:p>
         </w:tc>
       </w:tr>
@@ -12654,8 +15897,16 @@
               <w:rPr>
                 <w:sz w:val="18"/>
               </w:rPr>
-              <w:t>Greif- und Beruhigungszeit</w:t>
-            </w:r>
+              <w:t xml:space="preserve">Greif- und </w:t>
+            </w:r>
+            <w:proofErr w:type="spellStart"/>
+            <w:r>
+              <w:rPr>
+                <w:sz w:val="18"/>
+              </w:rPr>
+              <w:t>Beruhigungszeit</w:t>
+            </w:r>
+            <w:proofErr w:type="spellEnd"/>
           </w:p>
         </w:tc>
         <w:tc>
@@ -12717,11 +15968,19 @@
             <w:vAlign w:val="center"/>
           </w:tcPr>
           <w:p>
-            <w:r>
-              <w:rPr>
-                <w:sz w:val="18"/>
-              </w:rPr>
-              <w:t>Maximale Extrapolation / Ziel-Timeout</w:t>
+            <w:proofErr w:type="spellStart"/>
+            <w:r>
+              <w:rPr>
+                <w:sz w:val="18"/>
+              </w:rPr>
+              <w:t>Maximale</w:t>
+            </w:r>
+            <w:proofErr w:type="spellEnd"/>
+            <w:r>
+              <w:rPr>
+                <w:sz w:val="18"/>
+              </w:rPr>
+              <w:t xml:space="preserve"> Extrapolation / Ziel-Timeout</w:t>
             </w:r>
           </w:p>
         </w:tc>
@@ -12784,12 +16043,28 @@
             <w:vAlign w:val="center"/>
           </w:tcPr>
           <w:p>
-            <w:r>
-              <w:rPr>
-                <w:sz w:val="18"/>
-              </w:rPr>
-              <w:t>Mindestobjekthöhe / Mindestgreifhöhe</w:t>
-            </w:r>
+            <w:proofErr w:type="spellStart"/>
+            <w:r>
+              <w:rPr>
+                <w:sz w:val="18"/>
+              </w:rPr>
+              <w:t>Mindestobjekthöhe</w:t>
+            </w:r>
+            <w:proofErr w:type="spellEnd"/>
+            <w:r>
+              <w:rPr>
+                <w:sz w:val="18"/>
+              </w:rPr>
+              <w:t xml:space="preserve"> / </w:t>
+            </w:r>
+            <w:proofErr w:type="spellStart"/>
+            <w:r>
+              <w:rPr>
+                <w:sz w:val="18"/>
+              </w:rPr>
+              <w:t>Mindestgreifhöhe</w:t>
+            </w:r>
+            <w:proofErr w:type="spellEnd"/>
           </w:p>
         </w:tc>
         <w:tc>
@@ -12852,7 +16127,35 @@
         <w:rPr>
           <w:lang w:val="de-DE"/>
         </w:rPr>
-        <w:t>Der Attractor und der IK-Controller verwenden beide eine maximale lineare Geschwindigkeit von 0,850 m/s. Eine weitere Erhöhung brachte im Aufbau keinen ausreichenden Vorteil gegenüber der steigenden Belastung und den Sicherheitsgrenzen. Die Absenkgeschwindigkeit wurde von 0,250 auf 0,350 m/s erhöht. Gleichzeitig verringerte sich die angesetzte Sinkzeit von 0,900 auf 0,700 s. Die Dauer deckt die im Aufbau auftretende Hubbewegung von etwa 0,110 bis 0,150 m einschließlich einer kurzen Reserve ab. Die Beruhigungszeit von 0,400 s berücksichtigt in der Erreichbarkeitsprüfung das Einschwingen des Followers bis zur Freigabe des Absenkens [22].</w:t>
+        <w:t xml:space="preserve">Der </w:t>
+      </w:r>
+      <w:proofErr w:type="spellStart"/>
+      <w:r>
+        <w:rPr>
+          <w:lang w:val="de-DE"/>
+        </w:rPr>
+        <w:t>Attractor</w:t>
+      </w:r>
+      <w:proofErr w:type="spellEnd"/>
+      <w:r>
+        <w:rPr>
+          <w:lang w:val="de-DE"/>
+        </w:rPr>
+        <w:t xml:space="preserve"> und der IK-Controller verwenden beide eine maximale lineare Geschwindigkeit von 0,850 m/s. Eine weitere Erhöhung brachte im Aufbau keinen ausreichenden Vorteil gegenüber der steigenden Belastung und den Sicherheitsgrenzen. Die Absenkgeschwindigkeit wurde von 0,250 auf 0,350 m/s erhöht. Gleichzeitig verringerte sich die angesetzte </w:t>
+      </w:r>
+      <w:proofErr w:type="spellStart"/>
+      <w:r>
+        <w:rPr>
+          <w:lang w:val="de-DE"/>
+        </w:rPr>
+        <w:t>Sinkzeit</w:t>
+      </w:r>
+      <w:proofErr w:type="spellEnd"/>
+      <w:r>
+        <w:rPr>
+          <w:lang w:val="de-DE"/>
+        </w:rPr>
+        <w:t xml:space="preserve"> von 0,900 auf 0,700 s. Die Dauer deckt die im Aufbau auftretende Hubbewegung von etwa 0,110 bis 0,150 m einschließlich einer kurzen Reserve ab. Die Beruhigungszeit von 0,400 s berücksichtigt in der Erreichbarkeitsprüfung das Einschwingen des Followers bis zur Freigabe des Absenkens [22].</w:t>
       </w:r>
     </w:p>
     <w:p>
@@ -12872,20 +16175,48 @@
           <w:lang w:val="de-DE"/>
         </w:rPr>
         <w:lastRenderedPageBreak/>
-        <w:t>Zielsatz, bricht er den Versuch ab. Diese Grenzen verhindern, dass ein Klotz ohne aktuelle Zieldaten weiter verfolgt wird. Stehende Objekte gehen nicht in die Schätzung der Bandgeschwindigkeit ein, wenn ihre geschätzte Geschwindigkeit unter 0,050 m/s liegt.</w:t>
-      </w:r>
-    </w:p>
-    <w:p>
-      <w:pPr>
-        <w:rPr>
-          <w:lang w:val="de-DE"/>
-        </w:rPr>
-      </w:pPr>
-      <w:r>
-        <w:rPr>
-          <w:lang w:val="de-DE"/>
-        </w:rPr>
-        <w:t>Die minimale Greifhöhe wurde im Verlauf von 16 auf 11 mm reduziert. In Verbindung mit einer minimalen erkannten Objekthöhe von 10 mm können damit auch flache Klötze berücksichtigt werden. Die Greifhöhe setzt dabei auf der Hälfte der gemessenen Höhe des Klotzes an. Die untere Arbeitsraumgrenze wurde parallel von 0,304 auf 0,299 m angepasst. Greifhöhe, Arbeitsraumgrenze und Greifergeometrie müssen zusammen geändert werden, damit die Greifbacken nicht das Band berühren [22].</w:t>
+        <w:t xml:space="preserve">Zielsatz, bricht er den Versuch ab. Diese Grenzen verhindern, dass ein Klotz ohne aktuelle Zieldaten </w:t>
+      </w:r>
+      <w:proofErr w:type="gramStart"/>
+      <w:r>
+        <w:rPr>
+          <w:lang w:val="de-DE"/>
+        </w:rPr>
+        <w:t>weiter verfolgt</w:t>
+      </w:r>
+      <w:proofErr w:type="gramEnd"/>
+      <w:r>
+        <w:rPr>
+          <w:lang w:val="de-DE"/>
+        </w:rPr>
+        <w:t xml:space="preserve"> wird. Stehende Objekte gehen nicht in die Schätzung der Bandgeschwindigkeit ein, wenn ihre geschätzte Geschwindigkeit unter 0,050 m/s liegt.</w:t>
+      </w:r>
+    </w:p>
+    <w:p>
+      <w:pPr>
+        <w:rPr>
+          <w:lang w:val="de-DE"/>
+        </w:rPr>
+      </w:pPr>
+      <w:r>
+        <w:rPr>
+          <w:lang w:val="de-DE"/>
+        </w:rPr>
+        <w:t xml:space="preserve">Die minimale Greifhöhe wurde im Verlauf von 16 auf 11 mm reduziert. In Verbindung mit einer minimalen erkannten Objekthöhe von 10 mm können damit auch flache Klötze berücksichtigt werden. Die Greifhöhe setzt dabei auf der Hälfte der gemessenen Höhe des Klotzes an. Die untere Arbeitsraumgrenze wurde parallel von 0,304 auf 0,299 m angepasst. Greifhöhe, Arbeitsraumgrenze und </w:t>
+      </w:r>
+      <w:proofErr w:type="spellStart"/>
+      <w:r>
+        <w:rPr>
+          <w:lang w:val="de-DE"/>
+        </w:rPr>
+        <w:t>Greifergeometrie</w:t>
+      </w:r>
+      <w:proofErr w:type="spellEnd"/>
+      <w:r>
+        <w:rPr>
+          <w:lang w:val="de-DE"/>
+        </w:rPr>
+        <w:t xml:space="preserve"> müssen zusammen geändert werden, damit die Greifbacken nicht das Band berühren [22].</w:t>
       </w:r>
       <w:r>
         <w:rPr>
@@ -12907,49 +16238,143 @@
       </w:pPr>
       <w:bookmarkStart w:id="98" w:name="ch_5_3"/>
       <w:bookmarkStart w:id="99" w:name="_Toc241704916"/>
-      <w:r>
-        <w:t>Optimierung der Basiskamera-Erkennung</w:t>
+      <w:proofErr w:type="spellStart"/>
+      <w:r>
+        <w:t>Optimierung</w:t>
+      </w:r>
+      <w:proofErr w:type="spellEnd"/>
+      <w:r>
+        <w:t xml:space="preserve"> der Basiskamera-</w:t>
+      </w:r>
+      <w:proofErr w:type="spellStart"/>
+      <w:r>
+        <w:t>Erkennung</w:t>
       </w:r>
       <w:bookmarkEnd w:id="98"/>
       <w:bookmarkEnd w:id="99"/>
-    </w:p>
-    <w:p>
-      <w:pPr>
-        <w:rPr>
-          <w:lang w:val="de-DE"/>
-        </w:rPr>
-      </w:pPr>
-      <w:r>
-        <w:rPr>
-          <w:lang w:val="de-DE"/>
-        </w:rPr>
-        <w:t>Die Basiskamera verarbeitet nur den Teil des Bandes, dessen Klötze der Roboter erreichen kann. Der Bildausschnitt beginnt bei Pixel-Spalte 342 und besitzt eine Breite von 618 px. Er reicht quer zum Band vom Bandrand am Roboter bis x = -1,000 m, der Grenze des Arbeitsraums. Klötze jenseits dieser Grenze sind nicht erreichbar und würden keine greifbaren Ziele liefern. Ihre Ausblendung senkt deshalb die zu verarbeitende Bildmenge und reduziert Fehlkandidaten an Bandrand und Gestell [22].</w:t>
-      </w:r>
-    </w:p>
-    <w:p>
-      <w:pPr>
-        <w:rPr>
-          <w:lang w:val="de-DE"/>
-        </w:rPr>
-      </w:pPr>
-      <w:r>
-        <w:rPr>
-          <w:lang w:val="de-DE"/>
-        </w:rPr>
-        <w:t>Zusätzlich wurden die Filter für kleine und flache Objekte angepasst. Die Mindestkonturfläche beträgt 1.000 px statt zuvor 1.500 px. Die untere Grenze für die erkannte Höhe wurde auf 10 mm gesetzt. Damit bleiben auch die flachen verwendeten Klötze im Kandidatenpool. Die niedrigeren Grenzen erhöhen zugleich die Gefahr von Störungen durch Reflexionen und unvollständige Tiefenwerte. Die Beschränkung auf den erreichbaren Bildausschnitt und die zeitliche Glättung der Messwerte begrenzen diesen Effekt. Die nachgelagerte Zielauswahl bewertet weiterhin nur Objekte, die innerhalb der Greifzone liegen und rechtzeitig erreichbar sind. Die Bilderkennung muss daher nicht jedes sichtbare Objekt perfekt klassifizieren, sondern ausreichend verlässliche Messungen für die bewegungsabhängige Auswahl bereitstellen.</w:t>
-      </w:r>
-    </w:p>
-    <w:p>
-      <w:pPr>
-        <w:rPr>
-          <w:lang w:val="de-DE"/>
-        </w:rPr>
-      </w:pPr>
-      <w:r>
-        <w:rPr>
-          <w:lang w:val="de-DE"/>
-        </w:rPr>
-        <w:t>Der Follower dreht den Greifer ab einer Qualitätskennzahl der Ausrichtung von 0,400 in den Winkel des Klotzes. Zuvor lag die Grenze bei 0,700. Die Kennzahl ergibt sich in vectoring aus der Streuung der gemessenen Winkel. Unterhalb der Grenze greift der Follower in Grundstellung. Mit 0,700 wurden kleine, hochkant stehende Klötze nicht gedreht, obwohl ihr gemittelter Winkel stimmte [22].</w:t>
+      <w:proofErr w:type="spellEnd"/>
+    </w:p>
+    <w:p>
+      <w:pPr>
+        <w:rPr>
+          <w:lang w:val="de-DE"/>
+        </w:rPr>
+      </w:pPr>
+      <w:r>
+        <w:rPr>
+          <w:lang w:val="de-DE"/>
+        </w:rPr>
+        <w:t xml:space="preserve">Die Basiskamera verarbeitet nur den Teil des Bandes, dessen Klötze der Roboter erreichen kann. Der Bildausschnitt beginnt bei Pixel-Spalte 342 und besitzt eine Breite von 618 </w:t>
+      </w:r>
+      <w:proofErr w:type="spellStart"/>
+      <w:r>
+        <w:rPr>
+          <w:lang w:val="de-DE"/>
+        </w:rPr>
+        <w:t>px</w:t>
+      </w:r>
+      <w:proofErr w:type="spellEnd"/>
+      <w:r>
+        <w:rPr>
+          <w:lang w:val="de-DE"/>
+        </w:rPr>
+        <w:t xml:space="preserve">. Er reicht quer zum Band vom </w:t>
+      </w:r>
+      <w:proofErr w:type="spellStart"/>
+      <w:r>
+        <w:rPr>
+          <w:lang w:val="de-DE"/>
+        </w:rPr>
+        <w:t>Bandrand</w:t>
+      </w:r>
+      <w:proofErr w:type="spellEnd"/>
+      <w:r>
+        <w:rPr>
+          <w:lang w:val="de-DE"/>
+        </w:rPr>
+        <w:t xml:space="preserve"> am Roboter bis x = -1,000 m, der Grenze des Arbeitsraums. Klötze jenseits dieser Grenze sind nicht erreichbar und würden keine greifbaren Ziele liefern. Ihre Ausblendung senkt deshalb die zu verarbeitende Bildmenge und reduziert Fehlkandidaten an </w:t>
+      </w:r>
+      <w:proofErr w:type="spellStart"/>
+      <w:r>
+        <w:rPr>
+          <w:lang w:val="de-DE"/>
+        </w:rPr>
+        <w:t>Bandrand</w:t>
+      </w:r>
+      <w:proofErr w:type="spellEnd"/>
+      <w:r>
+        <w:rPr>
+          <w:lang w:val="de-DE"/>
+        </w:rPr>
+        <w:t xml:space="preserve"> und Gestell [22].</w:t>
+      </w:r>
+    </w:p>
+    <w:p>
+      <w:pPr>
+        <w:rPr>
+          <w:lang w:val="de-DE"/>
+        </w:rPr>
+      </w:pPr>
+      <w:r>
+        <w:rPr>
+          <w:lang w:val="de-DE"/>
+        </w:rPr>
+        <w:t xml:space="preserve">Zusätzlich wurden die Filter für kleine und flache Objekte angepasst. Die Mindestkonturfläche beträgt 1.000 </w:t>
+      </w:r>
+      <w:proofErr w:type="spellStart"/>
+      <w:r>
+        <w:rPr>
+          <w:lang w:val="de-DE"/>
+        </w:rPr>
+        <w:t>px</w:t>
+      </w:r>
+      <w:proofErr w:type="spellEnd"/>
+      <w:r>
+        <w:rPr>
+          <w:lang w:val="de-DE"/>
+        </w:rPr>
+        <w:t xml:space="preserve"> statt zuvor 1.500 </w:t>
+      </w:r>
+      <w:proofErr w:type="spellStart"/>
+      <w:r>
+        <w:rPr>
+          <w:lang w:val="de-DE"/>
+        </w:rPr>
+        <w:t>px</w:t>
+      </w:r>
+      <w:proofErr w:type="spellEnd"/>
+      <w:r>
+        <w:rPr>
+          <w:lang w:val="de-DE"/>
+        </w:rPr>
+        <w:t>. Die untere Grenze für die erkannte Höhe wurde auf 10 mm gesetzt. Damit bleiben auch die flachen verwendeten Klötze im Kandidatenpool. Die niedrigeren Grenzen erhöhen zugleich die Gefahr von Störungen durch Reflexionen und unvollständige Tiefenwerte. Die Beschränkung auf den erreichbaren Bildausschnitt und die zeitliche Glättung der Messwerte begrenzen diesen Effekt. Die nachgelagerte Zielauswahl bewertet weiterhin nur Objekte, die innerhalb der Greifzone liegen und rechtzeitig erreichbar sind. Die Bilderkennung muss daher nicht jedes sichtbare Objekt perfekt klassifizieren, sondern ausreichend verlässliche Messungen für die bewegungsabhängige Auswahl bereitstellen.</w:t>
+      </w:r>
+    </w:p>
+    <w:p>
+      <w:pPr>
+        <w:rPr>
+          <w:lang w:val="de-DE"/>
+        </w:rPr>
+      </w:pPr>
+      <w:r>
+        <w:rPr>
+          <w:lang w:val="de-DE"/>
+        </w:rPr>
+        <w:t xml:space="preserve">Der Follower dreht den Greifer ab einer Qualitätskennzahl der Ausrichtung von 0,400 in den Winkel des Klotzes. Zuvor lag die Grenze bei 0,700. Die Kennzahl ergibt sich in </w:t>
+      </w:r>
+      <w:proofErr w:type="spellStart"/>
+      <w:r>
+        <w:rPr>
+          <w:lang w:val="de-DE"/>
+        </w:rPr>
+        <w:t>vectoring</w:t>
+      </w:r>
+      <w:proofErr w:type="spellEnd"/>
+      <w:r>
+        <w:rPr>
+          <w:lang w:val="de-DE"/>
+        </w:rPr>
+        <w:t xml:space="preserve"> aus der Streuung der gemessenen Winkel. Unterhalb der Grenze greift der Follower in Grundstellung. Mit 0,700 wurden kleine, hochkant stehende Klötze nicht gedreht, obwohl ihr gemittelter Winkel stimmte [22].</w:t>
       </w:r>
       <w:r>
         <w:rPr>
@@ -12981,12 +16406,22 @@
         <w:pStyle w:val="berschrift1"/>
       </w:pPr>
       <w:bookmarkStart w:id="101" w:name="_Toc241704917"/>
+      <w:proofErr w:type="spellStart"/>
       <w:r>
         <w:lastRenderedPageBreak/>
-        <w:t>Entwicklungsabnahme und Versuchsergebnisse</w:t>
+        <w:t>Entwicklungsabnahme</w:t>
+      </w:r>
+      <w:proofErr w:type="spellEnd"/>
+      <w:r>
+        <w:t xml:space="preserve"> und </w:t>
+      </w:r>
+      <w:proofErr w:type="spellStart"/>
+      <w:r>
+        <w:t>Versuchsergebnisse</w:t>
       </w:r>
       <w:bookmarkEnd w:id="100"/>
       <w:bookmarkEnd w:id="101"/>
+      <w:proofErr w:type="spellEnd"/>
     </w:p>
     <w:p>
       <w:pPr>
@@ -13027,11 +16462,21 @@
       </w:pPr>
       <w:bookmarkStart w:id="102" w:name="ch_6_1"/>
       <w:bookmarkStart w:id="103" w:name="_Toc241704918"/>
-      <w:r>
-        <w:t>Einordnung und Datengrundlage</w:t>
+      <w:proofErr w:type="spellStart"/>
+      <w:r>
+        <w:t>Einordnung</w:t>
+      </w:r>
+      <w:proofErr w:type="spellEnd"/>
+      <w:r>
+        <w:t xml:space="preserve"> und </w:t>
+      </w:r>
+      <w:proofErr w:type="spellStart"/>
+      <w:r>
+        <w:t>Datengrundlage</w:t>
       </w:r>
       <w:bookmarkEnd w:id="102"/>
       <w:bookmarkEnd w:id="103"/>
+      <w:proofErr w:type="spellEnd"/>
     </w:p>
     <w:p>
       <w:pPr>
@@ -13097,13 +16542,47 @@
             <w:vAlign w:val="center"/>
           </w:tcPr>
           <w:p>
+            <w:proofErr w:type="spellStart"/>
             <w:r>
               <w:rPr>
                 <w:b/>
                 <w:sz w:val="18"/>
               </w:rPr>
-              <w:t>Konfiguration oder Versuchsbedingung</w:t>
-            </w:r>
+              <w:t>Konfiguration</w:t>
+            </w:r>
+            <w:proofErr w:type="spellEnd"/>
+            <w:r>
+              <w:rPr>
+                <w:b/>
+                <w:sz w:val="18"/>
+              </w:rPr>
+              <w:t xml:space="preserve"> </w:t>
+            </w:r>
+            <w:proofErr w:type="spellStart"/>
+            <w:r>
+              <w:rPr>
+                <w:b/>
+                <w:sz w:val="18"/>
+              </w:rPr>
+              <w:t>oder</w:t>
+            </w:r>
+            <w:proofErr w:type="spellEnd"/>
+            <w:r>
+              <w:rPr>
+                <w:b/>
+                <w:sz w:val="18"/>
+              </w:rPr>
+              <w:t xml:space="preserve"> </w:t>
+            </w:r>
+            <w:proofErr w:type="spellStart"/>
+            <w:r>
+              <w:rPr>
+                <w:b/>
+                <w:sz w:val="18"/>
+              </w:rPr>
+              <w:t>Versuchsbedingung</w:t>
+            </w:r>
+            <w:proofErr w:type="spellEnd"/>
           </w:p>
         </w:tc>
         <w:tc>
@@ -13112,13 +16591,31 @@
             <w:vAlign w:val="center"/>
           </w:tcPr>
           <w:p>
+            <w:proofErr w:type="spellStart"/>
             <w:r>
               <w:rPr>
                 <w:b/>
                 <w:sz w:val="18"/>
               </w:rPr>
-              <w:t>Dokumentiertes Ergebnis</w:t>
-            </w:r>
+              <w:t>Dokumentiertes</w:t>
+            </w:r>
+            <w:proofErr w:type="spellEnd"/>
+            <w:r>
+              <w:rPr>
+                <w:b/>
+                <w:sz w:val="18"/>
+              </w:rPr>
+              <w:t xml:space="preserve"> </w:t>
+            </w:r>
+            <w:proofErr w:type="spellStart"/>
+            <w:r>
+              <w:rPr>
+                <w:b/>
+                <w:sz w:val="18"/>
+              </w:rPr>
+              <w:t>Ergebnis</w:t>
+            </w:r>
+            <w:proofErr w:type="spellEnd"/>
           </w:p>
         </w:tc>
       </w:tr>
@@ -13136,7 +16633,21 @@
               <w:rPr>
                 <w:sz w:val="18"/>
               </w:rPr>
-              <w:t>Erste reale Griffe</w:t>
+              <w:t xml:space="preserve">Erste </w:t>
+            </w:r>
+            <w:proofErr w:type="spellStart"/>
+            <w:r>
+              <w:rPr>
+                <w:sz w:val="18"/>
+              </w:rPr>
+              <w:t>reale</w:t>
+            </w:r>
+            <w:proofErr w:type="spellEnd"/>
+            <w:r>
+              <w:rPr>
+                <w:sz w:val="18"/>
+              </w:rPr>
+              <w:t xml:space="preserve"> Griffe</w:t>
             </w:r>
           </w:p>
         </w:tc>
@@ -13221,7 +16732,23 @@
                 <w:sz w:val="18"/>
                 <w:lang w:val="de-DE"/>
               </w:rPr>
-              <w:t>Zwei weitere Griffe, dann Schutzstopp beim Anfahren; nach Korrektur von Nutzlast und Beschleunigungsgrenze drei Griffe, unter anderem am Bandrand bei x = -0,940 m</w:t>
+              <w:t xml:space="preserve">Zwei weitere Griffe, dann Schutzstopp beim Anfahren; nach Korrektur von Nutzlast und Beschleunigungsgrenze drei Griffe, unter anderem am </w:t>
+            </w:r>
+            <w:proofErr w:type="spellStart"/>
+            <w:r>
+              <w:rPr>
+                <w:sz w:val="18"/>
+                <w:lang w:val="de-DE"/>
+              </w:rPr>
+              <w:t>Bandrand</w:t>
+            </w:r>
+            <w:proofErr w:type="spellEnd"/>
+            <w:r>
+              <w:rPr>
+                <w:sz w:val="18"/>
+                <w:lang w:val="de-DE"/>
+              </w:rPr>
+              <w:t xml:space="preserve"> bei x = -0,940 m</w:t>
             </w:r>
           </w:p>
         </w:tc>
@@ -13256,12 +16783,28 @@
             <w:vAlign w:val="center"/>
           </w:tcPr>
           <w:p>
-            <w:r>
-              <w:rPr>
-                <w:sz w:val="18"/>
-              </w:rPr>
-              <w:t>Ohne Roboterkamera</w:t>
-            </w:r>
+            <w:proofErr w:type="spellStart"/>
+            <w:r>
+              <w:rPr>
+                <w:sz w:val="18"/>
+              </w:rPr>
+              <w:t>Ohne</w:t>
+            </w:r>
+            <w:proofErr w:type="spellEnd"/>
+            <w:r>
+              <w:rPr>
+                <w:sz w:val="18"/>
+              </w:rPr>
+              <w:t xml:space="preserve"> </w:t>
+            </w:r>
+            <w:proofErr w:type="spellStart"/>
+            <w:r>
+              <w:rPr>
+                <w:sz w:val="18"/>
+              </w:rPr>
+              <w:t>Roboterkamera</w:t>
+            </w:r>
+            <w:proofErr w:type="spellEnd"/>
           </w:p>
         </w:tc>
         <w:tc>
@@ -13319,8 +16862,30 @@
               <w:rPr>
                 <w:sz w:val="18"/>
               </w:rPr>
-              <w:t>Vor Anpassung der Zeitgrenzen</w:t>
-            </w:r>
+              <w:t xml:space="preserve">Vor </w:t>
+            </w:r>
+            <w:proofErr w:type="spellStart"/>
+            <w:r>
+              <w:rPr>
+                <w:sz w:val="18"/>
+              </w:rPr>
+              <w:t>Anpassung</w:t>
+            </w:r>
+            <w:proofErr w:type="spellEnd"/>
+            <w:r>
+              <w:rPr>
+                <w:sz w:val="18"/>
+              </w:rPr>
+              <w:t xml:space="preserve"> der </w:t>
+            </w:r>
+            <w:proofErr w:type="spellStart"/>
+            <w:r>
+              <w:rPr>
+                <w:sz w:val="18"/>
+              </w:rPr>
+              <w:t>Zeitgrenzen</w:t>
+            </w:r>
+            <w:proofErr w:type="spellEnd"/>
           </w:p>
         </w:tc>
         <w:tc>
@@ -13329,11 +16894,19 @@
             <w:vAlign w:val="center"/>
           </w:tcPr>
           <w:p>
-            <w:r>
-              <w:rPr>
-                <w:sz w:val="18"/>
-              </w:rPr>
-              <w:t>Extrapolationsgrenze 0,600 s, Ziel-Timeout 1,000 s</w:t>
+            <w:proofErr w:type="spellStart"/>
+            <w:r>
+              <w:rPr>
+                <w:sz w:val="18"/>
+              </w:rPr>
+              <w:t>Extrapolationsgrenze</w:t>
+            </w:r>
+            <w:proofErr w:type="spellEnd"/>
+            <w:r>
+              <w:rPr>
+                <w:sz w:val="18"/>
+              </w:rPr>
+              <w:t xml:space="preserve"> 0,600 s, Ziel-Timeout 1,000 s</w:t>
             </w:r>
           </w:p>
         </w:tc>
@@ -13372,8 +16945,30 @@
               <w:rPr>
                 <w:sz w:val="18"/>
               </w:rPr>
-              <w:t>Nach Anpassung der Zeitgrenzen</w:t>
-            </w:r>
+              <w:t xml:space="preserve">Nach </w:t>
+            </w:r>
+            <w:proofErr w:type="spellStart"/>
+            <w:r>
+              <w:rPr>
+                <w:sz w:val="18"/>
+              </w:rPr>
+              <w:t>Anpassung</w:t>
+            </w:r>
+            <w:proofErr w:type="spellEnd"/>
+            <w:r>
+              <w:rPr>
+                <w:sz w:val="18"/>
+              </w:rPr>
+              <w:t xml:space="preserve"> der </w:t>
+            </w:r>
+            <w:proofErr w:type="spellStart"/>
+            <w:r>
+              <w:rPr>
+                <w:sz w:val="18"/>
+              </w:rPr>
+              <w:t>Zeitgrenzen</w:t>
+            </w:r>
+            <w:proofErr w:type="spellEnd"/>
           </w:p>
         </w:tc>
         <w:tc>
@@ -13382,11 +16977,19 @@
             <w:vAlign w:val="center"/>
           </w:tcPr>
           <w:p>
-            <w:r>
-              <w:rPr>
-                <w:sz w:val="18"/>
-              </w:rPr>
-              <w:t>Extrapolationsgrenze 1,000 s, Ziel-Timeout 1,500 s</w:t>
+            <w:proofErr w:type="spellStart"/>
+            <w:r>
+              <w:rPr>
+                <w:sz w:val="18"/>
+              </w:rPr>
+              <w:t>Extrapolationsgrenze</w:t>
+            </w:r>
+            <w:proofErr w:type="spellEnd"/>
+            <w:r>
+              <w:rPr>
+                <w:sz w:val="18"/>
+              </w:rPr>
+              <w:t xml:space="preserve"> 1,000 s, Ziel-Timeout 1,500 s</w:t>
             </w:r>
           </w:p>
         </w:tc>
@@ -13400,8 +17003,44 @@
               <w:rPr>
                 <w:sz w:val="18"/>
               </w:rPr>
-              <w:t>9 von 9 abgelegt, keine Deckelmeldung</w:t>
-            </w:r>
+              <w:t xml:space="preserve">9 von 9 </w:t>
+            </w:r>
+            <w:proofErr w:type="spellStart"/>
+            <w:r>
+              <w:rPr>
+                <w:sz w:val="18"/>
+              </w:rPr>
+              <w:t>abgelegt</w:t>
+            </w:r>
+            <w:proofErr w:type="spellEnd"/>
+            <w:r>
+              <w:rPr>
+                <w:sz w:val="18"/>
+              </w:rPr>
+              <w:t xml:space="preserve">, </w:t>
+            </w:r>
+            <w:proofErr w:type="spellStart"/>
+            <w:r>
+              <w:rPr>
+                <w:sz w:val="18"/>
+              </w:rPr>
+              <w:t>keine</w:t>
+            </w:r>
+            <w:proofErr w:type="spellEnd"/>
+            <w:r>
+              <w:rPr>
+                <w:sz w:val="18"/>
+              </w:rPr>
+              <w:t xml:space="preserve"> </w:t>
+            </w:r>
+            <w:proofErr w:type="spellStart"/>
+            <w:r>
+              <w:rPr>
+                <w:sz w:val="18"/>
+              </w:rPr>
+              <w:t>Deckelmeldung</w:t>
+            </w:r>
+            <w:proofErr w:type="spellEnd"/>
           </w:p>
         </w:tc>
       </w:tr>
@@ -13415,11 +17054,19 @@
             <w:vAlign w:val="center"/>
           </w:tcPr>
           <w:p>
-            <w:r>
-              <w:rPr>
-                <w:sz w:val="18"/>
-              </w:rPr>
-              <w:t>Optimierter Dauerlauf</w:t>
+            <w:proofErr w:type="spellStart"/>
+            <w:r>
+              <w:rPr>
+                <w:sz w:val="18"/>
+              </w:rPr>
+              <w:t>Optimierter</w:t>
+            </w:r>
+            <w:proofErr w:type="spellEnd"/>
+            <w:r>
+              <w:rPr>
+                <w:sz w:val="18"/>
+              </w:rPr>
+              <w:t xml:space="preserve"> Dauerlauf</w:t>
             </w:r>
           </w:p>
         </w:tc>
@@ -13433,7 +17080,21 @@
               <w:rPr>
                 <w:sz w:val="18"/>
               </w:rPr>
-              <w:t>Horizontal 0,500 m/s, Absenken 0,250 m/s (Stand 24.09.2026)</w:t>
+              <w:t xml:space="preserve">Horizontal 0,500 m/s, </w:t>
+            </w:r>
+            <w:proofErr w:type="spellStart"/>
+            <w:r>
+              <w:rPr>
+                <w:sz w:val="18"/>
+              </w:rPr>
+              <w:t>Absenken</w:t>
+            </w:r>
+            <w:proofErr w:type="spellEnd"/>
+            <w:r>
+              <w:rPr>
+                <w:sz w:val="18"/>
+              </w:rPr>
+              <w:t xml:space="preserve"> 0,250 m/s (Stand 24.09.2026)</w:t>
             </w:r>
           </w:p>
         </w:tc>
@@ -13468,12 +17129,14 @@
             <w:vAlign w:val="center"/>
           </w:tcPr>
           <w:p>
+            <w:proofErr w:type="spellStart"/>
             <w:r>
               <w:rPr>
                 <w:sz w:val="18"/>
               </w:rPr>
               <w:t>Kalibrier-Greiflauf</w:t>
             </w:r>
+            <w:proofErr w:type="spellEnd"/>
           </w:p>
         </w:tc>
         <w:tc>
@@ -13527,13 +17190,57 @@
             <w:vAlign w:val="center"/>
           </w:tcPr>
           <w:p>
+            <w:proofErr w:type="spellStart"/>
             <w:r>
               <w:rPr>
                 <w:sz w:val="18"/>
               </w:rPr>
               <w:lastRenderedPageBreak/>
-              <w:t>Weitere Läufe ohne Messprotokoll</w:t>
-            </w:r>
+              <w:t>Weitere</w:t>
+            </w:r>
+            <w:proofErr w:type="spellEnd"/>
+            <w:r>
+              <w:rPr>
+                <w:sz w:val="18"/>
+              </w:rPr>
+              <w:t xml:space="preserve"> </w:t>
+            </w:r>
+            <w:proofErr w:type="spellStart"/>
+            <w:r>
+              <w:rPr>
+                <w:sz w:val="18"/>
+              </w:rPr>
+              <w:t>Läufe</w:t>
+            </w:r>
+            <w:proofErr w:type="spellEnd"/>
+            <w:r>
+              <w:rPr>
+                <w:sz w:val="18"/>
+              </w:rPr>
+              <w:t xml:space="preserve"> </w:t>
+            </w:r>
+            <w:proofErr w:type="spellStart"/>
+            <w:r>
+              <w:rPr>
+                <w:sz w:val="18"/>
+              </w:rPr>
+              <w:t>ohne</w:t>
+            </w:r>
+            <w:proofErr w:type="spellEnd"/>
+            <w:r>
+              <w:rPr>
+                <w:sz w:val="18"/>
+              </w:rPr>
+              <w:t xml:space="preserve"> </w:t>
+            </w:r>
+            <w:proofErr w:type="spellStart"/>
+            <w:r>
+              <w:rPr>
+                <w:sz w:val="18"/>
+              </w:rPr>
+              <w:t>Messprotokoll</w:t>
+            </w:r>
+            <w:proofErr w:type="spellEnd"/>
           </w:p>
         </w:tc>
         <w:tc>
@@ -13659,20 +17366,48 @@
         <w:rPr>
           <w:lang w:val="de-DE"/>
         </w:rPr>
-        <w:t>Die ersten beiden realen Griffe erfolgten bei einer Bandgeschwindigkeit von etwa 0,130 m/s. Ein 50 × 50 × 100 mm großer Klotz wurde hochkant bei x = -0,770 m gegriffen. Ein zweiter Klotz mit den Abmessungen 50 × 75 × 25 mm stand auf seiner Schmalseite bei x = -0,694 m nahe dem Bandrand. Beide Ziele wurden etwa 4,500 s beziehungsweise 4,900 s vor der Greifebene gewählt. Beim Absenken und Greifen lagen die Längsabweichungen zwischen +0,300 und +1,100 mm. Die Querabweichungen betrugen höchstens ±0,200 mm. Beide Klötze wurden angehoben und an der Ablageposition abgelegt. Von der Auswahl bis zur Ablage vergingen jeweils rund neun Sekunden [32].</w:t>
-      </w:r>
-    </w:p>
-    <w:p>
-      <w:pPr>
-        <w:rPr>
-          <w:lang w:val="de-DE"/>
-        </w:rPr>
-      </w:pPr>
-      <w:r>
-        <w:rPr>
-          <w:lang w:val="de-DE"/>
-        </w:rPr>
-        <w:t>Nach der Korrektur der Roboter-Nutzlast wurden weitere Klötze auch am Bandrand gegriffen, unter anderem bei x = -0,940 m. Nach dem Entfernen der Roboterkamera aus dem Regelpfad wurden drei Griffe mit einem 100-mm-Klotz bei x = -0,721 m, x = -0,933 m und x = -0,571 m vollständig abgeschlossen. Die Längsabweichung lag dabei zwischen -1,800 und +0,600 mm, die Querabweichung bei ±0,100 mm. Damit wurde auch der erweiterte Bereich in Bandquerrichtung praktisch geprüft. Die Ergebnisse belegen somit das Greifen mit der Basiskamera als alleiniger Messquelle [32].</w:t>
+        <w:t xml:space="preserve">Die ersten beiden realen Griffe erfolgten bei einer Bandgeschwindigkeit von etwa 0,130 m/s. Ein 50 × 50 × 100 mm großer Klotz wurde hochkant bei x = -0,770 m gegriffen. Ein zweiter Klotz mit den Abmessungen 50 × 75 × 25 mm stand auf seiner Schmalseite bei x = -0,694 m nahe dem </w:t>
+      </w:r>
+      <w:proofErr w:type="spellStart"/>
+      <w:r>
+        <w:rPr>
+          <w:lang w:val="de-DE"/>
+        </w:rPr>
+        <w:t>Bandrand</w:t>
+      </w:r>
+      <w:proofErr w:type="spellEnd"/>
+      <w:r>
+        <w:rPr>
+          <w:lang w:val="de-DE"/>
+        </w:rPr>
+        <w:t>. Beide Ziele wurden etwa 4,500 s beziehungsweise 4,900 s vor der Greifebene gewählt. Beim Absenken und Greifen lagen die Längsabweichungen zwischen +0,300 und +1,100 mm. Die Querabweichungen betrugen höchstens ±0,200 mm. Beide Klötze wurden angehoben und an der Ablageposition abgelegt. Von der Auswahl bis zur Ablage vergingen jeweils rund neun Sekunden [32].</w:t>
+      </w:r>
+    </w:p>
+    <w:p>
+      <w:pPr>
+        <w:rPr>
+          <w:lang w:val="de-DE"/>
+        </w:rPr>
+      </w:pPr>
+      <w:r>
+        <w:rPr>
+          <w:lang w:val="de-DE"/>
+        </w:rPr>
+        <w:t xml:space="preserve">Nach der Korrektur der Roboter-Nutzlast wurden weitere Klötze auch am </w:t>
+      </w:r>
+      <w:proofErr w:type="spellStart"/>
+      <w:r>
+        <w:rPr>
+          <w:lang w:val="de-DE"/>
+        </w:rPr>
+        <w:t>Bandrand</w:t>
+      </w:r>
+      <w:proofErr w:type="spellEnd"/>
+      <w:r>
+        <w:rPr>
+          <w:lang w:val="de-DE"/>
+        </w:rPr>
+        <w:t xml:space="preserve"> gegriffen, unter anderem bei x = -0,940 m. Nach dem Entfernen der Roboterkamera aus dem Regelpfad wurden drei Griffe mit einem 100-mm-Klotz bei x = -0,721 m, x = -0,933 m und x = -0,571 m vollständig abgeschlossen. Die Längsabweichung lag dabei zwischen -1,800 und +0,600 mm, die Querabweichung bei ±0,100 mm. Damit wurde auch der erweiterte Bereich in Bandquerrichtung praktisch geprüft. Die Ergebnisse belegen somit das Greifen mit der Basiskamera als alleiniger Messquelle [32].</w:t>
       </w:r>
     </w:p>
     <w:p>
@@ -13698,7 +17433,21 @@
         <w:rPr>
           <w:lang w:val="de-DE"/>
         </w:rPr>
-        <w:t>Auch die Ausrichtung rechteckiger Klötze wurde geprüft. Fünf Klötze wurden im Stand vermessen. Die Streuung der gemessenen Winkel lag bei höchstens ±1,900°. In einem Lauf mit fünf gemischten und gedrehten Klötzen trat kein unerwünschter Wechsel der Greiferausrichtung um 90° auf. Die Drehung des Greifers blieb auf höchstens ±45° aus der Grundstellung begrenzt. Eine systematische Auswertung der Farberkennung oder eine getrennte Versuchsreihe für mehrere definierte Bandgeschwindigkeiten liegt dagegen nicht vor [32].</w:t>
+        <w:t xml:space="preserve">Auch die Ausrichtung rechteckiger Klötze wurde geprüft. Fünf Klötze wurden im Stand vermessen. Die Streuung der gemessenen Winkel lag bei höchstens ±1,900°. In einem Lauf mit fünf gemischten und gedrehten Klötzen trat kein unerwünschter Wechsel der </w:t>
+      </w:r>
+      <w:proofErr w:type="spellStart"/>
+      <w:r>
+        <w:rPr>
+          <w:lang w:val="de-DE"/>
+        </w:rPr>
+        <w:t>Greiferausrichtung</w:t>
+      </w:r>
+      <w:proofErr w:type="spellEnd"/>
+      <w:r>
+        <w:rPr>
+          <w:lang w:val="de-DE"/>
+        </w:rPr>
+        <w:t xml:space="preserve"> um 90° auf. Die Drehung des Greifers blieb auf höchstens ±45° aus der Grundstellung begrenzt. Eine systematische Auswertung der Farberkennung oder eine getrennte Versuchsreihe für mehrere definierte Bandgeschwindigkeiten liegt dagegen nicht vor [32].</w:t>
       </w:r>
     </w:p>
     <w:p>
@@ -13707,37 +17456,89 @@
       </w:pPr>
       <w:bookmarkStart w:id="106" w:name="ch_6_3"/>
       <w:bookmarkStart w:id="107" w:name="_Toc241704920"/>
+      <w:proofErr w:type="spellStart"/>
       <w:r>
         <w:lastRenderedPageBreak/>
-        <w:t>Abbrüche und Optimierungserfolg</w:t>
+        <w:t>Abbrüche</w:t>
+      </w:r>
+      <w:proofErr w:type="spellEnd"/>
+      <w:r>
+        <w:t xml:space="preserve"> und </w:t>
+      </w:r>
+      <w:proofErr w:type="spellStart"/>
+      <w:r>
+        <w:t>Optimierungserfolg</w:t>
       </w:r>
       <w:bookmarkEnd w:id="106"/>
       <w:bookmarkEnd w:id="107"/>
-    </w:p>
-    <w:p>
-      <w:pPr>
-        <w:rPr>
-          <w:lang w:val="de-DE"/>
-        </w:rPr>
-      </w:pPr>
-      <w:r>
-        <w:rPr>
-          <w:lang w:val="de-DE"/>
-        </w:rPr>
-        <w:t>Die Entwicklungsabnahme dokumentiert auch Fälle, in denen das System einen Griff nicht ausführte oder sicher abbrach. Vor der Anpassung der Extrapolationsgrenze war das Alter der Positionsdaten teilweise zu groß. In einer Reihe wurden nur 3 von 7 Klötzen abgelegt. Viermal hatte ein Klotz die Greifebene bereits überschritten, bevor der Roboter absenken konnte. Einmal lief der Ziel-Timeout während des Greifens ab. Nach der Anhebung von max_extrapolation_s auf 1,000 s und des Ziel-Timeouts auf 1,500 s wurden mit denselben Klötzen 9 von 9 Ablagen dokumentiert. Das größte beobachtete Alter des Zielsatzes im Follower betrug dabei 0,890 s [32].</w:t>
-      </w:r>
-    </w:p>
-    <w:p>
-      <w:pPr>
-        <w:rPr>
-          <w:lang w:val="de-DE"/>
-        </w:rPr>
-      </w:pPr>
-      <w:r>
-        <w:rPr>
-          <w:lang w:val="de-DE"/>
-        </w:rPr>
-        <w:t>Der Verlauf der Zustandsübergänge wurde zusätzlich in Softwaretests geprüft. Nach dem Entfernen der Roboterkamera aus dem Regelpfad wurden 27.200 aufgezeichnete Takte ohne Abweichung von Zielpose, Zustand, Greiferbefehl und Abschlussmeldung verglichen. Diese Prüfung bestätigt die interne Konsistenz der Implementierung. Sie ersetzt keine erneute reale Abnahme des Roboters [32].</w:t>
+      <w:proofErr w:type="spellEnd"/>
+    </w:p>
+    <w:p>
+      <w:pPr>
+        <w:rPr>
+          <w:lang w:val="de-DE"/>
+        </w:rPr>
+      </w:pPr>
+      <w:r>
+        <w:rPr>
+          <w:lang w:val="de-DE"/>
+        </w:rPr>
+        <w:t xml:space="preserve">Die Entwicklungsabnahme dokumentiert auch Fälle, in denen das System einen Griff nicht ausführte oder sicher abbrach. Vor der Anpassung der Extrapolationsgrenze war das Alter der Positionsdaten teilweise zu groß. In einer Reihe wurden nur 3 von 7 Klötzen abgelegt. Viermal hatte ein Klotz die Greifebene bereits überschritten, bevor der Roboter absenken konnte. Einmal lief der Ziel-Timeout während des Greifens ab. Nach der Anhebung von </w:t>
+      </w:r>
+      <w:proofErr w:type="spellStart"/>
+      <w:r>
+        <w:rPr>
+          <w:lang w:val="de-DE"/>
+        </w:rPr>
+        <w:t>max_extrapolation_s</w:t>
+      </w:r>
+      <w:proofErr w:type="spellEnd"/>
+      <w:r>
+        <w:rPr>
+          <w:lang w:val="de-DE"/>
+        </w:rPr>
+        <w:t xml:space="preserve"> auf 1,000 s und des Ziel-Timeouts auf 1,500 s wurden mit denselben Klötzen 9 von 9 Ablagen dokumentiert. Das größte beobachtete Alter des Zielsatzes im Follower betrug dabei 0,890 s [32].</w:t>
+      </w:r>
+    </w:p>
+    <w:p>
+      <w:pPr>
+        <w:rPr>
+          <w:lang w:val="de-DE"/>
+        </w:rPr>
+      </w:pPr>
+      <w:r>
+        <w:rPr>
+          <w:lang w:val="de-DE"/>
+        </w:rPr>
+        <w:t xml:space="preserve">Der Verlauf der Zustandsübergänge wurde zusätzlich in Softwaretests geprüft. Nach dem Entfernen der Roboterkamera aus dem Regelpfad wurden 27.200 aufgezeichnete Takte ohne Abweichung von </w:t>
+      </w:r>
+      <w:proofErr w:type="spellStart"/>
+      <w:r>
+        <w:rPr>
+          <w:lang w:val="de-DE"/>
+        </w:rPr>
+        <w:t>Zielpose</w:t>
+      </w:r>
+      <w:proofErr w:type="spellEnd"/>
+      <w:r>
+        <w:rPr>
+          <w:lang w:val="de-DE"/>
+        </w:rPr>
+        <w:t xml:space="preserve">, Zustand, </w:t>
+      </w:r>
+      <w:proofErr w:type="spellStart"/>
+      <w:r>
+        <w:rPr>
+          <w:lang w:val="de-DE"/>
+        </w:rPr>
+        <w:t>Greiferbefehl</w:t>
+      </w:r>
+      <w:proofErr w:type="spellEnd"/>
+      <w:r>
+        <w:rPr>
+          <w:lang w:val="de-DE"/>
+        </w:rPr>
+        <w:t xml:space="preserve"> und Abschlussmeldung verglichen. Diese Prüfung bestätigt die interne Konsistenz der Implementierung. Sie ersetzt keine erneute reale Abnahme des Roboters [32].</w:t>
       </w:r>
       <w:r>
         <w:rPr>
@@ -13759,23 +17560,69 @@
       </w:pPr>
       <w:bookmarkStart w:id="108" w:name="ch_6_4"/>
       <w:bookmarkStart w:id="109" w:name="_Toc241704921"/>
-      <w:r>
-        <w:t>Aussagekraft und Grenzen der Abnahme</w:t>
+      <w:proofErr w:type="spellStart"/>
+      <w:r>
+        <w:t>Aussagekraft</w:t>
+      </w:r>
+      <w:proofErr w:type="spellEnd"/>
+      <w:r>
+        <w:t xml:space="preserve"> und </w:t>
+      </w:r>
+      <w:proofErr w:type="spellStart"/>
+      <w:r>
+        <w:t>Grenzen</w:t>
+      </w:r>
+      <w:proofErr w:type="spellEnd"/>
+      <w:r>
+        <w:t xml:space="preserve"> der </w:t>
+      </w:r>
+      <w:proofErr w:type="spellStart"/>
+      <w:r>
+        <w:t>Abnahme</w:t>
       </w:r>
       <w:bookmarkEnd w:id="108"/>
       <w:bookmarkEnd w:id="109"/>
-    </w:p>
-    <w:p>
-      <w:pPr>
-        <w:rPr>
-          <w:lang w:val="de-DE"/>
-        </w:rPr>
-      </w:pPr>
-      <w:r>
-        <w:rPr>
-          <w:lang w:val="de-DE"/>
-        </w:rPr>
-        <w:t>Die Entwicklungsabnahme bestätigt die durchgängige Funktion des Systems am realen Aufbau. Die Basiskamera erkennt die Klötze, vectoring schätzt ihre Bewegung ohne Encoder am Förderband allein aus den Bilddaten, und der priority_handler wählt rechtzeitig erreichbare Ziele aus. Der Roboter fährt die vorhergesagte Pose an, greift den Klotz während der Bandbewegung und legt ihn in der Ablagebox ab. Dieser Ablauf wurde für unterschiedliche Klotzgrößen, Randpositionen und gedrehte quaderförmige Klötze nachgewiesen [32].</w:t>
+      <w:proofErr w:type="spellEnd"/>
+    </w:p>
+    <w:p>
+      <w:pPr>
+        <w:rPr>
+          <w:lang w:val="de-DE"/>
+        </w:rPr>
+      </w:pPr>
+      <w:r>
+        <w:rPr>
+          <w:lang w:val="de-DE"/>
+        </w:rPr>
+        <w:t xml:space="preserve">Die Entwicklungsabnahme bestätigt die durchgängige Funktion des Systems am realen Aufbau. Die Basiskamera erkennt die Klötze, </w:t>
+      </w:r>
+      <w:proofErr w:type="spellStart"/>
+      <w:r>
+        <w:rPr>
+          <w:lang w:val="de-DE"/>
+        </w:rPr>
+        <w:t>vectoring</w:t>
+      </w:r>
+      <w:proofErr w:type="spellEnd"/>
+      <w:r>
+        <w:rPr>
+          <w:lang w:val="de-DE"/>
+        </w:rPr>
+        <w:t xml:space="preserve"> schätzt ihre Bewegung ohne Encoder am Förderband allein aus den Bilddaten, und der </w:t>
+      </w:r>
+      <w:proofErr w:type="spellStart"/>
+      <w:r>
+        <w:rPr>
+          <w:lang w:val="de-DE"/>
+        </w:rPr>
+        <w:t>priority_handler</w:t>
+      </w:r>
+      <w:proofErr w:type="spellEnd"/>
+      <w:r>
+        <w:rPr>
+          <w:lang w:val="de-DE"/>
+        </w:rPr>
+        <w:t xml:space="preserve"> wählt rechtzeitig erreichbare Ziele aus. Der Roboter fährt die vorhergesagte Pose an, greift den Klotz während der Bandbewegung und legt ihn in der Ablagebox ab. Dieser Ablauf wurde für unterschiedliche Klotzgrößen, Randpositionen und gedrehte quaderförmige Klötze nachgewiesen [32].</w:t>
       </w:r>
     </w:p>
     <w:p>
@@ -13798,8 +17645,53 @@
         </w:rPr>
         <w:t xml:space="preserve">Das Projekt erreicht damit den vorgesehenen Konzeptnachweis für ein Pick-on-the-Fly-System mit Förderband ohne Encoder. Die Geschwindigkeit des Förderbands wird allein aus den Kameradaten geschätzt. Die Zielauswahl und die Greifbewegung reagieren auf die aktuelle Lage der Klötze. Nach Beobachtung der Projektgruppe wurden Klötze auch bei höheren Bandgeschwindigkeiten bis Stufe 3 sicher erkannt und gegriffen. </w:t>
       </w:r>
-      <w:r>
-        <w:t>Messwerte der Geschwindigkeit liegen für diese Stufen nicht vor [32].</w:t>
+      <w:proofErr w:type="spellStart"/>
+      <w:r>
+        <w:t>Messwerte</w:t>
+      </w:r>
+      <w:proofErr w:type="spellEnd"/>
+      <w:r>
+        <w:t xml:space="preserve"> der </w:t>
+      </w:r>
+      <w:proofErr w:type="spellStart"/>
+      <w:r>
+        <w:t>Geschwindigkeit</w:t>
+      </w:r>
+      <w:proofErr w:type="spellEnd"/>
+      <w:r>
+        <w:t xml:space="preserve"> </w:t>
+      </w:r>
+      <w:proofErr w:type="spellStart"/>
+      <w:r>
+        <w:t>liegen</w:t>
+      </w:r>
+      <w:proofErr w:type="spellEnd"/>
+      <w:r>
+        <w:t xml:space="preserve"> für </w:t>
+      </w:r>
+      <w:proofErr w:type="spellStart"/>
+      <w:r>
+        <w:t>diese</w:t>
+      </w:r>
+      <w:proofErr w:type="spellEnd"/>
+      <w:r>
+        <w:t xml:space="preserve"> </w:t>
+      </w:r>
+      <w:proofErr w:type="spellStart"/>
+      <w:r>
+        <w:t>Stufen</w:t>
+      </w:r>
+      <w:proofErr w:type="spellEnd"/>
+      <w:r>
+        <w:t xml:space="preserve"> nicht </w:t>
+      </w:r>
+      <w:proofErr w:type="spellStart"/>
+      <w:r>
+        <w:t>vor</w:t>
+      </w:r>
+      <w:proofErr w:type="spellEnd"/>
+      <w:r>
+        <w:t xml:space="preserve"> [32].</w:t>
       </w:r>
       <w:r>
         <w:t xml:space="preserve"> </w:t>
@@ -13824,12 +17716,22 @@
         <w:pStyle w:val="berschrift1"/>
       </w:pPr>
       <w:bookmarkStart w:id="111" w:name="_Toc241704922"/>
+      <w:proofErr w:type="spellStart"/>
       <w:r>
         <w:lastRenderedPageBreak/>
-        <w:t>Diskussion und Ausblick</w:t>
+        <w:t>Diskussion</w:t>
+      </w:r>
+      <w:proofErr w:type="spellEnd"/>
+      <w:r>
+        <w:t xml:space="preserve"> und </w:t>
+      </w:r>
+      <w:proofErr w:type="spellStart"/>
+      <w:r>
+        <w:t>Ausblick</w:t>
       </w:r>
       <w:bookmarkEnd w:id="110"/>
       <w:bookmarkEnd w:id="111"/>
+      <w:proofErr w:type="spellEnd"/>
     </w:p>
     <w:p/>
     <w:p>
@@ -13838,11 +17740,21 @@
       </w:pPr>
       <w:bookmarkStart w:id="112" w:name="ch_7_1"/>
       <w:bookmarkStart w:id="113" w:name="_Toc241704923"/>
-      <w:r>
-        <w:t>Einordnung des Konzeptnachweises</w:t>
+      <w:proofErr w:type="spellStart"/>
+      <w:r>
+        <w:t>Einordnung</w:t>
+      </w:r>
+      <w:proofErr w:type="spellEnd"/>
+      <w:r>
+        <w:t xml:space="preserve"> des </w:t>
+      </w:r>
+      <w:proofErr w:type="spellStart"/>
+      <w:r>
+        <w:t>Konzeptnachweises</w:t>
       </w:r>
       <w:bookmarkEnd w:id="112"/>
       <w:bookmarkEnd w:id="113"/>
+      <w:proofErr w:type="spellEnd"/>
     </w:p>
     <w:p>
       <w:pPr>
@@ -13876,11 +17788,29 @@
       </w:pPr>
       <w:bookmarkStart w:id="114" w:name="ch_7_2"/>
       <w:bookmarkStart w:id="115" w:name="_Toc241704924"/>
-      <w:r>
-        <w:t>Grenzen des aktuellen Aufbaus</w:t>
+      <w:proofErr w:type="spellStart"/>
+      <w:r>
+        <w:t>Grenzen</w:t>
+      </w:r>
+      <w:proofErr w:type="spellEnd"/>
+      <w:r>
+        <w:t xml:space="preserve"> des </w:t>
+      </w:r>
+      <w:proofErr w:type="spellStart"/>
+      <w:r>
+        <w:t>aktuellen</w:t>
+      </w:r>
+      <w:proofErr w:type="spellEnd"/>
+      <w:r>
+        <w:t xml:space="preserve"> </w:t>
+      </w:r>
+      <w:proofErr w:type="spellStart"/>
+      <w:r>
+        <w:t>Aufbaus</w:t>
       </w:r>
       <w:bookmarkEnd w:id="114"/>
       <w:bookmarkEnd w:id="115"/>
+      <w:proofErr w:type="spellEnd"/>
     </w:p>
     <w:p>
       <w:pPr>
@@ -13954,11 +17884,13 @@
       </w:pPr>
       <w:bookmarkStart w:id="116" w:name="ch_7_3"/>
       <w:bookmarkStart w:id="117" w:name="_Toc241704925"/>
+      <w:proofErr w:type="spellStart"/>
       <w:r>
         <w:t>Weiterentwicklung</w:t>
       </w:r>
       <w:bookmarkEnd w:id="116"/>
       <w:bookmarkEnd w:id="117"/>
+      <w:proofErr w:type="spellEnd"/>
     </w:p>
     <w:p>
       <w:pPr>
@@ -13983,7 +17915,21 @@
         <w:rPr>
           <w:lang w:val="de-DE"/>
         </w:rPr>
-        <w:t>Für die Basiskamera bieten sich drei Weiterentwicklungen an. Eine Tiefenkorrektur würde den positions- und höhenabhängigen Fehler der L515 ausgleichen. Eine Entzerrung würde die Abbildung am Bildrand geometrisch korrigieren. Feste Referenzmarken am Bandgestell könnten eine Nachkalibrierung ohne AprilGrid und ohne Bewegungen des Roboters ermöglichen. Dadurch ließe sich die Erkennung flacher Klötze verbessern und die Nachkalibrierung vereinfachen. Die Roboterkamera sollte erst dann wieder eingebunden werden, wenn sie nahe dem Greifer einen nachweisbaren Zusatznutzen liefert und die Rechenlast nicht erhöht [22], [29].</w:t>
+        <w:t xml:space="preserve">Für die Basiskamera bieten sich drei Weiterentwicklungen an. Eine Tiefenkorrektur würde den positions- und höhenabhängigen Fehler der L515 ausgleichen. Eine Entzerrung würde die Abbildung am Bildrand geometrisch korrigieren. Feste Referenzmarken am Bandgestell könnten eine Nachkalibrierung ohne </w:t>
+      </w:r>
+      <w:proofErr w:type="spellStart"/>
+      <w:r>
+        <w:rPr>
+          <w:lang w:val="de-DE"/>
+        </w:rPr>
+        <w:t>AprilGrid</w:t>
+      </w:r>
+      <w:proofErr w:type="spellEnd"/>
+      <w:r>
+        <w:rPr>
+          <w:lang w:val="de-DE"/>
+        </w:rPr>
+        <w:t xml:space="preserve"> und ohne Bewegungen des Roboters ermöglichen. Dadurch ließe sich die Erkennung flacher Klötze verbessern und die Nachkalibrierung vereinfachen. Die Roboterkamera sollte erst dann wieder eingebunden werden, wenn sie nahe dem Greifer einen nachweisbaren Zusatznutzen liefert und die Rechenlast nicht erhöht [22], [29].</w:t>
       </w:r>
     </w:p>
     <w:p>
@@ -14052,20 +17998,62 @@
         <w:rPr>
           <w:lang w:val="de-DE"/>
         </w:rPr>
-        <w:t>Abbildung 3: Draufsicht mit Förderband, Basiskamera, Ablagekiste, Arbeitsbereich sowie den Bezugssystemen conveyor_frame und world.</w:t>
-      </w:r>
-    </w:p>
-    <w:p>
-      <w:pPr>
-        <w:rPr>
-          <w:lang w:val="de-DE"/>
-        </w:rPr>
-      </w:pPr>
-      <w:r>
-        <w:rPr>
-          <w:lang w:val="de-DE"/>
-        </w:rPr>
-        <w:t>Abbildung 4: Seitenansicht mit Basiskamera sowie Arbeitsraum-, Folge- und Transferhöhen im Bezugssystem world.</w:t>
+        <w:t xml:space="preserve">Abbildung 3: Draufsicht mit Förderband, Basiskamera, Ablagekiste, Arbeitsbereich sowie den Bezugssystemen </w:t>
+      </w:r>
+      <w:proofErr w:type="spellStart"/>
+      <w:r>
+        <w:rPr>
+          <w:lang w:val="de-DE"/>
+        </w:rPr>
+        <w:t>conveyor_frame</w:t>
+      </w:r>
+      <w:proofErr w:type="spellEnd"/>
+      <w:r>
+        <w:rPr>
+          <w:lang w:val="de-DE"/>
+        </w:rPr>
+        <w:t xml:space="preserve"> und </w:t>
+      </w:r>
+      <w:proofErr w:type="spellStart"/>
+      <w:r>
+        <w:rPr>
+          <w:lang w:val="de-DE"/>
+        </w:rPr>
+        <w:t>world</w:t>
+      </w:r>
+      <w:proofErr w:type="spellEnd"/>
+      <w:r>
+        <w:rPr>
+          <w:lang w:val="de-DE"/>
+        </w:rPr>
+        <w:t>.</w:t>
+      </w:r>
+    </w:p>
+    <w:p>
+      <w:pPr>
+        <w:rPr>
+          <w:lang w:val="de-DE"/>
+        </w:rPr>
+      </w:pPr>
+      <w:r>
+        <w:rPr>
+          <w:lang w:val="de-DE"/>
+        </w:rPr>
+        <w:t xml:space="preserve">Abbildung 4: Seitenansicht mit Basiskamera sowie Arbeitsraum-, Folge- und Transferhöhen im Bezugssystem </w:t>
+      </w:r>
+      <w:proofErr w:type="spellStart"/>
+      <w:r>
+        <w:rPr>
+          <w:lang w:val="de-DE"/>
+        </w:rPr>
+        <w:t>world</w:t>
+      </w:r>
+      <w:proofErr w:type="spellEnd"/>
+      <w:r>
+        <w:rPr>
+          <w:lang w:val="de-DE"/>
+        </w:rPr>
+        <w:t>.</w:t>
       </w:r>
     </w:p>
     <w:p>
@@ -14091,59 +18079,157 @@
         <w:rPr>
           <w:lang w:val="de-DE"/>
         </w:rPr>
-        <w:t>Abbildung 6: Seitenansicht des Roboters mit Bezugssystem world, Flansch ur_tool0 und Griffpunkt.</w:t>
-      </w:r>
-    </w:p>
-    <w:p>
-      <w:pPr>
-        <w:rPr>
-          <w:lang w:val="de-DE"/>
-        </w:rPr>
-      </w:pPr>
-      <w:r>
-        <w:rPr>
-          <w:lang w:val="de-DE"/>
-        </w:rPr>
-        <w:t>Abbildung 7: Zustandsautomat des object_follower. Die gestrichelte Umrandung fasst die Zustände zusammen, aus denen ein Versuch abgebrochen werden kann, bevor der Greifer den Klotz hält.</w:t>
-      </w:r>
-    </w:p>
-    <w:p>
-      <w:pPr>
-        <w:rPr>
-          <w:lang w:val="de-DE"/>
-        </w:rPr>
-      </w:pPr>
-      <w:r>
-        <w:rPr>
-          <w:lang w:val="de-DE"/>
-        </w:rPr>
-        <w:t>Abbildung 8: Interface Streamer im Betrieb mit Debug-Bild der Basiskamera, Follower-Zustand, Ziel, Regelabweichungen und Trackübersicht.</w:t>
-      </w:r>
-    </w:p>
-    <w:p>
-      <w:pPr>
-        <w:rPr>
-          <w:lang w:val="de-DE"/>
-        </w:rPr>
-      </w:pPr>
-      <w:r>
-        <w:rPr>
-          <w:lang w:val="de-DE"/>
-        </w:rPr>
-        <w:t>Abbildung 9: Debug-Bild der Basiskamera mit den erkannten Objekten ID 10 und ID 11, deren Farben und dem für die Detektion verwendeten Bildausschnitt (ROI).</w:t>
-      </w:r>
-    </w:p>
-    <w:p>
-      <w:pPr>
-        <w:rPr>
-          <w:lang w:val="de-DE"/>
-        </w:rPr>
-      </w:pPr>
-      <w:r>
-        <w:rPr>
-          <w:lang w:val="de-DE"/>
-        </w:rPr>
-        <w:t>Abbildung 10: AprilGrid-Kalibrierboard im Greifer in der Startpose, aufgenommen von der Basiskamera (Graubild der Farbkamera, 0,53 m Abstand).</w:t>
+        <w:t xml:space="preserve">Abbildung 6: Seitenansicht des Roboters mit Bezugssystem </w:t>
+      </w:r>
+      <w:proofErr w:type="spellStart"/>
+      <w:r>
+        <w:rPr>
+          <w:lang w:val="de-DE"/>
+        </w:rPr>
+        <w:t>world</w:t>
+      </w:r>
+      <w:proofErr w:type="spellEnd"/>
+      <w:r>
+        <w:rPr>
+          <w:lang w:val="de-DE"/>
+        </w:rPr>
+        <w:t>, Flansch ur_tool0 und Griffpunkt.</w:t>
+      </w:r>
+    </w:p>
+    <w:p>
+      <w:pPr>
+        <w:rPr>
+          <w:lang w:val="de-DE"/>
+        </w:rPr>
+      </w:pPr>
+      <w:r>
+        <w:rPr>
+          <w:lang w:val="de-DE"/>
+        </w:rPr>
+        <w:t xml:space="preserve">Abbildung 7: Zustandsautomat des </w:t>
+      </w:r>
+      <w:proofErr w:type="spellStart"/>
+      <w:r>
+        <w:rPr>
+          <w:lang w:val="de-DE"/>
+        </w:rPr>
+        <w:t>object_follower</w:t>
+      </w:r>
+      <w:proofErr w:type="spellEnd"/>
+      <w:r>
+        <w:rPr>
+          <w:lang w:val="de-DE"/>
+        </w:rPr>
+        <w:t>. Die gestrichelte Umrandung fasst die Zustände zusammen, aus denen ein Versuch abgebrochen werden kann, bevor der Greifer den Klotz hält.</w:t>
+      </w:r>
+    </w:p>
+    <w:p>
+      <w:pPr>
+        <w:rPr>
+          <w:lang w:val="de-DE"/>
+        </w:rPr>
+      </w:pPr>
+      <w:r>
+        <w:rPr>
+          <w:lang w:val="de-DE"/>
+        </w:rPr>
+        <w:t xml:space="preserve">Abbildung 8: Interface Streamer im Betrieb mit </w:t>
+      </w:r>
+      <w:proofErr w:type="spellStart"/>
+      <w:r>
+        <w:rPr>
+          <w:lang w:val="de-DE"/>
+        </w:rPr>
+        <w:t>Debug</w:t>
+      </w:r>
+      <w:proofErr w:type="spellEnd"/>
+      <w:r>
+        <w:rPr>
+          <w:lang w:val="de-DE"/>
+        </w:rPr>
+        <w:t xml:space="preserve">-Bild der Basiskamera, Follower-Zustand, Ziel, Regelabweichungen und </w:t>
+      </w:r>
+      <w:proofErr w:type="spellStart"/>
+      <w:r>
+        <w:rPr>
+          <w:lang w:val="de-DE"/>
+        </w:rPr>
+        <w:t>Trackübersicht</w:t>
+      </w:r>
+      <w:proofErr w:type="spellEnd"/>
+      <w:r>
+        <w:rPr>
+          <w:lang w:val="de-DE"/>
+        </w:rPr>
+        <w:t>.</w:t>
+      </w:r>
+    </w:p>
+    <w:p>
+      <w:pPr>
+        <w:rPr>
+          <w:lang w:val="de-DE"/>
+        </w:rPr>
+      </w:pPr>
+      <w:r>
+        <w:rPr>
+          <w:lang w:val="de-DE"/>
+        </w:rPr>
+        <w:t xml:space="preserve">Abbildung 9: </w:t>
+      </w:r>
+      <w:proofErr w:type="spellStart"/>
+      <w:r>
+        <w:rPr>
+          <w:lang w:val="de-DE"/>
+        </w:rPr>
+        <w:t>Debug</w:t>
+      </w:r>
+      <w:proofErr w:type="spellEnd"/>
+      <w:r>
+        <w:rPr>
+          <w:lang w:val="de-DE"/>
+        </w:rPr>
+        <w:t>-Bild der Basiskamera mit den erkannten Objekten ID 10 und ID 11, deren Farben und dem für die Detektion verwendeten Bildausschnitt (ROI).</w:t>
+      </w:r>
+    </w:p>
+    <w:p>
+      <w:pPr>
+        <w:rPr>
+          <w:lang w:val="de-DE"/>
+        </w:rPr>
+      </w:pPr>
+      <w:r>
+        <w:rPr>
+          <w:lang w:val="de-DE"/>
+        </w:rPr>
+        <w:t xml:space="preserve">Abbildung 10: </w:t>
+      </w:r>
+      <w:proofErr w:type="spellStart"/>
+      <w:r>
+        <w:rPr>
+          <w:lang w:val="de-DE"/>
+        </w:rPr>
+        <w:t>AprilGrid</w:t>
+      </w:r>
+      <w:proofErr w:type="spellEnd"/>
+      <w:r>
+        <w:rPr>
+          <w:lang w:val="de-DE"/>
+        </w:rPr>
+        <w:t>-Kalibrierboard im Greifer in der Startpose, aufgenommen von der Basiskamera (</w:t>
+      </w:r>
+      <w:proofErr w:type="spellStart"/>
+      <w:r>
+        <w:rPr>
+          <w:lang w:val="de-DE"/>
+        </w:rPr>
+        <w:t>Graubild</w:t>
+      </w:r>
+      <w:proofErr w:type="spellEnd"/>
+      <w:r>
+        <w:rPr>
+          <w:lang w:val="de-DE"/>
+        </w:rPr>
+        <w:t xml:space="preserve"> der Farbkamera, 0,53 m Abstand).</w:t>
       </w:r>
     </w:p>
     <w:p>
@@ -14208,33 +18294,131 @@
         <w:rPr>
           <w:lang w:val="de-DE"/>
         </w:rPr>
-        <w:t>Abbildung 15: AICA-Ausschnitt der Zielauswahl und Diagnose mit Priority Handler, Data Tracker, Interface Streamer und Hardware Interface.</w:t>
-      </w:r>
-    </w:p>
-    <w:p>
-      <w:pPr>
-        <w:rPr>
-          <w:lang w:val="de-DE"/>
-        </w:rPr>
-      </w:pPr>
-      <w:r>
-        <w:rPr>
-          <w:lang w:val="de-DE"/>
-        </w:rPr>
-        <w:t>Abbildung 16: AICA-Ausschnitt des Greifablaufs mit Robotiq Gripper, Object Follower und Signal Point Attractor.</w:t>
-      </w:r>
-    </w:p>
-    <w:p>
-      <w:pPr>
-        <w:rPr>
-          <w:lang w:val="de-DE"/>
-        </w:rPr>
-      </w:pPr>
-      <w:r>
-        <w:rPr>
-          <w:lang w:val="de-DE"/>
-        </w:rPr>
-        <w:t>Abbildung 17: AICA-Ausschnitt der Bewegungsregelung mit Priority Handler, Object Follower, Signal Point Attractor und Hardware Interface mit IK Velocity Controller.</w:t>
+        <w:t xml:space="preserve">Abbildung 15: AICA-Ausschnitt der Zielauswahl und Diagnose mit </w:t>
+      </w:r>
+      <w:proofErr w:type="spellStart"/>
+      <w:r>
+        <w:rPr>
+          <w:lang w:val="de-DE"/>
+        </w:rPr>
+        <w:t>Priority</w:t>
+      </w:r>
+      <w:proofErr w:type="spellEnd"/>
+      <w:r>
+        <w:rPr>
+          <w:lang w:val="de-DE"/>
+        </w:rPr>
+        <w:t xml:space="preserve"> Handler, Data Tracker, Interface Streamer und Hardware Interface.</w:t>
+      </w:r>
+    </w:p>
+    <w:p>
+      <w:pPr>
+        <w:rPr>
+          <w:lang w:val="de-DE"/>
+        </w:rPr>
+      </w:pPr>
+      <w:r>
+        <w:rPr>
+          <w:lang w:val="de-DE"/>
+        </w:rPr>
+        <w:t xml:space="preserve">Abbildung 16: AICA-Ausschnitt des Greifablaufs mit </w:t>
+      </w:r>
+      <w:proofErr w:type="spellStart"/>
+      <w:r>
+        <w:rPr>
+          <w:lang w:val="de-DE"/>
+        </w:rPr>
+        <w:t>Robotiq</w:t>
+      </w:r>
+      <w:proofErr w:type="spellEnd"/>
+      <w:r>
+        <w:rPr>
+          <w:lang w:val="de-DE"/>
+        </w:rPr>
+        <w:t xml:space="preserve"> Gripper, </w:t>
+      </w:r>
+      <w:proofErr w:type="spellStart"/>
+      <w:r>
+        <w:rPr>
+          <w:lang w:val="de-DE"/>
+        </w:rPr>
+        <w:t>Object</w:t>
+      </w:r>
+      <w:proofErr w:type="spellEnd"/>
+      <w:r>
+        <w:rPr>
+          <w:lang w:val="de-DE"/>
+        </w:rPr>
+        <w:t xml:space="preserve"> Follower und Signal Point </w:t>
+      </w:r>
+      <w:proofErr w:type="spellStart"/>
+      <w:r>
+        <w:rPr>
+          <w:lang w:val="de-DE"/>
+        </w:rPr>
+        <w:t>Attractor</w:t>
+      </w:r>
+      <w:proofErr w:type="spellEnd"/>
+      <w:r>
+        <w:rPr>
+          <w:lang w:val="de-DE"/>
+        </w:rPr>
+        <w:t>.</w:t>
+      </w:r>
+    </w:p>
+    <w:p>
+      <w:pPr>
+        <w:rPr>
+          <w:lang w:val="de-DE"/>
+        </w:rPr>
+      </w:pPr>
+      <w:r>
+        <w:rPr>
+          <w:lang w:val="de-DE"/>
+        </w:rPr>
+        <w:t xml:space="preserve">Abbildung 17: AICA-Ausschnitt der Bewegungsregelung mit </w:t>
+      </w:r>
+      <w:proofErr w:type="spellStart"/>
+      <w:r>
+        <w:rPr>
+          <w:lang w:val="de-DE"/>
+        </w:rPr>
+        <w:t>Priority</w:t>
+      </w:r>
+      <w:proofErr w:type="spellEnd"/>
+      <w:r>
+        <w:rPr>
+          <w:lang w:val="de-DE"/>
+        </w:rPr>
+        <w:t xml:space="preserve"> Handler, </w:t>
+      </w:r>
+      <w:proofErr w:type="spellStart"/>
+      <w:r>
+        <w:rPr>
+          <w:lang w:val="de-DE"/>
+        </w:rPr>
+        <w:t>Object</w:t>
+      </w:r>
+      <w:proofErr w:type="spellEnd"/>
+      <w:r>
+        <w:rPr>
+          <w:lang w:val="de-DE"/>
+        </w:rPr>
+        <w:t xml:space="preserve"> Follower, Signal Point </w:t>
+      </w:r>
+      <w:proofErr w:type="spellStart"/>
+      <w:r>
+        <w:rPr>
+          <w:lang w:val="de-DE"/>
+        </w:rPr>
+        <w:t>Attractor</w:t>
+      </w:r>
+      <w:proofErr w:type="spellEnd"/>
+      <w:r>
+        <w:rPr>
+          <w:lang w:val="de-DE"/>
+        </w:rPr>
+        <w:t xml:space="preserve"> und Hardware Interface mit IK Velocity Controller.</w:t>
       </w:r>
     </w:p>
     <w:p>
@@ -14388,7 +18572,49 @@
         <w:rPr>
           <w:lang w:val="de-DE"/>
         </w:rPr>
-        <w:t>[3] RealSense, *Intel RealSense LiDAR Camera L515 Datasheet*, Rev. 003. [Online]. Verfügbar: &lt;https://realsenseai.com/wp-content/uploads/2025/06/Intel_RealSense_LiDAR_L515_Datasheet_Rev003.pdf&gt;.</w:t>
+        <w:t xml:space="preserve">[3] </w:t>
+      </w:r>
+      <w:proofErr w:type="spellStart"/>
+      <w:r>
+        <w:rPr>
+          <w:lang w:val="de-DE"/>
+        </w:rPr>
+        <w:t>RealSense</w:t>
+      </w:r>
+      <w:proofErr w:type="spellEnd"/>
+      <w:r>
+        <w:rPr>
+          <w:lang w:val="de-DE"/>
+        </w:rPr>
+        <w:t xml:space="preserve">, *Intel </w:t>
+      </w:r>
+      <w:proofErr w:type="spellStart"/>
+      <w:r>
+        <w:rPr>
+          <w:lang w:val="de-DE"/>
+        </w:rPr>
+        <w:t>RealSense</w:t>
+      </w:r>
+      <w:proofErr w:type="spellEnd"/>
+      <w:r>
+        <w:rPr>
+          <w:lang w:val="de-DE"/>
+        </w:rPr>
+        <w:t xml:space="preserve"> LiDAR </w:t>
+      </w:r>
+      <w:proofErr w:type="spellStart"/>
+      <w:r>
+        <w:rPr>
+          <w:lang w:val="de-DE"/>
+        </w:rPr>
+        <w:t>Camera</w:t>
+      </w:r>
+      <w:proofErr w:type="spellEnd"/>
+      <w:r>
+        <w:rPr>
+          <w:lang w:val="de-DE"/>
+        </w:rPr>
+        <w:t xml:space="preserve"> L515 Datasheet*, Rev. 003. [Online]. Verfügbar: &lt;https://realsenseai.com/wp-content/uploads/2025/06/Intel_RealSense_LiDAR_L515_Datasheet_Rev003.pdf&gt;.</w:t>
       </w:r>
     </w:p>
     <w:p>
@@ -14478,7 +18704,15 @@
         </w:rPr>
       </w:pPr>
       <w:r>
-        <w:t xml:space="preserve">[9] Robotiq, *Specifications, 2F-85 and 2F-140 Instruction Manual*. </w:t>
+        <w:t xml:space="preserve">[9] </w:t>
+      </w:r>
+      <w:proofErr w:type="spellStart"/>
+      <w:r>
+        <w:t>Robotiq</w:t>
+      </w:r>
+      <w:proofErr w:type="spellEnd"/>
+      <w:r>
+        <w:t xml:space="preserve">, *Specifications, 2F-85 and 2F-140 Instruction Manual*. </w:t>
       </w:r>
       <w:r>
         <w:rPr>
@@ -14494,7 +18728,15 @@
         </w:rPr>
       </w:pPr>
       <w:r>
-        <w:t xml:space="preserve">[10] Robotiq, *2F-85 &amp; 2F-140 Instruction Manual*. </w:t>
+        <w:t xml:space="preserve">[10] </w:t>
+      </w:r>
+      <w:proofErr w:type="spellStart"/>
+      <w:r>
+        <w:t>Robotiq</w:t>
+      </w:r>
+      <w:proofErr w:type="spellEnd"/>
+      <w:r>
+        <w:t xml:space="preserve">, *2F-85 &amp; 2F-140 Instruction Manual*. </w:t>
       </w:r>
       <w:r>
         <w:rPr>
@@ -14514,72 +18756,156 @@
           <w:lang w:val="de-DE"/>
         </w:rPr>
         <w:lastRenderedPageBreak/>
-        <w:t>[11] Projektgruppe Robotertetris, „Versuchsaufbau, Förderband und Klötze“, interne Projektunterlagen und Arbeitsgespräch, 30.09.2026.</w:t>
-      </w:r>
-    </w:p>
-    <w:p>
-      <w:pPr>
-        <w:rPr>
-          <w:lang w:val="de-DE"/>
-        </w:rPr>
-      </w:pPr>
-      <w:r>
-        <w:rPr>
-          <w:lang w:val="de-DE"/>
-        </w:rPr>
-        <w:t>[12] Projektgruppe Robotertetris, „Konfiguration der Basiskamera“, interne Projektdokumentation und Komponentenplan, Stand 28.09.2026.</w:t>
-      </w:r>
-    </w:p>
-    <w:p>
-      <w:pPr>
-        <w:rPr>
-          <w:lang w:val="de-DE"/>
-        </w:rPr>
-      </w:pPr>
-      <w:r>
-        <w:rPr>
-          <w:lang w:val="de-DE"/>
-        </w:rPr>
-        <w:t>[13] Projektgruppe Robotertetris, „Einbindung der Roboterkamera“, Komponentenplan und Arbeitsgespräch, 30.09.2026.</w:t>
-      </w:r>
-    </w:p>
-    <w:p>
-      <w:pPr>
-        <w:rPr>
-          <w:lang w:val="de-DE"/>
-        </w:rPr>
-      </w:pPr>
-      <w:r>
-        <w:rPr>
-          <w:lang w:val="de-DE"/>
-        </w:rPr>
-        <w:t>[14] Projektgruppe Robotertetris, „Bezugssysteme“, *Systemgraph*, *Architekturentscheidungen* und Projektdokumentation, Stand 28.09.2026.</w:t>
-      </w:r>
-    </w:p>
-    <w:p>
-      <w:pPr>
-        <w:rPr>
-          <w:lang w:val="de-DE"/>
-        </w:rPr>
-      </w:pPr>
-      <w:r>
-        <w:rPr>
-          <w:lang w:val="de-DE"/>
-        </w:rPr>
-        <w:t>[15] Projektgruppe Robotertetris, „Greifgeometrie“, Messwerte am Versuchsaufbau, 15.09.2026.</w:t>
-      </w:r>
-    </w:p>
-    <w:p>
-      <w:pPr>
-        <w:rPr>
-          <w:lang w:val="de-DE"/>
-        </w:rPr>
-      </w:pPr>
-      <w:r>
-        <w:rPr>
-          <w:lang w:val="de-DE"/>
-        </w:rPr>
-        <w:t>[16] Projektgruppe Robotertetris, „Arbeitsraum und Greifzone“, Arbeitsraummessung und Parameterkonfiguration, Stand 28.09.2026.</w:t>
+        <w:t xml:space="preserve">[11] Projektgruppe </w:t>
+      </w:r>
+      <w:proofErr w:type="spellStart"/>
+      <w:r>
+        <w:rPr>
+          <w:lang w:val="de-DE"/>
+        </w:rPr>
+        <w:t>Robotertetris</w:t>
+      </w:r>
+      <w:proofErr w:type="spellEnd"/>
+      <w:r>
+        <w:rPr>
+          <w:lang w:val="de-DE"/>
+        </w:rPr>
+        <w:t>, „Versuchsaufbau, Förderband und Klötze“, interne Projektunterlagen und Arbeitsgespräch, 30.09.2026.</w:t>
+      </w:r>
+    </w:p>
+    <w:p>
+      <w:pPr>
+        <w:rPr>
+          <w:lang w:val="de-DE"/>
+        </w:rPr>
+      </w:pPr>
+      <w:r>
+        <w:rPr>
+          <w:lang w:val="de-DE"/>
+        </w:rPr>
+        <w:t xml:space="preserve">[12] Projektgruppe </w:t>
+      </w:r>
+      <w:proofErr w:type="spellStart"/>
+      <w:r>
+        <w:rPr>
+          <w:lang w:val="de-DE"/>
+        </w:rPr>
+        <w:t>Robotertetris</w:t>
+      </w:r>
+      <w:proofErr w:type="spellEnd"/>
+      <w:r>
+        <w:rPr>
+          <w:lang w:val="de-DE"/>
+        </w:rPr>
+        <w:t>, „Konfiguration der Basiskamera“, interne Projektdokumentation und Komponentenplan, Stand 28.09.2026.</w:t>
+      </w:r>
+    </w:p>
+    <w:p>
+      <w:pPr>
+        <w:rPr>
+          <w:lang w:val="de-DE"/>
+        </w:rPr>
+      </w:pPr>
+      <w:r>
+        <w:rPr>
+          <w:lang w:val="de-DE"/>
+        </w:rPr>
+        <w:t xml:space="preserve">[13] Projektgruppe </w:t>
+      </w:r>
+      <w:proofErr w:type="spellStart"/>
+      <w:r>
+        <w:rPr>
+          <w:lang w:val="de-DE"/>
+        </w:rPr>
+        <w:t>Robotertetris</w:t>
+      </w:r>
+      <w:proofErr w:type="spellEnd"/>
+      <w:r>
+        <w:rPr>
+          <w:lang w:val="de-DE"/>
+        </w:rPr>
+        <w:t>, „Einbindung der Roboterkamera“, Komponentenplan und Arbeitsgespräch, 30.09.2026.</w:t>
+      </w:r>
+    </w:p>
+    <w:p>
+      <w:pPr>
+        <w:rPr>
+          <w:lang w:val="de-DE"/>
+        </w:rPr>
+      </w:pPr>
+      <w:r>
+        <w:rPr>
+          <w:lang w:val="de-DE"/>
+        </w:rPr>
+        <w:t xml:space="preserve">[14] Projektgruppe </w:t>
+      </w:r>
+      <w:proofErr w:type="spellStart"/>
+      <w:r>
+        <w:rPr>
+          <w:lang w:val="de-DE"/>
+        </w:rPr>
+        <w:t>Robotertetris</w:t>
+      </w:r>
+      <w:proofErr w:type="spellEnd"/>
+      <w:r>
+        <w:rPr>
+          <w:lang w:val="de-DE"/>
+        </w:rPr>
+        <w:t>, „Bezugssysteme“, *Systemgraph*, *Architekturentscheidungen* und Projektdokumentation, Stand 28.09.2026.</w:t>
+      </w:r>
+    </w:p>
+    <w:p>
+      <w:pPr>
+        <w:rPr>
+          <w:lang w:val="de-DE"/>
+        </w:rPr>
+      </w:pPr>
+      <w:r>
+        <w:rPr>
+          <w:lang w:val="de-DE"/>
+        </w:rPr>
+        <w:t xml:space="preserve">[15] Projektgruppe </w:t>
+      </w:r>
+      <w:proofErr w:type="spellStart"/>
+      <w:r>
+        <w:rPr>
+          <w:lang w:val="de-DE"/>
+        </w:rPr>
+        <w:t>Robotertetris</w:t>
+      </w:r>
+      <w:proofErr w:type="spellEnd"/>
+      <w:r>
+        <w:rPr>
+          <w:lang w:val="de-DE"/>
+        </w:rPr>
+        <w:t>, „Greifgeometrie“, Messwerte am Versuchsaufbau, 15.09.2026.</w:t>
+      </w:r>
+    </w:p>
+    <w:p>
+      <w:pPr>
+        <w:rPr>
+          <w:lang w:val="de-DE"/>
+        </w:rPr>
+      </w:pPr>
+      <w:r>
+        <w:rPr>
+          <w:lang w:val="de-DE"/>
+        </w:rPr>
+        <w:t xml:space="preserve">[16] Projektgruppe </w:t>
+      </w:r>
+      <w:proofErr w:type="spellStart"/>
+      <w:r>
+        <w:rPr>
+          <w:lang w:val="de-DE"/>
+        </w:rPr>
+        <w:t>Robotertetris</w:t>
+      </w:r>
+      <w:proofErr w:type="spellEnd"/>
+      <w:r>
+        <w:rPr>
+          <w:lang w:val="de-DE"/>
+        </w:rPr>
+        <w:t>, „Arbeitsraum und Greifzone“, Arbeitsraummessung und Parameterkonfiguration, Stand 28.09.2026.</w:t>
       </w:r>
     </w:p>
     <w:p>
@@ -14621,7 +18947,21 @@
         <w:rPr>
           <w:lang w:val="de-DE"/>
         </w:rPr>
-        <w:t>[19] Projektgruppe Robotertetris, „Softwareumgebung und Datenverträge“, Projektdokumentation und Systemgraph, Stand 28.09.2026.</w:t>
+        <w:t xml:space="preserve">[19] Projektgruppe </w:t>
+      </w:r>
+      <w:proofErr w:type="spellStart"/>
+      <w:r>
+        <w:rPr>
+          <w:lang w:val="de-DE"/>
+        </w:rPr>
+        <w:t>Robotertetris</w:t>
+      </w:r>
+      <w:proofErr w:type="spellEnd"/>
+      <w:r>
+        <w:rPr>
+          <w:lang w:val="de-DE"/>
+        </w:rPr>
+        <w:t>, „Softwareumgebung und Datenverträge“, Projektdokumentation und Systemgraph, Stand 28.09.2026.</w:t>
       </w:r>
     </w:p>
     <w:p>
@@ -14647,30 +18987,94 @@
         <w:rPr>
           <w:lang w:val="de-DE"/>
         </w:rPr>
-        <w:t>[21] Projektgruppe Robotertetris, „Greifablauf“, Systemgraph, Architekturentscheidungen, Datenverträge und Implementierung des finalen Builds, Stand 28.09.2026.</w:t>
-      </w:r>
-    </w:p>
-    <w:p>
-      <w:pPr>
-        <w:rPr>
-          <w:lang w:val="de-DE"/>
-        </w:rPr>
-      </w:pPr>
-      <w:r>
-        <w:rPr>
-          <w:lang w:val="de-DE"/>
-        </w:rPr>
-        <w:t>[22] Projektgruppe Robotertetris, „Inbetriebnahme und Optimierung“, Architekturentscheidungen, Systemgraph und Konfiguration des finalen Builds, Stand 28.09.2026.</w:t>
-      </w:r>
-    </w:p>
-    <w:p>
-      <w:pPr>
-        <w:rPr>
-          <w:lang w:val="de-DE"/>
-        </w:rPr>
-      </w:pPr>
-      <w:r>
-        <w:t xml:space="preserve">[23] MathWorks, *What Is Robot Hand-Eye Calibration?* </w:t>
+        <w:t xml:space="preserve">[21] Projektgruppe </w:t>
+      </w:r>
+      <w:proofErr w:type="spellStart"/>
+      <w:r>
+        <w:rPr>
+          <w:lang w:val="de-DE"/>
+        </w:rPr>
+        <w:t>Robotertetris</w:t>
+      </w:r>
+      <w:proofErr w:type="spellEnd"/>
+      <w:r>
+        <w:rPr>
+          <w:lang w:val="de-DE"/>
+        </w:rPr>
+        <w:t xml:space="preserve">, „Greifablauf“, Systemgraph, Architekturentscheidungen, Datenverträge und Implementierung des finalen </w:t>
+      </w:r>
+      <w:proofErr w:type="spellStart"/>
+      <w:r>
+        <w:rPr>
+          <w:lang w:val="de-DE"/>
+        </w:rPr>
+        <w:t>Builds</w:t>
+      </w:r>
+      <w:proofErr w:type="spellEnd"/>
+      <w:r>
+        <w:rPr>
+          <w:lang w:val="de-DE"/>
+        </w:rPr>
+        <w:t>, Stand 28.09.2026.</w:t>
+      </w:r>
+    </w:p>
+    <w:p>
+      <w:pPr>
+        <w:rPr>
+          <w:lang w:val="de-DE"/>
+        </w:rPr>
+      </w:pPr>
+      <w:r>
+        <w:rPr>
+          <w:lang w:val="de-DE"/>
+        </w:rPr>
+        <w:t xml:space="preserve">[22] Projektgruppe </w:t>
+      </w:r>
+      <w:proofErr w:type="spellStart"/>
+      <w:r>
+        <w:rPr>
+          <w:lang w:val="de-DE"/>
+        </w:rPr>
+        <w:t>Robotertetris</w:t>
+      </w:r>
+      <w:proofErr w:type="spellEnd"/>
+      <w:r>
+        <w:rPr>
+          <w:lang w:val="de-DE"/>
+        </w:rPr>
+        <w:t xml:space="preserve">, „Inbetriebnahme und Optimierung“, Architekturentscheidungen, Systemgraph und Konfiguration des finalen </w:t>
+      </w:r>
+      <w:proofErr w:type="spellStart"/>
+      <w:r>
+        <w:rPr>
+          <w:lang w:val="de-DE"/>
+        </w:rPr>
+        <w:t>Builds</w:t>
+      </w:r>
+      <w:proofErr w:type="spellEnd"/>
+      <w:r>
+        <w:rPr>
+          <w:lang w:val="de-DE"/>
+        </w:rPr>
+        <w:t>, Stand 28.09.2026.</w:t>
+      </w:r>
+    </w:p>
+    <w:p>
+      <w:pPr>
+        <w:rPr>
+          <w:lang w:val="de-DE"/>
+        </w:rPr>
+      </w:pPr>
+      <w:r>
+        <w:t xml:space="preserve">[23] MathWorks, *What Is Robot Hand-Eye </w:t>
+      </w:r>
+      <w:proofErr w:type="gramStart"/>
+      <w:r>
+        <w:t>Calibration?*</w:t>
+      </w:r>
+      <w:proofErr w:type="gramEnd"/>
+      <w:r>
+        <w:t xml:space="preserve"> </w:t>
       </w:r>
       <w:r>
         <w:rPr>
@@ -14697,18 +19101,66 @@
     </w:p>
     <w:p>
       <w:r>
-        <w:t>[25] J. Wang and E. Olson, “AprilTag 2: Efficient and robust fiducial detection,” in *IEEE/RSJ Int. Conf. Intelligent Robots and Systems*, 2016, pp. 4193–4198, doi: 10.1109/IROS.2016.7759617.</w:t>
-      </w:r>
-    </w:p>
-    <w:p>
-      <w:r>
-        <w:t>[26] R. Y. Tsai and R. K. Lenz, “A new technique for fully autonomous and efficient 3D robotics hand/eye calibration,” *IEEE Trans. Robot. Autom.*, vol. 5, no. 3, pp. 345–358, 1989, doi: 10.1109/70.34770.</w:t>
+        <w:t>[25] J. Wang and E. Olson, “</w:t>
+      </w:r>
+      <w:proofErr w:type="spellStart"/>
+      <w:r>
+        <w:t>AprilTag</w:t>
+      </w:r>
+      <w:proofErr w:type="spellEnd"/>
+      <w:r>
+        <w:t xml:space="preserve"> 2: Efficient and robust fiducial detection,” in *IEEE/RSJ Int. Conf. Intelligent Robots and Systems*, 2016, pp. 4193–4198, </w:t>
+      </w:r>
+      <w:proofErr w:type="spellStart"/>
+      <w:r>
+        <w:t>doi</w:t>
+      </w:r>
+      <w:proofErr w:type="spellEnd"/>
+      <w:r>
+        <w:t>: 10.1109/IROS.2016.7759617.</w:t>
+      </w:r>
+    </w:p>
+    <w:p>
+      <w:r>
+        <w:t xml:space="preserve">[26] R. Y. Tsai and R. K. Lenz, “A new technique for fully autonomous and efficient 3D robotics hand/eye calibration,” *IEEE Trans. Robot. </w:t>
+      </w:r>
+      <w:proofErr w:type="gramStart"/>
+      <w:r>
+        <w:t>Autom.*</w:t>
+      </w:r>
+      <w:proofErr w:type="gramEnd"/>
+      <w:r>
+        <w:t xml:space="preserve">, vol. 5, no. 3, pp. 345–358, 1989, </w:t>
+      </w:r>
+      <w:proofErr w:type="spellStart"/>
+      <w:r>
+        <w:t>doi</w:t>
+      </w:r>
+      <w:proofErr w:type="spellEnd"/>
+      <w:r>
+        <w:t>: 10.1109/70.34770.</w:t>
       </w:r>
     </w:p>
     <w:p>
       <w:r>
         <w:lastRenderedPageBreak/>
-        <w:t>[27] F. C. Park and B. J. Martin, “Robot sensor calibration: Solving AX = XB on the Euclidean group,” *IEEE Trans. Robot. Autom.*, vol. 10, no. 5, pp. 717–721, 1994, doi: 10.1109/70.326576.</w:t>
+        <w:t xml:space="preserve">[27] F. C. Park and B. J. Martin, “Robot sensor calibration: Solving AX = XB on the Euclidean group,” *IEEE Trans. Robot. </w:t>
+      </w:r>
+      <w:proofErr w:type="gramStart"/>
+      <w:r>
+        <w:t>Autom.*</w:t>
+      </w:r>
+      <w:proofErr w:type="gramEnd"/>
+      <w:r>
+        <w:t xml:space="preserve">, vol. 10, no. 5, pp. 717–721, 1994, </w:t>
+      </w:r>
+      <w:proofErr w:type="spellStart"/>
+      <w:r>
+        <w:t>doi</w:t>
+      </w:r>
+      <w:proofErr w:type="spellEnd"/>
+      <w:r>
+        <w:t>: 10.1109/70.326576.</w:t>
       </w:r>
     </w:p>
     <w:p>
@@ -14737,7 +19189,21 @@
         <w:rPr>
           <w:lang w:val="de-DE"/>
         </w:rPr>
-        <w:t>[29] Projektgruppe Robotertetris, „Kalibrierung der Basiskamera“, Architekturentscheidungen und Messdaten, 25. und 28.09.2026.</w:t>
+        <w:t xml:space="preserve">[29] Projektgruppe </w:t>
+      </w:r>
+      <w:proofErr w:type="spellStart"/>
+      <w:r>
+        <w:rPr>
+          <w:lang w:val="de-DE"/>
+        </w:rPr>
+        <w:t>Robotertetris</w:t>
+      </w:r>
+      <w:proofErr w:type="spellEnd"/>
+      <w:r>
+        <w:rPr>
+          <w:lang w:val="de-DE"/>
+        </w:rPr>
+        <w:t>, „Kalibrierung der Basiskamera“, Architekturentscheidungen und Messdaten, 25. und 28.09.2026.</w:t>
       </w:r>
     </w:p>
     <w:p>
@@ -14763,7 +19229,15 @@
         </w:rPr>
       </w:pPr>
       <w:r>
-        <w:t xml:space="preserve">[31] OpenCV, *Detection of ChArUco Boards*. </w:t>
+        <w:t xml:space="preserve">[31] OpenCV, *Detection of </w:t>
+      </w:r>
+      <w:proofErr w:type="spellStart"/>
+      <w:r>
+        <w:t>ChArUco</w:t>
+      </w:r>
+      <w:proofErr w:type="spellEnd"/>
+      <w:r>
+        <w:t xml:space="preserve"> Boards*. </w:t>
       </w:r>
       <w:r>
         <w:rPr>
@@ -14782,7 +19256,21 @@
         <w:rPr>
           <w:lang w:val="de-DE"/>
         </w:rPr>
-        <w:t>[32] Projektgruppe Robotertetris, „Entwicklungsabnahme“, Architekturentscheidungen, Greiflauf-Log der Basiskamera-Kalibrierung und Beobachtungen am Aufbau, 24.–28.09.2026.</w:t>
+        <w:t xml:space="preserve">[32] Projektgruppe </w:t>
+      </w:r>
+      <w:proofErr w:type="spellStart"/>
+      <w:r>
+        <w:rPr>
+          <w:lang w:val="de-DE"/>
+        </w:rPr>
+        <w:t>Robotertetris</w:t>
+      </w:r>
+      <w:proofErr w:type="spellEnd"/>
+      <w:r>
+        <w:rPr>
+          <w:lang w:val="de-DE"/>
+        </w:rPr>
+        <w:t>, „Entwicklungsabnahme“, Architekturentscheidungen, Greiflauf-Log der Basiskamera-Kalibrierung und Beobachtungen am Aufbau, 24.–28.09.2026.</w:t>
       </w:r>
     </w:p>
     <w:p>
@@ -14803,11 +19291,13 @@
         <w:pStyle w:val="berschrift1"/>
       </w:pPr>
       <w:bookmarkStart w:id="121" w:name="_Toc241704929"/>
+      <w:proofErr w:type="spellStart"/>
       <w:r>
         <w:lastRenderedPageBreak/>
         <w:t>Anhang</w:t>
       </w:r>
       <w:bookmarkEnd w:id="121"/>
+      <w:proofErr w:type="spellEnd"/>
     </w:p>
     <w:p>
       <w:pPr>
@@ -14815,9 +19305,14 @@
       </w:pPr>
       <w:bookmarkStart w:id="122" w:name="_Toc241704930"/>
       <w:r>
-        <w:t>AICA-Anwendung</w:t>
+        <w:t>AICA-</w:t>
+      </w:r>
+      <w:proofErr w:type="spellStart"/>
+      <w:r>
+        <w:t>Anwendung</w:t>
       </w:r>
       <w:bookmarkEnd w:id="122"/>
+      <w:proofErr w:type="spellEnd"/>
     </w:p>
     <w:p>
       <w:pPr>
@@ -14996,7 +19491,21 @@
         <w:rPr>
           <w:lang w:val="de-DE"/>
         </w:rPr>
-        <w:t>Abbildung 15: AICA-Ausschnitt der Zielauswahl und Diagnose mit Priority Handler, Data Tracker, Interface Streamer und Hardware Interface.</w:t>
+        <w:t xml:space="preserve">Abbildung 15: AICA-Ausschnitt der Zielauswahl und Diagnose mit </w:t>
+      </w:r>
+      <w:proofErr w:type="spellStart"/>
+      <w:r>
+        <w:rPr>
+          <w:lang w:val="de-DE"/>
+        </w:rPr>
+        <w:t>Priority</w:t>
+      </w:r>
+      <w:proofErr w:type="spellEnd"/>
+      <w:r>
+        <w:rPr>
+          <w:lang w:val="de-DE"/>
+        </w:rPr>
+        <w:t xml:space="preserve"> Handler, Data Tracker, Interface Streamer und Hardware Interface.</w:t>
       </w:r>
     </w:p>
     <w:p>
@@ -15057,7 +19566,49 @@
         <w:rPr>
           <w:lang w:val="de-DE"/>
         </w:rPr>
-        <w:t>Abbildung 16: AICA-Ausschnitt des Greifablaufs mit Robotiq Gripper, Object Follower und Signal Point Attractor.</w:t>
+        <w:t xml:space="preserve">Abbildung 16: AICA-Ausschnitt des Greifablaufs mit </w:t>
+      </w:r>
+      <w:proofErr w:type="spellStart"/>
+      <w:r>
+        <w:rPr>
+          <w:lang w:val="de-DE"/>
+        </w:rPr>
+        <w:t>Robotiq</w:t>
+      </w:r>
+      <w:proofErr w:type="spellEnd"/>
+      <w:r>
+        <w:rPr>
+          <w:lang w:val="de-DE"/>
+        </w:rPr>
+        <w:t xml:space="preserve"> Gripper, </w:t>
+      </w:r>
+      <w:proofErr w:type="spellStart"/>
+      <w:r>
+        <w:rPr>
+          <w:lang w:val="de-DE"/>
+        </w:rPr>
+        <w:t>Object</w:t>
+      </w:r>
+      <w:proofErr w:type="spellEnd"/>
+      <w:r>
+        <w:rPr>
+          <w:lang w:val="de-DE"/>
+        </w:rPr>
+        <w:t xml:space="preserve"> Follower und Signal Point </w:t>
+      </w:r>
+      <w:proofErr w:type="spellStart"/>
+      <w:r>
+        <w:rPr>
+          <w:lang w:val="de-DE"/>
+        </w:rPr>
+        <w:t>Attractor</w:t>
+      </w:r>
+      <w:proofErr w:type="spellEnd"/>
+      <w:r>
+        <w:rPr>
+          <w:lang w:val="de-DE"/>
+        </w:rPr>
+        <w:t>.</w:t>
       </w:r>
     </w:p>
     <w:p>
@@ -15117,7 +19668,49 @@
         <w:rPr>
           <w:lang w:val="de-DE"/>
         </w:rPr>
-        <w:t>Abbildung 17: AICA-Ausschnitt der Bewegungsregelung mit Priority Handler, Object Follower, Signal Point Attractor und Hardware Interface mit IK Velocity Controller.</w:t>
+        <w:t xml:space="preserve">Abbildung 17: AICA-Ausschnitt der Bewegungsregelung mit </w:t>
+      </w:r>
+      <w:proofErr w:type="spellStart"/>
+      <w:r>
+        <w:rPr>
+          <w:lang w:val="de-DE"/>
+        </w:rPr>
+        <w:t>Priority</w:t>
+      </w:r>
+      <w:proofErr w:type="spellEnd"/>
+      <w:r>
+        <w:rPr>
+          <w:lang w:val="de-DE"/>
+        </w:rPr>
+        <w:t xml:space="preserve"> Handler, </w:t>
+      </w:r>
+      <w:proofErr w:type="spellStart"/>
+      <w:r>
+        <w:rPr>
+          <w:lang w:val="de-DE"/>
+        </w:rPr>
+        <w:t>Object</w:t>
+      </w:r>
+      <w:proofErr w:type="spellEnd"/>
+      <w:r>
+        <w:rPr>
+          <w:lang w:val="de-DE"/>
+        </w:rPr>
+        <w:t xml:space="preserve"> Follower, Signal Point </w:t>
+      </w:r>
+      <w:proofErr w:type="spellStart"/>
+      <w:r>
+        <w:rPr>
+          <w:lang w:val="de-DE"/>
+        </w:rPr>
+        <w:t>Attractor</w:t>
+      </w:r>
+      <w:proofErr w:type="spellEnd"/>
+      <w:r>
+        <w:rPr>
+          <w:lang w:val="de-DE"/>
+        </w:rPr>
+        <w:t xml:space="preserve"> und Hardware Interface mit IK Velocity Controller.</w:t>
       </w:r>
     </w:p>
     <w:sectPr>
@@ -15336,8 +19929,29 @@
         </wp:anchor>
       </w:drawing>
     </w:r>
+    <w:proofErr w:type="spellStart"/>
     <w:r>
-      <w:t xml:space="preserve">Projektbericht FuE Roboter-Tetris – </w:t>
+      <w:t>Projektbericht</w:t>
+    </w:r>
+    <w:proofErr w:type="spellEnd"/>
+    <w:r>
+      <w:t xml:space="preserve"> </w:t>
+    </w:r>
+    <w:proofErr w:type="spellStart"/>
+    <w:r>
+      <w:t>FuE</w:t>
+    </w:r>
+    <w:proofErr w:type="spellEnd"/>
+    <w:r>
+      <w:t xml:space="preserve"> </w:t>
+    </w:r>
+    <w:proofErr w:type="spellStart"/>
+    <w:r>
+      <w:t>Roboter</w:t>
+    </w:r>
+    <w:proofErr w:type="spellEnd"/>
+    <w:r>
+      <w:t xml:space="preserve">-Tetris – </w:t>
     </w:r>
     <w:r>
       <w:br/>
@@ -15452,11 +20066,29 @@
         </wp:anchor>
       </w:drawing>
     </w:r>
+    <w:proofErr w:type="spellStart"/>
     <w:r>
-      <w:t xml:space="preserve">Projektbericht FuE </w:t>
+      <w:t>Projektbericht</w:t>
     </w:r>
+    <w:proofErr w:type="spellEnd"/>
     <w:r>
-      <w:t xml:space="preserve">Roboter-Tetris – </w:t>
+      <w:t xml:space="preserve"> </w:t>
+    </w:r>
+    <w:proofErr w:type="spellStart"/>
+    <w:r>
+      <w:t>FuE</w:t>
+    </w:r>
+    <w:proofErr w:type="spellEnd"/>
+    <w:r>
+      <w:t xml:space="preserve"> </w:t>
+    </w:r>
+    <w:proofErr w:type="spellStart"/>
+    <w:r>
+      <w:t>Roboter</w:t>
+    </w:r>
+    <w:proofErr w:type="spellEnd"/>
+    <w:r>
+      <w:t xml:space="preserve">-Tetris – </w:t>
     </w:r>
     <w:r>
       <w:br/>
